--- a/Templates/Contract.docx
+++ b/Templates/Contract.docx
@@ -1,106 +1,44 @@
 
 <file path=word/document.xml><?xml version="1.0" encoding="utf-8"?>
-<w:document xmlns:wpc="http://schemas.microsoft.com/office/word/2010/wordprocessingCanvas" xmlns:cx="http://schemas.microsoft.com/office/drawing/2014/chartex" xmlns:cx1="http://schemas.microsoft.com/office/drawing/2015/9/8/chartex" xmlns:cx2="http://schemas.microsoft.com/office/drawing/2015/10/21/chartex" xmlns:cx3="http://schemas.microsoft.com/office/drawing/2016/5/9/chartex" xmlns:cx4="http://schemas.microsoft.com/office/drawing/2016/5/10/chartex" xmlns:cx5="http://schemas.microsoft.com/office/drawing/2016/5/11/chartex" xmlns:cx6="http://schemas.microsoft.com/office/drawing/2016/5/12/chartex" xmlns:cx7="http://schemas.microsoft.com/office/drawing/2016/5/13/chartex" xmlns:cx8="http://schemas.microsoft.com/office/drawing/2016/5/14/chartex" xmlns:mc="http://schemas.openxmlformats.org/markup-compatibility/2006" xmlns:aink="http://schemas.microsoft.com/office/drawing/2016/ink" xmlns:am3d="http://schemas.microsoft.com/office/drawing/2017/model3d" xmlns:o="urn:schemas-microsoft-com:office:office" xmlns:r="http://schemas.openxmlformats.org/officeDocument/2006/relationships" xmlns:m="http://schemas.openxmlformats.org/officeDocument/2006/math" xmlns:v="urn:schemas-microsoft-com:vml" xmlns:wp14="http://schemas.microsoft.com/office/word/2010/wordprocessingDrawing" xmlns:wp="http://schemas.openxmlformats.org/drawingml/2006/wordprocessingDrawing" xmlns:w10="urn:schemas-microsoft-com:office:word" xmlns:w="http://schemas.openxmlformats.org/wordprocessingml/2006/main" xmlns:w14="http://schemas.microsoft.com/office/word/2010/wordml" xmlns:w15="http://schemas.microsoft.com/office/word/2012/wordml" xmlns:w16cex="http://schemas.microsoft.com/office/word/2018/wordml/cex" xmlns:w16cid="http://schemas.microsoft.com/office/word/2016/wordml/cid" xmlns:w16="http://schemas.microsoft.com/office/word/2018/wordml" xmlns:w16sdtdh="http://schemas.microsoft.com/office/word/2020/wordml/sdtdatahash" xmlns:w16se="http://schemas.microsoft.com/office/word/2015/wordml/symex" xmlns:wpg="http://schemas.microsoft.com/office/word/2010/wordprocessingGroup" xmlns:wpi="http://schemas.microsoft.com/office/word/2010/wordprocessingInk" xmlns:wne="http://schemas.microsoft.com/office/word/2006/wordml" xmlns:wps="http://schemas.microsoft.com/office/word/2010/wordprocessingShape" mc:Ignorable="w14 w15 w16se w16cid w16 w16cex w16sdtdh wp14">
+<w:document xmlns:wpc="http://schemas.microsoft.com/office/word/2010/wordprocessingCanvas" xmlns:cx="http://schemas.microsoft.com/office/drawing/2014/chartex" xmlns:cx1="http://schemas.microsoft.com/office/drawing/2015/9/8/chartex" xmlns:cx2="http://schemas.microsoft.com/office/drawing/2015/10/21/chartex" xmlns:cx3="http://schemas.microsoft.com/office/drawing/2016/5/9/chartex" xmlns:cx4="http://schemas.microsoft.com/office/drawing/2016/5/10/chartex" xmlns:cx5="http://schemas.microsoft.com/office/drawing/2016/5/11/chartex" xmlns:cx6="http://schemas.microsoft.com/office/drawing/2016/5/12/chartex" xmlns:cx7="http://schemas.microsoft.com/office/drawing/2016/5/13/chartex" xmlns:cx8="http://schemas.microsoft.com/office/drawing/2016/5/14/chartex" xmlns:mc="http://schemas.openxmlformats.org/markup-compatibility/2006" xmlns:aink="http://schemas.microsoft.com/office/drawing/2016/ink" xmlns:am3d="http://schemas.microsoft.com/office/drawing/2017/model3d" xmlns:o="urn:schemas-microsoft-com:office:office" xmlns:oel="http://schemas.microsoft.com/office/2019/extlst" xmlns:r="http://schemas.openxmlformats.org/officeDocument/2006/relationships" xmlns:m="http://schemas.openxmlformats.org/officeDocument/2006/math" xmlns:v="urn:schemas-microsoft-com:vml" xmlns:wp14="http://schemas.microsoft.com/office/word/2010/wordprocessingDrawing" xmlns:wp="http://schemas.openxmlformats.org/drawingml/2006/wordprocessingDrawing" xmlns:w10="urn:schemas-microsoft-com:office:word" xmlns:w="http://schemas.openxmlformats.org/wordprocessingml/2006/main" xmlns:w14="http://schemas.microsoft.com/office/word/2010/wordml" xmlns:w15="http://schemas.microsoft.com/office/word/2012/wordml" xmlns:w16cex="http://schemas.microsoft.com/office/word/2018/wordml/cex" xmlns:w16cid="http://schemas.microsoft.com/office/word/2016/wordml/cid" xmlns:w16="http://schemas.microsoft.com/office/word/2018/wordml" xmlns:w16sdtdh="http://schemas.microsoft.com/office/word/2020/wordml/sdtdatahash" xmlns:w16se="http://schemas.microsoft.com/office/word/2015/wordml/symex" xmlns:wpg="http://schemas.microsoft.com/office/word/2010/wordprocessingGroup" xmlns:wpi="http://schemas.microsoft.com/office/word/2010/wordprocessingInk" xmlns:wne="http://schemas.microsoft.com/office/word/2006/wordml" xmlns:wps="http://schemas.microsoft.com/office/word/2010/wordprocessingShape" mc:Ignorable="w14 w15 w16se w16cid w16 w16cex w16sdtdh wp14">
   <w:body>
     <w:p>
       <w:pPr>
         <w:pStyle w:val="1"/>
-        <w:ind w:firstLine="360"/>
+      </w:pPr>
+      <w:r>
+        <w:t>ДОГОВОР № USР-</w:t>
+      </w:r>
+      <w:bookmarkStart w:id="0" w:name="Номер_договора"/>
+      <w:r>
+        <w:t>{</w:t>
+      </w:r>
+      <w:proofErr w:type="spellStart"/>
+      <w:r>
+        <w:t>Contract</w:t>
+      </w:r>
+      <w:r>
+        <w:t>Number</w:t>
+      </w:r>
+      <w:proofErr w:type="spellEnd"/>
+      <w:r>
+        <w:t>}</w:t>
+      </w:r>
+      <w:r>
+        <w:t xml:space="preserve"> </w:t>
+      </w:r>
+      <w:bookmarkEnd w:id="0"/>
+    </w:p>
+    <w:p>
+      <w:pPr>
         <w:jc w:val="center"/>
         <w:rPr>
-          <w:rFonts w:ascii="Times New Roman" w:hAnsi="Times New Roman" w:cs="Times New Roman"/>
-          <w:sz w:val="22"/>
-          <w:szCs w:val="22"/>
-        </w:rPr>
-      </w:pPr>
-      <w:r>
-        <w:rPr>
-          <w:rFonts w:ascii="Times New Roman" w:hAnsi="Times New Roman" w:cs="Times New Roman"/>
-          <w:sz w:val="22"/>
-          <w:szCs w:val="22"/>
-        </w:rPr>
-        <w:t xml:space="preserve">ДОГОВОР № </w:t>
-      </w:r>
-      <w:r>
-        <w:rPr>
-          <w:rFonts w:ascii="Times New Roman" w:hAnsi="Times New Roman" w:cs="Times New Roman"/>
-          <w:sz w:val="22"/>
-          <w:szCs w:val="22"/>
-          <w:lang w:val="en-US"/>
-        </w:rPr>
-        <w:t>US</w:t>
-      </w:r>
-      <w:r>
-        <w:rPr>
-          <w:rFonts w:ascii="Times New Roman" w:hAnsi="Times New Roman" w:cs="Times New Roman"/>
-          <w:sz w:val="22"/>
-          <w:szCs w:val="22"/>
-        </w:rPr>
-        <w:t>Р-</w:t>
-      </w:r>
-      <w:bookmarkStart w:id="0" w:name="Номер_договора"/>
-      <w:r>
-        <w:rPr>
-          <w:rFonts w:ascii="Times New Roman" w:hAnsi="Times New Roman" w:cs="Times New Roman"/>
-          <w:sz w:val="22"/>
-          <w:szCs w:val="22"/>
-        </w:rPr>
-        <w:t>{</w:t>
-      </w:r>
-      <w:proofErr w:type="spellStart"/>
-      <w:r>
-        <w:rPr>
-          <w:rFonts w:ascii="Times New Roman" w:hAnsi="Times New Roman" w:cs="Times New Roman"/>
-          <w:sz w:val="22"/>
-          <w:szCs w:val="22"/>
-          <w:lang w:val="en-US"/>
-        </w:rPr>
-        <w:t>Contract</w:t>
-      </w:r>
-      <w:r>
-        <w:rPr>
-          <w:rFonts w:ascii="Times New Roman" w:hAnsi="Times New Roman" w:cs="Times New Roman"/>
-          <w:sz w:val="22"/>
-          <w:szCs w:val="22"/>
-          <w:lang w:val="en-US"/>
-        </w:rPr>
-        <w:t>Number</w:t>
-      </w:r>
-      <w:proofErr w:type="spellEnd"/>
-      <w:r>
-        <w:rPr>
-          <w:rFonts w:ascii="Times New Roman" w:hAnsi="Times New Roman" w:cs="Times New Roman"/>
-          <w:sz w:val="22"/>
-          <w:szCs w:val="22"/>
-        </w:rPr>
-        <w:t>}</w:t>
-      </w:r>
-      <w:r>
-        <w:rPr>
-          <w:rFonts w:ascii="Times New Roman" w:hAnsi="Times New Roman" w:cs="Times New Roman"/>
-          <w:sz w:val="22"/>
-          <w:szCs w:val="22"/>
-          <w:u w:val="single"/>
-        </w:rPr>
-        <w:t xml:space="preserve"> </w:t>
-      </w:r>
-      <w:bookmarkEnd w:id="0"/>
-    </w:p>
-    <w:p>
-      <w:pPr>
-        <w:pStyle w:val="3"/>
-        <w:ind w:left="0" w:firstLine="360"/>
-        <w:rPr>
-          <w:rFonts w:ascii="Times New Roman" w:hAnsi="Times New Roman" w:cs="Times New Roman"/>
-          <w:sz w:val="22"/>
-          <w:szCs w:val="22"/>
-        </w:rPr>
-      </w:pPr>
-      <w:r>
-        <w:rPr>
-          <w:rFonts w:ascii="Times New Roman" w:hAnsi="Times New Roman" w:cs="Times New Roman"/>
-          <w:sz w:val="22"/>
-          <w:szCs w:val="22"/>
+          <w:i/>
+        </w:rPr>
+      </w:pPr>
+      <w:r>
+        <w:rPr>
+          <w:i/>
         </w:rPr>
         <w:t>На разработку проектной документации</w:t>
       </w:r>
@@ -225,8 +163,8 @@
       <w:r>
         <w:rPr>
           <w:b/>
-          <w:sz w:val="21"/>
-          <w:szCs w:val="21"/>
+          <w:sz w:val="22"/>
+          <w:szCs w:val="22"/>
         </w:rPr>
         <w:t>{</w:t>
       </w:r>
@@ -234,8 +172,8 @@
       <w:r>
         <w:rPr>
           <w:b/>
-          <w:sz w:val="21"/>
-          <w:szCs w:val="21"/>
+          <w:sz w:val="22"/>
+          <w:szCs w:val="22"/>
           <w:lang w:val="en-US"/>
         </w:rPr>
         <w:t>ClientOrg</w:t>
@@ -244,8 +182,8 @@
       <w:r>
         <w:rPr>
           <w:b/>
-          <w:sz w:val="21"/>
-          <w:szCs w:val="21"/>
+          <w:sz w:val="22"/>
+          <w:szCs w:val="22"/>
         </w:rPr>
         <w:t>}</w:t>
       </w:r>
@@ -255,25 +193,50 @@
           <w:sz w:val="22"/>
           <w:szCs w:val="22"/>
         </w:rPr>
-        <w:t>, именуем</w:t>
-      </w:r>
-      <w:bookmarkStart w:id="2" w:name="Именуемый"/>
+        <w:t xml:space="preserve">, </w:t>
+      </w:r>
+      <w:r>
+        <w:rPr>
+          <w:bCs/>
+          <w:sz w:val="22"/>
+          <w:szCs w:val="22"/>
+        </w:rPr>
+        <w:t>{</w:t>
+      </w:r>
+      <w:proofErr w:type="spellStart"/>
+      <w:r>
+        <w:rPr>
+          <w:bCs/>
+          <w:sz w:val="22"/>
+          <w:szCs w:val="22"/>
+          <w:lang w:val="en-US"/>
+        </w:rPr>
+        <w:t>ClientNamedAs</w:t>
+      </w:r>
+      <w:proofErr w:type="spellEnd"/>
+      <w:r>
+        <w:rPr>
+          <w:bCs/>
+          <w:sz w:val="22"/>
+          <w:szCs w:val="22"/>
+        </w:rPr>
+        <w:t>}</w:t>
+      </w:r>
+      <w:r>
+        <w:rPr>
+          <w:bCs/>
+          <w:sz w:val="22"/>
+          <w:szCs w:val="22"/>
+        </w:rPr>
+        <w:t xml:space="preserve"> в дальнейшем</w:t>
+      </w:r>
       <w:r>
         <w:rPr>
           <w:b/>
           <w:sz w:val="22"/>
           <w:szCs w:val="22"/>
         </w:rPr>
-        <w:t>ое</w:t>
-      </w:r>
-      <w:bookmarkEnd w:id="2"/>
-      <w:r>
-        <w:rPr>
-          <w:b/>
-          <w:sz w:val="22"/>
-          <w:szCs w:val="22"/>
-        </w:rPr>
-        <w:t xml:space="preserve"> в дальнейшем </w:t>
+        <w:t xml:space="preserve"> </w:t>
       </w:r>
       <w:r>
         <w:rPr>
@@ -283,23 +246,170 @@
           <w:sz w:val="22"/>
           <w:szCs w:val="22"/>
         </w:rPr>
-        <w:t>«Заказчик»</w:t>
-      </w:r>
+        <w:t>«</w:t>
+      </w:r>
+      <w:proofErr w:type="gramStart"/>
       <w:r>
         <w:rPr>
           <w:b/>
-          <w:sz w:val="22"/>
-          <w:szCs w:val="22"/>
-        </w:rPr>
-        <w:t xml:space="preserve">, в лице </w:t>
-      </w:r>
-      <w:bookmarkStart w:id="3" w:name="Заказчик_должность_шапка"/>
+          <w:i/>
+          <w:iCs/>
+          <w:sz w:val="22"/>
+          <w:szCs w:val="22"/>
+        </w:rPr>
+        <w:t>Заказчик</w:t>
+      </w:r>
+      <w:r>
+        <w:rPr>
+          <w:b/>
+          <w:i/>
+          <w:iCs/>
+          <w:sz w:val="22"/>
+          <w:szCs w:val="22"/>
+        </w:rPr>
+        <w:t>»</w:t>
+      </w:r>
+      <w:r>
+        <w:rPr>
+          <w:bCs/>
+          <w:sz w:val="22"/>
+          <w:szCs w:val="22"/>
+        </w:rPr>
+        <w:t>{</w:t>
+      </w:r>
+      <w:proofErr w:type="spellStart"/>
+      <w:proofErr w:type="gramEnd"/>
+      <w:r>
+        <w:rPr>
+          <w:bCs/>
+          <w:sz w:val="22"/>
+          <w:szCs w:val="22"/>
+          <w:lang w:val="en-US"/>
+        </w:rPr>
+        <w:t>ClientPreambleRepresentativeStart</w:t>
+      </w:r>
+      <w:proofErr w:type="spellEnd"/>
+      <w:r>
+        <w:rPr>
+          <w:bCs/>
+          <w:sz w:val="22"/>
+          <w:szCs w:val="22"/>
+        </w:rPr>
+        <w:t>}</w:t>
+      </w:r>
+      <w:r>
+        <w:rPr>
+          <w:b/>
+          <w:sz w:val="22"/>
+          <w:szCs w:val="22"/>
+        </w:rPr>
+        <w:t>{</w:t>
+      </w:r>
+      <w:proofErr w:type="spellStart"/>
+      <w:r>
+        <w:rPr>
+          <w:b/>
+          <w:sz w:val="22"/>
+          <w:szCs w:val="22"/>
+          <w:lang w:val="en-US"/>
+        </w:rPr>
+        <w:t>ClientPreamblePosition</w:t>
+      </w:r>
+      <w:proofErr w:type="spellEnd"/>
+      <w:r>
+        <w:rPr>
+          <w:b/>
+          <w:sz w:val="22"/>
+          <w:szCs w:val="22"/>
+        </w:rPr>
+        <w:t>}</w:t>
+      </w:r>
+      <w:r>
+        <w:rPr>
+          <w:b/>
+          <w:sz w:val="22"/>
+          <w:szCs w:val="22"/>
+          <w:u w:val="single"/>
+        </w:rPr>
+        <w:t>{</w:t>
+      </w:r>
+      <w:proofErr w:type="spellStart"/>
+      <w:r>
+        <w:rPr>
+          <w:b/>
+          <w:sz w:val="22"/>
+          <w:szCs w:val="22"/>
+          <w:u w:val="single"/>
+        </w:rPr>
+        <w:t>ClientPreambleFullName</w:t>
+      </w:r>
+      <w:proofErr w:type="spellEnd"/>
+      <w:r>
+        <w:rPr>
+          <w:b/>
+          <w:sz w:val="22"/>
+          <w:szCs w:val="22"/>
+          <w:u w:val="single"/>
+        </w:rPr>
+        <w:t>}</w:t>
+      </w:r>
+      <w:r>
+        <w:rPr>
+          <w:bCs/>
+          <w:sz w:val="22"/>
+          <w:szCs w:val="22"/>
+        </w:rPr>
+        <w:t>{</w:t>
+      </w:r>
+      <w:proofErr w:type="spellStart"/>
+      <w:r>
+        <w:rPr>
+          <w:bCs/>
+          <w:sz w:val="22"/>
+          <w:szCs w:val="22"/>
+        </w:rPr>
+        <w:t>ClientPreambleRepresentativeEnd</w:t>
+      </w:r>
+      <w:proofErr w:type="spellEnd"/>
+      <w:r>
+        <w:rPr>
+          <w:bCs/>
+          <w:sz w:val="22"/>
+          <w:szCs w:val="22"/>
+        </w:rPr>
+        <w:t>}</w:t>
+      </w:r>
+      <w:commentRangeStart w:id="2"/>
+      <w:commentRangeEnd w:id="2"/>
+      <w:r>
+        <w:rPr>
+          <w:rStyle w:val="ae"/>
+          <w:sz w:val="22"/>
+          <w:szCs w:val="22"/>
+        </w:rPr>
+        <w:commentReference w:id="2"/>
+      </w:r>
+      <w:r>
+        <w:rPr>
+          <w:bCs/>
+          <w:sz w:val="22"/>
+          <w:szCs w:val="22"/>
+        </w:rPr>
+        <w:t xml:space="preserve"> </w:t>
+      </w:r>
+      <w:r>
+        <w:rPr>
+          <w:sz w:val="22"/>
+          <w:szCs w:val="22"/>
+        </w:rPr>
+        <w:t xml:space="preserve">с одной стороны, и </w:t>
+      </w:r>
       <w:r>
         <w:rPr>
           <w:b/>
           <w:bCs/>
-          <w:sz w:val="21"/>
-          <w:szCs w:val="21"/>
+          <w:sz w:val="22"/>
+          <w:szCs w:val="22"/>
         </w:rPr>
         <w:t>{</w:t>
       </w:r>
@@ -308,210 +418,982 @@
         <w:rPr>
           <w:b/>
           <w:bCs/>
-          <w:sz w:val="21"/>
-          <w:szCs w:val="21"/>
-          <w:lang w:val="en-US"/>
-        </w:rPr>
-        <w:t>ClientPosition</w:t>
+          <w:sz w:val="22"/>
+          <w:szCs w:val="22"/>
+        </w:rPr>
+        <w:t>ExecutorOrg</w:t>
       </w:r>
       <w:proofErr w:type="spellEnd"/>
       <w:r>
         <w:rPr>
           <w:b/>
           <w:bCs/>
-          <w:sz w:val="21"/>
-          <w:szCs w:val="21"/>
+          <w:sz w:val="22"/>
+          <w:szCs w:val="22"/>
         </w:rPr>
         <w:t>}</w:t>
       </w:r>
-      <w:bookmarkEnd w:id="3"/>
       <w:r>
         <w:rPr>
           <w:b/>
           <w:sz w:val="22"/>
           <w:szCs w:val="22"/>
+        </w:rPr>
+        <w:t>,</w:t>
+      </w:r>
+      <w:r>
+        <w:rPr>
+          <w:sz w:val="22"/>
+          <w:szCs w:val="22"/>
+        </w:rPr>
+        <w:t xml:space="preserve"> именуемое в дальнейшем </w:t>
+      </w:r>
+      <w:r>
+        <w:rPr>
+          <w:b/>
+          <w:i/>
+          <w:sz w:val="22"/>
+          <w:szCs w:val="22"/>
+        </w:rPr>
+        <w:t>«Исполнитель»</w:t>
+      </w:r>
+      <w:r>
+        <w:rPr>
+          <w:sz w:val="22"/>
+          <w:szCs w:val="22"/>
+        </w:rPr>
+        <w:t xml:space="preserve">, в лице </w:t>
+      </w:r>
+      <w:r>
+        <w:rPr>
+          <w:sz w:val="22"/>
+          <w:szCs w:val="22"/>
+        </w:rPr>
+        <w:t>{</w:t>
+      </w:r>
+      <w:proofErr w:type="spellStart"/>
+      <w:r>
+        <w:rPr>
+          <w:sz w:val="22"/>
+          <w:szCs w:val="22"/>
+        </w:rPr>
+        <w:t>ExecutorPosition</w:t>
+      </w:r>
+      <w:proofErr w:type="spellEnd"/>
+      <w:r>
+        <w:rPr>
+          <w:sz w:val="22"/>
+          <w:szCs w:val="22"/>
+        </w:rPr>
+        <w:t>}{</w:t>
+      </w:r>
+      <w:proofErr w:type="spellStart"/>
+      <w:r>
+        <w:rPr>
+          <w:sz w:val="22"/>
+          <w:szCs w:val="22"/>
+        </w:rPr>
+        <w:t>Executor</w:t>
+      </w:r>
+      <w:r>
+        <w:rPr>
+          <w:sz w:val="22"/>
+          <w:szCs w:val="22"/>
+          <w:lang w:val="en-US"/>
+        </w:rPr>
+        <w:t>FullName</w:t>
+      </w:r>
+      <w:proofErr w:type="spellEnd"/>
+      <w:r>
+        <w:rPr>
+          <w:sz w:val="22"/>
+          <w:szCs w:val="22"/>
+        </w:rPr>
+        <w:t>}</w:t>
+      </w:r>
+      <w:r>
+        <w:rPr>
+          <w:sz w:val="22"/>
+          <w:szCs w:val="22"/>
+        </w:rPr>
+        <w:t>, действующего на основании Устава</w:t>
+      </w:r>
+      <w:r>
+        <w:rPr>
+          <w:sz w:val="22"/>
+          <w:szCs w:val="22"/>
+        </w:rPr>
+        <w:t>,</w:t>
+      </w:r>
+      <w:r>
+        <w:rPr>
+          <w:sz w:val="22"/>
+          <w:szCs w:val="22"/>
+        </w:rPr>
+        <w:t xml:space="preserve"> </w:t>
+      </w:r>
+      <w:r>
+        <w:rPr>
+          <w:sz w:val="22"/>
+          <w:szCs w:val="22"/>
+        </w:rPr>
+        <w:t>{</w:t>
+      </w:r>
+      <w:r>
+        <w:rPr>
+          <w:sz w:val="22"/>
+          <w:szCs w:val="22"/>
+          <w:lang w:val="en-US"/>
+        </w:rPr>
+        <w:t>SRO</w:t>
+      </w:r>
+      <w:r>
+        <w:rPr>
+          <w:sz w:val="22"/>
+          <w:szCs w:val="22"/>
+        </w:rPr>
+        <w:t>}</w:t>
+      </w:r>
+      <w:r>
+        <w:rPr>
+          <w:sz w:val="22"/>
+          <w:szCs w:val="22"/>
+        </w:rPr>
+        <w:t>с другой стороны, а вместе именуемые «Стороны», заключили настоящий Договор о нижеследующем:</w:t>
+      </w:r>
+    </w:p>
+    <w:p>
+      <w:pPr>
+        <w:ind w:firstLine="360"/>
+        <w:jc w:val="both"/>
+        <w:rPr>
+          <w:sz w:val="22"/>
+          <w:szCs w:val="22"/>
+        </w:rPr>
+      </w:pPr>
+    </w:p>
+    <w:p>
+      <w:pPr>
+        <w:pStyle w:val="2"/>
+      </w:pPr>
+      <w:r>
+        <w:t>ПРЕДМЕТ ДОГОВОРА</w:t>
+      </w:r>
+    </w:p>
+    <w:p>
+      <w:pPr>
+        <w:pStyle w:val="a0"/>
+        <w:rPr>
+          <w:b/>
+          <w:sz w:val="22"/>
+          <w:szCs w:val="22"/>
+        </w:rPr>
+      </w:pPr>
+    </w:p>
+    <w:p>
+      <w:pPr>
+        <w:ind w:firstLine="360"/>
+        <w:jc w:val="both"/>
+        <w:rPr>
+          <w:sz w:val="22"/>
+          <w:szCs w:val="22"/>
+        </w:rPr>
+      </w:pPr>
+      <w:r>
+        <w:rPr>
+          <w:sz w:val="22"/>
+          <w:szCs w:val="22"/>
+        </w:rPr>
+        <w:t>1.1.</w:t>
+      </w:r>
+      <w:r>
+        <w:rPr>
+          <w:sz w:val="22"/>
+          <w:szCs w:val="22"/>
+        </w:rPr>
+        <w:t xml:space="preserve"> Заказчик поручает, а Исполнитель обязуется на основании Технического Задания в сроки, выполнить разработку </w:t>
+      </w:r>
+      <w:r>
+        <w:rPr>
+          <w:sz w:val="22"/>
+          <w:szCs w:val="22"/>
+        </w:rPr>
+        <w:t>проектной документации</w:t>
+      </w:r>
+      <w:r>
+        <w:rPr>
+          <w:sz w:val="22"/>
+          <w:szCs w:val="22"/>
+        </w:rPr>
+        <w:t xml:space="preserve"> </w:t>
+      </w:r>
+      <w:r>
+        <w:rPr>
+          <w:sz w:val="22"/>
+          <w:szCs w:val="22"/>
+        </w:rPr>
+        <w:t>согласно Приложению</w:t>
+      </w:r>
+      <w:r>
+        <w:rPr>
+          <w:sz w:val="22"/>
+          <w:szCs w:val="22"/>
+        </w:rPr>
+        <w:t xml:space="preserve"> №</w:t>
+      </w:r>
+      <w:r>
+        <w:rPr>
+          <w:sz w:val="22"/>
+          <w:szCs w:val="22"/>
+        </w:rPr>
+        <w:t xml:space="preserve">2 </w:t>
+      </w:r>
+      <w:r>
+        <w:rPr>
+          <w:sz w:val="22"/>
+          <w:szCs w:val="22"/>
+        </w:rPr>
+        <w:t>для</w:t>
+      </w:r>
+      <w:r>
+        <w:rPr>
+          <w:sz w:val="22"/>
+          <w:szCs w:val="22"/>
+        </w:rPr>
+        <w:t xml:space="preserve"> </w:t>
+      </w:r>
+      <w:r>
+        <w:rPr>
+          <w:sz w:val="22"/>
+          <w:szCs w:val="22"/>
+        </w:rPr>
+        <w:t xml:space="preserve">объекта, расположенного по адресу: </w:t>
+      </w:r>
+    </w:p>
+    <w:p>
+      <w:pPr>
+        <w:ind w:firstLine="360"/>
+        <w:jc w:val="both"/>
+        <w:rPr>
+          <w:b/>
+          <w:sz w:val="22"/>
+          <w:szCs w:val="22"/>
+        </w:rPr>
+      </w:pPr>
+      <w:r>
+        <w:rPr>
+          <w:b/>
+          <w:sz w:val="22"/>
+          <w:szCs w:val="22"/>
           <w:u w:val="single"/>
         </w:rPr>
         <w:t>{</w:t>
       </w:r>
+      <w:r>
+        <w:rPr>
+          <w:b/>
+          <w:sz w:val="22"/>
+          <w:szCs w:val="22"/>
+          <w:u w:val="single"/>
+          <w:lang w:val="en-US"/>
+        </w:rPr>
+        <w:t>Address</w:t>
+      </w:r>
+      <w:r>
+        <w:rPr>
+          <w:b/>
+          <w:sz w:val="22"/>
+          <w:szCs w:val="22"/>
+          <w:u w:val="single"/>
+        </w:rPr>
+        <w:t>}</w:t>
+      </w:r>
+      <w:r>
+        <w:rPr>
+          <w:b/>
+          <w:sz w:val="22"/>
+          <w:szCs w:val="22"/>
+        </w:rPr>
+        <w:t>;</w:t>
+      </w:r>
+    </w:p>
+    <w:p>
+      <w:pPr>
+        <w:jc w:val="both"/>
+        <w:rPr>
+          <w:sz w:val="22"/>
+          <w:szCs w:val="22"/>
+        </w:rPr>
+      </w:pPr>
+      <w:r>
+        <w:rPr>
+          <w:sz w:val="22"/>
+          <w:szCs w:val="22"/>
+        </w:rPr>
+        <w:t xml:space="preserve">общая площадь проектируемого помещения </w:t>
+      </w:r>
+      <w:commentRangeStart w:id="3"/>
+      <w:r>
+        <w:rPr>
+          <w:sz w:val="22"/>
+          <w:szCs w:val="22"/>
+        </w:rPr>
+        <w:t>{</w:t>
+      </w:r>
+      <w:r>
+        <w:rPr>
+          <w:sz w:val="22"/>
+          <w:szCs w:val="22"/>
+          <w:lang w:val="en-US"/>
+        </w:rPr>
+        <w:t>Square</w:t>
+      </w:r>
+      <w:r>
+        <w:rPr>
+          <w:sz w:val="22"/>
+          <w:szCs w:val="22"/>
+        </w:rPr>
+        <w:t>}</w:t>
+      </w:r>
+      <w:r>
+        <w:rPr>
+          <w:sz w:val="22"/>
+          <w:szCs w:val="22"/>
+        </w:rPr>
+        <w:t xml:space="preserve"> </w:t>
+      </w:r>
+      <w:commentRangeEnd w:id="3"/>
+      <w:r>
+        <w:rPr>
+          <w:rStyle w:val="ae"/>
+          <w:sz w:val="22"/>
+          <w:szCs w:val="22"/>
+        </w:rPr>
+        <w:commentReference w:id="3"/>
+      </w:r>
+      <w:r>
+        <w:rPr>
+          <w:sz w:val="22"/>
+          <w:szCs w:val="22"/>
+        </w:rPr>
+        <w:t xml:space="preserve">кв.м., а Заказчик обязуется принять и оплатить результат работ Исполнителя. </w:t>
+      </w:r>
+    </w:p>
+    <w:p>
+      <w:pPr>
+        <w:ind w:firstLine="360"/>
+        <w:jc w:val="both"/>
+        <w:rPr>
+          <w:sz w:val="22"/>
+          <w:szCs w:val="22"/>
+        </w:rPr>
+      </w:pPr>
+      <w:r>
+        <w:rPr>
+          <w:sz w:val="22"/>
+          <w:szCs w:val="22"/>
+        </w:rPr>
+        <w:t xml:space="preserve">1.2. В </w:t>
+      </w:r>
+      <w:r>
+        <w:rPr>
+          <w:sz w:val="22"/>
+          <w:szCs w:val="22"/>
+        </w:rPr>
+        <w:t>состав работ</w:t>
+      </w:r>
+      <w:r>
+        <w:rPr>
+          <w:sz w:val="22"/>
+          <w:szCs w:val="22"/>
+        </w:rPr>
+        <w:t xml:space="preserve"> по настоящему </w:t>
+      </w:r>
+      <w:r>
+        <w:rPr>
+          <w:sz w:val="22"/>
+          <w:szCs w:val="22"/>
+        </w:rPr>
+        <w:t>Договору включается</w:t>
+      </w:r>
+      <w:r>
+        <w:rPr>
+          <w:sz w:val="22"/>
+          <w:szCs w:val="22"/>
+        </w:rPr>
+        <w:t xml:space="preserve"> проекты в стадии «Рабочая документация»: </w:t>
+      </w:r>
+    </w:p>
+    <w:p>
+      <w:pPr>
+        <w:ind w:firstLine="360"/>
+        <w:jc w:val="both"/>
+        <w:rPr>
+          <w:sz w:val="22"/>
+          <w:szCs w:val="22"/>
+        </w:rPr>
+      </w:pPr>
+      <w:bookmarkStart w:id="4" w:name="ВИЗ"/>
+      <w:r>
+        <w:rPr>
+          <w:sz w:val="22"/>
+          <w:szCs w:val="22"/>
+        </w:rPr>
+        <w:t>{</w:t>
+      </w:r>
+      <w:commentRangeStart w:id="5"/>
+      <w:r>
+        <w:rPr>
+          <w:sz w:val="22"/>
+          <w:szCs w:val="22"/>
+          <w:lang w:val="en-US"/>
+        </w:rPr>
+        <w:t>Services</w:t>
+      </w:r>
+      <w:r>
+        <w:rPr>
+          <w:sz w:val="22"/>
+          <w:szCs w:val="22"/>
+        </w:rPr>
+        <w:t>}</w:t>
+      </w:r>
+      <w:bookmarkEnd w:id="4"/>
+      <w:commentRangeEnd w:id="5"/>
+      <w:r>
+        <w:rPr>
+          <w:rStyle w:val="ae"/>
+          <w:sz w:val="22"/>
+          <w:szCs w:val="22"/>
+        </w:rPr>
+        <w:commentReference w:id="5"/>
+      </w:r>
+    </w:p>
+    <w:p>
+      <w:pPr>
+        <w:ind w:firstLine="360"/>
+        <w:jc w:val="both"/>
+        <w:rPr>
+          <w:sz w:val="22"/>
+          <w:szCs w:val="22"/>
+        </w:rPr>
+      </w:pPr>
+      <w:r>
+        <w:rPr>
+          <w:sz w:val="22"/>
+          <w:szCs w:val="22"/>
+        </w:rPr>
+        <w:t xml:space="preserve">1.2.1. </w:t>
+      </w:r>
+      <w:r>
+        <w:rPr>
+          <w:sz w:val="22"/>
+          <w:szCs w:val="22"/>
+        </w:rPr>
+        <w:t>Вышеуказанная проектная</w:t>
+      </w:r>
+      <w:r>
+        <w:rPr>
+          <w:sz w:val="22"/>
+          <w:szCs w:val="22"/>
+        </w:rPr>
+        <w:t xml:space="preserve"> </w:t>
+      </w:r>
+      <w:r>
+        <w:rPr>
+          <w:sz w:val="22"/>
+          <w:szCs w:val="22"/>
+        </w:rPr>
+        <w:t>документация должна</w:t>
+      </w:r>
+      <w:r>
+        <w:rPr>
+          <w:sz w:val="22"/>
+          <w:szCs w:val="22"/>
+        </w:rPr>
+        <w:t xml:space="preserve"> быть выполнена в соответствии </w:t>
+      </w:r>
+      <w:r>
+        <w:rPr>
+          <w:sz w:val="22"/>
+          <w:szCs w:val="22"/>
+        </w:rPr>
+        <w:t>с действующими</w:t>
+      </w:r>
+      <w:r>
+        <w:rPr>
+          <w:sz w:val="22"/>
+          <w:szCs w:val="22"/>
+        </w:rPr>
+        <w:t xml:space="preserve"> </w:t>
+      </w:r>
+      <w:r>
+        <w:rPr>
+          <w:sz w:val="22"/>
+          <w:szCs w:val="22"/>
+        </w:rPr>
+        <w:t xml:space="preserve">требованиями СНиП </w:t>
+      </w:r>
+      <w:r>
+        <w:rPr>
+          <w:sz w:val="22"/>
+          <w:szCs w:val="22"/>
+        </w:rPr>
+        <w:t xml:space="preserve">и передана </w:t>
+      </w:r>
+      <w:r>
+        <w:rPr>
+          <w:sz w:val="22"/>
+          <w:szCs w:val="22"/>
+        </w:rPr>
+        <w:t xml:space="preserve">Заказчику </w:t>
+      </w:r>
+      <w:r>
+        <w:rPr>
+          <w:sz w:val="22"/>
+          <w:szCs w:val="22"/>
+        </w:rPr>
+        <w:t xml:space="preserve">в электронном виде </w:t>
+      </w:r>
+      <w:r>
+        <w:rPr>
+          <w:sz w:val="22"/>
+          <w:szCs w:val="22"/>
+        </w:rPr>
+        <w:t xml:space="preserve">в </w:t>
+      </w:r>
+      <w:r>
+        <w:rPr>
+          <w:sz w:val="22"/>
+          <w:szCs w:val="22"/>
+        </w:rPr>
+        <w:t>формат</w:t>
+      </w:r>
+      <w:r>
+        <w:rPr>
+          <w:sz w:val="22"/>
+          <w:szCs w:val="22"/>
+        </w:rPr>
+        <w:t>е</w:t>
+      </w:r>
+      <w:r>
+        <w:rPr>
+          <w:sz w:val="22"/>
+          <w:szCs w:val="22"/>
+        </w:rPr>
+        <w:t xml:space="preserve"> </w:t>
+      </w:r>
       <w:proofErr w:type="spellStart"/>
       <w:r>
         <w:rPr>
-          <w:b/>
-          <w:sz w:val="22"/>
-          <w:szCs w:val="22"/>
-          <w:u w:val="single"/>
-        </w:rPr>
-        <w:t>ClientFullName</w:t>
+          <w:sz w:val="22"/>
+          <w:szCs w:val="22"/>
+        </w:rPr>
+        <w:t>Pdf</w:t>
       </w:r>
       <w:proofErr w:type="spellEnd"/>
       <w:r>
         <w:rPr>
-          <w:b/>
-          <w:sz w:val="22"/>
-          <w:szCs w:val="22"/>
-          <w:u w:val="single"/>
-        </w:rPr>
-        <w:t>}</w:t>
-      </w:r>
-      <w:r>
-        <w:rPr>
-          <w:b/>
-          <w:sz w:val="22"/>
-          <w:szCs w:val="22"/>
-        </w:rPr>
-        <w:t>,</w:t>
-      </w:r>
-      <w:bookmarkStart w:id="4" w:name="Устав_ИП"/>
-      <w:r>
-        <w:rPr>
-          <w:sz w:val="22"/>
-          <w:szCs w:val="22"/>
-        </w:rPr>
-        <w:t xml:space="preserve"> действующего на основании Устава,</w:t>
-      </w:r>
-      <w:bookmarkEnd w:id="4"/>
-      <w:r>
-        <w:rPr>
-          <w:sz w:val="22"/>
-          <w:szCs w:val="22"/>
-        </w:rPr>
-        <w:t xml:space="preserve"> с одной стороны, и </w:t>
-      </w:r>
-      <w:r>
+          <w:sz w:val="22"/>
+          <w:szCs w:val="22"/>
+        </w:rPr>
+        <w:t>.</w:t>
+      </w:r>
+      <w:r>
+        <w:rPr>
+          <w:sz w:val="22"/>
+          <w:szCs w:val="22"/>
+        </w:rPr>
+        <w:t xml:space="preserve"> </w:t>
+      </w:r>
+    </w:p>
+    <w:p>
+      <w:pPr>
+        <w:ind w:firstLine="360"/>
+        <w:jc w:val="both"/>
+        <w:rPr>
+          <w:sz w:val="22"/>
+          <w:szCs w:val="22"/>
+        </w:rPr>
+      </w:pPr>
+      <w:r>
+        <w:rPr>
+          <w:sz w:val="22"/>
+          <w:szCs w:val="22"/>
+        </w:rPr>
+        <w:t xml:space="preserve">1.2.2. </w:t>
+      </w:r>
+      <w:r>
+        <w:rPr>
+          <w:sz w:val="22"/>
+          <w:szCs w:val="22"/>
+        </w:rPr>
+        <w:t xml:space="preserve">Проектная документация считается переданной Исполнителем и принятой Заказчиком с момента направления Исполнителем электронного письма с приложением файлов документации на адрес электронной почты Заказчика, указанный в разделе «Реквизиты и подписи </w:t>
+      </w:r>
+      <w:r>
+        <w:rPr>
+          <w:sz w:val="22"/>
+          <w:szCs w:val="22"/>
+        </w:rPr>
+        <w:t>сторон» настоящего Договора</w:t>
+      </w:r>
+      <w:r>
+        <w:rPr>
+          <w:sz w:val="22"/>
+          <w:szCs w:val="22"/>
+        </w:rPr>
+        <w:t>.</w:t>
+      </w:r>
+      <w:r>
+        <w:t xml:space="preserve"> </w:t>
+      </w:r>
+      <w:r>
+        <w:rPr>
+          <w:sz w:val="22"/>
+          <w:szCs w:val="22"/>
+        </w:rPr>
+        <w:t>Отправка осуществляется с любого адреса электронной почты в домене, принадлежащем Исполнителю и указанном в реквизитах настоящего Договора. Заказчик не вправе ссылаться на то, что письмо отправлено не с конкретного адреса, если домен отправителя совпадает с доменом Исполнителя. Риск неполучения документации по техническим причинам, а также риск направления документации на неверный адрес по вине Заказчика несёт Заказчик.</w:t>
+      </w:r>
+    </w:p>
+    <w:p>
+      <w:pPr>
+        <w:ind w:firstLine="360"/>
+        <w:jc w:val="both"/>
+        <w:rPr>
+          <w:sz w:val="22"/>
+          <w:szCs w:val="22"/>
+        </w:rPr>
+      </w:pPr>
+      <w:r>
+        <w:rPr>
+          <w:sz w:val="22"/>
+          <w:szCs w:val="22"/>
+        </w:rPr>
+        <w:t xml:space="preserve">1.3 </w:t>
+      </w:r>
+      <w:r>
+        <w:rPr>
+          <w:sz w:val="22"/>
+          <w:szCs w:val="22"/>
+        </w:rPr>
+        <w:t>Исполнитель</w:t>
+      </w:r>
+      <w:r>
+        <w:rPr>
+          <w:sz w:val="22"/>
+          <w:szCs w:val="22"/>
+        </w:rPr>
+        <w:t xml:space="preserve"> гарантирует, что является членом саморегулируемой организа</w:t>
+      </w:r>
+      <w:r>
+        <w:rPr>
+          <w:sz w:val="22"/>
+          <w:szCs w:val="22"/>
+        </w:rPr>
+        <w:t xml:space="preserve">ции Ассоциация проектировщиков - </w:t>
+      </w:r>
+      <w:r>
+        <w:rPr>
+          <w:sz w:val="22"/>
+          <w:szCs w:val="22"/>
+        </w:rPr>
+        <w:t>саморегулируемая организация.</w:t>
+      </w:r>
+    </w:p>
+    <w:p>
+      <w:pPr>
+        <w:ind w:firstLine="360"/>
+        <w:jc w:val="both"/>
+        <w:rPr>
+          <w:sz w:val="22"/>
+          <w:szCs w:val="22"/>
+        </w:rPr>
+      </w:pPr>
+      <w:r>
+        <w:rPr>
+          <w:sz w:val="22"/>
+          <w:szCs w:val="22"/>
+        </w:rPr>
+        <w:t>1.</w:t>
+      </w:r>
+      <w:r>
+        <w:rPr>
+          <w:sz w:val="22"/>
+          <w:szCs w:val="22"/>
+        </w:rPr>
+        <w:t>4</w:t>
+      </w:r>
+      <w:r>
+        <w:rPr>
+          <w:sz w:val="22"/>
+          <w:szCs w:val="22"/>
+        </w:rPr>
+        <w:t xml:space="preserve">. </w:t>
+      </w:r>
+      <w:r>
+        <w:rPr>
+          <w:sz w:val="22"/>
+          <w:szCs w:val="22"/>
+        </w:rPr>
+        <w:t>Исполнитель</w:t>
+      </w:r>
+      <w:r>
+        <w:rPr>
+          <w:sz w:val="22"/>
+          <w:szCs w:val="22"/>
+        </w:rPr>
+        <w:t xml:space="preserve"> передает Заказчику документацию для однократного использования при строительстве объектов, месторасположение которых указано в п.1.1 настоящего Договора.</w:t>
+      </w:r>
+    </w:p>
+    <w:p>
+      <w:pPr>
+        <w:ind w:firstLine="360"/>
+        <w:jc w:val="both"/>
+        <w:rPr>
+          <w:sz w:val="22"/>
+          <w:szCs w:val="22"/>
+        </w:rPr>
+      </w:pPr>
+      <w:r>
+        <w:rPr>
+          <w:sz w:val="22"/>
+          <w:szCs w:val="22"/>
+        </w:rPr>
+        <w:t>1.</w:t>
+      </w:r>
+      <w:r>
+        <w:rPr>
+          <w:sz w:val="22"/>
+          <w:szCs w:val="22"/>
+        </w:rPr>
+        <w:t>5</w:t>
+      </w:r>
+      <w:r>
+        <w:rPr>
+          <w:sz w:val="22"/>
+          <w:szCs w:val="22"/>
+        </w:rPr>
+        <w:t xml:space="preserve">. </w:t>
+      </w:r>
+      <w:r>
+        <w:rPr>
+          <w:sz w:val="22"/>
+          <w:szCs w:val="22"/>
+        </w:rPr>
+        <w:t>Исполнитель</w:t>
+      </w:r>
+      <w:r>
+        <w:rPr>
+          <w:sz w:val="22"/>
+          <w:szCs w:val="22"/>
+        </w:rPr>
+        <w:t xml:space="preserve"> передает Заказчику неисключительное право использования документации, указанной в п.</w:t>
+      </w:r>
+      <w:r>
+        <w:rPr>
+          <w:sz w:val="22"/>
+          <w:szCs w:val="22"/>
+        </w:rPr>
+        <w:t>1.2</w:t>
+      </w:r>
+      <w:r>
+        <w:rPr>
+          <w:sz w:val="22"/>
+          <w:szCs w:val="22"/>
+        </w:rPr>
+        <w:t>.</w:t>
+      </w:r>
+      <w:r>
+        <w:rPr>
+          <w:sz w:val="22"/>
+          <w:szCs w:val="22"/>
+        </w:rPr>
+        <w:t xml:space="preserve"> Договора.</w:t>
+      </w:r>
+    </w:p>
+    <w:p>
+      <w:pPr>
+        <w:ind w:firstLine="360"/>
+        <w:jc w:val="both"/>
+        <w:rPr>
+          <w:sz w:val="22"/>
+          <w:szCs w:val="22"/>
+        </w:rPr>
+      </w:pPr>
+      <w:r>
+        <w:rPr>
+          <w:sz w:val="22"/>
+          <w:szCs w:val="22"/>
+        </w:rPr>
+        <w:t>1.</w:t>
+      </w:r>
+      <w:r>
+        <w:rPr>
+          <w:sz w:val="22"/>
+          <w:szCs w:val="22"/>
+        </w:rPr>
+        <w:t>6</w:t>
+      </w:r>
+      <w:r>
+        <w:rPr>
+          <w:sz w:val="22"/>
+          <w:szCs w:val="22"/>
+        </w:rPr>
+        <w:t xml:space="preserve">. </w:t>
+      </w:r>
+      <w:r>
+        <w:rPr>
+          <w:sz w:val="22"/>
+          <w:szCs w:val="22"/>
+        </w:rPr>
+        <w:t>Исполнитель</w:t>
+      </w:r>
+      <w:r>
+        <w:rPr>
+          <w:sz w:val="22"/>
+          <w:szCs w:val="22"/>
+        </w:rPr>
+        <w:t xml:space="preserve"> вправе для производства отдельных работ по настоящему Договору, требующих наличия</w:t>
+      </w:r>
+      <w:r>
+        <w:rPr>
+          <w:sz w:val="22"/>
+          <w:szCs w:val="22"/>
+        </w:rPr>
+        <w:t xml:space="preserve"> дополнительных</w:t>
+      </w:r>
+      <w:r>
+        <w:rPr>
+          <w:sz w:val="22"/>
+          <w:szCs w:val="22"/>
+        </w:rPr>
+        <w:t xml:space="preserve"> лицензий</w:t>
+      </w:r>
+      <w:r>
+        <w:rPr>
+          <w:sz w:val="22"/>
+          <w:szCs w:val="22"/>
+        </w:rPr>
+        <w:t xml:space="preserve"> или допусков</w:t>
+      </w:r>
+      <w:r>
+        <w:rPr>
+          <w:sz w:val="22"/>
+          <w:szCs w:val="22"/>
+        </w:rPr>
+        <w:t xml:space="preserve">, привлекать субподрядчиков, имеющих соответствующие лицензии или допуски на производство таковых работ, отвечая за их действия как за свои. Расчеты с субподрядчиком </w:t>
+      </w:r>
+      <w:r>
+        <w:rPr>
+          <w:sz w:val="22"/>
+          <w:szCs w:val="22"/>
+        </w:rPr>
+        <w:t>Исполнитель</w:t>
+      </w:r>
+      <w:r>
+        <w:rPr>
+          <w:sz w:val="22"/>
+          <w:szCs w:val="22"/>
+        </w:rPr>
+        <w:t xml:space="preserve"> производит </w:t>
+      </w:r>
+      <w:r>
+        <w:rPr>
+          <w:sz w:val="22"/>
+          <w:szCs w:val="22"/>
+        </w:rPr>
+        <w:t>самостоятельно из</w:t>
+      </w:r>
+      <w:r>
+        <w:rPr>
+          <w:sz w:val="22"/>
+          <w:szCs w:val="22"/>
+        </w:rPr>
+        <w:t xml:space="preserve"> сумм, полученных от Заказчика. </w:t>
+      </w:r>
+    </w:p>
+    <w:p>
+      <w:pPr>
+        <w:ind w:firstLine="360"/>
+        <w:jc w:val="both"/>
+        <w:rPr>
+          <w:sz w:val="22"/>
+          <w:szCs w:val="22"/>
+        </w:rPr>
+      </w:pPr>
+      <w:r>
+        <w:rPr>
+          <w:sz w:val="22"/>
+          <w:szCs w:val="22"/>
+        </w:rPr>
+        <w:t>1.7. Услуги авторского надзора за ходом ремонта, услуги комплектации Объекта, управления ремонтом, а также иные услуги – не входят в предмет настоящего договора и могут быть оказаны на основании отдельных самостоятельных сделок.</w:t>
+      </w:r>
+    </w:p>
+    <w:p>
+      <w:pPr>
+        <w:ind w:firstLine="360"/>
+        <w:jc w:val="both"/>
         <w:rPr>
           <w:b/>
           <w:bCs/>
-          <w:sz w:val="21"/>
-          <w:szCs w:val="21"/>
-        </w:rPr>
-        <w:t>{</w:t>
-      </w:r>
-      <w:proofErr w:type="spellStart"/>
+          <w:sz w:val="22"/>
+          <w:szCs w:val="22"/>
+        </w:rPr>
+      </w:pPr>
+      <w:r>
+        <w:rPr>
+          <w:sz w:val="22"/>
+          <w:szCs w:val="22"/>
+        </w:rPr>
+        <w:t xml:space="preserve">1.8. </w:t>
+      </w:r>
       <w:r>
         <w:rPr>
           <w:b/>
           <w:bCs/>
-          <w:sz w:val="21"/>
-          <w:szCs w:val="21"/>
-        </w:rPr>
-        <w:t>ExecutorOrg</w:t>
-      </w:r>
-      <w:proofErr w:type="spellEnd"/>
-      <w:r>
+          <w:sz w:val="22"/>
+          <w:szCs w:val="22"/>
+        </w:rPr>
+        <w:t>Порядок согласования проектной документации с Арендодателем:</w:t>
+      </w:r>
+    </w:p>
+    <w:p>
+      <w:pPr>
+        <w:ind w:firstLine="360"/>
+        <w:jc w:val="both"/>
+        <w:rPr>
+          <w:bCs/>
+          <w:sz w:val="22"/>
+          <w:szCs w:val="22"/>
+        </w:rPr>
+      </w:pPr>
+      <w:r>
+        <w:rPr>
+          <w:bCs/>
+          <w:sz w:val="22"/>
+          <w:szCs w:val="22"/>
+        </w:rPr>
+        <w:t>1.8.1. Обязанности Сторон по согласованию:</w:t>
+      </w:r>
+    </w:p>
+    <w:p>
+      <w:pPr>
+        <w:ind w:firstLine="360"/>
+        <w:jc w:val="both"/>
         <w:rPr>
           <w:b/>
           <w:bCs/>
-          <w:sz w:val="21"/>
-          <w:szCs w:val="21"/>
-        </w:rPr>
-        <w:t>}</w:t>
-      </w:r>
+          <w:sz w:val="22"/>
+          <w:szCs w:val="22"/>
+        </w:rPr>
+      </w:pPr>
       <w:r>
         <w:rPr>
           <w:b/>
-          <w:sz w:val="22"/>
-          <w:szCs w:val="22"/>
-        </w:rPr>
-        <w:t>,</w:t>
-      </w:r>
-      <w:r>
-        <w:rPr>
-          <w:sz w:val="22"/>
-          <w:szCs w:val="22"/>
-        </w:rPr>
-        <w:t xml:space="preserve"> именуемое в дальнейшем </w:t>
-      </w:r>
-      <w:r>
-        <w:rPr>
-          <w:b/>
-          <w:i/>
-          <w:sz w:val="22"/>
-          <w:szCs w:val="22"/>
-        </w:rPr>
-        <w:t>«Исполнитель»</w:t>
-      </w:r>
-      <w:r>
-        <w:rPr>
-          <w:sz w:val="22"/>
-          <w:szCs w:val="22"/>
-        </w:rPr>
-        <w:t xml:space="preserve">, в лице </w:t>
-      </w:r>
-      <w:r>
-        <w:rPr>
-          <w:sz w:val="21"/>
-          <w:szCs w:val="21"/>
-        </w:rPr>
-        <w:t>{</w:t>
-      </w:r>
-      <w:proofErr w:type="spellStart"/>
-      <w:r>
-        <w:rPr>
-          <w:sz w:val="21"/>
-          <w:szCs w:val="21"/>
-        </w:rPr>
-        <w:t>ExecutorPosition</w:t>
-      </w:r>
-      <w:proofErr w:type="spellEnd"/>
-      <w:r>
-        <w:rPr>
-          <w:sz w:val="21"/>
-          <w:szCs w:val="21"/>
-        </w:rPr>
-        <w:t>}</w:t>
-      </w:r>
-      <w:r>
-        <w:rPr>
-          <w:sz w:val="21"/>
-          <w:szCs w:val="21"/>
-        </w:rPr>
-        <w:t>{</w:t>
-      </w:r>
-      <w:proofErr w:type="spellStart"/>
-      <w:r>
-        <w:rPr>
-          <w:sz w:val="21"/>
-          <w:szCs w:val="21"/>
-        </w:rPr>
-        <w:t>Executor</w:t>
-      </w:r>
-      <w:r>
-        <w:rPr>
-          <w:sz w:val="21"/>
-          <w:szCs w:val="21"/>
-          <w:lang w:val="en-US"/>
-        </w:rPr>
-        <w:t>FullName</w:t>
-      </w:r>
-      <w:proofErr w:type="spellEnd"/>
-      <w:r>
-        <w:rPr>
-          <w:sz w:val="21"/>
-          <w:szCs w:val="21"/>
-        </w:rPr>
-        <w:t>}</w:t>
-      </w:r>
-      <w:r>
-        <w:rPr>
-          <w:sz w:val="22"/>
-          <w:szCs w:val="22"/>
-        </w:rPr>
-        <w:t>, действующего на основании Устава</w:t>
-      </w:r>
-      <w:r>
-        <w:rPr>
-          <w:sz w:val="22"/>
-          <w:szCs w:val="22"/>
-        </w:rPr>
-        <w:t>,</w:t>
-      </w:r>
-      <w:r>
-        <w:rPr>
-          <w:sz w:val="22"/>
-          <w:szCs w:val="22"/>
-        </w:rPr>
-        <w:t xml:space="preserve"> с другой стороны, а вместе именуемые «Стороны», заключили настоящий Договор о нижеследующем:</w:t>
+          <w:bCs/>
+          <w:sz w:val="22"/>
+          <w:szCs w:val="22"/>
+        </w:rPr>
+        <w:t>Исполнитель обязуется:</w:t>
       </w:r>
     </w:p>
     <w:p>
@@ -519,122 +1401,56 @@
         <w:ind w:firstLine="360"/>
         <w:jc w:val="both"/>
         <w:rPr>
-          <w:sz w:val="22"/>
-          <w:szCs w:val="22"/>
-        </w:rPr>
-      </w:pPr>
-    </w:p>
-    <w:p>
-      <w:pPr>
-        <w:pStyle w:val="ad"/>
-        <w:numPr>
-          <w:ilvl w:val="0"/>
-          <w:numId w:val="11"/>
-        </w:numPr>
-        <w:jc w:val="center"/>
-        <w:rPr>
-          <w:b/>
-          <w:sz w:val="22"/>
-          <w:szCs w:val="22"/>
-        </w:rPr>
-      </w:pPr>
-      <w:r>
-        <w:rPr>
-          <w:b/>
-          <w:sz w:val="22"/>
-          <w:szCs w:val="22"/>
-        </w:rPr>
-        <w:t>ПРЕДМЕТ ДОГОВОРА</w:t>
-      </w:r>
-    </w:p>
-    <w:p>
-      <w:pPr>
-        <w:pStyle w:val="ad"/>
-        <w:rPr>
-          <w:b/>
-          <w:sz w:val="22"/>
-          <w:szCs w:val="22"/>
-        </w:rPr>
-      </w:pPr>
+          <w:bCs/>
+          <w:sz w:val="22"/>
+          <w:szCs w:val="22"/>
+        </w:rPr>
+      </w:pPr>
+      <w:r>
+        <w:rPr>
+          <w:bCs/>
+          <w:sz w:val="22"/>
+          <w:szCs w:val="22"/>
+        </w:rPr>
+        <w:t>- Подготовить проектную документацию, соответствующую Техническому заданию, действующим нормам (СНиП, СП), а также предоставленным Техническим условиям (п. 2.1 Договора).</w:t>
+      </w:r>
     </w:p>
     <w:p>
       <w:pPr>
         <w:ind w:firstLine="360"/>
         <w:jc w:val="both"/>
         <w:rPr>
-          <w:sz w:val="22"/>
-          <w:szCs w:val="22"/>
-        </w:rPr>
-      </w:pPr>
-      <w:r>
-        <w:rPr>
-          <w:sz w:val="22"/>
-          <w:szCs w:val="22"/>
-        </w:rPr>
-        <w:t>1.1.</w:t>
-      </w:r>
-      <w:r>
-        <w:rPr>
-          <w:sz w:val="22"/>
-          <w:szCs w:val="22"/>
-        </w:rPr>
-        <w:t xml:space="preserve"> Заказчик поручает, а Исполнитель обязуется на основании Технического Задания  в сроки, выполнить разработку </w:t>
-      </w:r>
-      <w:r>
-        <w:rPr>
-          <w:sz w:val="22"/>
-          <w:szCs w:val="22"/>
-        </w:rPr>
-        <w:t>проектной документации</w:t>
-      </w:r>
-      <w:r>
-        <w:rPr>
-          <w:sz w:val="22"/>
-          <w:szCs w:val="22"/>
-        </w:rPr>
-        <w:t xml:space="preserve"> </w:t>
-      </w:r>
-      <w:r>
-        <w:rPr>
-          <w:sz w:val="22"/>
-          <w:szCs w:val="22"/>
-        </w:rPr>
-        <w:t>согласно Приложению</w:t>
-      </w:r>
-      <w:r>
-        <w:rPr>
-          <w:sz w:val="22"/>
-          <w:szCs w:val="22"/>
-        </w:rPr>
-        <w:t xml:space="preserve"> №</w:t>
-      </w:r>
-      <w:r>
-        <w:rPr>
-          <w:sz w:val="22"/>
-          <w:szCs w:val="22"/>
-        </w:rPr>
-        <w:t xml:space="preserve">2 </w:t>
-      </w:r>
-      <w:r>
-        <w:rPr>
-          <w:sz w:val="22"/>
-          <w:szCs w:val="22"/>
-        </w:rPr>
-        <w:t>для</w:t>
-      </w:r>
-      <w:r>
-        <w:rPr>
-          <w:sz w:val="22"/>
-          <w:szCs w:val="22"/>
-        </w:rPr>
-        <w:t xml:space="preserve"> </w:t>
-      </w:r>
-      <w:r>
-        <w:rPr>
-          <w:sz w:val="22"/>
-          <w:szCs w:val="22"/>
-        </w:rPr>
-        <w:t xml:space="preserve">объекта, расположенного по адресу: </w:t>
+          <w:bCs/>
+          <w:sz w:val="22"/>
+          <w:szCs w:val="22"/>
+        </w:rPr>
+      </w:pPr>
+      <w:r>
+        <w:rPr>
+          <w:bCs/>
+          <w:sz w:val="22"/>
+          <w:szCs w:val="22"/>
+        </w:rPr>
+        <w:lastRenderedPageBreak/>
+        <w:t xml:space="preserve">- Направить подготовленный комплект проектной </w:t>
+      </w:r>
+      <w:proofErr w:type="gramStart"/>
+      <w:r>
+        <w:rPr>
+          <w:bCs/>
+          <w:sz w:val="22"/>
+          <w:szCs w:val="22"/>
+        </w:rPr>
+        <w:t>документации  на</w:t>
+      </w:r>
+      <w:proofErr w:type="gramEnd"/>
+      <w:r>
+        <w:rPr>
+          <w:bCs/>
+          <w:sz w:val="22"/>
+          <w:szCs w:val="22"/>
+        </w:rPr>
+        <w:t xml:space="preserve"> согласование Арендодателю по адресу электронной почты, предоставленной Заказчиком.</w:t>
       </w:r>
     </w:p>
     <w:p>
@@ -642,107 +1458,18 @@
         <w:ind w:firstLine="360"/>
         <w:jc w:val="both"/>
         <w:rPr>
-          <w:b/>
-          <w:sz w:val="22"/>
-          <w:szCs w:val="22"/>
-        </w:rPr>
-      </w:pPr>
-      <w:r>
-        <w:rPr>
-          <w:b/>
-          <w:sz w:val="22"/>
-          <w:szCs w:val="22"/>
-          <w:u w:val="single"/>
-        </w:rPr>
-        <w:t>{</w:t>
-      </w:r>
-      <w:r>
-        <w:rPr>
-          <w:b/>
-          <w:sz w:val="22"/>
-          <w:szCs w:val="22"/>
-          <w:u w:val="single"/>
-          <w:lang w:val="en-US"/>
-        </w:rPr>
-        <w:t>Address</w:t>
-      </w:r>
-      <w:r>
-        <w:rPr>
-          <w:b/>
-          <w:sz w:val="22"/>
-          <w:szCs w:val="22"/>
-          <w:u w:val="single"/>
-        </w:rPr>
-        <w:t>}</w:t>
-      </w:r>
-      <w:r>
-        <w:rPr>
-          <w:b/>
-          <w:sz w:val="22"/>
-          <w:szCs w:val="22"/>
-        </w:rPr>
-        <w:t>;</w:t>
-      </w:r>
-    </w:p>
-    <w:p>
-      <w:pPr>
-        <w:jc w:val="both"/>
-        <w:rPr>
-          <w:sz w:val="22"/>
-          <w:szCs w:val="22"/>
-        </w:rPr>
-      </w:pPr>
-      <w:r>
-        <w:rPr>
-          <w:sz w:val="22"/>
-          <w:szCs w:val="22"/>
-        </w:rPr>
-        <w:t xml:space="preserve">общая площадь проектируемого помещения </w:t>
-      </w:r>
-      <w:r>
-        <w:rPr>
-          <w:sz w:val="21"/>
-          <w:szCs w:val="21"/>
-        </w:rPr>
-        <w:t>{</w:t>
-      </w:r>
-      <w:r>
-        <w:rPr>
-          <w:sz w:val="21"/>
-          <w:szCs w:val="21"/>
-          <w:lang w:val="en-US"/>
-        </w:rPr>
-        <w:t>Square</w:t>
-      </w:r>
-      <w:r>
-        <w:rPr>
-          <w:sz w:val="21"/>
-          <w:szCs w:val="21"/>
-        </w:rPr>
-        <w:t>}</w:t>
-      </w:r>
-      <w:r>
-        <w:rPr>
-          <w:sz w:val="22"/>
-          <w:szCs w:val="22"/>
-        </w:rPr>
-        <w:t xml:space="preserve"> </w:t>
-      </w:r>
-      <w:proofErr w:type="spellStart"/>
-      <w:r>
-        <w:rPr>
-          <w:sz w:val="22"/>
-          <w:szCs w:val="22"/>
-        </w:rPr>
-        <w:t>кв.м</w:t>
-      </w:r>
-      <w:proofErr w:type="spellEnd"/>
-      <w:r>
-        <w:rPr>
-          <w:sz w:val="22"/>
-          <w:szCs w:val="22"/>
-        </w:rPr>
-        <w:t xml:space="preserve">., а Заказчик обязуется принять и оплатить результат работ Исполнителя. </w:t>
+          <w:bCs/>
+          <w:sz w:val="22"/>
+          <w:szCs w:val="22"/>
+        </w:rPr>
+      </w:pPr>
+      <w:r>
+        <w:rPr>
+          <w:bCs/>
+          <w:sz w:val="22"/>
+          <w:szCs w:val="22"/>
+        </w:rPr>
+        <w:t>- Рассматривать технические замечания арендодателя, связанные с соответствием проектной документации предоставленным техническим условиям и нормам, и вносить в установленные Договором сроки необходимые исправления в проектную документацию.</w:t>
       </w:r>
     </w:p>
     <w:p>
@@ -750,44 +1477,20 @@
         <w:ind w:firstLine="360"/>
         <w:jc w:val="both"/>
         <w:rPr>
-          <w:sz w:val="22"/>
-          <w:szCs w:val="22"/>
-        </w:rPr>
-      </w:pPr>
-      <w:r>
-        <w:rPr>
-          <w:sz w:val="22"/>
-          <w:szCs w:val="22"/>
-        </w:rPr>
-        <w:t xml:space="preserve">1.2. В </w:t>
-      </w:r>
-      <w:r>
-        <w:rPr>
-          <w:sz w:val="22"/>
-          <w:szCs w:val="22"/>
-        </w:rPr>
-        <w:t>состав работ</w:t>
-      </w:r>
-      <w:r>
-        <w:rPr>
-          <w:sz w:val="22"/>
-          <w:szCs w:val="22"/>
-        </w:rPr>
-        <w:t xml:space="preserve"> по настоящему </w:t>
-      </w:r>
-      <w:r>
-        <w:rPr>
-          <w:sz w:val="22"/>
-          <w:szCs w:val="22"/>
-        </w:rPr>
-        <w:t>Договору включается</w:t>
-      </w:r>
-      <w:r>
-        <w:rPr>
-          <w:sz w:val="22"/>
-          <w:szCs w:val="22"/>
-        </w:rPr>
-        <w:t xml:space="preserve"> проекты в стадии «Рабочая документация»: </w:t>
+          <w:b/>
+          <w:bCs/>
+          <w:sz w:val="22"/>
+          <w:szCs w:val="22"/>
+        </w:rPr>
+      </w:pPr>
+      <w:r>
+        <w:rPr>
+          <w:b/>
+          <w:bCs/>
+          <w:sz w:val="22"/>
+          <w:szCs w:val="22"/>
+        </w:rPr>
+        <w:t>Заказчик обязуется:</w:t>
       </w:r>
     </w:p>
     <w:p>
@@ -795,92 +1498,37 @@
         <w:ind w:firstLine="360"/>
         <w:jc w:val="both"/>
         <w:rPr>
-          <w:sz w:val="22"/>
-          <w:szCs w:val="22"/>
-        </w:rPr>
-      </w:pPr>
-      <w:bookmarkStart w:id="5" w:name="ВИЗ"/>
-      <w:r>
-        <w:rPr>
-          <w:sz w:val="21"/>
-          <w:szCs w:val="21"/>
-        </w:rPr>
-        <w:t>{</w:t>
-      </w:r>
-      <w:r>
-        <w:rPr>
-          <w:sz w:val="21"/>
-          <w:szCs w:val="21"/>
-          <w:lang w:val="en-US"/>
-        </w:rPr>
-        <w:t>Services</w:t>
-      </w:r>
-      <w:r>
-        <w:rPr>
-          <w:sz w:val="21"/>
-          <w:szCs w:val="21"/>
-        </w:rPr>
-        <w:t>}</w:t>
-      </w:r>
-      <w:bookmarkEnd w:id="5"/>
+          <w:bCs/>
+          <w:sz w:val="22"/>
+          <w:szCs w:val="22"/>
+        </w:rPr>
+      </w:pPr>
+      <w:r>
+        <w:rPr>
+          <w:bCs/>
+          <w:sz w:val="22"/>
+          <w:szCs w:val="22"/>
+        </w:rPr>
+        <w:t>- Своевременно предоставить Исполнителю необходимую информацию по объекту от Арендодателя.</w:t>
+      </w:r>
     </w:p>
     <w:p>
       <w:pPr>
         <w:ind w:firstLine="360"/>
         <w:jc w:val="both"/>
         <w:rPr>
-          <w:sz w:val="22"/>
-          <w:szCs w:val="22"/>
-        </w:rPr>
-      </w:pPr>
-      <w:r>
-        <w:rPr>
-          <w:sz w:val="22"/>
-          <w:szCs w:val="22"/>
-        </w:rPr>
-        <w:t>Вышеуказанная проектная</w:t>
-      </w:r>
-      <w:r>
-        <w:rPr>
-          <w:sz w:val="22"/>
-          <w:szCs w:val="22"/>
-        </w:rPr>
-        <w:t xml:space="preserve"> </w:t>
-      </w:r>
-      <w:r>
-        <w:rPr>
-          <w:sz w:val="22"/>
-          <w:szCs w:val="22"/>
-        </w:rPr>
-        <w:t>документация должна</w:t>
-      </w:r>
-      <w:r>
-        <w:rPr>
-          <w:sz w:val="22"/>
-          <w:szCs w:val="22"/>
-        </w:rPr>
-        <w:t xml:space="preserve"> быть выполнена в соответствии </w:t>
-      </w:r>
-      <w:r>
-        <w:rPr>
-          <w:sz w:val="22"/>
-          <w:szCs w:val="22"/>
-        </w:rPr>
-        <w:t>с действующими</w:t>
-      </w:r>
-      <w:r>
-        <w:rPr>
-          <w:sz w:val="22"/>
-          <w:szCs w:val="22"/>
-        </w:rPr>
-        <w:t xml:space="preserve"> </w:t>
-      </w:r>
-      <w:r>
-        <w:rPr>
-          <w:sz w:val="22"/>
-          <w:szCs w:val="22"/>
-        </w:rPr>
-        <w:t>требованиями СНиП.</w:t>
+          <w:bCs/>
+          <w:sz w:val="22"/>
+          <w:szCs w:val="22"/>
+        </w:rPr>
+      </w:pPr>
+      <w:r>
+        <w:rPr>
+          <w:bCs/>
+          <w:sz w:val="22"/>
+          <w:szCs w:val="22"/>
+        </w:rPr>
+        <w:t>- Обеспечить взаимодействие с арендодателем по нетехническим и организационным вопросам согласования.</w:t>
       </w:r>
     </w:p>
     <w:p>
@@ -888,46 +1536,18 @@
         <w:ind w:firstLine="360"/>
         <w:jc w:val="both"/>
         <w:rPr>
-          <w:sz w:val="22"/>
-          <w:szCs w:val="22"/>
-        </w:rPr>
-      </w:pPr>
-      <w:r>
-        <w:rPr>
-          <w:sz w:val="22"/>
-          <w:szCs w:val="22"/>
-        </w:rPr>
-        <w:t>Проектная документация должна быть выполнена и передана в электронном виде формат</w:t>
-      </w:r>
-      <w:r>
-        <w:rPr>
-          <w:sz w:val="22"/>
-          <w:szCs w:val="22"/>
-        </w:rPr>
-        <w:t>е</w:t>
-      </w:r>
-      <w:r>
-        <w:rPr>
-          <w:sz w:val="22"/>
-          <w:szCs w:val="22"/>
-        </w:rPr>
-        <w:t xml:space="preserve"> </w:t>
-      </w:r>
-      <w:proofErr w:type="spellStart"/>
-      <w:r>
-        <w:rPr>
-          <w:sz w:val="22"/>
-          <w:szCs w:val="22"/>
-        </w:rPr>
-        <w:t>Pdf</w:t>
-      </w:r>
-      <w:proofErr w:type="spellEnd"/>
-      <w:r>
-        <w:rPr>
-          <w:sz w:val="22"/>
-          <w:szCs w:val="22"/>
-        </w:rPr>
-        <w:t>.</w:t>
+          <w:bCs/>
+          <w:sz w:val="22"/>
+          <w:szCs w:val="22"/>
+        </w:rPr>
+      </w:pPr>
+      <w:r>
+        <w:rPr>
+          <w:bCs/>
+          <w:sz w:val="22"/>
+          <w:szCs w:val="22"/>
+        </w:rPr>
+        <w:t>- Нести полную ответственность за наличие у него прав, предусмотренных договором аренды, на выполнение проектируемых работ (перепланировка, реконструкция и т.д.), а также за получение от арендодателя принципиального согласия (разрешения) на проведение таких работ.</w:t>
       </w:r>
     </w:p>
     <w:p>
@@ -935,30 +1555,18 @@
         <w:ind w:firstLine="360"/>
         <w:jc w:val="both"/>
         <w:rPr>
-          <w:sz w:val="22"/>
-          <w:szCs w:val="22"/>
-        </w:rPr>
-      </w:pPr>
-      <w:r>
-        <w:rPr>
-          <w:sz w:val="22"/>
-          <w:szCs w:val="22"/>
-        </w:rPr>
-        <w:t xml:space="preserve">1.3 </w:t>
-      </w:r>
-      <w:r>
-        <w:rPr>
-          <w:sz w:val="22"/>
-          <w:szCs w:val="22"/>
-        </w:rPr>
-        <w:t>Исполнитель</w:t>
-      </w:r>
-      <w:r>
-        <w:rPr>
-          <w:sz w:val="22"/>
-          <w:szCs w:val="22"/>
-        </w:rPr>
-        <w:t xml:space="preserve"> гарантирует, что является членом саморегулируемой организации Ассоциация проектировщиков- саморегулируемая организация.</w:t>
+          <w:bCs/>
+          <w:sz w:val="22"/>
+          <w:szCs w:val="22"/>
+        </w:rPr>
+      </w:pPr>
+      <w:r>
+        <w:rPr>
+          <w:bCs/>
+          <w:sz w:val="22"/>
+          <w:szCs w:val="22"/>
+        </w:rPr>
+        <w:t>1.8.2. Основания для отказа в согласовании со стороны Арендодателя подразделяются на:</w:t>
       </w:r>
     </w:p>
     <w:p>
@@ -966,44 +1574,18 @@
         <w:ind w:firstLine="360"/>
         <w:jc w:val="both"/>
         <w:rPr>
-          <w:sz w:val="22"/>
-          <w:szCs w:val="22"/>
-        </w:rPr>
-      </w:pPr>
-      <w:r>
-        <w:rPr>
-          <w:sz w:val="22"/>
-          <w:szCs w:val="22"/>
-        </w:rPr>
-        <w:t>1.</w:t>
-      </w:r>
-      <w:r>
-        <w:rPr>
-          <w:sz w:val="22"/>
-          <w:szCs w:val="22"/>
-        </w:rPr>
-        <w:t>4</w:t>
-      </w:r>
-      <w:r>
-        <w:rPr>
-          <w:sz w:val="22"/>
-          <w:szCs w:val="22"/>
-        </w:rPr>
-        <w:t xml:space="preserve">. </w:t>
-      </w:r>
-      <w:r>
-        <w:rPr>
-          <w:sz w:val="22"/>
-          <w:szCs w:val="22"/>
-        </w:rPr>
-        <w:t>Исполнитель</w:t>
-      </w:r>
-      <w:r>
-        <w:rPr>
-          <w:sz w:val="22"/>
-          <w:szCs w:val="22"/>
-        </w:rPr>
-        <w:t xml:space="preserve"> передает Заказчику документацию для однократного использования при строительстве объектов, месторасположение которых указано в п.1.1 настоящего Договора.</w:t>
+          <w:bCs/>
+          <w:sz w:val="22"/>
+          <w:szCs w:val="22"/>
+        </w:rPr>
+      </w:pPr>
+      <w:r>
+        <w:rPr>
+          <w:bCs/>
+          <w:sz w:val="22"/>
+          <w:szCs w:val="22"/>
+        </w:rPr>
+        <w:t>- Технические: несоответствие проектной документации предоставленным Техническим условиям, действующим нормам, ошибки и недочеты. Ответственность за устранение таких замечаний лежит на Исполнителе.</w:t>
       </w:r>
     </w:p>
     <w:p>
@@ -1011,65 +1593,18 @@
         <w:ind w:firstLine="360"/>
         <w:jc w:val="both"/>
         <w:rPr>
-          <w:sz w:val="22"/>
-          <w:szCs w:val="22"/>
-        </w:rPr>
-      </w:pPr>
-      <w:r>
-        <w:rPr>
-          <w:sz w:val="22"/>
-          <w:szCs w:val="22"/>
-        </w:rPr>
-        <w:t>1.</w:t>
-      </w:r>
-      <w:r>
-        <w:rPr>
-          <w:sz w:val="22"/>
-          <w:szCs w:val="22"/>
-        </w:rPr>
-        <w:t>5</w:t>
-      </w:r>
-      <w:r>
-        <w:rPr>
-          <w:sz w:val="22"/>
-          <w:szCs w:val="22"/>
-        </w:rPr>
-        <w:t xml:space="preserve">. </w:t>
-      </w:r>
-      <w:r>
-        <w:rPr>
-          <w:sz w:val="22"/>
-          <w:szCs w:val="22"/>
-        </w:rPr>
-        <w:t>Исполнитель</w:t>
-      </w:r>
-      <w:r>
-        <w:rPr>
-          <w:sz w:val="22"/>
-          <w:szCs w:val="22"/>
-        </w:rPr>
-        <w:t xml:space="preserve"> передает Заказчику неисключительное право использования документации, указанной в п.</w:t>
-      </w:r>
-      <w:r>
-        <w:rPr>
-          <w:sz w:val="22"/>
-          <w:szCs w:val="22"/>
-        </w:rPr>
-        <w:t>1.2</w:t>
-      </w:r>
-      <w:r>
-        <w:rPr>
-          <w:sz w:val="22"/>
-          <w:szCs w:val="22"/>
-        </w:rPr>
-        <w:t>.</w:t>
-      </w:r>
-      <w:r>
-        <w:rPr>
-          <w:sz w:val="22"/>
-          <w:szCs w:val="22"/>
-        </w:rPr>
-        <w:t xml:space="preserve"> Договора.</w:t>
+          <w:bCs/>
+          <w:sz w:val="22"/>
+          <w:szCs w:val="22"/>
+        </w:rPr>
+      </w:pPr>
+      <w:r>
+        <w:rPr>
+          <w:bCs/>
+          <w:sz w:val="22"/>
+          <w:szCs w:val="22"/>
+        </w:rPr>
+        <w:t>- Нетехнические (принципиальные): отсутствие у Заказчика права на перепланировку, нарушение им договора аренды, внутренние правила арендодателя, коммерческие или иные причины, не связанные с качеством проектной документации. Ответственность за преодоление таких оснований лежит исключительно на Заказчике.</w:t>
       </w:r>
     </w:p>
     <w:p>
@@ -1077,100 +1612,18 @@
         <w:ind w:firstLine="360"/>
         <w:jc w:val="both"/>
         <w:rPr>
-          <w:sz w:val="22"/>
-          <w:szCs w:val="22"/>
-        </w:rPr>
-      </w:pPr>
-      <w:r>
-        <w:rPr>
-          <w:sz w:val="22"/>
-          <w:szCs w:val="22"/>
-        </w:rPr>
-        <w:t>1.</w:t>
-      </w:r>
-      <w:r>
-        <w:rPr>
-          <w:sz w:val="22"/>
-          <w:szCs w:val="22"/>
-        </w:rPr>
-        <w:t>6</w:t>
-      </w:r>
-      <w:r>
-        <w:rPr>
-          <w:sz w:val="22"/>
-          <w:szCs w:val="22"/>
-        </w:rPr>
-        <w:t xml:space="preserve">. </w:t>
-      </w:r>
-      <w:r>
-        <w:rPr>
-          <w:sz w:val="22"/>
-          <w:szCs w:val="22"/>
-        </w:rPr>
-        <w:t>Исполнитель</w:t>
-      </w:r>
-      <w:r>
-        <w:rPr>
-          <w:sz w:val="22"/>
-          <w:szCs w:val="22"/>
-        </w:rPr>
-        <w:t xml:space="preserve"> вправе для производства отдельных работ по настоящему Договору, требующих наличия</w:t>
-      </w:r>
-      <w:r>
-        <w:rPr>
-          <w:sz w:val="22"/>
-          <w:szCs w:val="22"/>
-        </w:rPr>
-        <w:t xml:space="preserve"> дополнительных</w:t>
-      </w:r>
-      <w:r>
-        <w:rPr>
-          <w:sz w:val="22"/>
-          <w:szCs w:val="22"/>
-        </w:rPr>
-        <w:t xml:space="preserve"> лицензий</w:t>
-      </w:r>
-      <w:r>
-        <w:rPr>
-          <w:sz w:val="22"/>
-          <w:szCs w:val="22"/>
-        </w:rPr>
-        <w:t xml:space="preserve"> или допусков</w:t>
-      </w:r>
-      <w:r>
-        <w:rPr>
-          <w:sz w:val="22"/>
-          <w:szCs w:val="22"/>
-        </w:rPr>
-        <w:t xml:space="preserve">, привлекать субподрядчиков, имеющих соответствующие лицензии или допуски на производство таковых работ, отвечая за их действия как за свои. Расчеты с субподрядчиком </w:t>
-      </w:r>
-      <w:r>
-        <w:rPr>
-          <w:sz w:val="22"/>
-          <w:szCs w:val="22"/>
-        </w:rPr>
-        <w:t>Исполнитель</w:t>
-      </w:r>
-      <w:r>
-        <w:rPr>
-          <w:sz w:val="22"/>
-          <w:szCs w:val="22"/>
-        </w:rPr>
-        <w:t xml:space="preserve"> производит </w:t>
-      </w:r>
-      <w:r>
-        <w:rPr>
-          <w:sz w:val="22"/>
-          <w:szCs w:val="22"/>
-        </w:rPr>
-        <w:t>самостоятельно из</w:t>
-      </w:r>
-      <w:r>
-        <w:rPr>
-          <w:sz w:val="22"/>
-          <w:szCs w:val="22"/>
-        </w:rPr>
-        <w:t xml:space="preserve"> сумм, полученных от Заказчика. </w:t>
+          <w:bCs/>
+          <w:sz w:val="22"/>
+          <w:szCs w:val="22"/>
+        </w:rPr>
+      </w:pPr>
+      <w:r>
+        <w:rPr>
+          <w:bCs/>
+          <w:sz w:val="22"/>
+          <w:szCs w:val="22"/>
+        </w:rPr>
+        <w:t>1.8.3. В случае, если Арендодатель отказывает в согласовании проектной документации по нетехническим (принципиальным) причинам, указанным в п. 1.8.2, то:</w:t>
       </w:r>
     </w:p>
     <w:p>
@@ -1178,187 +1631,79 @@
         <w:ind w:firstLine="360"/>
         <w:jc w:val="both"/>
         <w:rPr>
-          <w:sz w:val="22"/>
-          <w:szCs w:val="22"/>
-        </w:rPr>
-      </w:pPr>
-      <w:r>
-        <w:rPr>
-          <w:sz w:val="22"/>
-          <w:szCs w:val="22"/>
-        </w:rPr>
-        <w:t>1.7. Услуги авторского надзора за ходом ремонта, услуги комплектации Объекта, управления ремонтом, а также иные услуги – не входят в предмет настоящего договора и могут быть оказаны на основании отдельных самостоятельных сделок.</w:t>
-      </w:r>
-    </w:p>
-    <w:p>
-      <w:pPr>
-        <w:rPr>
-          <w:b/>
-          <w:sz w:val="22"/>
-          <w:szCs w:val="22"/>
-        </w:rPr>
-      </w:pPr>
-    </w:p>
-    <w:p>
-      <w:pPr>
-        <w:pStyle w:val="ad"/>
-        <w:numPr>
-          <w:ilvl w:val="0"/>
-          <w:numId w:val="11"/>
-        </w:numPr>
-        <w:jc w:val="center"/>
-        <w:rPr>
-          <w:b/>
-          <w:sz w:val="22"/>
-          <w:szCs w:val="22"/>
-        </w:rPr>
-      </w:pPr>
-      <w:r>
-        <w:rPr>
-          <w:b/>
-          <w:sz w:val="22"/>
-          <w:szCs w:val="22"/>
-        </w:rPr>
-        <w:t>ИСХОДНЫЕ ДАННЫЕ</w:t>
-      </w:r>
-    </w:p>
-    <w:p>
-      <w:pPr>
-        <w:pStyle w:val="ad"/>
-        <w:rPr>
-          <w:b/>
-          <w:sz w:val="22"/>
-          <w:szCs w:val="22"/>
-        </w:rPr>
-      </w:pPr>
+          <w:bCs/>
+          <w:sz w:val="22"/>
+          <w:szCs w:val="22"/>
+        </w:rPr>
+      </w:pPr>
+      <w:r>
+        <w:rPr>
+          <w:bCs/>
+          <w:sz w:val="22"/>
+          <w:szCs w:val="22"/>
+        </w:rPr>
+        <w:t>- Работы по настоящему Договору считаются выполненными Исполнителем надлежащим образом и в полном объеме.</w:t>
+      </w:r>
     </w:p>
     <w:p>
       <w:pPr>
         <w:ind w:firstLine="360"/>
         <w:jc w:val="both"/>
         <w:rPr>
-          <w:sz w:val="22"/>
-          <w:szCs w:val="22"/>
-        </w:rPr>
-      </w:pPr>
-      <w:r>
-        <w:rPr>
-          <w:sz w:val="22"/>
-          <w:szCs w:val="22"/>
-        </w:rPr>
-        <w:t>2.1.</w:t>
-      </w:r>
-      <w:r>
-        <w:rPr>
-          <w:sz w:val="22"/>
-          <w:szCs w:val="22"/>
-        </w:rPr>
-        <w:t xml:space="preserve"> </w:t>
-      </w:r>
-      <w:r>
-        <w:rPr>
-          <w:sz w:val="22"/>
-          <w:szCs w:val="22"/>
-        </w:rPr>
-        <w:t>Для выполнения работ, предусмотренных настоящим Договором, Заказчик передает Исполнителю исходную информацию</w:t>
-      </w:r>
-      <w:r>
-        <w:rPr>
-          <w:sz w:val="22"/>
-          <w:szCs w:val="22"/>
-        </w:rPr>
-        <w:t xml:space="preserve"> согласно Приложени</w:t>
-      </w:r>
-      <w:r>
-        <w:rPr>
-          <w:sz w:val="22"/>
-          <w:szCs w:val="22"/>
-        </w:rPr>
-        <w:t>ю</w:t>
-      </w:r>
-      <w:r>
-        <w:rPr>
-          <w:sz w:val="22"/>
-          <w:szCs w:val="22"/>
-        </w:rPr>
-        <w:t xml:space="preserve"> №1 к настоящему Договору</w:t>
-      </w:r>
-      <w:r>
-        <w:rPr>
-          <w:sz w:val="22"/>
-          <w:szCs w:val="22"/>
-        </w:rPr>
-        <w:t xml:space="preserve"> </w:t>
-      </w:r>
-      <w:r>
-        <w:rPr>
-          <w:sz w:val="22"/>
-          <w:szCs w:val="22"/>
-        </w:rPr>
-        <w:t xml:space="preserve">в </w:t>
-      </w:r>
-      <w:r>
-        <w:rPr>
-          <w:sz w:val="22"/>
-          <w:szCs w:val="22"/>
-        </w:rPr>
-        <w:t>т.ч.</w:t>
-      </w:r>
-      <w:r>
-        <w:rPr>
-          <w:sz w:val="22"/>
-          <w:szCs w:val="22"/>
-        </w:rPr>
-        <w:t xml:space="preserve"> Т</w:t>
-      </w:r>
-      <w:r>
-        <w:rPr>
-          <w:sz w:val="22"/>
-          <w:szCs w:val="22"/>
-        </w:rPr>
-        <w:t>ехническо</w:t>
-      </w:r>
-      <w:r>
-        <w:rPr>
-          <w:sz w:val="22"/>
-          <w:szCs w:val="22"/>
-        </w:rPr>
-        <w:t>е</w:t>
-      </w:r>
-      <w:r>
-        <w:rPr>
-          <w:sz w:val="22"/>
-          <w:szCs w:val="22"/>
-        </w:rPr>
-        <w:t xml:space="preserve"> </w:t>
-      </w:r>
-      <w:r>
-        <w:rPr>
-          <w:sz w:val="22"/>
-          <w:szCs w:val="22"/>
-        </w:rPr>
-        <w:t>задани</w:t>
-      </w:r>
-      <w:r>
-        <w:rPr>
-          <w:sz w:val="22"/>
-          <w:szCs w:val="22"/>
-        </w:rPr>
-        <w:t>е</w:t>
-      </w:r>
-      <w:r>
-        <w:rPr>
-          <w:sz w:val="22"/>
-          <w:szCs w:val="22"/>
-        </w:rPr>
-        <w:t xml:space="preserve"> и</w:t>
-      </w:r>
-      <w:r>
-        <w:rPr>
-          <w:sz w:val="22"/>
-          <w:szCs w:val="22"/>
-        </w:rPr>
-        <w:t xml:space="preserve"> Технические условия от Арендодателя на подключение инженерных систем.</w:t>
+          <w:bCs/>
+          <w:sz w:val="22"/>
+          <w:szCs w:val="22"/>
+        </w:rPr>
+      </w:pPr>
+      <w:r>
+        <w:rPr>
+          <w:bCs/>
+          <w:sz w:val="22"/>
+          <w:szCs w:val="22"/>
+        </w:rPr>
+        <w:t xml:space="preserve">- Заказчик не вправе отказаться от приемки Работ и обязан в срок, предусмотренный </w:t>
+      </w:r>
+      <w:proofErr w:type="spellStart"/>
+      <w:r>
+        <w:rPr>
+          <w:bCs/>
+          <w:sz w:val="22"/>
+          <w:szCs w:val="22"/>
+        </w:rPr>
+        <w:t>пп</w:t>
+      </w:r>
+      <w:proofErr w:type="spellEnd"/>
+      <w:r>
+        <w:rPr>
+          <w:bCs/>
+          <w:sz w:val="22"/>
+          <w:szCs w:val="22"/>
+        </w:rPr>
+        <w:t>. 3.2.5 и 3.2.6 Договора, подписать Акт сдачи-приемки выполненных Работ</w:t>
+      </w:r>
+      <w:r>
+        <w:rPr>
+          <w:bCs/>
+          <w:sz w:val="22"/>
+          <w:szCs w:val="22"/>
+        </w:rPr>
+        <w:t>/</w:t>
+      </w:r>
+      <w:r>
+        <w:rPr>
+          <w:bCs/>
+          <w:sz w:val="22"/>
+          <w:szCs w:val="22"/>
+        </w:rPr>
+        <w:t>УПД</w:t>
+      </w:r>
+      <w:r>
+        <w:rPr>
+          <w:bCs/>
+          <w:sz w:val="22"/>
+          <w:szCs w:val="22"/>
+        </w:rPr>
+        <w:t>.</w:t>
       </w:r>
     </w:p>
     <w:p>
@@ -1366,58 +1711,18 @@
         <w:ind w:firstLine="360"/>
         <w:jc w:val="both"/>
         <w:rPr>
-          <w:sz w:val="22"/>
-          <w:szCs w:val="22"/>
-        </w:rPr>
-      </w:pPr>
-      <w:r>
-        <w:rPr>
-          <w:sz w:val="22"/>
-          <w:szCs w:val="22"/>
-        </w:rPr>
-        <w:t>2.2</w:t>
-      </w:r>
-      <w:r>
-        <w:rPr>
-          <w:sz w:val="22"/>
-          <w:szCs w:val="22"/>
-        </w:rPr>
-        <w:t>.</w:t>
-      </w:r>
-      <w:r>
-        <w:rPr>
-          <w:sz w:val="22"/>
-          <w:szCs w:val="22"/>
-        </w:rPr>
-        <w:t xml:space="preserve"> </w:t>
-      </w:r>
-      <w:r>
-        <w:rPr>
-          <w:sz w:val="22"/>
-          <w:szCs w:val="22"/>
-        </w:rPr>
-        <w:t>Ответственность за достоверность и точность исходных данных, содержащихся в предостав</w:t>
-      </w:r>
-      <w:r>
-        <w:rPr>
-          <w:sz w:val="22"/>
-          <w:szCs w:val="22"/>
-        </w:rPr>
-        <w:t xml:space="preserve">ленных </w:t>
-      </w:r>
-      <w:r>
-        <w:rPr>
-          <w:sz w:val="22"/>
-          <w:szCs w:val="22"/>
-        </w:rPr>
-        <w:t>документах, лежит</w:t>
-      </w:r>
-      <w:r>
-        <w:rPr>
-          <w:sz w:val="22"/>
-          <w:szCs w:val="22"/>
-        </w:rPr>
-        <w:t xml:space="preserve"> на Заказчике.</w:t>
+          <w:bCs/>
+          <w:sz w:val="22"/>
+          <w:szCs w:val="22"/>
+        </w:rPr>
+      </w:pPr>
+      <w:r>
+        <w:rPr>
+          <w:bCs/>
+          <w:sz w:val="22"/>
+          <w:szCs w:val="22"/>
+        </w:rPr>
+        <w:t>- Обязательство Заказчика по оплате окончательного расчета возникает в полном объеме с момента получения от Арендодателя мотивированного отказа по нетехническим причинам или по истечении 10 (десяти) рабочих дней с момента направления документации Арендодателю без получения от него ответа, но при условии выполнения Исполнителем своих обязательств по п. 1.8.1.</w:t>
       </w:r>
     </w:p>
     <w:p>
@@ -1425,30 +1730,18 @@
         <w:ind w:firstLine="360"/>
         <w:jc w:val="both"/>
         <w:rPr>
-          <w:sz w:val="22"/>
-          <w:szCs w:val="22"/>
-        </w:rPr>
-      </w:pPr>
-      <w:r>
-        <w:rPr>
-          <w:sz w:val="22"/>
-          <w:szCs w:val="22"/>
-        </w:rPr>
-        <w:t>2.3</w:t>
-      </w:r>
-      <w:r>
-        <w:rPr>
-          <w:sz w:val="22"/>
-          <w:szCs w:val="22"/>
-        </w:rPr>
-        <w:t>.</w:t>
-      </w:r>
-      <w:r>
-        <w:rPr>
-          <w:sz w:val="22"/>
-          <w:szCs w:val="22"/>
-        </w:rPr>
-        <w:t xml:space="preserve"> Техническое задание является неотъемлемой частью Договора, обязательной для исполнения Сторонами.</w:t>
+          <w:bCs/>
+          <w:sz w:val="22"/>
+          <w:szCs w:val="22"/>
+        </w:rPr>
+      </w:pPr>
+      <w:r>
+        <w:rPr>
+          <w:bCs/>
+          <w:sz w:val="22"/>
+          <w:szCs w:val="22"/>
+        </w:rPr>
+        <w:t>1.8.4. Сроки согласования:</w:t>
       </w:r>
     </w:p>
     <w:p>
@@ -1456,44 +1749,18 @@
         <w:ind w:firstLine="360"/>
         <w:jc w:val="both"/>
         <w:rPr>
-          <w:sz w:val="22"/>
-          <w:szCs w:val="22"/>
-        </w:rPr>
-      </w:pPr>
-      <w:r>
-        <w:rPr>
-          <w:sz w:val="22"/>
-          <w:szCs w:val="22"/>
-        </w:rPr>
-        <w:t>2.4</w:t>
-      </w:r>
-      <w:r>
-        <w:rPr>
-          <w:sz w:val="22"/>
-          <w:szCs w:val="22"/>
-        </w:rPr>
-        <w:t>.</w:t>
-      </w:r>
-      <w:r>
-        <w:rPr>
-          <w:sz w:val="22"/>
-          <w:szCs w:val="22"/>
-        </w:rPr>
-        <w:t xml:space="preserve"> Заказчик вправе вносить изменения в Техническое задание только на основании дополнительного соглашения, в котором </w:t>
-      </w:r>
-      <w:r>
-        <w:rPr>
-          <w:sz w:val="22"/>
-          <w:szCs w:val="22"/>
-        </w:rPr>
-        <w:t>Сторонами также</w:t>
-      </w:r>
-      <w:r>
-        <w:rPr>
-          <w:sz w:val="22"/>
-          <w:szCs w:val="22"/>
-        </w:rPr>
-        <w:t xml:space="preserve"> устанавливаются сроки выполнения работ, необходимые для внесения изменений в проект.</w:t>
+          <w:bCs/>
+          <w:sz w:val="22"/>
+          <w:szCs w:val="22"/>
+        </w:rPr>
+      </w:pPr>
+      <w:r>
+        <w:rPr>
+          <w:bCs/>
+          <w:sz w:val="22"/>
+          <w:szCs w:val="22"/>
+        </w:rPr>
+        <w:t>- Сроки, предусмотренные для согласования Документации с Арендодателем, не включаются в сроки выполнения Работ по Договору (согласно п. 5.1) и не являются основанием для применения к Исполнителю санкций за просрочку.</w:t>
       </w:r>
     </w:p>
     <w:p>
@@ -1501,17 +1768,18 @@
         <w:ind w:firstLine="360"/>
         <w:jc w:val="both"/>
         <w:rPr>
-          <w:sz w:val="22"/>
-          <w:szCs w:val="22"/>
-        </w:rPr>
-      </w:pPr>
-      <w:r>
-        <w:rPr>
-          <w:sz w:val="22"/>
-          <w:szCs w:val="22"/>
-        </w:rPr>
-        <w:lastRenderedPageBreak/>
-        <w:t>2.5. В любое время в ходе исполнения работ по настоящему договору Исполнитель вправе запросить необходимую для выполнения работ дополнительную информацию.</w:t>
+          <w:bCs/>
+          <w:sz w:val="22"/>
+          <w:szCs w:val="22"/>
+        </w:rPr>
+      </w:pPr>
+      <w:r>
+        <w:rPr>
+          <w:bCs/>
+          <w:sz w:val="22"/>
+          <w:szCs w:val="22"/>
+        </w:rPr>
+        <w:t>- В случае задержки согласования по вине Заказчика или Арендодателя срок исполнения Договора продлевается на соответствующий период.</w:t>
       </w:r>
     </w:p>
     <w:p>
@@ -1519,67 +1787,65 @@
         <w:ind w:firstLine="360"/>
         <w:jc w:val="both"/>
         <w:rPr>
-          <w:sz w:val="22"/>
-          <w:szCs w:val="22"/>
-        </w:rPr>
-      </w:pPr>
-    </w:p>
-    <w:p>
-      <w:pPr>
-        <w:pStyle w:val="ad"/>
-        <w:numPr>
-          <w:ilvl w:val="0"/>
-          <w:numId w:val="11"/>
-        </w:numPr>
-        <w:jc w:val="center"/>
-        <w:rPr>
-          <w:b/>
-          <w:sz w:val="22"/>
-          <w:szCs w:val="22"/>
-        </w:rPr>
-      </w:pPr>
-      <w:r>
-        <w:rPr>
-          <w:b/>
-          <w:sz w:val="22"/>
-          <w:szCs w:val="22"/>
-        </w:rPr>
-        <w:t>ОБЯЗАТЕЛЬСТВА СТОРОН</w:t>
-      </w:r>
-    </w:p>
-    <w:p>
-      <w:pPr>
-        <w:pStyle w:val="ad"/>
-        <w:rPr>
-          <w:b/>
-          <w:sz w:val="22"/>
-          <w:szCs w:val="22"/>
-        </w:rPr>
-      </w:pPr>
+          <w:bCs/>
+          <w:sz w:val="22"/>
+          <w:szCs w:val="22"/>
+        </w:rPr>
+      </w:pPr>
+      <w:r>
+        <w:rPr>
+          <w:bCs/>
+          <w:sz w:val="22"/>
+          <w:szCs w:val="22"/>
+        </w:rPr>
+        <w:t>1.8.5. Существенная задержка согласования:</w:t>
+      </w:r>
     </w:p>
     <w:p>
       <w:pPr>
         <w:ind w:firstLine="360"/>
         <w:jc w:val="both"/>
         <w:rPr>
-          <w:sz w:val="22"/>
-          <w:szCs w:val="22"/>
-        </w:rPr>
-      </w:pPr>
-      <w:r>
-        <w:rPr>
-          <w:sz w:val="22"/>
-          <w:szCs w:val="22"/>
-        </w:rPr>
-        <w:t xml:space="preserve">3.1. </w:t>
-      </w:r>
-      <w:r>
-        <w:rPr>
-          <w:sz w:val="22"/>
-          <w:szCs w:val="22"/>
-        </w:rPr>
-        <w:t>Обязанности Исполнителя:</w:t>
-      </w:r>
+          <w:bCs/>
+          <w:sz w:val="22"/>
+          <w:szCs w:val="22"/>
+        </w:rPr>
+      </w:pPr>
+      <w:r>
+        <w:rPr>
+          <w:bCs/>
+          <w:sz w:val="22"/>
+          <w:szCs w:val="22"/>
+        </w:rPr>
+        <w:t>- Если процесс согласования с Арендодателем не завершен по причинам, не зависящим от Исполнителя, в течение 30 (тридцати) календарных дней с даты готовности Документации, Исполнитель вправе потребовать от Заказчика подписания Акта сдачи-приемки и проведения окончательного расчета. Отказ Заказчика является нарушением с его стороны.</w:t>
+      </w:r>
+    </w:p>
+    <w:p>
+      <w:pPr>
+        <w:rPr>
+          <w:b/>
+          <w:sz w:val="22"/>
+          <w:szCs w:val="22"/>
+        </w:rPr>
+      </w:pPr>
+    </w:p>
+    <w:p>
+      <w:pPr>
+        <w:pStyle w:val="2"/>
+      </w:pPr>
+      <w:r>
+        <w:t>ИСХОДНЫЕ ДАННЫЕ</w:t>
+      </w:r>
+    </w:p>
+    <w:p>
+      <w:pPr>
+        <w:pStyle w:val="a0"/>
+        <w:rPr>
+          <w:b/>
+          <w:sz w:val="22"/>
+          <w:szCs w:val="22"/>
+        </w:rPr>
+      </w:pPr>
     </w:p>
     <w:p>
       <w:pPr>
@@ -1595,21 +1861,7 @@
           <w:sz w:val="22"/>
           <w:szCs w:val="22"/>
         </w:rPr>
-        <w:t>3.1</w:t>
-      </w:r>
-      <w:r>
-        <w:rPr>
-          <w:sz w:val="22"/>
-          <w:szCs w:val="22"/>
-        </w:rPr>
-        <w:t>.</w:t>
-      </w:r>
-      <w:r>
-        <w:rPr>
-          <w:sz w:val="22"/>
-          <w:szCs w:val="22"/>
-        </w:rPr>
-        <w:t>1.</w:t>
+        <w:t>2.1.</w:t>
       </w:r>
       <w:r>
         <w:rPr>
@@ -1623,49 +1875,112 @@
           <w:sz w:val="22"/>
           <w:szCs w:val="22"/>
         </w:rPr>
-        <w:t>Исполнитель</w:t>
-      </w:r>
-      <w:r>
-        <w:rPr>
-          <w:sz w:val="22"/>
-          <w:szCs w:val="22"/>
-        </w:rPr>
-        <w:t xml:space="preserve"> обязан уведомлять Заказчика, посредством</w:t>
-      </w:r>
-      <w:r>
-        <w:rPr>
-          <w:sz w:val="22"/>
-          <w:szCs w:val="22"/>
-        </w:rPr>
-        <w:t>, электронной</w:t>
-      </w:r>
-      <w:r>
-        <w:rPr>
-          <w:sz w:val="22"/>
-          <w:szCs w:val="22"/>
-        </w:rPr>
-        <w:t xml:space="preserve"> или телефонной связи </w:t>
-      </w:r>
-      <w:r>
-        <w:rPr>
-          <w:sz w:val="22"/>
-          <w:szCs w:val="22"/>
-        </w:rPr>
-        <w:t xml:space="preserve">о необходимости </w:t>
-      </w:r>
-      <w:r>
-        <w:rPr>
-          <w:sz w:val="22"/>
-          <w:szCs w:val="22"/>
-        </w:rPr>
-        <w:t>приемки разработанной</w:t>
-      </w:r>
-      <w:r>
-        <w:rPr>
-          <w:sz w:val="22"/>
-          <w:szCs w:val="22"/>
-        </w:rPr>
-        <w:t xml:space="preserve"> документации.</w:t>
+        <w:t>Для выполнения работ, предусмотренных настоящим Договором, Заказчик передает Исполнителю исходную информацию</w:t>
+      </w:r>
+      <w:r>
+        <w:rPr>
+          <w:sz w:val="22"/>
+          <w:szCs w:val="22"/>
+        </w:rPr>
+        <w:t xml:space="preserve"> согласно Приложени</w:t>
+      </w:r>
+      <w:r>
+        <w:rPr>
+          <w:sz w:val="22"/>
+          <w:szCs w:val="22"/>
+        </w:rPr>
+        <w:t>ю</w:t>
+      </w:r>
+      <w:r>
+        <w:rPr>
+          <w:sz w:val="22"/>
+          <w:szCs w:val="22"/>
+        </w:rPr>
+        <w:t xml:space="preserve"> №1 к настоящему Договору</w:t>
+      </w:r>
+      <w:r>
+        <w:rPr>
+          <w:sz w:val="22"/>
+          <w:szCs w:val="22"/>
+        </w:rPr>
+        <w:t xml:space="preserve"> </w:t>
+      </w:r>
+      <w:r>
+        <w:rPr>
+          <w:sz w:val="22"/>
+          <w:szCs w:val="22"/>
+        </w:rPr>
+        <w:t xml:space="preserve">в </w:t>
+      </w:r>
+      <w:r>
+        <w:rPr>
+          <w:sz w:val="22"/>
+          <w:szCs w:val="22"/>
+        </w:rPr>
+        <w:t>т.ч.</w:t>
+      </w:r>
+      <w:r>
+        <w:rPr>
+          <w:sz w:val="22"/>
+          <w:szCs w:val="22"/>
+        </w:rPr>
+        <w:t xml:space="preserve"> Т</w:t>
+      </w:r>
+      <w:r>
+        <w:rPr>
+          <w:sz w:val="22"/>
+          <w:szCs w:val="22"/>
+        </w:rPr>
+        <w:t>ехническо</w:t>
+      </w:r>
+      <w:r>
+        <w:rPr>
+          <w:sz w:val="22"/>
+          <w:szCs w:val="22"/>
+        </w:rPr>
+        <w:t>е</w:t>
+      </w:r>
+      <w:r>
+        <w:rPr>
+          <w:sz w:val="22"/>
+          <w:szCs w:val="22"/>
+        </w:rPr>
+        <w:t xml:space="preserve"> </w:t>
+      </w:r>
+      <w:r>
+        <w:rPr>
+          <w:sz w:val="22"/>
+          <w:szCs w:val="22"/>
+        </w:rPr>
+        <w:t>задани</w:t>
+      </w:r>
+      <w:r>
+        <w:rPr>
+          <w:sz w:val="22"/>
+          <w:szCs w:val="22"/>
+        </w:rPr>
+        <w:t>е</w:t>
+      </w:r>
+      <w:r>
+        <w:rPr>
+          <w:sz w:val="22"/>
+          <w:szCs w:val="22"/>
+        </w:rPr>
+        <w:t xml:space="preserve"> и</w:t>
+      </w:r>
+      <w:r>
+        <w:rPr>
+          <w:sz w:val="22"/>
+          <w:szCs w:val="22"/>
+        </w:rPr>
+        <w:t xml:space="preserve"> Технические условия от Арендодателя на подключение инженерных систем.</w:t>
+      </w:r>
+      <w:r>
+        <w:rPr>
+          <w:sz w:val="22"/>
+          <w:szCs w:val="22"/>
+        </w:rPr>
+        <w:t xml:space="preserve"> Дизайн-проект в формате DWG предоставляется Заказчиком по запросу Исполнителя.</w:t>
       </w:r>
     </w:p>
     <w:p>
@@ -1682,14 +1997,7 @@
           <w:sz w:val="22"/>
           <w:szCs w:val="22"/>
         </w:rPr>
-        <w:t>3.</w:t>
-      </w:r>
-      <w:r>
-        <w:rPr>
-          <w:sz w:val="22"/>
-          <w:szCs w:val="22"/>
-        </w:rPr>
-        <w:t>1.2</w:t>
+        <w:t>2.2</w:t>
       </w:r>
       <w:r>
         <w:rPr>
@@ -1710,28 +2018,28 @@
           <w:sz w:val="22"/>
           <w:szCs w:val="22"/>
         </w:rPr>
-        <w:t>Исполнитель</w:t>
-      </w:r>
-      <w:r>
-        <w:rPr>
-          <w:sz w:val="22"/>
-          <w:szCs w:val="22"/>
-        </w:rPr>
-        <w:t xml:space="preserve"> обязан не передавать третьим лицам права на любое использование какой</w:t>
-      </w:r>
-      <w:r>
-        <w:rPr>
-          <w:sz w:val="22"/>
-          <w:szCs w:val="22"/>
-        </w:rPr>
-        <w:t>-</w:t>
-      </w:r>
-      <w:r>
-        <w:rPr>
-          <w:sz w:val="22"/>
-          <w:szCs w:val="22"/>
-        </w:rPr>
-        <w:t>либо части проектной документации или всего проекта в целом (включая дизайн проект).</w:t>
+        <w:t>Ответственность за достоверность и точность исходных данных, содержащихся в предостав</w:t>
+      </w:r>
+      <w:r>
+        <w:rPr>
+          <w:sz w:val="22"/>
+          <w:szCs w:val="22"/>
+        </w:rPr>
+        <w:t xml:space="preserve">ленных </w:t>
+      </w:r>
+      <w:r>
+        <w:rPr>
+          <w:sz w:val="22"/>
+          <w:szCs w:val="22"/>
+        </w:rPr>
+        <w:t>документах, лежит</w:t>
+      </w:r>
+      <w:r>
+        <w:rPr>
+          <w:sz w:val="22"/>
+          <w:szCs w:val="22"/>
+        </w:rPr>
+        <w:t xml:space="preserve"> на Заказчике.</w:t>
       </w:r>
     </w:p>
     <w:p>
@@ -1748,14 +2056,8 @@
           <w:sz w:val="22"/>
           <w:szCs w:val="22"/>
         </w:rPr>
-        <w:t>3.</w:t>
-      </w:r>
-      <w:r>
-        <w:rPr>
-          <w:sz w:val="22"/>
-          <w:szCs w:val="22"/>
-        </w:rPr>
-        <w:t>1.3</w:t>
+        <w:lastRenderedPageBreak/>
+        <w:t>2.3</w:t>
       </w:r>
       <w:r>
         <w:rPr>
@@ -1769,35 +2071,7 @@
           <w:sz w:val="22"/>
           <w:szCs w:val="22"/>
         </w:rPr>
-        <w:t xml:space="preserve"> </w:t>
-      </w:r>
-      <w:r>
-        <w:rPr>
-          <w:sz w:val="22"/>
-          <w:szCs w:val="22"/>
-        </w:rPr>
-        <w:t>Исполнитель</w:t>
-      </w:r>
-      <w:r>
-        <w:rPr>
-          <w:sz w:val="22"/>
-          <w:szCs w:val="22"/>
-        </w:rPr>
-        <w:t xml:space="preserve"> обязан устранять замечания Заказч</w:t>
-      </w:r>
-      <w:r>
-        <w:rPr>
-          <w:sz w:val="22"/>
-          <w:szCs w:val="22"/>
-        </w:rPr>
-        <w:t>ика и согласующих организаций в срок, который не может быть менее чем 3 (Три) рабочих дня</w:t>
-      </w:r>
-      <w:r>
-        <w:rPr>
-          <w:sz w:val="22"/>
-          <w:szCs w:val="22"/>
-        </w:rPr>
-        <w:t>.</w:t>
+        <w:t xml:space="preserve"> Техническое задание является неотъемлемой частью Договора, обязательной для исполнения Сторонами.</w:t>
       </w:r>
     </w:p>
     <w:p>
@@ -1814,7 +2088,7 @@
           <w:sz w:val="22"/>
           <w:szCs w:val="22"/>
         </w:rPr>
-        <w:t>3.1.4</w:t>
+        <w:t>2.4</w:t>
       </w:r>
       <w:r>
         <w:rPr>
@@ -1828,84 +2102,21 @@
           <w:sz w:val="22"/>
           <w:szCs w:val="22"/>
         </w:rPr>
-        <w:t xml:space="preserve"> В случае предоставления неполного технического задания, Исполнитель обязан проинформировать об этом Заказчика. Если данные после этого не будут предоставлены в течение</w:t>
-      </w:r>
-      <w:r>
-        <w:rPr>
-          <w:sz w:val="22"/>
-          <w:szCs w:val="22"/>
-        </w:rPr>
-        <w:t xml:space="preserve"> 3</w:t>
-      </w:r>
-      <w:r>
-        <w:rPr>
-          <w:sz w:val="22"/>
-          <w:szCs w:val="22"/>
-        </w:rPr>
-        <w:t xml:space="preserve"> </w:t>
-      </w:r>
-      <w:r>
-        <w:rPr>
-          <w:sz w:val="22"/>
-          <w:szCs w:val="22"/>
-        </w:rPr>
-        <w:t>(</w:t>
-      </w:r>
-      <w:r>
-        <w:rPr>
-          <w:sz w:val="22"/>
-          <w:szCs w:val="22"/>
-        </w:rPr>
-        <w:t>трех</w:t>
-      </w:r>
-      <w:r>
-        <w:rPr>
-          <w:sz w:val="22"/>
-          <w:szCs w:val="22"/>
-        </w:rPr>
-        <w:t>)</w:t>
-      </w:r>
-      <w:r>
-        <w:rPr>
-          <w:sz w:val="22"/>
-          <w:szCs w:val="22"/>
-        </w:rPr>
-        <w:t xml:space="preserve"> рабочих дней, </w:t>
-      </w:r>
-      <w:r>
-        <w:rPr>
-          <w:sz w:val="22"/>
-          <w:szCs w:val="22"/>
-        </w:rPr>
-        <w:t>И</w:t>
-      </w:r>
-      <w:r>
-        <w:rPr>
-          <w:sz w:val="22"/>
-          <w:szCs w:val="22"/>
-        </w:rPr>
-        <w:t xml:space="preserve">сполнитель вправе использовать </w:t>
-      </w:r>
-      <w:r>
-        <w:rPr>
-          <w:sz w:val="22"/>
-          <w:szCs w:val="22"/>
-        </w:rPr>
-        <w:t>техническое решение,</w:t>
-      </w:r>
-      <w:r>
-        <w:rPr>
-          <w:sz w:val="22"/>
-          <w:szCs w:val="22"/>
-        </w:rPr>
-        <w:t xml:space="preserve"> которое считает наиболее предпочтительным, при этом оно автоматически счи</w:t>
-      </w:r>
-      <w:r>
-        <w:rPr>
-          <w:sz w:val="22"/>
-          <w:szCs w:val="22"/>
-        </w:rPr>
-        <w:t>тается согласованным Заказчиком.</w:t>
+        <w:t xml:space="preserve"> Заказчик вправе вносить изменения в Техническое задание только на основании дополнительного соглашения, в котором </w:t>
+      </w:r>
+      <w:r>
+        <w:rPr>
+          <w:sz w:val="22"/>
+          <w:szCs w:val="22"/>
+        </w:rPr>
+        <w:t>Сторонами также</w:t>
+      </w:r>
+      <w:r>
+        <w:rPr>
+          <w:sz w:val="22"/>
+          <w:szCs w:val="22"/>
+        </w:rPr>
+        <w:t xml:space="preserve"> устанавливаются сроки выполнения работ, необходимые для внесения изменений в проект.</w:t>
       </w:r>
     </w:p>
     <w:p>
@@ -1922,15 +2133,7 @@
           <w:sz w:val="22"/>
           <w:szCs w:val="22"/>
         </w:rPr>
-        <w:t>3.1.5.</w:t>
-      </w:r>
-      <w:r>
-        <w:rPr>
-          <w:sz w:val="22"/>
-          <w:szCs w:val="22"/>
-        </w:rPr>
-        <w:tab/>
-        <w:t>Обеспечить Заказчику возможность связи (посредством электронной почты или телефона) по любым вопросам, связанным с исполнением работ по настоящему договору - в рабочее время: по будням (за исключением праздников), с 10:00 до 18:00. В иное время Исполнитель вправе не выходить на связь с Заказчиком.</w:t>
+        <w:t>2.5. В любое время в ходе исполнения работ по настоящему договору Исполнитель вправе запросить необходимую для выполнения работ дополнительную информацию.</w:t>
       </w:r>
     </w:p>
     <w:p>
@@ -1942,27 +2145,24 @@
           <w:szCs w:val="22"/>
         </w:rPr>
       </w:pPr>
-      <w:r>
-        <w:rPr>
-          <w:sz w:val="22"/>
-          <w:szCs w:val="22"/>
-        </w:rPr>
-        <w:t>3.2.</w:t>
-      </w:r>
-      <w:r>
-        <w:rPr>
-          <w:sz w:val="22"/>
-          <w:szCs w:val="22"/>
-        </w:rPr>
-        <w:t xml:space="preserve"> </w:t>
-      </w:r>
-      <w:r>
-        <w:rPr>
-          <w:sz w:val="22"/>
-          <w:szCs w:val="22"/>
-        </w:rPr>
-        <w:t>Обязательства Заказчика:</w:t>
-      </w:r>
+    </w:p>
+    <w:p>
+      <w:pPr>
+        <w:pStyle w:val="2"/>
+      </w:pPr>
+      <w:r>
+        <w:t>ОБЯЗАТЕЛЬСТВА СТОРОН</w:t>
+      </w:r>
+    </w:p>
+    <w:p>
+      <w:pPr>
+        <w:pStyle w:val="a0"/>
+        <w:rPr>
+          <w:b/>
+          <w:sz w:val="22"/>
+          <w:szCs w:val="22"/>
+        </w:rPr>
+      </w:pPr>
     </w:p>
     <w:p>
       <w:pPr>
@@ -1978,63 +2178,14 @@
           <w:sz w:val="22"/>
           <w:szCs w:val="22"/>
         </w:rPr>
-        <w:t>3.2.1.</w:t>
-      </w:r>
-      <w:r>
-        <w:rPr>
-          <w:sz w:val="22"/>
-          <w:szCs w:val="22"/>
-        </w:rPr>
-        <w:t xml:space="preserve"> </w:t>
-      </w:r>
-      <w:r>
-        <w:rPr>
-          <w:sz w:val="22"/>
-          <w:szCs w:val="22"/>
-        </w:rPr>
-        <w:t>Заказчик обязан предоставить Исполнителю исходную документац</w:t>
-      </w:r>
-      <w:r>
-        <w:rPr>
-          <w:sz w:val="22"/>
-          <w:szCs w:val="22"/>
-        </w:rPr>
-        <w:t>ию в соответствии с п.2.1.</w:t>
-      </w:r>
-      <w:r>
-        <w:rPr>
-          <w:sz w:val="22"/>
-          <w:szCs w:val="22"/>
-        </w:rPr>
-        <w:t xml:space="preserve"> </w:t>
-      </w:r>
-      <w:r>
-        <w:rPr>
-          <w:sz w:val="22"/>
-          <w:szCs w:val="22"/>
-        </w:rPr>
-        <w:t xml:space="preserve">настоящего </w:t>
-      </w:r>
-      <w:r>
-        <w:rPr>
-          <w:sz w:val="22"/>
-          <w:szCs w:val="22"/>
-        </w:rPr>
-        <w:t>Д</w:t>
-      </w:r>
-      <w:r>
-        <w:rPr>
-          <w:sz w:val="22"/>
-          <w:szCs w:val="22"/>
-        </w:rPr>
-        <w:t>оговора</w:t>
-      </w:r>
-      <w:r>
-        <w:rPr>
-          <w:sz w:val="22"/>
-          <w:szCs w:val="22"/>
-        </w:rPr>
-        <w:t>.</w:t>
+        <w:t xml:space="preserve">3.1. </w:t>
+      </w:r>
+      <w:r>
+        <w:rPr>
+          <w:sz w:val="22"/>
+          <w:szCs w:val="22"/>
+        </w:rPr>
+        <w:t>Обязанности Исполнителя:</w:t>
       </w:r>
     </w:p>
     <w:p>
@@ -2051,14 +2202,7 @@
           <w:sz w:val="22"/>
           <w:szCs w:val="22"/>
         </w:rPr>
-        <w:t>3.2.</w:t>
-      </w:r>
-      <w:r>
-        <w:rPr>
-          <w:sz w:val="22"/>
-          <w:szCs w:val="22"/>
-        </w:rPr>
-        <w:t>2</w:t>
+        <w:t>3.1</w:t>
       </w:r>
       <w:r>
         <w:rPr>
@@ -2072,6 +2216,13 @@
           <w:sz w:val="22"/>
           <w:szCs w:val="22"/>
         </w:rPr>
+        <w:t>1.</w:t>
+      </w:r>
+      <w:r>
+        <w:rPr>
+          <w:sz w:val="22"/>
+          <w:szCs w:val="22"/>
+        </w:rPr>
         <w:t xml:space="preserve"> </w:t>
       </w:r>
       <w:r>
@@ -2079,21 +2230,49 @@
           <w:sz w:val="22"/>
           <w:szCs w:val="22"/>
         </w:rPr>
-        <w:t xml:space="preserve">Заказчик обязан оплатить работы Исполнителя в размере и сроки, предусмотренные настоящим </w:t>
-      </w:r>
-      <w:r>
-        <w:rPr>
-          <w:sz w:val="22"/>
-          <w:szCs w:val="22"/>
-        </w:rPr>
-        <w:t>Д</w:t>
-      </w:r>
-      <w:r>
-        <w:rPr>
-          <w:sz w:val="22"/>
-          <w:szCs w:val="22"/>
-        </w:rPr>
-        <w:t>оговором</w:t>
+        <w:t>Исполнитель</w:t>
+      </w:r>
+      <w:r>
+        <w:rPr>
+          <w:sz w:val="22"/>
+          <w:szCs w:val="22"/>
+        </w:rPr>
+        <w:t xml:space="preserve"> обязан уведомлять Заказчика, посредством</w:t>
+      </w:r>
+      <w:r>
+        <w:rPr>
+          <w:sz w:val="22"/>
+          <w:szCs w:val="22"/>
+        </w:rPr>
+        <w:t>, электронной</w:t>
+      </w:r>
+      <w:r>
+        <w:rPr>
+          <w:sz w:val="22"/>
+          <w:szCs w:val="22"/>
+        </w:rPr>
+        <w:t xml:space="preserve"> или телефонной связи </w:t>
+      </w:r>
+      <w:r>
+        <w:rPr>
+          <w:sz w:val="22"/>
+          <w:szCs w:val="22"/>
+        </w:rPr>
+        <w:t xml:space="preserve">о необходимости </w:t>
+      </w:r>
+      <w:r>
+        <w:rPr>
+          <w:sz w:val="22"/>
+          <w:szCs w:val="22"/>
+        </w:rPr>
+        <w:t>приемки разработанной</w:t>
+      </w:r>
+      <w:r>
+        <w:rPr>
+          <w:sz w:val="22"/>
+          <w:szCs w:val="22"/>
+        </w:rPr>
+        <w:t xml:space="preserve"> документации.</w:t>
       </w:r>
     </w:p>
     <w:p>
@@ -2110,14 +2289,14 @@
           <w:sz w:val="22"/>
           <w:szCs w:val="22"/>
         </w:rPr>
-        <w:t>3.2.</w:t>
-      </w:r>
-      <w:r>
-        <w:rPr>
-          <w:sz w:val="22"/>
-          <w:szCs w:val="22"/>
-        </w:rPr>
-        <w:t>3</w:t>
+        <w:t>3.</w:t>
+      </w:r>
+      <w:r>
+        <w:rPr>
+          <w:sz w:val="22"/>
+          <w:szCs w:val="22"/>
+        </w:rPr>
+        <w:t>1.2</w:t>
       </w:r>
       <w:r>
         <w:rPr>
@@ -2138,182 +2317,28 @@
           <w:sz w:val="22"/>
           <w:szCs w:val="22"/>
         </w:rPr>
-        <w:t xml:space="preserve">Заказчик обязан принять </w:t>
-      </w:r>
-      <w:r>
-        <w:rPr>
-          <w:sz w:val="22"/>
-          <w:szCs w:val="22"/>
-        </w:rPr>
-        <w:t xml:space="preserve">и утвердить </w:t>
-      </w:r>
-      <w:r>
-        <w:rPr>
-          <w:sz w:val="22"/>
-          <w:szCs w:val="22"/>
-        </w:rPr>
-        <w:t>разработанную проектную документацию</w:t>
-      </w:r>
-      <w:r>
-        <w:rPr>
-          <w:sz w:val="22"/>
-          <w:szCs w:val="22"/>
-        </w:rPr>
-        <w:t xml:space="preserve"> в течени</w:t>
-      </w:r>
-      <w:r>
-        <w:rPr>
-          <w:sz w:val="22"/>
-          <w:szCs w:val="22"/>
-        </w:rPr>
-        <w:t>е</w:t>
-      </w:r>
-      <w:r>
-        <w:rPr>
-          <w:sz w:val="22"/>
-          <w:szCs w:val="22"/>
-        </w:rPr>
-        <w:t xml:space="preserve"> </w:t>
-      </w:r>
-      <w:r>
-        <w:rPr>
-          <w:sz w:val="22"/>
-          <w:szCs w:val="22"/>
-        </w:rPr>
-        <w:t>3</w:t>
-      </w:r>
-      <w:r>
-        <w:rPr>
-          <w:sz w:val="22"/>
-          <w:szCs w:val="22"/>
-        </w:rPr>
-        <w:t>-х (</w:t>
-      </w:r>
-      <w:r>
-        <w:rPr>
-          <w:sz w:val="22"/>
-          <w:szCs w:val="22"/>
-        </w:rPr>
-        <w:t>трех</w:t>
-      </w:r>
-      <w:r>
-        <w:rPr>
-          <w:sz w:val="22"/>
-          <w:szCs w:val="22"/>
-        </w:rPr>
-        <w:t xml:space="preserve">) </w:t>
-      </w:r>
-      <w:r>
-        <w:rPr>
-          <w:sz w:val="22"/>
-          <w:szCs w:val="22"/>
-        </w:rPr>
-        <w:t>рабочих</w:t>
-      </w:r>
-      <w:r>
-        <w:rPr>
-          <w:sz w:val="22"/>
-          <w:szCs w:val="22"/>
-        </w:rPr>
-        <w:t xml:space="preserve"> дней, с момента </w:t>
-      </w:r>
-      <w:r>
-        <w:rPr>
-          <w:sz w:val="22"/>
-          <w:szCs w:val="22"/>
-        </w:rPr>
-        <w:t>передачи Исполнителем разработанной</w:t>
-      </w:r>
-      <w:r>
-        <w:rPr>
-          <w:sz w:val="22"/>
-          <w:szCs w:val="22"/>
-        </w:rPr>
-        <w:t xml:space="preserve"> </w:t>
-      </w:r>
-      <w:r>
-        <w:rPr>
-          <w:sz w:val="22"/>
-          <w:szCs w:val="22"/>
-        </w:rPr>
-        <w:t>документации</w:t>
-      </w:r>
-      <w:r>
-        <w:rPr>
-          <w:sz w:val="22"/>
-          <w:szCs w:val="22"/>
-        </w:rPr>
-        <w:t xml:space="preserve">, </w:t>
-      </w:r>
-      <w:r>
-        <w:rPr>
-          <w:sz w:val="22"/>
-          <w:szCs w:val="22"/>
-        </w:rPr>
-        <w:t>либо в указанный срок предоставить письменный мотивированный отказ от приемки разработанной документации с указанием сроков их устранения.</w:t>
-      </w:r>
-      <w:r>
-        <w:rPr>
-          <w:sz w:val="22"/>
-          <w:szCs w:val="22"/>
-        </w:rPr>
-        <w:t xml:space="preserve"> </w:t>
-      </w:r>
-      <w:r>
-        <w:rPr>
-          <w:sz w:val="22"/>
-          <w:szCs w:val="22"/>
-        </w:rPr>
-        <w:t>В случае отсутствия ко</w:t>
-      </w:r>
-      <w:r>
-        <w:rPr>
-          <w:sz w:val="22"/>
-          <w:szCs w:val="22"/>
-        </w:rPr>
-        <w:t>м</w:t>
-      </w:r>
-      <w:r>
-        <w:rPr>
-          <w:sz w:val="22"/>
-          <w:szCs w:val="22"/>
-        </w:rPr>
-        <w:t>мента</w:t>
-      </w:r>
-      <w:r>
-        <w:rPr>
-          <w:sz w:val="22"/>
-          <w:szCs w:val="22"/>
-        </w:rPr>
-        <w:t>риев со стор</w:t>
-      </w:r>
-      <w:r>
-        <w:rPr>
-          <w:sz w:val="22"/>
-          <w:szCs w:val="22"/>
-        </w:rPr>
-        <w:t>о</w:t>
-      </w:r>
-      <w:r>
-        <w:rPr>
-          <w:sz w:val="22"/>
-          <w:szCs w:val="22"/>
-        </w:rPr>
-        <w:t xml:space="preserve">ны </w:t>
-      </w:r>
-      <w:r>
-        <w:rPr>
-          <w:sz w:val="22"/>
-          <w:szCs w:val="22"/>
-        </w:rPr>
-        <w:t>З</w:t>
-      </w:r>
-      <w:r>
-        <w:rPr>
-          <w:sz w:val="22"/>
-          <w:szCs w:val="22"/>
-        </w:rPr>
-        <w:t xml:space="preserve">аказчика в установленный срок, документация считается согласованной. </w:t>
+        <w:t>Исполнитель</w:t>
+      </w:r>
+      <w:r>
+        <w:rPr>
+          <w:sz w:val="22"/>
+          <w:szCs w:val="22"/>
+        </w:rPr>
+        <w:t xml:space="preserve"> обязан не передавать третьим лицам права на любое использование какой</w:t>
+      </w:r>
+      <w:r>
+        <w:rPr>
+          <w:sz w:val="22"/>
+          <w:szCs w:val="22"/>
+        </w:rPr>
+        <w:t>-</w:t>
+      </w:r>
+      <w:r>
+        <w:rPr>
+          <w:sz w:val="22"/>
+          <w:szCs w:val="22"/>
+        </w:rPr>
+        <w:t>либо части проектной документации или всего проекта в целом (включая дизайн проект).</w:t>
       </w:r>
     </w:p>
     <w:p>
@@ -2330,21 +2355,28 @@
           <w:sz w:val="22"/>
           <w:szCs w:val="22"/>
         </w:rPr>
-        <w:t>3.2.</w:t>
-      </w:r>
-      <w:r>
-        <w:rPr>
-          <w:sz w:val="22"/>
-          <w:szCs w:val="22"/>
-        </w:rPr>
-        <w:t>4</w:t>
-      </w:r>
-      <w:r>
-        <w:rPr>
-          <w:sz w:val="22"/>
-          <w:szCs w:val="22"/>
-        </w:rPr>
-        <w:t xml:space="preserve">. В случае если </w:t>
+        <w:t>3.</w:t>
+      </w:r>
+      <w:r>
+        <w:rPr>
+          <w:sz w:val="22"/>
+          <w:szCs w:val="22"/>
+        </w:rPr>
+        <w:t>1.3</w:t>
+      </w:r>
+      <w:r>
+        <w:rPr>
+          <w:sz w:val="22"/>
+          <w:szCs w:val="22"/>
+        </w:rPr>
+        <w:t>.</w:t>
+      </w:r>
+      <w:r>
+        <w:rPr>
+          <w:sz w:val="22"/>
+          <w:szCs w:val="22"/>
+        </w:rPr>
+        <w:t xml:space="preserve"> </w:t>
       </w:r>
       <w:r>
         <w:rPr>
@@ -2358,42 +2390,21 @@
           <w:sz w:val="22"/>
           <w:szCs w:val="22"/>
         </w:rPr>
-        <w:t xml:space="preserve"> не устранил выявленные недостатки в сроки, </w:t>
-      </w:r>
-      <w:r>
-        <w:rPr>
-          <w:sz w:val="22"/>
-          <w:szCs w:val="22"/>
-        </w:rPr>
-        <w:t>превышающие</w:t>
-      </w:r>
-      <w:r>
-        <w:rPr>
-          <w:sz w:val="22"/>
-          <w:szCs w:val="22"/>
-        </w:rPr>
-        <w:t xml:space="preserve"> 10 (</w:t>
-      </w:r>
-      <w:r>
-        <w:rPr>
-          <w:sz w:val="22"/>
-          <w:szCs w:val="22"/>
-        </w:rPr>
-        <w:t>Десять</w:t>
-      </w:r>
-      <w:r>
-        <w:rPr>
-          <w:sz w:val="22"/>
-          <w:szCs w:val="22"/>
-        </w:rPr>
-        <w:t>) рабочих дней</w:t>
-      </w:r>
-      <w:r>
-        <w:rPr>
-          <w:sz w:val="22"/>
-          <w:szCs w:val="22"/>
-        </w:rPr>
-        <w:t>, то Заказчик вправе привлечь третьих лиц для устранения выявленных недостатков; понесенные Заказчиком расходы на устранение недостатков возмещаются за счет Исполнителя.</w:t>
+        <w:t xml:space="preserve"> обязан устранять замечания Заказч</w:t>
+      </w:r>
+      <w:r>
+        <w:rPr>
+          <w:sz w:val="22"/>
+          <w:szCs w:val="22"/>
+        </w:rPr>
+        <w:t>ика и согласующих организаций в срок, который не может быть менее чем 3 (Три) рабочих дня</w:t>
+      </w:r>
+      <w:r>
+        <w:rPr>
+          <w:sz w:val="22"/>
+          <w:szCs w:val="22"/>
+        </w:rPr>
+        <w:t>.</w:t>
       </w:r>
     </w:p>
     <w:p>
@@ -2410,35 +2421,98 @@
           <w:sz w:val="22"/>
           <w:szCs w:val="22"/>
         </w:rPr>
-        <w:t>3.2.</w:t>
-      </w:r>
-      <w:r>
-        <w:rPr>
-          <w:sz w:val="22"/>
-          <w:szCs w:val="22"/>
-        </w:rPr>
-        <w:t>5</w:t>
-      </w:r>
-      <w:r>
-        <w:rPr>
-          <w:sz w:val="22"/>
-          <w:szCs w:val="22"/>
-        </w:rPr>
-        <w:t xml:space="preserve">. По окончанию работ Заказчик обязан подписать Акт </w:t>
-      </w:r>
-      <w:r>
-        <w:rPr>
-          <w:sz w:val="22"/>
-          <w:szCs w:val="22"/>
-        </w:rPr>
-        <w:t xml:space="preserve">приемки </w:t>
-      </w:r>
-      <w:r>
-        <w:rPr>
-          <w:sz w:val="22"/>
-          <w:szCs w:val="22"/>
-        </w:rPr>
-        <w:t>выполненных работ в течение 3 (Трех) рабочих дней с момента его получения.</w:t>
+        <w:t>3.1.4</w:t>
+      </w:r>
+      <w:r>
+        <w:rPr>
+          <w:sz w:val="22"/>
+          <w:szCs w:val="22"/>
+        </w:rPr>
+        <w:t>.</w:t>
+      </w:r>
+      <w:r>
+        <w:rPr>
+          <w:sz w:val="22"/>
+          <w:szCs w:val="22"/>
+        </w:rPr>
+        <w:t xml:space="preserve"> В случае предоставления неполного технического задания, Исполнитель обязан проинформировать об этом Заказчика. Если данные после этого не будут предоставлены в течение</w:t>
+      </w:r>
+      <w:r>
+        <w:rPr>
+          <w:sz w:val="22"/>
+          <w:szCs w:val="22"/>
+        </w:rPr>
+        <w:t xml:space="preserve"> 3</w:t>
+      </w:r>
+      <w:r>
+        <w:rPr>
+          <w:sz w:val="22"/>
+          <w:szCs w:val="22"/>
+        </w:rPr>
+        <w:t xml:space="preserve"> </w:t>
+      </w:r>
+      <w:r>
+        <w:rPr>
+          <w:sz w:val="22"/>
+          <w:szCs w:val="22"/>
+        </w:rPr>
+        <w:t>(</w:t>
+      </w:r>
+      <w:r>
+        <w:rPr>
+          <w:sz w:val="22"/>
+          <w:szCs w:val="22"/>
+        </w:rPr>
+        <w:t>трех</w:t>
+      </w:r>
+      <w:r>
+        <w:rPr>
+          <w:sz w:val="22"/>
+          <w:szCs w:val="22"/>
+        </w:rPr>
+        <w:t>)</w:t>
+      </w:r>
+      <w:r>
+        <w:rPr>
+          <w:sz w:val="22"/>
+          <w:szCs w:val="22"/>
+        </w:rPr>
+        <w:t xml:space="preserve"> рабочих дней, </w:t>
+      </w:r>
+      <w:r>
+        <w:rPr>
+          <w:sz w:val="22"/>
+          <w:szCs w:val="22"/>
+        </w:rPr>
+        <w:t>И</w:t>
+      </w:r>
+      <w:r>
+        <w:rPr>
+          <w:sz w:val="22"/>
+          <w:szCs w:val="22"/>
+        </w:rPr>
+        <w:t xml:space="preserve">сполнитель вправе использовать </w:t>
+      </w:r>
+      <w:r>
+        <w:rPr>
+          <w:sz w:val="22"/>
+          <w:szCs w:val="22"/>
+        </w:rPr>
+        <w:t>техническое решение,</w:t>
+      </w:r>
+      <w:r>
+        <w:rPr>
+          <w:sz w:val="22"/>
+          <w:szCs w:val="22"/>
+        </w:rPr>
+        <w:t xml:space="preserve"> которое считает наиболее предпочтительным, при этом оно автоматически счи</w:t>
+      </w:r>
+      <w:r>
+        <w:rPr>
+          <w:sz w:val="22"/>
+          <w:szCs w:val="22"/>
+        </w:rPr>
+        <w:t>тается согласованным Заказчиком.</w:t>
       </w:r>
     </w:p>
     <w:p>
@@ -2455,105 +2529,29 @@
           <w:sz w:val="22"/>
           <w:szCs w:val="22"/>
         </w:rPr>
-        <w:t>3.2.</w:t>
-      </w:r>
-      <w:r>
-        <w:rPr>
-          <w:sz w:val="22"/>
-          <w:szCs w:val="22"/>
-        </w:rPr>
-        <w:t>6</w:t>
-      </w:r>
-      <w:r>
-        <w:rPr>
-          <w:sz w:val="22"/>
-          <w:szCs w:val="22"/>
-        </w:rPr>
-        <w:t>. В случае если в вышеуказанный срок (</w:t>
-      </w:r>
-      <w:r>
-        <w:rPr>
-          <w:sz w:val="22"/>
-          <w:szCs w:val="22"/>
-        </w:rPr>
-        <w:t xml:space="preserve">3 </w:t>
-      </w:r>
-      <w:r>
-        <w:rPr>
-          <w:sz w:val="22"/>
-          <w:szCs w:val="22"/>
-        </w:rPr>
-        <w:t xml:space="preserve">рабочих дня) с момента </w:t>
-      </w:r>
-      <w:r>
-        <w:rPr>
-          <w:sz w:val="22"/>
-          <w:szCs w:val="22"/>
-        </w:rPr>
-        <w:t>получения</w:t>
-      </w:r>
-      <w:r>
-        <w:rPr>
-          <w:sz w:val="22"/>
-          <w:szCs w:val="22"/>
-        </w:rPr>
-        <w:t xml:space="preserve"> Заказчик</w:t>
-      </w:r>
-      <w:r>
-        <w:rPr>
-          <w:sz w:val="22"/>
-          <w:szCs w:val="22"/>
-        </w:rPr>
-        <w:t>ом</w:t>
-      </w:r>
-      <w:r>
-        <w:rPr>
-          <w:sz w:val="22"/>
-          <w:szCs w:val="22"/>
-        </w:rPr>
-        <w:t xml:space="preserve"> </w:t>
-      </w:r>
-      <w:r>
-        <w:rPr>
-          <w:sz w:val="22"/>
-          <w:szCs w:val="22"/>
-        </w:rPr>
-        <w:t xml:space="preserve">Акта </w:t>
-      </w:r>
-      <w:r>
-        <w:rPr>
-          <w:sz w:val="22"/>
-          <w:szCs w:val="22"/>
-        </w:rPr>
-        <w:t xml:space="preserve">приемки </w:t>
-      </w:r>
-      <w:r>
-        <w:rPr>
-          <w:sz w:val="22"/>
-          <w:szCs w:val="22"/>
-        </w:rPr>
-        <w:t>выполненных работ</w:t>
-      </w:r>
-      <w:r>
-        <w:rPr>
-          <w:sz w:val="22"/>
-          <w:szCs w:val="22"/>
-        </w:rPr>
-        <w:t xml:space="preserve"> Заказчик не подписал </w:t>
-      </w:r>
-      <w:r>
-        <w:rPr>
-          <w:sz w:val="22"/>
-          <w:szCs w:val="22"/>
-        </w:rPr>
-        <w:t>его</w:t>
-      </w:r>
-      <w:r>
-        <w:rPr>
-          <w:sz w:val="22"/>
-          <w:szCs w:val="22"/>
-        </w:rPr>
-        <w:t>, либо не представил мотивированный отказ от его подписания, то работы считаются надлежаще выполненными Исполнителем на основании одностороннего акта, составленного Исполнителем.</w:t>
+        <w:t>3.1.5.</w:t>
+      </w:r>
+      <w:r>
+        <w:rPr>
+          <w:sz w:val="22"/>
+          <w:szCs w:val="22"/>
+        </w:rPr>
+        <w:tab/>
+        <w:t>Обеспечить Заказчику возможность связи (посредством электронной почты или телефона) по любым вопросам, связанным с исполнением работ по настоящему договору - в рабочее время: по будням (за исключением праздников), с 10:00 до 18:00</w:t>
+      </w:r>
+      <w:r>
+        <w:rPr>
+          <w:sz w:val="22"/>
+          <w:szCs w:val="22"/>
+        </w:rPr>
+        <w:t xml:space="preserve"> по Московскому времени</w:t>
+      </w:r>
+      <w:r>
+        <w:rPr>
+          <w:sz w:val="22"/>
+          <w:szCs w:val="22"/>
+        </w:rPr>
+        <w:t>. В иное время Исполнитель вправе не выходить на связь с Заказчиком.</w:t>
       </w:r>
     </w:p>
     <w:p>
@@ -2577,21 +2575,14 @@
           <w:sz w:val="22"/>
           <w:szCs w:val="22"/>
         </w:rPr>
-        <w:t>7</w:t>
-      </w:r>
-      <w:r>
-        <w:rPr>
-          <w:sz w:val="22"/>
-          <w:szCs w:val="22"/>
-        </w:rPr>
-        <w:t xml:space="preserve">. </w:t>
-      </w:r>
-      <w:r>
-        <w:rPr>
-          <w:sz w:val="22"/>
-          <w:szCs w:val="22"/>
-        </w:rPr>
-        <w:t>В случае необходимости проведения дополнительных работ, Стороны подписывают дополнительное соглашение, с указанием дополнительных работ, стоимости, сроков их выполнения, оплата производится 100% предоплатой.</w:t>
+        <w:t xml:space="preserve"> </w:t>
+      </w:r>
+      <w:r>
+        <w:rPr>
+          <w:sz w:val="22"/>
+          <w:szCs w:val="22"/>
+        </w:rPr>
+        <w:t>Обязательства Заказчика:</w:t>
       </w:r>
     </w:p>
     <w:p>
@@ -2608,7 +2599,728 @@
           <w:sz w:val="22"/>
           <w:szCs w:val="22"/>
         </w:rPr>
-        <w:t>3.3. Обязательства Исполнителя по выполнению работ являются встречными по отношению к обязательствам Заказчика по оплате работ. Исполнитель вправе не приступать к работе по этапу, либо приостановить работы, если Заказчика нарушен порядок оплаты работ. Подобное рассматривается как задержка выполнения работ по вине Заказчика.</w:t>
+        <w:t>3.2.1.</w:t>
+      </w:r>
+      <w:r>
+        <w:rPr>
+          <w:sz w:val="22"/>
+          <w:szCs w:val="22"/>
+        </w:rPr>
+        <w:t xml:space="preserve"> </w:t>
+      </w:r>
+      <w:r>
+        <w:rPr>
+          <w:sz w:val="22"/>
+          <w:szCs w:val="22"/>
+        </w:rPr>
+        <w:t>Заказчик обязан предоставить Исполнителю исходную документац</w:t>
+      </w:r>
+      <w:r>
+        <w:rPr>
+          <w:sz w:val="22"/>
+          <w:szCs w:val="22"/>
+        </w:rPr>
+        <w:t>ию в соответствии с п.2.1.</w:t>
+      </w:r>
+      <w:r>
+        <w:rPr>
+          <w:sz w:val="22"/>
+          <w:szCs w:val="22"/>
+        </w:rPr>
+        <w:t xml:space="preserve"> </w:t>
+      </w:r>
+      <w:r>
+        <w:rPr>
+          <w:sz w:val="22"/>
+          <w:szCs w:val="22"/>
+        </w:rPr>
+        <w:t xml:space="preserve">настоящего </w:t>
+      </w:r>
+      <w:r>
+        <w:rPr>
+          <w:sz w:val="22"/>
+          <w:szCs w:val="22"/>
+        </w:rPr>
+        <w:t>Д</w:t>
+      </w:r>
+      <w:r>
+        <w:rPr>
+          <w:sz w:val="22"/>
+          <w:szCs w:val="22"/>
+        </w:rPr>
+        <w:t>оговора</w:t>
+      </w:r>
+      <w:r>
+        <w:rPr>
+          <w:sz w:val="22"/>
+          <w:szCs w:val="22"/>
+        </w:rPr>
+        <w:t>.</w:t>
+      </w:r>
+    </w:p>
+    <w:p>
+      <w:pPr>
+        <w:ind w:firstLine="360"/>
+        <w:jc w:val="both"/>
+        <w:rPr>
+          <w:sz w:val="22"/>
+          <w:szCs w:val="22"/>
+        </w:rPr>
+      </w:pPr>
+      <w:r>
+        <w:rPr>
+          <w:sz w:val="22"/>
+          <w:szCs w:val="22"/>
+        </w:rPr>
+        <w:t>3.2.</w:t>
+      </w:r>
+      <w:r>
+        <w:rPr>
+          <w:sz w:val="22"/>
+          <w:szCs w:val="22"/>
+        </w:rPr>
+        <w:t>2</w:t>
+      </w:r>
+      <w:r>
+        <w:rPr>
+          <w:sz w:val="22"/>
+          <w:szCs w:val="22"/>
+        </w:rPr>
+        <w:t>.</w:t>
+      </w:r>
+      <w:r>
+        <w:rPr>
+          <w:sz w:val="22"/>
+          <w:szCs w:val="22"/>
+        </w:rPr>
+        <w:t xml:space="preserve"> </w:t>
+      </w:r>
+      <w:r>
+        <w:rPr>
+          <w:sz w:val="22"/>
+          <w:szCs w:val="22"/>
+        </w:rPr>
+        <w:t xml:space="preserve">Заказчик обязан оплатить работы Исполнителя в размере и сроки, предусмотренные настоящим </w:t>
+      </w:r>
+      <w:r>
+        <w:rPr>
+          <w:sz w:val="22"/>
+          <w:szCs w:val="22"/>
+        </w:rPr>
+        <w:t>Д</w:t>
+      </w:r>
+      <w:r>
+        <w:rPr>
+          <w:sz w:val="22"/>
+          <w:szCs w:val="22"/>
+        </w:rPr>
+        <w:t>оговором</w:t>
+      </w:r>
+    </w:p>
+    <w:p>
+      <w:pPr>
+        <w:ind w:firstLine="360"/>
+        <w:jc w:val="both"/>
+        <w:rPr>
+          <w:sz w:val="22"/>
+          <w:szCs w:val="22"/>
+        </w:rPr>
+      </w:pPr>
+      <w:r>
+        <w:rPr>
+          <w:sz w:val="22"/>
+          <w:szCs w:val="22"/>
+        </w:rPr>
+        <w:t>3.2.</w:t>
+      </w:r>
+      <w:r>
+        <w:rPr>
+          <w:sz w:val="22"/>
+          <w:szCs w:val="22"/>
+        </w:rPr>
+        <w:t>3</w:t>
+      </w:r>
+      <w:r>
+        <w:rPr>
+          <w:sz w:val="22"/>
+          <w:szCs w:val="22"/>
+        </w:rPr>
+        <w:t>.</w:t>
+      </w:r>
+      <w:r>
+        <w:rPr>
+          <w:sz w:val="22"/>
+          <w:szCs w:val="22"/>
+        </w:rPr>
+        <w:t xml:space="preserve"> </w:t>
+      </w:r>
+      <w:r>
+        <w:rPr>
+          <w:sz w:val="22"/>
+          <w:szCs w:val="22"/>
+        </w:rPr>
+        <w:t xml:space="preserve">Заказчик обязан принять </w:t>
+      </w:r>
+      <w:r>
+        <w:rPr>
+          <w:sz w:val="22"/>
+          <w:szCs w:val="22"/>
+        </w:rPr>
+        <w:t xml:space="preserve">и утвердить </w:t>
+      </w:r>
+      <w:r>
+        <w:rPr>
+          <w:sz w:val="22"/>
+          <w:szCs w:val="22"/>
+        </w:rPr>
+        <w:t>разработанную проектную документацию</w:t>
+      </w:r>
+      <w:r>
+        <w:rPr>
+          <w:sz w:val="22"/>
+          <w:szCs w:val="22"/>
+        </w:rPr>
+        <w:t xml:space="preserve"> в течени</w:t>
+      </w:r>
+      <w:r>
+        <w:rPr>
+          <w:sz w:val="22"/>
+          <w:szCs w:val="22"/>
+        </w:rPr>
+        <w:t>е</w:t>
+      </w:r>
+      <w:r>
+        <w:rPr>
+          <w:sz w:val="22"/>
+          <w:szCs w:val="22"/>
+        </w:rPr>
+        <w:t xml:space="preserve"> </w:t>
+      </w:r>
+      <w:r>
+        <w:rPr>
+          <w:sz w:val="22"/>
+          <w:szCs w:val="22"/>
+        </w:rPr>
+        <w:t>3</w:t>
+      </w:r>
+      <w:r>
+        <w:rPr>
+          <w:sz w:val="22"/>
+          <w:szCs w:val="22"/>
+        </w:rPr>
+        <w:t>-х (</w:t>
+      </w:r>
+      <w:r>
+        <w:rPr>
+          <w:sz w:val="22"/>
+          <w:szCs w:val="22"/>
+        </w:rPr>
+        <w:t>трех</w:t>
+      </w:r>
+      <w:r>
+        <w:rPr>
+          <w:sz w:val="22"/>
+          <w:szCs w:val="22"/>
+        </w:rPr>
+        <w:t xml:space="preserve">) </w:t>
+      </w:r>
+      <w:r>
+        <w:rPr>
+          <w:sz w:val="22"/>
+          <w:szCs w:val="22"/>
+        </w:rPr>
+        <w:t>рабочих</w:t>
+      </w:r>
+      <w:r>
+        <w:rPr>
+          <w:sz w:val="22"/>
+          <w:szCs w:val="22"/>
+        </w:rPr>
+        <w:t xml:space="preserve"> дней, с момента </w:t>
+      </w:r>
+      <w:r>
+        <w:rPr>
+          <w:sz w:val="22"/>
+          <w:szCs w:val="22"/>
+        </w:rPr>
+        <w:t>передачи Исполнителем разработанной</w:t>
+      </w:r>
+      <w:r>
+        <w:rPr>
+          <w:sz w:val="22"/>
+          <w:szCs w:val="22"/>
+        </w:rPr>
+        <w:t xml:space="preserve"> </w:t>
+      </w:r>
+      <w:r>
+        <w:rPr>
+          <w:sz w:val="22"/>
+          <w:szCs w:val="22"/>
+        </w:rPr>
+        <w:t>документации</w:t>
+      </w:r>
+      <w:r>
+        <w:rPr>
+          <w:sz w:val="22"/>
+          <w:szCs w:val="22"/>
+        </w:rPr>
+        <w:t xml:space="preserve">, </w:t>
+      </w:r>
+      <w:r>
+        <w:rPr>
+          <w:sz w:val="22"/>
+          <w:szCs w:val="22"/>
+        </w:rPr>
+        <w:t xml:space="preserve">либо в указанный срок предоставить письменный мотивированный отказ от приемки разработанной документации с указанием </w:t>
+      </w:r>
+      <w:r>
+        <w:rPr>
+          <w:sz w:val="22"/>
+          <w:szCs w:val="22"/>
+        </w:rPr>
+        <w:t xml:space="preserve">недостатков и </w:t>
+      </w:r>
+      <w:r>
+        <w:rPr>
+          <w:sz w:val="22"/>
+          <w:szCs w:val="22"/>
+        </w:rPr>
+        <w:t>сроков их устранения.</w:t>
+      </w:r>
+      <w:r>
+        <w:rPr>
+          <w:sz w:val="22"/>
+          <w:szCs w:val="22"/>
+        </w:rPr>
+        <w:t xml:space="preserve"> </w:t>
+      </w:r>
+      <w:r>
+        <w:rPr>
+          <w:sz w:val="22"/>
+          <w:szCs w:val="22"/>
+        </w:rPr>
+        <w:t>В случае отсутствия ко</w:t>
+      </w:r>
+      <w:r>
+        <w:rPr>
+          <w:sz w:val="22"/>
+          <w:szCs w:val="22"/>
+        </w:rPr>
+        <w:t>м</w:t>
+      </w:r>
+      <w:r>
+        <w:rPr>
+          <w:sz w:val="22"/>
+          <w:szCs w:val="22"/>
+        </w:rPr>
+        <w:t>мента</w:t>
+      </w:r>
+      <w:r>
+        <w:rPr>
+          <w:sz w:val="22"/>
+          <w:szCs w:val="22"/>
+        </w:rPr>
+        <w:t>риев со стор</w:t>
+      </w:r>
+      <w:r>
+        <w:rPr>
+          <w:sz w:val="22"/>
+          <w:szCs w:val="22"/>
+        </w:rPr>
+        <w:t>о</w:t>
+      </w:r>
+      <w:r>
+        <w:rPr>
+          <w:sz w:val="22"/>
+          <w:szCs w:val="22"/>
+        </w:rPr>
+        <w:t xml:space="preserve">ны </w:t>
+      </w:r>
+      <w:r>
+        <w:rPr>
+          <w:sz w:val="22"/>
+          <w:szCs w:val="22"/>
+        </w:rPr>
+        <w:t>З</w:t>
+      </w:r>
+      <w:r>
+        <w:rPr>
+          <w:sz w:val="22"/>
+          <w:szCs w:val="22"/>
+        </w:rPr>
+        <w:t xml:space="preserve">аказчика в установленный срок, документация считается согласованной. </w:t>
+      </w:r>
+    </w:p>
+    <w:p>
+      <w:pPr>
+        <w:ind w:firstLine="360"/>
+        <w:jc w:val="both"/>
+        <w:rPr>
+          <w:sz w:val="22"/>
+          <w:szCs w:val="22"/>
+        </w:rPr>
+      </w:pPr>
+      <w:r>
+        <w:rPr>
+          <w:sz w:val="22"/>
+          <w:szCs w:val="22"/>
+        </w:rPr>
+        <w:t>3.2.</w:t>
+      </w:r>
+      <w:r>
+        <w:rPr>
+          <w:sz w:val="22"/>
+          <w:szCs w:val="22"/>
+        </w:rPr>
+        <w:t>4</w:t>
+      </w:r>
+      <w:r>
+        <w:rPr>
+          <w:sz w:val="22"/>
+          <w:szCs w:val="22"/>
+        </w:rPr>
+        <w:t xml:space="preserve">. В случае если </w:t>
+      </w:r>
+      <w:r>
+        <w:rPr>
+          <w:sz w:val="22"/>
+          <w:szCs w:val="22"/>
+        </w:rPr>
+        <w:t>Исполнитель</w:t>
+      </w:r>
+      <w:r>
+        <w:rPr>
+          <w:sz w:val="22"/>
+          <w:szCs w:val="22"/>
+        </w:rPr>
+        <w:t xml:space="preserve"> не устранил выявленные недостатки в сроки, </w:t>
+      </w:r>
+      <w:r>
+        <w:rPr>
+          <w:sz w:val="22"/>
+          <w:szCs w:val="22"/>
+        </w:rPr>
+        <w:t>превышающие</w:t>
+      </w:r>
+      <w:r>
+        <w:rPr>
+          <w:sz w:val="22"/>
+          <w:szCs w:val="22"/>
+        </w:rPr>
+        <w:t xml:space="preserve"> 10 (</w:t>
+      </w:r>
+      <w:r>
+        <w:rPr>
+          <w:sz w:val="22"/>
+          <w:szCs w:val="22"/>
+        </w:rPr>
+        <w:t>Десять</w:t>
+      </w:r>
+      <w:r>
+        <w:rPr>
+          <w:sz w:val="22"/>
+          <w:szCs w:val="22"/>
+        </w:rPr>
+        <w:t>) рабочих дней</w:t>
+      </w:r>
+      <w:r>
+        <w:rPr>
+          <w:sz w:val="22"/>
+          <w:szCs w:val="22"/>
+        </w:rPr>
+        <w:t>, то Заказчик вправе привлечь третьих лиц для устранения выявленных недостатков; понесенные Заказчиком расходы на устранение недостатков возмещаются за счет Исполнителя.</w:t>
+      </w:r>
+    </w:p>
+    <w:p>
+      <w:pPr>
+        <w:ind w:firstLine="360"/>
+        <w:jc w:val="both"/>
+        <w:rPr>
+          <w:sz w:val="22"/>
+          <w:szCs w:val="22"/>
+        </w:rPr>
+      </w:pPr>
+      <w:r>
+        <w:rPr>
+          <w:sz w:val="22"/>
+          <w:szCs w:val="22"/>
+        </w:rPr>
+        <w:t>3.2.</w:t>
+      </w:r>
+      <w:r>
+        <w:rPr>
+          <w:sz w:val="22"/>
+          <w:szCs w:val="22"/>
+        </w:rPr>
+        <w:t>5</w:t>
+      </w:r>
+      <w:r>
+        <w:rPr>
+          <w:sz w:val="22"/>
+          <w:szCs w:val="22"/>
+        </w:rPr>
+        <w:t xml:space="preserve">. По окончанию работ Заказчик обязан подписать Акт </w:t>
+      </w:r>
+      <w:r>
+        <w:rPr>
+          <w:sz w:val="22"/>
+          <w:szCs w:val="22"/>
+        </w:rPr>
+        <w:t xml:space="preserve">приемки </w:t>
+      </w:r>
+      <w:r>
+        <w:rPr>
+          <w:sz w:val="22"/>
+          <w:szCs w:val="22"/>
+        </w:rPr>
+        <w:t>выполненных работ</w:t>
+      </w:r>
+      <w:r>
+        <w:rPr>
+          <w:bCs/>
+          <w:sz w:val="22"/>
+          <w:szCs w:val="22"/>
+        </w:rPr>
+        <w:t>/</w:t>
+      </w:r>
+      <w:r>
+        <w:rPr>
+          <w:bCs/>
+          <w:sz w:val="22"/>
+          <w:szCs w:val="22"/>
+        </w:rPr>
+        <w:t>УПД</w:t>
+      </w:r>
+      <w:r>
+        <w:rPr>
+          <w:sz w:val="22"/>
+          <w:szCs w:val="22"/>
+        </w:rPr>
+        <w:t xml:space="preserve"> в течение 3 (Трех) рабочих дней с момента его получения.</w:t>
+      </w:r>
+    </w:p>
+    <w:p>
+      <w:pPr>
+        <w:ind w:firstLine="360"/>
+        <w:jc w:val="both"/>
+        <w:rPr>
+          <w:sz w:val="22"/>
+          <w:szCs w:val="22"/>
+        </w:rPr>
+      </w:pPr>
+      <w:r>
+        <w:rPr>
+          <w:sz w:val="22"/>
+          <w:szCs w:val="22"/>
+        </w:rPr>
+        <w:t>3.2.</w:t>
+      </w:r>
+      <w:r>
+        <w:rPr>
+          <w:sz w:val="22"/>
+          <w:szCs w:val="22"/>
+        </w:rPr>
+        <w:t>6</w:t>
+      </w:r>
+      <w:r>
+        <w:rPr>
+          <w:sz w:val="22"/>
+          <w:szCs w:val="22"/>
+        </w:rPr>
+        <w:t>. В случае если в вышеуказанный срок (</w:t>
+      </w:r>
+      <w:r>
+        <w:rPr>
+          <w:sz w:val="22"/>
+          <w:szCs w:val="22"/>
+        </w:rPr>
+        <w:t xml:space="preserve">3 </w:t>
+      </w:r>
+      <w:r>
+        <w:rPr>
+          <w:sz w:val="22"/>
+          <w:szCs w:val="22"/>
+        </w:rPr>
+        <w:t xml:space="preserve">рабочих дня) с момента </w:t>
+      </w:r>
+      <w:r>
+        <w:rPr>
+          <w:sz w:val="22"/>
+          <w:szCs w:val="22"/>
+        </w:rPr>
+        <w:t>получения</w:t>
+      </w:r>
+      <w:r>
+        <w:rPr>
+          <w:sz w:val="22"/>
+          <w:szCs w:val="22"/>
+        </w:rPr>
+        <w:t xml:space="preserve"> Заказчик</w:t>
+      </w:r>
+      <w:r>
+        <w:rPr>
+          <w:sz w:val="22"/>
+          <w:szCs w:val="22"/>
+        </w:rPr>
+        <w:t>ом</w:t>
+      </w:r>
+      <w:r>
+        <w:rPr>
+          <w:sz w:val="22"/>
+          <w:szCs w:val="22"/>
+        </w:rPr>
+        <w:t xml:space="preserve"> </w:t>
+      </w:r>
+      <w:r>
+        <w:rPr>
+          <w:sz w:val="22"/>
+          <w:szCs w:val="22"/>
+        </w:rPr>
+        <w:t xml:space="preserve">Акта </w:t>
+      </w:r>
+      <w:r>
+        <w:rPr>
+          <w:sz w:val="22"/>
+          <w:szCs w:val="22"/>
+        </w:rPr>
+        <w:t xml:space="preserve">приемки </w:t>
+      </w:r>
+      <w:r>
+        <w:rPr>
+          <w:sz w:val="22"/>
+          <w:szCs w:val="22"/>
+        </w:rPr>
+        <w:t>выполненных работ</w:t>
+      </w:r>
+      <w:r>
+        <w:rPr>
+          <w:bCs/>
+          <w:sz w:val="22"/>
+          <w:szCs w:val="22"/>
+        </w:rPr>
+        <w:t>/</w:t>
+      </w:r>
+      <w:proofErr w:type="gramStart"/>
+      <w:r>
+        <w:rPr>
+          <w:bCs/>
+          <w:sz w:val="22"/>
+          <w:szCs w:val="22"/>
+        </w:rPr>
+        <w:t xml:space="preserve">УПД </w:t>
+      </w:r>
+      <w:r>
+        <w:rPr>
+          <w:sz w:val="22"/>
+          <w:szCs w:val="22"/>
+        </w:rPr>
+        <w:t xml:space="preserve"> Заказчик</w:t>
+      </w:r>
+      <w:proofErr w:type="gramEnd"/>
+      <w:r>
+        <w:rPr>
+          <w:sz w:val="22"/>
+          <w:szCs w:val="22"/>
+        </w:rPr>
+        <w:t xml:space="preserve"> не подписал </w:t>
+      </w:r>
+      <w:r>
+        <w:rPr>
+          <w:sz w:val="22"/>
+          <w:szCs w:val="22"/>
+        </w:rPr>
+        <w:t>его</w:t>
+      </w:r>
+      <w:r>
+        <w:rPr>
+          <w:sz w:val="22"/>
+          <w:szCs w:val="22"/>
+        </w:rPr>
+        <w:t>, либо не представил мотивированный отказ от его подписания, то работы считаются надлежаще выполненными Исполнителем на основании одностороннего акта, составленного Исполнителем.</w:t>
+      </w:r>
+      <w:r>
+        <w:rPr>
+          <w:sz w:val="22"/>
+          <w:szCs w:val="22"/>
+        </w:rPr>
+        <w:t xml:space="preserve"> П</w:t>
+      </w:r>
+      <w:r>
+        <w:rPr>
+          <w:sz w:val="22"/>
+          <w:szCs w:val="22"/>
+        </w:rPr>
+        <w:t>ри этом отсутствие подписанного со стороны Заказчика УПД не лишает Исполнителя права учитывать реализацию в целях налогообложения на основании одностороннего УПД.</w:t>
+      </w:r>
+    </w:p>
+    <w:p>
+      <w:pPr>
+        <w:ind w:firstLine="360"/>
+        <w:jc w:val="both"/>
+        <w:rPr>
+          <w:sz w:val="22"/>
+          <w:szCs w:val="22"/>
+        </w:rPr>
+      </w:pPr>
+      <w:r>
+        <w:rPr>
+          <w:sz w:val="22"/>
+          <w:szCs w:val="22"/>
+        </w:rPr>
+        <w:t>3.2.</w:t>
+      </w:r>
+      <w:r>
+        <w:rPr>
+          <w:sz w:val="22"/>
+          <w:szCs w:val="22"/>
+        </w:rPr>
+        <w:t>7</w:t>
+      </w:r>
+      <w:r>
+        <w:rPr>
+          <w:sz w:val="22"/>
+          <w:szCs w:val="22"/>
+        </w:rPr>
+        <w:t xml:space="preserve">. </w:t>
+      </w:r>
+      <w:r>
+        <w:rPr>
+          <w:sz w:val="22"/>
+          <w:szCs w:val="22"/>
+        </w:rPr>
+        <w:t>В случае необходимости проведения дополнительных работ, Стороны подписывают дополнительное соглашение, с указанием дополнительных работ, стоимости, сроков их выполнения, оплата производится 100% предоплатой.</w:t>
+      </w:r>
+    </w:p>
+    <w:p>
+      <w:pPr>
+        <w:ind w:firstLine="360"/>
+        <w:jc w:val="both"/>
+        <w:rPr>
+          <w:sz w:val="22"/>
+          <w:szCs w:val="22"/>
+        </w:rPr>
+      </w:pPr>
+      <w:r>
+        <w:rPr>
+          <w:sz w:val="22"/>
+          <w:szCs w:val="22"/>
+        </w:rPr>
+        <w:lastRenderedPageBreak/>
+        <w:t>3.3. Обязательства Исполнителя по выполнению работ являются встречными по отношению к обязательствам Заказчика по оплате работ. Исполнитель вправе не приступать к работе по этапу, либо приостановить работы, если Заказчик</w:t>
+      </w:r>
+      <w:r>
+        <w:rPr>
+          <w:sz w:val="22"/>
+          <w:szCs w:val="22"/>
+        </w:rPr>
+        <w:t>ом</w:t>
+      </w:r>
+      <w:r>
+        <w:rPr>
+          <w:sz w:val="22"/>
+          <w:szCs w:val="22"/>
+        </w:rPr>
+        <w:t xml:space="preserve"> нарушен порядок оплаты работ. Подобное рассматривается как задержка выполнения работ по вине Заказчика.</w:t>
       </w:r>
     </w:p>
     <w:p>
@@ -2622,40 +3334,25 @@
     </w:p>
     <w:p>
       <w:pPr>
-        <w:pStyle w:val="ad"/>
-        <w:numPr>
-          <w:ilvl w:val="0"/>
-          <w:numId w:val="11"/>
-        </w:numPr>
-        <w:jc w:val="center"/>
+        <w:pStyle w:val="2"/>
+      </w:pPr>
+      <w:r>
+        <w:t>ЦЕНА ДОГОВОРА И ПОРЯДОК РАСЧЕТОВ</w:t>
+      </w:r>
+    </w:p>
+    <w:p>
+      <w:pPr>
+        <w:pStyle w:val="a0"/>
         <w:rPr>
           <w:b/>
           <w:sz w:val="22"/>
           <w:szCs w:val="22"/>
         </w:rPr>
       </w:pPr>
-      <w:r>
-        <w:rPr>
-          <w:b/>
-          <w:sz w:val="22"/>
-          <w:szCs w:val="22"/>
-        </w:rPr>
-        <w:t>ЦЕНА ДОГОВОРА И ПОРЯДОК РАСЧЕТОВ</w:t>
-      </w:r>
-    </w:p>
-    <w:p>
-      <w:pPr>
-        <w:pStyle w:val="ad"/>
-        <w:rPr>
-          <w:b/>
-          <w:sz w:val="22"/>
-          <w:szCs w:val="22"/>
-        </w:rPr>
-      </w:pPr>
-    </w:p>
-    <w:p>
-      <w:pPr>
-        <w:pStyle w:val="ad"/>
+    </w:p>
+    <w:p>
+      <w:pPr>
+        <w:pStyle w:val="a0"/>
         <w:numPr>
           <w:ilvl w:val="0"/>
           <w:numId w:val="9"/>
@@ -2672,21 +3369,20 @@
           <w:sz w:val="22"/>
           <w:szCs w:val="22"/>
         </w:rPr>
-        <w:lastRenderedPageBreak/>
         <w:t xml:space="preserve">Общая стоимость работ, указанных в п. 1.2. настоящего Договора составляет </w:t>
       </w:r>
       <w:r>
         <w:rPr>
-          <w:sz w:val="20"/>
-          <w:szCs w:val="20"/>
+          <w:sz w:val="22"/>
+          <w:szCs w:val="22"/>
           <w:u w:val="single"/>
         </w:rPr>
         <w:t>{</w:t>
       </w:r>
       <w:r>
         <w:rPr>
-          <w:sz w:val="20"/>
-          <w:szCs w:val="20"/>
+          <w:sz w:val="22"/>
+          <w:szCs w:val="22"/>
           <w:u w:val="single"/>
           <w:lang w:val="en-US"/>
         </w:rPr>
@@ -2694,24 +3390,24 @@
       </w:r>
       <w:r>
         <w:rPr>
-          <w:sz w:val="20"/>
-          <w:szCs w:val="20"/>
+          <w:sz w:val="22"/>
+          <w:szCs w:val="22"/>
           <w:u w:val="single"/>
         </w:rPr>
         <w:t>}</w:t>
       </w:r>
       <w:r>
         <w:rPr>
-          <w:sz w:val="20"/>
-          <w:szCs w:val="20"/>
+          <w:sz w:val="22"/>
+          <w:szCs w:val="22"/>
         </w:rPr>
         <w:t xml:space="preserve"> ({</w:t>
       </w:r>
       <w:proofErr w:type="spellStart"/>
       <w:r>
         <w:rPr>
-          <w:sz w:val="20"/>
-          <w:szCs w:val="20"/>
+          <w:sz w:val="22"/>
+          <w:szCs w:val="22"/>
           <w:lang w:val="en-US"/>
         </w:rPr>
         <w:t>FullPrice</w:t>
@@ -2719,16 +3415,24 @@
       <w:proofErr w:type="spellEnd"/>
       <w:r>
         <w:rPr>
-          <w:sz w:val="20"/>
-          <w:szCs w:val="20"/>
-        </w:rPr>
-        <w:t>}) рублей, {</w:t>
+          <w:sz w:val="22"/>
+          <w:szCs w:val="22"/>
+        </w:rPr>
+        <w:t xml:space="preserve">}) рублей, </w:t>
+      </w:r>
+      <w:commentRangeStart w:id="6"/>
+      <w:r>
+        <w:rPr>
+          <w:sz w:val="22"/>
+          <w:szCs w:val="22"/>
+        </w:rPr>
+        <w:t>{</w:t>
       </w:r>
       <w:proofErr w:type="spellStart"/>
       <w:r>
         <w:rPr>
-          <w:sz w:val="20"/>
-          <w:szCs w:val="20"/>
+          <w:sz w:val="22"/>
+          <w:szCs w:val="22"/>
           <w:lang w:val="en-US"/>
         </w:rPr>
         <w:t>NDSExist</w:t>
@@ -2736,40 +3440,42 @@
       <w:proofErr w:type="spellEnd"/>
       <w:r>
         <w:rPr>
-          <w:sz w:val="20"/>
-          <w:szCs w:val="20"/>
+          <w:sz w:val="22"/>
+          <w:szCs w:val="22"/>
         </w:rPr>
         <w:t>}{</w:t>
       </w:r>
       <w:proofErr w:type="spellStart"/>
       <w:r>
         <w:rPr>
-          <w:sz w:val="20"/>
-          <w:szCs w:val="20"/>
+          <w:sz w:val="22"/>
+          <w:szCs w:val="22"/>
           <w:lang w:val="en-US"/>
         </w:rPr>
         <w:t>NDSNotExist</w:t>
       </w:r>
       <w:proofErr w:type="spellEnd"/>
-      <w:r>
-        <w:rPr>
-          <w:sz w:val="20"/>
-          <w:szCs w:val="20"/>
+      <w:proofErr w:type="gramStart"/>
+      <w:r>
+        <w:rPr>
+          <w:sz w:val="22"/>
+          <w:szCs w:val="22"/>
         </w:rPr>
         <w:t>}.</w:t>
       </w:r>
       <w:r>
         <w:rPr>
-          <w:sz w:val="20"/>
-          <w:szCs w:val="20"/>
+          <w:sz w:val="22"/>
+          <w:szCs w:val="22"/>
         </w:rPr>
         <w:t>{</w:t>
       </w:r>
       <w:proofErr w:type="spellStart"/>
-      <w:r>
-        <w:rPr>
-          <w:sz w:val="20"/>
-          <w:szCs w:val="20"/>
+      <w:proofErr w:type="gramEnd"/>
+      <w:r>
+        <w:rPr>
+          <w:sz w:val="22"/>
+          <w:szCs w:val="22"/>
           <w:lang w:val="en-US"/>
         </w:rPr>
         <w:t>FirstPaymentPart</w:t>
@@ -2777,16 +3483,16 @@
       <w:proofErr w:type="spellEnd"/>
       <w:r>
         <w:rPr>
-          <w:sz w:val="20"/>
-          <w:szCs w:val="20"/>
+          <w:sz w:val="22"/>
+          <w:szCs w:val="22"/>
         </w:rPr>
         <w:t>}{</w:t>
       </w:r>
       <w:proofErr w:type="spellStart"/>
       <w:r>
         <w:rPr>
-          <w:sz w:val="20"/>
-          <w:szCs w:val="20"/>
+          <w:sz w:val="22"/>
+          <w:szCs w:val="22"/>
           <w:lang w:val="en-US"/>
         </w:rPr>
         <w:t>SecondPaymentPart</w:t>
@@ -2794,15 +3500,15 @@
       <w:proofErr w:type="spellEnd"/>
       <w:r>
         <w:rPr>
-          <w:sz w:val="20"/>
-          <w:szCs w:val="20"/>
+          <w:sz w:val="22"/>
+          <w:szCs w:val="22"/>
         </w:rPr>
         <w:t>}{</w:t>
       </w:r>
       <w:r>
         <w:rPr>
-          <w:sz w:val="20"/>
-          <w:szCs w:val="20"/>
+          <w:sz w:val="22"/>
+          <w:szCs w:val="22"/>
           <w:lang w:val="en-US"/>
         </w:rPr>
         <w:t>T</w:t>
@@ -2810,15 +3516,15 @@
       <w:proofErr w:type="spellStart"/>
       <w:r>
         <w:rPr>
-          <w:sz w:val="20"/>
-          <w:szCs w:val="20"/>
+          <w:sz w:val="22"/>
+          <w:szCs w:val="22"/>
         </w:rPr>
         <w:t>hird</w:t>
       </w:r>
       <w:r>
         <w:rPr>
-          <w:sz w:val="20"/>
-          <w:szCs w:val="20"/>
+          <w:sz w:val="22"/>
+          <w:szCs w:val="22"/>
           <w:lang w:val="en-US"/>
         </w:rPr>
         <w:t>PaymentPart</w:t>
@@ -2826,15 +3532,24 @@
       <w:proofErr w:type="spellEnd"/>
       <w:r>
         <w:rPr>
-          <w:sz w:val="20"/>
-          <w:szCs w:val="20"/>
+          <w:sz w:val="22"/>
+          <w:szCs w:val="22"/>
         </w:rPr>
         <w:t>}</w:t>
       </w:r>
-    </w:p>
-    <w:p>
-      <w:pPr>
-        <w:pStyle w:val="ad"/>
+      <w:commentRangeEnd w:id="6"/>
+      <w:r>
+        <w:rPr>
+          <w:rStyle w:val="ae"/>
+          <w:sz w:val="22"/>
+          <w:szCs w:val="22"/>
+        </w:rPr>
+        <w:commentReference w:id="6"/>
+      </w:r>
+    </w:p>
+    <w:p>
+      <w:pPr>
+        <w:pStyle w:val="a0"/>
         <w:numPr>
           <w:ilvl w:val="0"/>
           <w:numId w:val="9"/>
@@ -2856,7 +3571,38 @@
     </w:p>
     <w:p>
       <w:pPr>
-        <w:pStyle w:val="ad"/>
+        <w:pStyle w:val="a0"/>
+        <w:numPr>
+          <w:ilvl w:val="0"/>
+          <w:numId w:val="9"/>
+        </w:numPr>
+        <w:ind w:left="0" w:firstLine="426"/>
+        <w:jc w:val="both"/>
+        <w:rPr>
+          <w:sz w:val="22"/>
+          <w:szCs w:val="22"/>
+        </w:rPr>
+      </w:pPr>
+      <w:r>
+        <w:rPr>
+          <w:iCs/>
+          <w:sz w:val="22"/>
+          <w:szCs w:val="22"/>
+        </w:rPr>
+        <w:t>Стороны договорились, что совершение Заказчиком предварительной оплаты Исполнителю в сумме, указанной в настоящем Договоре, после получения от Исполнителя текста настоящего Договора, подписанного со стороны Исполнителя (в бумажном виде или в электронном виде, в том числе в системе ЭДО), и счёта на оплату, или без счёта на оплату, является полным и безоговорочным акцептом (принятием) Заказчиком условий настоящего Договора, независимо от наличия или отсутствия ссылок на настоящий Договор в назначении платежа платёжного поручения (пункт 3 статьи 438 Гражданского кодекса Российской Федерации). В этом случае Договор считается заключённым и приобретает юридическую силу для Сторон с момента зачисления денежных средств в сумме предварительной оплаты на расчетный счет Исполнителя, указанный в настоящем Договоре, а неполучение Исполнителем подписанного со стороны Заказчика экземпляра Договора на бумажном носителе или в электронном виде не лишает настоящий Договор его юридической силы для Сторон. После вступления Договора в силу, в том числе путем совершения Заказчиком вышеуказанных действий по выполнению условий Договора, внесение правок и изменений в настоящий Договор возможно только по взаимному согласию Сторон путем заключения дополнительного соглашения</w:t>
+      </w:r>
+      <w:r>
+        <w:rPr>
+          <w:iCs/>
+          <w:sz w:val="22"/>
+          <w:szCs w:val="22"/>
+        </w:rPr>
+        <w:t>.</w:t>
+      </w:r>
+    </w:p>
+    <w:p>
+      <w:pPr>
+        <w:pStyle w:val="a0"/>
         <w:ind w:left="426"/>
         <w:jc w:val="both"/>
         <w:rPr>
@@ -2877,30 +3623,15 @@
     </w:p>
     <w:p>
       <w:pPr>
-        <w:pStyle w:val="ad"/>
-        <w:numPr>
-          <w:ilvl w:val="0"/>
-          <w:numId w:val="10"/>
-        </w:numPr>
-        <w:jc w:val="center"/>
-        <w:rPr>
-          <w:b/>
-          <w:sz w:val="22"/>
-          <w:szCs w:val="22"/>
-        </w:rPr>
-      </w:pPr>
-      <w:r>
-        <w:rPr>
-          <w:b/>
-          <w:sz w:val="22"/>
-          <w:szCs w:val="22"/>
-        </w:rPr>
+        <w:pStyle w:val="2"/>
+      </w:pPr>
+      <w:r>
         <w:t>СРОКИ ВЫПОЛНЕНИЯ РАБОТ</w:t>
       </w:r>
     </w:p>
     <w:p>
       <w:pPr>
-        <w:pStyle w:val="ad"/>
+        <w:pStyle w:val="a0"/>
         <w:ind w:left="360"/>
         <w:rPr>
           <w:b/>
@@ -2939,25 +3670,26 @@
         </w:rPr>
         <w:t xml:space="preserve"> должна быть предоставлена Заказчику в течение </w:t>
       </w:r>
-      <w:r>
-        <w:rPr>
-          <w:sz w:val="21"/>
-          <w:szCs w:val="21"/>
+      <w:commentRangeStart w:id="7"/>
+      <w:r>
+        <w:rPr>
+          <w:sz w:val="22"/>
+          <w:szCs w:val="22"/>
         </w:rPr>
         <w:t>{</w:t>
       </w:r>
       <w:r>
         <w:rPr>
-          <w:sz w:val="21"/>
-          <w:szCs w:val="21"/>
+          <w:sz w:val="22"/>
+          <w:szCs w:val="22"/>
           <w:lang w:val="en-US"/>
         </w:rPr>
         <w:t>Deadline</w:t>
       </w:r>
       <w:r>
         <w:rPr>
-          <w:sz w:val="21"/>
-          <w:szCs w:val="21"/>
+          <w:sz w:val="22"/>
+          <w:szCs w:val="22"/>
         </w:rPr>
         <w:t>}</w:t>
       </w:r>
@@ -2967,6 +3699,15 @@
           <w:szCs w:val="22"/>
         </w:rPr>
         <w:t xml:space="preserve"> </w:t>
+      </w:r>
+      <w:commentRangeEnd w:id="7"/>
+      <w:r>
+        <w:rPr>
+          <w:rStyle w:val="ae"/>
+          <w:sz w:val="22"/>
+          <w:szCs w:val="22"/>
+        </w:rPr>
+        <w:commentReference w:id="7"/>
       </w:r>
       <w:r>
         <w:rPr>
@@ -3198,6 +3939,7 @@
           <w:sz w:val="22"/>
           <w:szCs w:val="22"/>
         </w:rPr>
+        <w:lastRenderedPageBreak/>
         <w:t>5.6. Если по вине Заказчика происходит существенная задержка работ (на срок от 10 дней и более) – Исполнитель вправе законсервировать (приостановить) работы и далее по своему усмотрению назначить дату продолжения работ (с учетом совмещения данной работы с работой над другими проектами), либо отказаться от исполнения договора в одностороннем порядке.</w:t>
       </w:r>
     </w:p>
@@ -3213,30 +3955,15 @@
     </w:p>
     <w:p>
       <w:pPr>
-        <w:pStyle w:val="ad"/>
-        <w:numPr>
-          <w:ilvl w:val="0"/>
-          <w:numId w:val="10"/>
-        </w:numPr>
-        <w:jc w:val="center"/>
-        <w:rPr>
-          <w:b/>
-          <w:sz w:val="22"/>
-          <w:szCs w:val="22"/>
-        </w:rPr>
-      </w:pPr>
-      <w:r>
-        <w:rPr>
-          <w:b/>
-          <w:sz w:val="22"/>
-          <w:szCs w:val="22"/>
-        </w:rPr>
+        <w:pStyle w:val="2"/>
+      </w:pPr>
+      <w:r>
         <w:t>ОТВЕТСТВЕННОСТЬ СТОРОН</w:t>
       </w:r>
     </w:p>
     <w:p>
       <w:pPr>
-        <w:pStyle w:val="ad"/>
+        <w:pStyle w:val="a0"/>
         <w:ind w:left="360"/>
         <w:rPr>
           <w:b/>
@@ -3278,7 +4005,7 @@
     </w:p>
     <w:p>
       <w:pPr>
-        <w:pStyle w:val="a3"/>
+        <w:pStyle w:val="a4"/>
         <w:ind w:left="0" w:firstLine="360"/>
         <w:rPr>
           <w:rFonts w:ascii="Times New Roman" w:hAnsi="Times New Roman" w:cs="Times New Roman"/>
@@ -3305,7 +4032,7 @@
     </w:p>
     <w:p>
       <w:pPr>
-        <w:pStyle w:val="a3"/>
+        <w:pStyle w:val="a4"/>
         <w:ind w:left="0" w:firstLine="360"/>
         <w:rPr>
           <w:rFonts w:ascii="Times New Roman" w:hAnsi="Times New Roman" w:cs="Times New Roman"/>
@@ -3324,7 +4051,7 @@
     </w:p>
     <w:p>
       <w:pPr>
-        <w:pStyle w:val="a3"/>
+        <w:pStyle w:val="a4"/>
         <w:ind w:left="0" w:firstLine="360"/>
         <w:rPr>
           <w:rFonts w:ascii="Times New Roman" w:hAnsi="Times New Roman" w:cs="Times New Roman"/>
@@ -3407,7 +4134,7 @@
     </w:p>
     <w:p>
       <w:pPr>
-        <w:pStyle w:val="a3"/>
+        <w:pStyle w:val="a4"/>
         <w:ind w:left="0" w:firstLine="360"/>
         <w:rPr>
           <w:rFonts w:ascii="Times New Roman" w:hAnsi="Times New Roman" w:cs="Times New Roman"/>
@@ -3418,30 +4145,15 @@
     </w:p>
     <w:p>
       <w:pPr>
-        <w:pStyle w:val="ad"/>
-        <w:numPr>
-          <w:ilvl w:val="0"/>
-          <w:numId w:val="10"/>
-        </w:numPr>
-        <w:jc w:val="center"/>
-        <w:rPr>
-          <w:b/>
-          <w:sz w:val="22"/>
-          <w:szCs w:val="22"/>
-        </w:rPr>
-      </w:pPr>
-      <w:r>
-        <w:rPr>
-          <w:b/>
-          <w:sz w:val="22"/>
-          <w:szCs w:val="22"/>
-        </w:rPr>
+        <w:pStyle w:val="2"/>
+      </w:pPr>
+      <w:r>
         <w:t>ПОРЯДОК ВНЕСЕНИЯ ИЗМЕНЕНИЙ И ДОПОЛНЕНИЙ В ПРОЕКТ</w:t>
       </w:r>
     </w:p>
     <w:p>
       <w:pPr>
-        <w:pStyle w:val="ad"/>
+        <w:pStyle w:val="a0"/>
         <w:ind w:left="360"/>
         <w:rPr>
           <w:b/>
@@ -3489,7 +4201,6 @@
           <w:sz w:val="22"/>
           <w:szCs w:val="22"/>
         </w:rPr>
-        <w:lastRenderedPageBreak/>
         <w:t>7.2.</w:t>
       </w:r>
       <w:r>
@@ -3769,41 +4480,27 @@
     </w:p>
     <w:p>
       <w:pPr>
-        <w:pStyle w:val="ad"/>
-        <w:numPr>
-          <w:ilvl w:val="0"/>
-          <w:numId w:val="10"/>
-        </w:numPr>
-        <w:jc w:val="center"/>
+        <w:pStyle w:val="2"/>
+      </w:pPr>
+      <w:r>
+        <w:lastRenderedPageBreak/>
+        <w:t>ФОРС-МАЖОР</w:t>
+      </w:r>
+    </w:p>
+    <w:p>
+      <w:pPr>
+        <w:pStyle w:val="a0"/>
+        <w:ind w:left="360"/>
         <w:rPr>
           <w:b/>
           <w:sz w:val="22"/>
           <w:szCs w:val="22"/>
         </w:rPr>
       </w:pPr>
-      <w:r>
-        <w:rPr>
-          <w:b/>
-          <w:sz w:val="22"/>
-          <w:szCs w:val="22"/>
-        </w:rPr>
-        <w:t>ФОРС-МАЖОР</w:t>
-      </w:r>
-    </w:p>
-    <w:p>
-      <w:pPr>
-        <w:pStyle w:val="ad"/>
-        <w:ind w:left="360"/>
-        <w:rPr>
-          <w:b/>
-          <w:sz w:val="22"/>
-          <w:szCs w:val="22"/>
-        </w:rPr>
-      </w:pPr>
-    </w:p>
-    <w:p>
-      <w:pPr>
-        <w:pStyle w:val="a3"/>
+    </w:p>
+    <w:p>
+      <w:pPr>
+        <w:pStyle w:val="a4"/>
         <w:ind w:left="0" w:firstLine="360"/>
         <w:rPr>
           <w:rFonts w:ascii="Times New Roman" w:hAnsi="Times New Roman" w:cs="Times New Roman"/>
@@ -3886,7 +4583,7 @@
     </w:p>
     <w:p>
       <w:pPr>
-        <w:pStyle w:val="a3"/>
+        <w:pStyle w:val="a4"/>
         <w:ind w:left="0" w:firstLine="360"/>
         <w:rPr>
           <w:rFonts w:ascii="Times New Roman" w:hAnsi="Times New Roman" w:cs="Times New Roman"/>
@@ -3977,7 +4674,7 @@
     </w:p>
     <w:p>
       <w:pPr>
-        <w:pStyle w:val="a3"/>
+        <w:pStyle w:val="a4"/>
         <w:ind w:left="0" w:firstLine="360"/>
         <w:rPr>
           <w:rFonts w:ascii="Times New Roman" w:hAnsi="Times New Roman" w:cs="Times New Roman"/>
@@ -4102,57 +4799,32 @@
     </w:p>
     <w:p>
       <w:pPr>
-        <w:pStyle w:val="ad"/>
-        <w:numPr>
-          <w:ilvl w:val="0"/>
-          <w:numId w:val="10"/>
-        </w:numPr>
-        <w:jc w:val="center"/>
+        <w:pStyle w:val="2"/>
+      </w:pPr>
+      <w:r>
+        <w:t xml:space="preserve">СРОК ДЕЙСТВИЯ И </w:t>
+      </w:r>
+      <w:r>
+        <w:t>ПОРЯДОК РАСТОРЖЕНИЯ</w:t>
+      </w:r>
+      <w:r>
+        <w:t xml:space="preserve"> ДОГОВОРА</w:t>
+      </w:r>
+    </w:p>
+    <w:p>
+      <w:pPr>
+        <w:pStyle w:val="a0"/>
+        <w:ind w:left="360"/>
         <w:rPr>
           <w:b/>
           <w:sz w:val="22"/>
           <w:szCs w:val="22"/>
         </w:rPr>
       </w:pPr>
-      <w:r>
-        <w:rPr>
-          <w:b/>
-          <w:sz w:val="22"/>
-          <w:szCs w:val="22"/>
-        </w:rPr>
-        <w:t xml:space="preserve">СРОК ДЕЙСТВИЯ И </w:t>
-      </w:r>
-      <w:r>
-        <w:rPr>
-          <w:b/>
-          <w:sz w:val="22"/>
-          <w:szCs w:val="22"/>
-        </w:rPr>
-        <w:t>ПОРЯДОК РАСТОРЖЕНИЯ</w:t>
-      </w:r>
-      <w:r>
-        <w:rPr>
-          <w:b/>
-          <w:sz w:val="22"/>
-          <w:szCs w:val="22"/>
-        </w:rPr>
-        <w:t xml:space="preserve"> ДОГОВОРА</w:t>
-      </w:r>
-    </w:p>
-    <w:p>
-      <w:pPr>
-        <w:pStyle w:val="ad"/>
-        <w:ind w:left="360"/>
-        <w:rPr>
-          <w:b/>
-          <w:sz w:val="22"/>
-          <w:szCs w:val="22"/>
-        </w:rPr>
-      </w:pPr>
-    </w:p>
-    <w:p>
-      <w:pPr>
-        <w:pStyle w:val="a3"/>
+    </w:p>
+    <w:p>
+      <w:pPr>
+        <w:pStyle w:val="a4"/>
         <w:ind w:left="0" w:firstLine="360"/>
         <w:rPr>
           <w:rFonts w:ascii="Times New Roman" w:hAnsi="Times New Roman" w:cs="Times New Roman"/>
@@ -4179,7 +4851,7 @@
     </w:p>
     <w:p>
       <w:pPr>
-        <w:pStyle w:val="a3"/>
+        <w:pStyle w:val="a4"/>
         <w:ind w:left="0" w:firstLine="360"/>
         <w:rPr>
           <w:rFonts w:ascii="Times New Roman" w:hAnsi="Times New Roman" w:cs="Times New Roman"/>
@@ -4222,7 +4894,7 @@
     </w:p>
     <w:p>
       <w:pPr>
-        <w:pStyle w:val="a3"/>
+        <w:pStyle w:val="a4"/>
         <w:ind w:left="0" w:firstLine="360"/>
         <w:rPr>
           <w:rFonts w:ascii="Times New Roman" w:hAnsi="Times New Roman" w:cs="Times New Roman"/>
@@ -4236,29 +4908,557 @@
           <w:sz w:val="22"/>
           <w:szCs w:val="22"/>
         </w:rPr>
+        <w:t xml:space="preserve">- </w:t>
+      </w:r>
+      <w:r>
+        <w:rPr>
+          <w:rFonts w:ascii="Times New Roman" w:hAnsi="Times New Roman" w:cs="Times New Roman"/>
+          <w:sz w:val="22"/>
+          <w:szCs w:val="22"/>
+        </w:rPr>
+        <w:t>задержки Исполнителем начала выполнения работ более чем на 15</w:t>
+      </w:r>
+      <w:r>
+        <w:rPr>
+          <w:rFonts w:ascii="Times New Roman" w:hAnsi="Times New Roman" w:cs="Times New Roman"/>
+          <w:sz w:val="22"/>
+          <w:szCs w:val="22"/>
+        </w:rPr>
+        <w:t xml:space="preserve"> рабочих</w:t>
+      </w:r>
+      <w:r>
+        <w:rPr>
+          <w:rFonts w:ascii="Times New Roman" w:hAnsi="Times New Roman" w:cs="Times New Roman"/>
+          <w:sz w:val="22"/>
+          <w:szCs w:val="22"/>
+        </w:rPr>
+        <w:t xml:space="preserve"> дней;</w:t>
+      </w:r>
+    </w:p>
+    <w:p>
+      <w:pPr>
+        <w:pStyle w:val="a4"/>
+        <w:ind w:left="0" w:firstLine="360"/>
+        <w:rPr>
+          <w:rFonts w:ascii="Times New Roman" w:hAnsi="Times New Roman" w:cs="Times New Roman"/>
+          <w:sz w:val="22"/>
+          <w:szCs w:val="22"/>
+        </w:rPr>
+      </w:pPr>
+      <w:r>
+        <w:rPr>
+          <w:rFonts w:ascii="Times New Roman" w:hAnsi="Times New Roman" w:cs="Times New Roman"/>
+          <w:sz w:val="22"/>
+          <w:szCs w:val="22"/>
+        </w:rPr>
+        <w:t xml:space="preserve">- </w:t>
+      </w:r>
+      <w:r>
+        <w:rPr>
+          <w:rFonts w:ascii="Times New Roman" w:hAnsi="Times New Roman" w:cs="Times New Roman"/>
+          <w:sz w:val="22"/>
+          <w:szCs w:val="22"/>
+        </w:rPr>
+        <w:t xml:space="preserve">нарушения Исполнителем сроков выполнения работ более чем на 15 </w:t>
+      </w:r>
+      <w:r>
+        <w:rPr>
+          <w:rFonts w:ascii="Times New Roman" w:hAnsi="Times New Roman" w:cs="Times New Roman"/>
+          <w:sz w:val="22"/>
+          <w:szCs w:val="22"/>
+        </w:rPr>
+        <w:t xml:space="preserve">рабочих </w:t>
+      </w:r>
+      <w:r>
+        <w:rPr>
+          <w:rFonts w:ascii="Times New Roman" w:hAnsi="Times New Roman" w:cs="Times New Roman"/>
+          <w:sz w:val="22"/>
+          <w:szCs w:val="22"/>
+        </w:rPr>
+        <w:t>дней;</w:t>
+      </w:r>
+    </w:p>
+    <w:p>
+      <w:pPr>
+        <w:pStyle w:val="a4"/>
+        <w:ind w:left="0" w:firstLine="360"/>
+        <w:rPr>
+          <w:rFonts w:ascii="Times New Roman" w:hAnsi="Times New Roman" w:cs="Times New Roman"/>
+          <w:sz w:val="22"/>
+          <w:szCs w:val="22"/>
+        </w:rPr>
+      </w:pPr>
+      <w:r>
+        <w:rPr>
+          <w:rFonts w:ascii="Times New Roman" w:hAnsi="Times New Roman" w:cs="Times New Roman"/>
+          <w:sz w:val="22"/>
+          <w:szCs w:val="22"/>
+        </w:rPr>
+        <w:t xml:space="preserve">- </w:t>
+      </w:r>
+      <w:r>
+        <w:rPr>
+          <w:rFonts w:ascii="Times New Roman" w:hAnsi="Times New Roman" w:cs="Times New Roman"/>
+          <w:sz w:val="22"/>
+          <w:szCs w:val="22"/>
+        </w:rPr>
+        <w:t xml:space="preserve">несоблюдения Исполнителем требований по качеству работ, если исправление соответствующих некачественно выполненных работ влечет задержку выполнения работ более чем на 15 </w:t>
+      </w:r>
+      <w:r>
+        <w:rPr>
+          <w:rFonts w:ascii="Times New Roman" w:hAnsi="Times New Roman" w:cs="Times New Roman"/>
+          <w:sz w:val="22"/>
+          <w:szCs w:val="22"/>
+        </w:rPr>
+        <w:t xml:space="preserve">рабочих </w:t>
+      </w:r>
+      <w:r>
+        <w:rPr>
+          <w:rFonts w:ascii="Times New Roman" w:hAnsi="Times New Roman" w:cs="Times New Roman"/>
+          <w:sz w:val="22"/>
+          <w:szCs w:val="22"/>
+        </w:rPr>
+        <w:t>дней;</w:t>
+      </w:r>
+    </w:p>
+    <w:p>
+      <w:pPr>
+        <w:pStyle w:val="a4"/>
+        <w:ind w:left="0" w:firstLine="360"/>
+        <w:rPr>
+          <w:rFonts w:ascii="Times New Roman" w:hAnsi="Times New Roman" w:cs="Times New Roman"/>
+          <w:sz w:val="22"/>
+          <w:szCs w:val="22"/>
+        </w:rPr>
+      </w:pPr>
+      <w:r>
+        <w:rPr>
+          <w:rFonts w:ascii="Times New Roman" w:hAnsi="Times New Roman" w:cs="Times New Roman"/>
+          <w:sz w:val="22"/>
+          <w:szCs w:val="22"/>
+        </w:rPr>
+        <w:t>9</w:t>
+      </w:r>
+      <w:r>
+        <w:rPr>
+          <w:rFonts w:ascii="Times New Roman" w:hAnsi="Times New Roman" w:cs="Times New Roman"/>
+          <w:sz w:val="22"/>
+          <w:szCs w:val="22"/>
+        </w:rPr>
+        <w:t>.3.</w:t>
+      </w:r>
+      <w:r>
+        <w:rPr>
+          <w:rFonts w:ascii="Times New Roman" w:hAnsi="Times New Roman" w:cs="Times New Roman"/>
+          <w:sz w:val="22"/>
+          <w:szCs w:val="22"/>
+        </w:rPr>
+        <w:t xml:space="preserve"> </w:t>
+      </w:r>
+      <w:r>
+        <w:rPr>
+          <w:rFonts w:ascii="Times New Roman" w:hAnsi="Times New Roman" w:cs="Times New Roman"/>
+          <w:sz w:val="22"/>
+          <w:szCs w:val="22"/>
+        </w:rPr>
+        <w:t>Исполнитель</w:t>
+      </w:r>
+      <w:r>
+        <w:rPr>
+          <w:rFonts w:ascii="Times New Roman" w:hAnsi="Times New Roman" w:cs="Times New Roman"/>
+          <w:sz w:val="22"/>
+          <w:szCs w:val="22"/>
+        </w:rPr>
+        <w:t xml:space="preserve"> вправе досрочно расторгнуть Договор с письменным уведомлением Заказчика в случаях:</w:t>
+      </w:r>
+    </w:p>
+    <w:p>
+      <w:pPr>
+        <w:pStyle w:val="a4"/>
+        <w:ind w:left="0" w:firstLine="360"/>
+        <w:rPr>
+          <w:rFonts w:ascii="Times New Roman" w:hAnsi="Times New Roman" w:cs="Times New Roman"/>
+          <w:sz w:val="22"/>
+          <w:szCs w:val="22"/>
+        </w:rPr>
+      </w:pPr>
+      <w:r>
+        <w:rPr>
+          <w:rFonts w:ascii="Times New Roman" w:hAnsi="Times New Roman" w:cs="Times New Roman"/>
+          <w:sz w:val="22"/>
+          <w:szCs w:val="22"/>
+        </w:rPr>
+        <w:t xml:space="preserve">- </w:t>
+      </w:r>
+      <w:r>
+        <w:rPr>
+          <w:rFonts w:ascii="Times New Roman" w:hAnsi="Times New Roman" w:cs="Times New Roman"/>
+          <w:sz w:val="22"/>
+          <w:szCs w:val="22"/>
+        </w:rPr>
+        <w:t>задержки Заказчиком платежей более чем на 15 дней (за исключением случаев предъявления Заказчиком мотивированного отказа от приемки выполненных работ).</w:t>
+      </w:r>
+    </w:p>
+    <w:p>
+      <w:pPr>
+        <w:pStyle w:val="a4"/>
+        <w:ind w:left="0" w:firstLine="360"/>
+        <w:rPr>
+          <w:rFonts w:ascii="Times New Roman" w:hAnsi="Times New Roman" w:cs="Times New Roman"/>
+          <w:sz w:val="22"/>
+          <w:szCs w:val="22"/>
+        </w:rPr>
+      </w:pPr>
+      <w:r>
+        <w:rPr>
+          <w:rFonts w:ascii="Times New Roman" w:hAnsi="Times New Roman" w:cs="Times New Roman"/>
+          <w:sz w:val="22"/>
+          <w:szCs w:val="22"/>
+        </w:rPr>
+        <w:t>9</w:t>
+      </w:r>
+      <w:r>
+        <w:rPr>
+          <w:rFonts w:ascii="Times New Roman" w:hAnsi="Times New Roman" w:cs="Times New Roman"/>
+          <w:sz w:val="22"/>
+          <w:szCs w:val="22"/>
+        </w:rPr>
+        <w:t>.</w:t>
+      </w:r>
+      <w:r>
+        <w:rPr>
+          <w:rFonts w:ascii="Times New Roman" w:hAnsi="Times New Roman" w:cs="Times New Roman"/>
+          <w:sz w:val="22"/>
+          <w:szCs w:val="22"/>
+        </w:rPr>
+        <w:t>4</w:t>
+      </w:r>
+      <w:r>
+        <w:rPr>
+          <w:rFonts w:ascii="Times New Roman" w:hAnsi="Times New Roman" w:cs="Times New Roman"/>
+          <w:sz w:val="22"/>
+          <w:szCs w:val="22"/>
+        </w:rPr>
+        <w:t>.</w:t>
+      </w:r>
+      <w:r>
+        <w:rPr>
+          <w:rFonts w:ascii="Times New Roman" w:hAnsi="Times New Roman" w:cs="Times New Roman"/>
+          <w:sz w:val="22"/>
+          <w:szCs w:val="22"/>
+        </w:rPr>
+        <w:t xml:space="preserve"> </w:t>
+      </w:r>
+      <w:r>
+        <w:rPr>
+          <w:rFonts w:ascii="Times New Roman" w:hAnsi="Times New Roman" w:cs="Times New Roman"/>
+          <w:sz w:val="22"/>
+          <w:szCs w:val="22"/>
+        </w:rPr>
+        <w:t xml:space="preserve">Сторона, имеющая право расторгнуть </w:t>
+      </w:r>
+      <w:r>
+        <w:rPr>
+          <w:rFonts w:ascii="Times New Roman" w:hAnsi="Times New Roman" w:cs="Times New Roman"/>
+          <w:sz w:val="22"/>
+          <w:szCs w:val="22"/>
+        </w:rPr>
+        <w:t>Договор,</w:t>
+      </w:r>
+      <w:r>
+        <w:rPr>
+          <w:rFonts w:ascii="Times New Roman" w:hAnsi="Times New Roman" w:cs="Times New Roman"/>
+          <w:sz w:val="22"/>
+          <w:szCs w:val="22"/>
+        </w:rPr>
+        <w:t xml:space="preserve"> и желающая реализовать это право, должна осуществить его путем письменного уведомления другой </w:t>
+      </w:r>
+      <w:r>
+        <w:rPr>
+          <w:rFonts w:ascii="Times New Roman" w:hAnsi="Times New Roman" w:cs="Times New Roman"/>
+          <w:sz w:val="22"/>
+          <w:szCs w:val="22"/>
+        </w:rPr>
+        <w:t>С</w:t>
+      </w:r>
+      <w:r>
+        <w:rPr>
+          <w:rFonts w:ascii="Times New Roman" w:hAnsi="Times New Roman" w:cs="Times New Roman"/>
+          <w:sz w:val="22"/>
+          <w:szCs w:val="22"/>
+        </w:rPr>
+        <w:t xml:space="preserve">тороны. Договор считается расторгнутым по истечении 7 календарных дней с даты отправления другой </w:t>
+      </w:r>
+      <w:r>
+        <w:rPr>
+          <w:rFonts w:ascii="Times New Roman" w:hAnsi="Times New Roman" w:cs="Times New Roman"/>
+          <w:sz w:val="22"/>
+          <w:szCs w:val="22"/>
+        </w:rPr>
+        <w:t>С</w:t>
+      </w:r>
+      <w:r>
+        <w:rPr>
+          <w:rFonts w:ascii="Times New Roman" w:hAnsi="Times New Roman" w:cs="Times New Roman"/>
+          <w:sz w:val="22"/>
+          <w:szCs w:val="22"/>
+        </w:rPr>
+        <w:t xml:space="preserve">тороне письменного уведомления о расторжении </w:t>
+      </w:r>
+      <w:r>
+        <w:rPr>
+          <w:rFonts w:ascii="Times New Roman" w:hAnsi="Times New Roman" w:cs="Times New Roman"/>
+          <w:sz w:val="22"/>
+          <w:szCs w:val="22"/>
+        </w:rPr>
+        <w:t>Д</w:t>
+      </w:r>
+      <w:r>
+        <w:rPr>
+          <w:rFonts w:ascii="Times New Roman" w:hAnsi="Times New Roman" w:cs="Times New Roman"/>
+          <w:sz w:val="22"/>
+          <w:szCs w:val="22"/>
+        </w:rPr>
+        <w:t xml:space="preserve">оговора заказным письмом с уведомлением о вручении либо с момента вручения под расписку о получении другой </w:t>
+      </w:r>
+      <w:r>
+        <w:rPr>
+          <w:rFonts w:ascii="Times New Roman" w:hAnsi="Times New Roman" w:cs="Times New Roman"/>
+          <w:sz w:val="22"/>
+          <w:szCs w:val="22"/>
+        </w:rPr>
+        <w:t>С</w:t>
+      </w:r>
+      <w:r>
+        <w:rPr>
+          <w:rFonts w:ascii="Times New Roman" w:hAnsi="Times New Roman" w:cs="Times New Roman"/>
+          <w:sz w:val="22"/>
+          <w:szCs w:val="22"/>
+        </w:rPr>
+        <w:t xml:space="preserve">тороной уведомления о расторжении </w:t>
+      </w:r>
+      <w:r>
+        <w:rPr>
+          <w:rFonts w:ascii="Times New Roman" w:hAnsi="Times New Roman" w:cs="Times New Roman"/>
+          <w:sz w:val="22"/>
+          <w:szCs w:val="22"/>
+        </w:rPr>
+        <w:t>Д</w:t>
+      </w:r>
+      <w:r>
+        <w:rPr>
+          <w:rFonts w:ascii="Times New Roman" w:hAnsi="Times New Roman" w:cs="Times New Roman"/>
+          <w:sz w:val="22"/>
+          <w:szCs w:val="22"/>
+        </w:rPr>
+        <w:t xml:space="preserve">оговора.  </w:t>
+      </w:r>
+    </w:p>
+    <w:p>
+      <w:pPr>
+        <w:pStyle w:val="a4"/>
+        <w:ind w:left="0" w:firstLine="360"/>
+        <w:rPr>
+          <w:rFonts w:ascii="Times New Roman" w:hAnsi="Times New Roman" w:cs="Times New Roman"/>
+          <w:sz w:val="22"/>
+          <w:szCs w:val="22"/>
+        </w:rPr>
+      </w:pPr>
+      <w:r>
+        <w:rPr>
+          <w:rFonts w:ascii="Times New Roman" w:hAnsi="Times New Roman" w:cs="Times New Roman"/>
+          <w:sz w:val="22"/>
+          <w:szCs w:val="22"/>
+        </w:rPr>
+        <w:t>9</w:t>
+      </w:r>
+      <w:r>
+        <w:rPr>
+          <w:rFonts w:ascii="Times New Roman" w:hAnsi="Times New Roman" w:cs="Times New Roman"/>
+          <w:sz w:val="22"/>
+          <w:szCs w:val="22"/>
+        </w:rPr>
+        <w:t>.5. Договор может быть расторгнут в любое время по соглашению Сторон.</w:t>
+      </w:r>
+    </w:p>
+    <w:p>
+      <w:pPr>
+        <w:pStyle w:val="a4"/>
+        <w:ind w:left="0" w:firstLine="360"/>
+        <w:rPr>
+          <w:rFonts w:ascii="Times New Roman" w:hAnsi="Times New Roman" w:cs="Times New Roman"/>
+          <w:sz w:val="22"/>
+          <w:szCs w:val="22"/>
+        </w:rPr>
+      </w:pPr>
+      <w:r>
+        <w:rPr>
+          <w:rFonts w:ascii="Times New Roman" w:hAnsi="Times New Roman" w:cs="Times New Roman"/>
+          <w:sz w:val="22"/>
+          <w:szCs w:val="22"/>
+        </w:rPr>
+        <w:t>9</w:t>
+      </w:r>
+      <w:r>
+        <w:rPr>
+          <w:rFonts w:ascii="Times New Roman" w:hAnsi="Times New Roman" w:cs="Times New Roman"/>
+          <w:sz w:val="22"/>
+          <w:szCs w:val="22"/>
+        </w:rPr>
+        <w:t>.6. При расторжении Договора виновная сторона возмещает другой стороне понесенные ею прямые убытки</w:t>
+      </w:r>
+    </w:p>
+    <w:p>
+      <w:pPr>
+        <w:pStyle w:val="a4"/>
+        <w:ind w:left="0" w:firstLine="360"/>
+        <w:rPr>
+          <w:rFonts w:ascii="Times New Roman" w:hAnsi="Times New Roman" w:cs="Times New Roman"/>
+          <w:sz w:val="22"/>
+          <w:szCs w:val="22"/>
+        </w:rPr>
+      </w:pPr>
+      <w:r>
+        <w:rPr>
+          <w:rFonts w:ascii="Times New Roman" w:hAnsi="Times New Roman" w:cs="Times New Roman"/>
+          <w:sz w:val="22"/>
+          <w:szCs w:val="22"/>
+        </w:rPr>
+        <w:t>9.7. Порядок расчетов при расторжении Договора:</w:t>
+      </w:r>
+    </w:p>
+    <w:p>
+      <w:pPr>
+        <w:pStyle w:val="a4"/>
+        <w:ind w:left="0" w:firstLine="426"/>
+        <w:rPr>
+          <w:rFonts w:ascii="Times New Roman" w:hAnsi="Times New Roman" w:cs="Times New Roman"/>
+          <w:sz w:val="22"/>
+          <w:szCs w:val="22"/>
+        </w:rPr>
+      </w:pPr>
+      <w:r>
+        <w:rPr>
+          <w:rFonts w:ascii="Times New Roman" w:hAnsi="Times New Roman" w:cs="Times New Roman"/>
+          <w:sz w:val="22"/>
+          <w:szCs w:val="22"/>
+        </w:rPr>
+        <w:t>9.7.1. В случае расторжения Договора по инициативе Заказчика или в связи с нарушением Заказчиком условий Договора (включая, но не ограничиваясь: несвоевременной оплатой, непредставлением исходных данных, отказом от приемки работ без оснований), Заказчик обязан оплатить Исполнителю фактически выполненные работы (на дату расторжения), рассчитанные пропорционально объему выполненных обязательств согласно условиям Договора.</w:t>
+      </w:r>
+    </w:p>
+    <w:p>
+      <w:pPr>
+        <w:pStyle w:val="a4"/>
+        <w:ind w:left="0" w:firstLine="426"/>
+        <w:rPr>
+          <w:rFonts w:ascii="Times New Roman" w:hAnsi="Times New Roman" w:cs="Times New Roman"/>
+          <w:sz w:val="22"/>
+          <w:szCs w:val="22"/>
+        </w:rPr>
+      </w:pPr>
+      <w:r>
+        <w:rPr>
+          <w:rFonts w:ascii="Times New Roman" w:hAnsi="Times New Roman" w:cs="Times New Roman"/>
+          <w:sz w:val="22"/>
+          <w:szCs w:val="22"/>
+        </w:rPr>
+        <w:t xml:space="preserve">9.7.2. Если сумма за выполненные работы меньше суммы аванса, уплаченного </w:t>
+      </w:r>
+      <w:proofErr w:type="gramStart"/>
+      <w:r>
+        <w:rPr>
+          <w:rFonts w:ascii="Times New Roman" w:hAnsi="Times New Roman" w:cs="Times New Roman"/>
+          <w:sz w:val="22"/>
+          <w:szCs w:val="22"/>
+        </w:rPr>
+        <w:t>Заказчиком</w:t>
+      </w:r>
+      <w:proofErr w:type="gramEnd"/>
+      <w:r>
+        <w:rPr>
+          <w:rFonts w:ascii="Times New Roman" w:hAnsi="Times New Roman" w:cs="Times New Roman"/>
+          <w:sz w:val="22"/>
+          <w:szCs w:val="22"/>
+        </w:rPr>
+        <w:t xml:space="preserve"> Исполнитель обязуется вернуть разницу в течение 5 (пяти) рабочих дней с момента подписания Сторонами Акта фактически выполненных работ и расторжении Договора. Возврат осуществляется на расчетный счет Заказчика, указанный в реквизитах Договора.</w:t>
+      </w:r>
+    </w:p>
+    <w:p>
+      <w:pPr>
+        <w:pStyle w:val="a4"/>
+        <w:ind w:left="0" w:firstLine="426"/>
+        <w:rPr>
+          <w:rFonts w:ascii="Times New Roman" w:hAnsi="Times New Roman" w:cs="Times New Roman"/>
+          <w:sz w:val="22"/>
+          <w:szCs w:val="22"/>
+        </w:rPr>
+      </w:pPr>
+      <w:r>
+        <w:rPr>
+          <w:rFonts w:ascii="Times New Roman" w:hAnsi="Times New Roman" w:cs="Times New Roman"/>
+          <w:sz w:val="22"/>
+          <w:szCs w:val="22"/>
+        </w:rPr>
+        <w:t>9.7.3. Подписание Акта о выполненных работах</w:t>
+      </w:r>
+      <w:r>
+        <w:rPr>
+          <w:rFonts w:ascii="Times New Roman" w:hAnsi="Times New Roman" w:cs="Times New Roman"/>
+          <w:sz w:val="22"/>
+          <w:szCs w:val="22"/>
+        </w:rPr>
+        <w:t>/</w:t>
+      </w:r>
+      <w:proofErr w:type="gramStart"/>
+      <w:r>
+        <w:rPr>
+          <w:rFonts w:ascii="Times New Roman" w:hAnsi="Times New Roman" w:cs="Times New Roman"/>
+          <w:sz w:val="22"/>
+          <w:szCs w:val="22"/>
+        </w:rPr>
+        <w:t xml:space="preserve">УПД </w:t>
+      </w:r>
+      <w:r>
+        <w:rPr>
+          <w:rFonts w:ascii="Times New Roman" w:hAnsi="Times New Roman" w:cs="Times New Roman"/>
+          <w:sz w:val="22"/>
+          <w:szCs w:val="22"/>
+        </w:rPr>
+        <w:t xml:space="preserve"> является</w:t>
+      </w:r>
+      <w:proofErr w:type="gramEnd"/>
+      <w:r>
+        <w:rPr>
+          <w:rFonts w:ascii="Times New Roman" w:hAnsi="Times New Roman" w:cs="Times New Roman"/>
+          <w:sz w:val="22"/>
+          <w:szCs w:val="22"/>
+        </w:rPr>
+        <w:t xml:space="preserve"> обязательным условием для возврата излишне уплаченных средств.</w:t>
+      </w:r>
+    </w:p>
+    <w:p>
+      <w:pPr>
+        <w:pStyle w:val="a4"/>
+        <w:ind w:left="0" w:firstLine="426"/>
+        <w:rPr>
+          <w:rFonts w:ascii="Times New Roman" w:hAnsi="Times New Roman" w:cs="Times New Roman"/>
+          <w:sz w:val="22"/>
+          <w:szCs w:val="22"/>
+        </w:rPr>
+      </w:pPr>
+      <w:r>
+        <w:rPr>
+          <w:rFonts w:ascii="Times New Roman" w:hAnsi="Times New Roman" w:cs="Times New Roman"/>
+          <w:sz w:val="22"/>
+          <w:szCs w:val="22"/>
+        </w:rPr>
         <w:lastRenderedPageBreak/>
-        <w:t>задержки Исполнителем начала выполнения работ более чем на 15</w:t>
-      </w:r>
-      <w:r>
-        <w:rPr>
-          <w:rFonts w:ascii="Times New Roman" w:hAnsi="Times New Roman" w:cs="Times New Roman"/>
-          <w:sz w:val="22"/>
-          <w:szCs w:val="22"/>
-        </w:rPr>
-        <w:t xml:space="preserve"> рабочих</w:t>
-      </w:r>
-      <w:r>
-        <w:rPr>
-          <w:rFonts w:ascii="Times New Roman" w:hAnsi="Times New Roman" w:cs="Times New Roman"/>
-          <w:sz w:val="22"/>
-          <w:szCs w:val="22"/>
-        </w:rPr>
-        <w:t xml:space="preserve"> дней по причинам, не зависящим от Исполнителя;</w:t>
-      </w:r>
-    </w:p>
-    <w:p>
-      <w:pPr>
-        <w:pStyle w:val="a3"/>
+        <w:t>9.7.4. Все расчеты подтверждаются актом сверки взаимных расчетов, подписанным обеими Сторонами.</w:t>
+      </w:r>
+    </w:p>
+    <w:p>
+      <w:pPr>
+        <w:pStyle w:val="a4"/>
         <w:ind w:left="0" w:firstLine="360"/>
         <w:rPr>
           <w:rFonts w:ascii="Times New Roman" w:hAnsi="Times New Roman" w:cs="Times New Roman"/>
@@ -4272,76 +5472,6 @@
           <w:sz w:val="22"/>
           <w:szCs w:val="22"/>
         </w:rPr>
-        <w:t xml:space="preserve">нарушения Исполнителем сроков выполнения работ более чем на 15 </w:t>
-      </w:r>
-      <w:r>
-        <w:rPr>
-          <w:rFonts w:ascii="Times New Roman" w:hAnsi="Times New Roman" w:cs="Times New Roman"/>
-          <w:sz w:val="22"/>
-          <w:szCs w:val="22"/>
-        </w:rPr>
-        <w:t xml:space="preserve">рабочих </w:t>
-      </w:r>
-      <w:r>
-        <w:rPr>
-          <w:rFonts w:ascii="Times New Roman" w:hAnsi="Times New Roman" w:cs="Times New Roman"/>
-          <w:sz w:val="22"/>
-          <w:szCs w:val="22"/>
-        </w:rPr>
-        <w:t>дней;</w:t>
-      </w:r>
-    </w:p>
-    <w:p>
-      <w:pPr>
-        <w:pStyle w:val="a3"/>
-        <w:ind w:left="0" w:firstLine="360"/>
-        <w:rPr>
-          <w:rFonts w:ascii="Times New Roman" w:hAnsi="Times New Roman" w:cs="Times New Roman"/>
-          <w:sz w:val="22"/>
-          <w:szCs w:val="22"/>
-        </w:rPr>
-      </w:pPr>
-      <w:r>
-        <w:rPr>
-          <w:rFonts w:ascii="Times New Roman" w:hAnsi="Times New Roman" w:cs="Times New Roman"/>
-          <w:sz w:val="22"/>
-          <w:szCs w:val="22"/>
-        </w:rPr>
-        <w:t xml:space="preserve">несоблюдения Исполнителем требований по качеству работ, если исправление соответствующих некачественно выполненных работ влечет задержку выполнения работ более чем на 15 </w:t>
-      </w:r>
-      <w:r>
-        <w:rPr>
-          <w:rFonts w:ascii="Times New Roman" w:hAnsi="Times New Roman" w:cs="Times New Roman"/>
-          <w:sz w:val="22"/>
-          <w:szCs w:val="22"/>
-        </w:rPr>
-        <w:t xml:space="preserve">рабочих </w:t>
-      </w:r>
-      <w:r>
-        <w:rPr>
-          <w:rFonts w:ascii="Times New Roman" w:hAnsi="Times New Roman" w:cs="Times New Roman"/>
-          <w:sz w:val="22"/>
-          <w:szCs w:val="22"/>
-        </w:rPr>
-        <w:t>дней;</w:t>
-      </w:r>
-    </w:p>
-    <w:p>
-      <w:pPr>
-        <w:pStyle w:val="a3"/>
-        <w:ind w:left="0" w:firstLine="360"/>
-        <w:rPr>
-          <w:rFonts w:ascii="Times New Roman" w:hAnsi="Times New Roman" w:cs="Times New Roman"/>
-          <w:sz w:val="22"/>
-          <w:szCs w:val="22"/>
-        </w:rPr>
-      </w:pPr>
-      <w:r>
-        <w:rPr>
-          <w:rFonts w:ascii="Times New Roman" w:hAnsi="Times New Roman" w:cs="Times New Roman"/>
-          <w:sz w:val="22"/>
-          <w:szCs w:val="22"/>
-        </w:rPr>
         <w:t>9</w:t>
       </w:r>
       <w:r>
@@ -4350,76 +5480,6 @@
           <w:sz w:val="22"/>
           <w:szCs w:val="22"/>
         </w:rPr>
-        <w:t>.3.</w:t>
-      </w:r>
-      <w:r>
-        <w:rPr>
-          <w:rFonts w:ascii="Times New Roman" w:hAnsi="Times New Roman" w:cs="Times New Roman"/>
-          <w:sz w:val="22"/>
-          <w:szCs w:val="22"/>
-        </w:rPr>
-        <w:t xml:space="preserve"> </w:t>
-      </w:r>
-      <w:r>
-        <w:rPr>
-          <w:rFonts w:ascii="Times New Roman" w:hAnsi="Times New Roman" w:cs="Times New Roman"/>
-          <w:sz w:val="22"/>
-          <w:szCs w:val="22"/>
-        </w:rPr>
-        <w:t>Исполнитель</w:t>
-      </w:r>
-      <w:r>
-        <w:rPr>
-          <w:rFonts w:ascii="Times New Roman" w:hAnsi="Times New Roman" w:cs="Times New Roman"/>
-          <w:sz w:val="22"/>
-          <w:szCs w:val="22"/>
-        </w:rPr>
-        <w:t xml:space="preserve"> вправе досрочно расторгнуть Договор с письменным уведомлением Заказчика в случаях:</w:t>
-      </w:r>
-    </w:p>
-    <w:p>
-      <w:pPr>
-        <w:pStyle w:val="a3"/>
-        <w:ind w:left="0" w:firstLine="360"/>
-        <w:rPr>
-          <w:rFonts w:ascii="Times New Roman" w:hAnsi="Times New Roman" w:cs="Times New Roman"/>
-          <w:sz w:val="22"/>
-          <w:szCs w:val="22"/>
-        </w:rPr>
-      </w:pPr>
-      <w:r>
-        <w:rPr>
-          <w:rFonts w:ascii="Times New Roman" w:hAnsi="Times New Roman" w:cs="Times New Roman"/>
-          <w:sz w:val="22"/>
-          <w:szCs w:val="22"/>
-        </w:rPr>
-        <w:t>задержки Заказчиком платежей более чем на 15 дней (за исключением случаев предъявления Заказчиком мотивированного отказа от приемки выполненных работ).</w:t>
-      </w:r>
-    </w:p>
-    <w:p>
-      <w:pPr>
-        <w:pStyle w:val="a3"/>
-        <w:ind w:left="0" w:firstLine="360"/>
-        <w:rPr>
-          <w:rFonts w:ascii="Times New Roman" w:hAnsi="Times New Roman" w:cs="Times New Roman"/>
-          <w:sz w:val="22"/>
-          <w:szCs w:val="22"/>
-        </w:rPr>
-      </w:pPr>
-      <w:r>
-        <w:rPr>
-          <w:rFonts w:ascii="Times New Roman" w:hAnsi="Times New Roman" w:cs="Times New Roman"/>
-          <w:sz w:val="22"/>
-          <w:szCs w:val="22"/>
-        </w:rPr>
-        <w:t>9</w:t>
-      </w:r>
-      <w:r>
-        <w:rPr>
-          <w:rFonts w:ascii="Times New Roman" w:hAnsi="Times New Roman" w:cs="Times New Roman"/>
-          <w:sz w:val="22"/>
-          <w:szCs w:val="22"/>
-        </w:rPr>
         <w:t>.</w:t>
       </w:r>
       <w:r>
@@ -4428,262 +5488,15 @@
           <w:sz w:val="22"/>
           <w:szCs w:val="22"/>
         </w:rPr>
-        <w:t>4</w:t>
-      </w:r>
-      <w:r>
-        <w:rPr>
-          <w:rFonts w:ascii="Times New Roman" w:hAnsi="Times New Roman" w:cs="Times New Roman"/>
-          <w:sz w:val="22"/>
-          <w:szCs w:val="22"/>
-        </w:rPr>
-        <w:t>.</w:t>
-      </w:r>
-      <w:r>
-        <w:rPr>
-          <w:rFonts w:ascii="Times New Roman" w:hAnsi="Times New Roman" w:cs="Times New Roman"/>
-          <w:sz w:val="22"/>
-          <w:szCs w:val="22"/>
-        </w:rPr>
-        <w:t xml:space="preserve"> </w:t>
-      </w:r>
-      <w:r>
-        <w:rPr>
-          <w:rFonts w:ascii="Times New Roman" w:hAnsi="Times New Roman" w:cs="Times New Roman"/>
-          <w:sz w:val="22"/>
-          <w:szCs w:val="22"/>
-        </w:rPr>
-        <w:t xml:space="preserve">Сторона, имеющая право расторгнуть </w:t>
-      </w:r>
-      <w:r>
-        <w:rPr>
-          <w:rFonts w:ascii="Times New Roman" w:hAnsi="Times New Roman" w:cs="Times New Roman"/>
-          <w:sz w:val="22"/>
-          <w:szCs w:val="22"/>
-        </w:rPr>
-        <w:t>Договор,</w:t>
-      </w:r>
-      <w:r>
-        <w:rPr>
-          <w:rFonts w:ascii="Times New Roman" w:hAnsi="Times New Roman" w:cs="Times New Roman"/>
-          <w:sz w:val="22"/>
-          <w:szCs w:val="22"/>
-        </w:rPr>
-        <w:t xml:space="preserve"> и желающая реализовать это право, должна осуществить его путем письменного уведомления другой </w:t>
-      </w:r>
-      <w:r>
-        <w:rPr>
-          <w:rFonts w:ascii="Times New Roman" w:hAnsi="Times New Roman" w:cs="Times New Roman"/>
-          <w:sz w:val="22"/>
-          <w:szCs w:val="22"/>
-        </w:rPr>
-        <w:t>С</w:t>
-      </w:r>
-      <w:r>
-        <w:rPr>
-          <w:rFonts w:ascii="Times New Roman" w:hAnsi="Times New Roman" w:cs="Times New Roman"/>
-          <w:sz w:val="22"/>
-          <w:szCs w:val="22"/>
-        </w:rPr>
-        <w:t xml:space="preserve">тороны. Договор считается расторгнутым по истечении 7 календарных дней с даты отправления другой </w:t>
-      </w:r>
-      <w:r>
-        <w:rPr>
-          <w:rFonts w:ascii="Times New Roman" w:hAnsi="Times New Roman" w:cs="Times New Roman"/>
-          <w:sz w:val="22"/>
-          <w:szCs w:val="22"/>
-        </w:rPr>
-        <w:t>С</w:t>
-      </w:r>
-      <w:r>
-        <w:rPr>
-          <w:rFonts w:ascii="Times New Roman" w:hAnsi="Times New Roman" w:cs="Times New Roman"/>
-          <w:sz w:val="22"/>
-          <w:szCs w:val="22"/>
-        </w:rPr>
-        <w:t xml:space="preserve">тороне письменного уведомления о расторжении </w:t>
-      </w:r>
-      <w:r>
-        <w:rPr>
-          <w:rFonts w:ascii="Times New Roman" w:hAnsi="Times New Roman" w:cs="Times New Roman"/>
-          <w:sz w:val="22"/>
-          <w:szCs w:val="22"/>
-        </w:rPr>
-        <w:t>Д</w:t>
-      </w:r>
-      <w:r>
-        <w:rPr>
-          <w:rFonts w:ascii="Times New Roman" w:hAnsi="Times New Roman" w:cs="Times New Roman"/>
-          <w:sz w:val="22"/>
-          <w:szCs w:val="22"/>
-        </w:rPr>
-        <w:t xml:space="preserve">оговора заказным письмом с уведомлением о вручении либо с момента вручения под расписку о получении другой </w:t>
-      </w:r>
-      <w:r>
-        <w:rPr>
-          <w:rFonts w:ascii="Times New Roman" w:hAnsi="Times New Roman" w:cs="Times New Roman"/>
-          <w:sz w:val="22"/>
-          <w:szCs w:val="22"/>
-        </w:rPr>
-        <w:t>С</w:t>
-      </w:r>
-      <w:r>
-        <w:rPr>
-          <w:rFonts w:ascii="Times New Roman" w:hAnsi="Times New Roman" w:cs="Times New Roman"/>
-          <w:sz w:val="22"/>
-          <w:szCs w:val="22"/>
-        </w:rPr>
-        <w:t xml:space="preserve">тороной уведомления о расторжении </w:t>
-      </w:r>
-      <w:r>
-        <w:rPr>
-          <w:rFonts w:ascii="Times New Roman" w:hAnsi="Times New Roman" w:cs="Times New Roman"/>
-          <w:sz w:val="22"/>
-          <w:szCs w:val="22"/>
-        </w:rPr>
-        <w:t>Д</w:t>
-      </w:r>
-      <w:r>
-        <w:rPr>
-          <w:rFonts w:ascii="Times New Roman" w:hAnsi="Times New Roman" w:cs="Times New Roman"/>
-          <w:sz w:val="22"/>
-          <w:szCs w:val="22"/>
-        </w:rPr>
-        <w:t xml:space="preserve">оговора.  </w:t>
-      </w:r>
-    </w:p>
-    <w:p>
-      <w:pPr>
-        <w:pStyle w:val="a3"/>
-        <w:ind w:left="0" w:firstLine="360"/>
-        <w:rPr>
-          <w:rFonts w:ascii="Times New Roman" w:hAnsi="Times New Roman" w:cs="Times New Roman"/>
-          <w:sz w:val="22"/>
-          <w:szCs w:val="22"/>
-        </w:rPr>
-      </w:pPr>
-      <w:r>
-        <w:rPr>
-          <w:rFonts w:ascii="Times New Roman" w:hAnsi="Times New Roman" w:cs="Times New Roman"/>
-          <w:sz w:val="22"/>
-          <w:szCs w:val="22"/>
-        </w:rPr>
-        <w:t>9</w:t>
-      </w:r>
-      <w:r>
-        <w:rPr>
-          <w:rFonts w:ascii="Times New Roman" w:hAnsi="Times New Roman" w:cs="Times New Roman"/>
-          <w:sz w:val="22"/>
-          <w:szCs w:val="22"/>
-        </w:rPr>
-        <w:t>.5. Договор может быть расторгнут в любое время по соглашению Сторон.</w:t>
-      </w:r>
-    </w:p>
-    <w:p>
-      <w:pPr>
-        <w:pStyle w:val="a3"/>
-        <w:ind w:left="0" w:firstLine="360"/>
-        <w:rPr>
-          <w:rFonts w:ascii="Times New Roman" w:hAnsi="Times New Roman" w:cs="Times New Roman"/>
-          <w:sz w:val="22"/>
-          <w:szCs w:val="22"/>
-        </w:rPr>
-      </w:pPr>
-      <w:r>
-        <w:rPr>
-          <w:rFonts w:ascii="Times New Roman" w:hAnsi="Times New Roman" w:cs="Times New Roman"/>
-          <w:sz w:val="22"/>
-          <w:szCs w:val="22"/>
-        </w:rPr>
-        <w:t>9</w:t>
-      </w:r>
-      <w:r>
-        <w:rPr>
-          <w:rFonts w:ascii="Times New Roman" w:hAnsi="Times New Roman" w:cs="Times New Roman"/>
-          <w:sz w:val="22"/>
-          <w:szCs w:val="22"/>
-        </w:rPr>
-        <w:t>.6. При расторжении Договора виновная сторона возмещает другой стороне понесенные ею прямые убытки</w:t>
-      </w:r>
-    </w:p>
-    <w:p>
-      <w:pPr>
-        <w:pStyle w:val="a3"/>
-        <w:ind w:left="0" w:firstLine="360"/>
-        <w:rPr>
-          <w:rFonts w:ascii="Times New Roman" w:hAnsi="Times New Roman" w:cs="Times New Roman"/>
-          <w:sz w:val="22"/>
-          <w:szCs w:val="22"/>
-        </w:rPr>
-      </w:pPr>
-      <w:r>
-        <w:rPr>
-          <w:rFonts w:ascii="Times New Roman" w:hAnsi="Times New Roman" w:cs="Times New Roman"/>
-          <w:sz w:val="22"/>
-          <w:szCs w:val="22"/>
-        </w:rPr>
-        <w:t>9</w:t>
-      </w:r>
-      <w:r>
-        <w:rPr>
-          <w:rFonts w:ascii="Times New Roman" w:hAnsi="Times New Roman" w:cs="Times New Roman"/>
-          <w:sz w:val="22"/>
-          <w:szCs w:val="22"/>
-        </w:rPr>
-        <w:t>.7. В случае досрочного расторжения договора по инициативе Заказчика Исполнитель имеет право удержать неустойку не менее 10% от общей стоимости договора.</w:t>
-      </w:r>
-    </w:p>
-    <w:p>
-      <w:pPr>
-        <w:pStyle w:val="a3"/>
-        <w:ind w:left="0" w:firstLine="360"/>
-        <w:rPr>
-          <w:rFonts w:ascii="Times New Roman" w:hAnsi="Times New Roman" w:cs="Times New Roman"/>
-          <w:sz w:val="22"/>
-          <w:szCs w:val="22"/>
-        </w:rPr>
-      </w:pPr>
-      <w:r>
-        <w:rPr>
-          <w:rFonts w:ascii="Times New Roman" w:hAnsi="Times New Roman" w:cs="Times New Roman"/>
-          <w:sz w:val="22"/>
-          <w:szCs w:val="22"/>
-        </w:rPr>
-        <w:t>9</w:t>
-      </w:r>
-      <w:r>
-        <w:rPr>
-          <w:rFonts w:ascii="Times New Roman" w:hAnsi="Times New Roman" w:cs="Times New Roman"/>
-          <w:sz w:val="22"/>
-          <w:szCs w:val="22"/>
-        </w:rPr>
-        <w:t>.8. При расторжении Договора, Стороны подписывают акт сверки взаиморасчетов по Договору</w:t>
-      </w:r>
-    </w:p>
-    <w:p>
-      <w:pPr>
-        <w:pStyle w:val="a3"/>
-        <w:ind w:left="0" w:firstLine="360"/>
-        <w:rPr>
-          <w:rFonts w:ascii="Times New Roman" w:hAnsi="Times New Roman" w:cs="Times New Roman"/>
-          <w:sz w:val="22"/>
-          <w:szCs w:val="22"/>
-        </w:rPr>
-      </w:pPr>
-      <w:r>
-        <w:rPr>
-          <w:rFonts w:ascii="Times New Roman" w:hAnsi="Times New Roman" w:cs="Times New Roman"/>
-          <w:sz w:val="22"/>
-          <w:szCs w:val="22"/>
-        </w:rPr>
-        <w:t>9</w:t>
-      </w:r>
-      <w:r>
-        <w:rPr>
-          <w:rFonts w:ascii="Times New Roman" w:hAnsi="Times New Roman" w:cs="Times New Roman"/>
-          <w:sz w:val="22"/>
-          <w:szCs w:val="22"/>
-        </w:rPr>
-        <w:t>.9. Любые изменения Договора с обеих Сторон регулируются Дополнительным соглашением, которое будет являться неотъемлемой частью настоящего Договора.</w:t>
+        <w:t>8</w:t>
+      </w:r>
+      <w:r>
+        <w:rPr>
+          <w:rFonts w:ascii="Times New Roman" w:hAnsi="Times New Roman" w:cs="Times New Roman"/>
+          <w:sz w:val="22"/>
+          <w:szCs w:val="22"/>
+        </w:rPr>
+        <w:t>. Любые изменения Договора с обеих Сторон регулируются Дополнительным соглашением, которое будет являться неотъемлемой частью настоящего Договора.</w:t>
       </w:r>
     </w:p>
     <w:p>
@@ -4698,30 +5511,15 @@
     </w:p>
     <w:p>
       <w:pPr>
-        <w:pStyle w:val="ad"/>
-        <w:numPr>
-          <w:ilvl w:val="0"/>
-          <w:numId w:val="10"/>
-        </w:numPr>
-        <w:jc w:val="center"/>
-        <w:rPr>
-          <w:b/>
-          <w:sz w:val="22"/>
-          <w:szCs w:val="22"/>
-        </w:rPr>
-      </w:pPr>
-      <w:r>
-        <w:rPr>
-          <w:b/>
-          <w:sz w:val="22"/>
-          <w:szCs w:val="22"/>
-        </w:rPr>
+        <w:pStyle w:val="2"/>
+      </w:pPr>
+      <w:r>
         <w:t>ПРОЧИЕ УСЛОВИЯ</w:t>
       </w:r>
     </w:p>
     <w:p>
       <w:pPr>
-        <w:pStyle w:val="ad"/>
+        <w:pStyle w:val="a0"/>
         <w:ind w:left="360"/>
         <w:rPr>
           <w:b/>
@@ -4823,6 +5621,7 @@
         <w:t xml:space="preserve"> Дальнейшая реализация проекта, а также его согласование в </w:t>
       </w:r>
       <w:proofErr w:type="spellStart"/>
+      <w:proofErr w:type="gramStart"/>
       <w:r>
         <w:rPr>
           <w:sz w:val="22"/>
@@ -4831,6 +5630,7 @@
         <w:t>гос.органах</w:t>
       </w:r>
       <w:proofErr w:type="spellEnd"/>
+      <w:proofErr w:type="gramEnd"/>
       <w:r>
         <w:rPr>
           <w:sz w:val="22"/>
@@ -5057,7 +5857,6 @@
           <w:sz w:val="22"/>
           <w:szCs w:val="22"/>
         </w:rPr>
-        <w:lastRenderedPageBreak/>
         <w:t>-</w:t>
       </w:r>
       <w:r>
@@ -5156,6 +5955,7 @@
           <w:sz w:val="22"/>
           <w:szCs w:val="22"/>
         </w:rPr>
+        <w:lastRenderedPageBreak/>
         <w:t xml:space="preserve">10.10. Заказчик гарантирует последующее использование Проекта при производстве ремонтно-отделочных работ лишь после приема-передачи полностью разработанного готового Проекта (всех этапов работ) и его полной оплаты. В случае использования </w:t>
       </w:r>
       <w:r>
@@ -5185,12 +5985,16 @@
     </w:p>
     <w:p>
       <w:pPr>
-        <w:pStyle w:val="ad"/>
-        <w:numPr>
-          <w:ilvl w:val="0"/>
-          <w:numId w:val="10"/>
-        </w:numPr>
-        <w:jc w:val="center"/>
+        <w:pStyle w:val="2"/>
+      </w:pPr>
+      <w:r>
+        <w:t>Реквизиты и подписи сторон</w:t>
+      </w:r>
+    </w:p>
+    <w:p>
+      <w:pPr>
+        <w:pStyle w:val="a0"/>
+        <w:ind w:left="360"/>
         <w:rPr>
           <w:b/>
           <w:bCs/>
@@ -5199,7 +6003,11 @@
           <w:szCs w:val="22"/>
         </w:rPr>
       </w:pPr>
-      <w:r>
+    </w:p>
+    <w:p>
+      <w:pPr>
+        <w:ind w:firstLine="360"/>
+        <w:jc w:val="center"/>
         <w:rPr>
           <w:b/>
           <w:bCs/>
@@ -5207,34 +6015,82 @@
           <w:sz w:val="22"/>
           <w:szCs w:val="22"/>
         </w:rPr>
-        <w:t>Реквизиты и подписи сторон</w:t>
-      </w:r>
-    </w:p>
-    <w:p>
-      <w:pPr>
-        <w:pStyle w:val="ad"/>
-        <w:ind w:left="360"/>
+      </w:pPr>
+      <w:r>
         <w:rPr>
           <w:b/>
-          <w:bCs/>
-          <w:caps/>
-          <w:sz w:val="22"/>
-          <w:szCs w:val="22"/>
-        </w:rPr>
-      </w:pPr>
-    </w:p>
-    <w:p>
-      <w:pPr>
-        <w:ind w:firstLine="360"/>
-        <w:jc w:val="center"/>
-        <w:rPr>
-          <w:b/>
-          <w:bCs/>
-          <w:caps/>
-          <w:sz w:val="22"/>
-          <w:szCs w:val="22"/>
-        </w:rPr>
-      </w:pPr>
+          <w:noProof/>
+          <w:sz w:val="22"/>
+          <w:szCs w:val="22"/>
+        </w:rPr>
+        <w:drawing>
+          <wp:anchor distT="0" distB="0" distL="114300" distR="114300" simplePos="0" relativeHeight="251660288" behindDoc="0" locked="0" layoutInCell="1" allowOverlap="1" wp14:anchorId="57B506B1" wp14:editId="36258B44">
+            <wp:simplePos x="0" y="0"/>
+            <wp:positionH relativeFrom="column">
+              <wp:posOffset>-519430</wp:posOffset>
+            </wp:positionH>
+            <wp:positionV relativeFrom="paragraph">
+              <wp:posOffset>133350</wp:posOffset>
+            </wp:positionV>
+            <wp:extent cx="1857375" cy="1830705"/>
+            <wp:effectExtent l="0" t="0" r="0" b="0"/>
+            <wp:wrapNone/>
+            <wp:docPr id="10" name="Рисунок 10"/>
+            <wp:cNvGraphicFramePr>
+              <a:graphicFrameLocks xmlns:a="http://schemas.openxmlformats.org/drawingml/2006/main" noChangeAspect="1"/>
+            </wp:cNvGraphicFramePr>
+            <a:graphic xmlns:a="http://schemas.openxmlformats.org/drawingml/2006/main">
+              <a:graphicData uri="http://schemas.openxmlformats.org/drawingml/2006/picture">
+                <pic:pic xmlns:pic="http://schemas.openxmlformats.org/drawingml/2006/picture">
+                  <pic:nvPicPr>
+                    <pic:cNvPr id="0" name="img7.png"/>
+                    <pic:cNvPicPr/>
+                  </pic:nvPicPr>
+                  <pic:blipFill>
+                    <a:blip r:embed="rId11" cstate="print">
+                      <a:extLst>
+                        <a:ext uri="{BEBA8EAE-BF5A-486C-A8C5-ECC9F3942E4B}">
+                          <a14:imgProps xmlns:a14="http://schemas.microsoft.com/office/drawing/2010/main">
+                            <a14:imgLayer r:embed="rId12">
+                              <a14:imgEffect>
+                                <a14:colorTemperature colorTemp="7200"/>
+                              </a14:imgEffect>
+                              <a14:imgEffect>
+                                <a14:saturation sat="400000"/>
+                              </a14:imgEffect>
+                            </a14:imgLayer>
+                          </a14:imgProps>
+                        </a:ext>
+                        <a:ext uri="{28A0092B-C50C-407E-A947-70E740481C1C}">
+                          <a14:useLocalDpi xmlns:a14="http://schemas.microsoft.com/office/drawing/2010/main" val="0"/>
+                        </a:ext>
+                      </a:extLst>
+                    </a:blip>
+                    <a:stretch>
+                      <a:fillRect/>
+                    </a:stretch>
+                  </pic:blipFill>
+                  <pic:spPr>
+                    <a:xfrm rot="5400000">
+                      <a:off x="0" y="0"/>
+                      <a:ext cx="1857375" cy="1830705"/>
+                    </a:xfrm>
+                    <a:prstGeom prst="rect">
+                      <a:avLst/>
+                    </a:prstGeom>
+                  </pic:spPr>
+                </pic:pic>
+              </a:graphicData>
+            </a:graphic>
+            <wp14:sizeRelH relativeFrom="page">
+              <wp14:pctWidth>0</wp14:pctWidth>
+            </wp14:sizeRelH>
+            <wp14:sizeRelV relativeFrom="page">
+              <wp14:pctHeight>0</wp14:pctHeight>
+            </wp14:sizeRelV>
+          </wp:anchor>
+        </w:drawing>
+      </w:r>
     </w:p>
     <w:tbl>
       <w:tblPr>
@@ -5274,6 +6130,69 @@
                 <w:szCs w:val="22"/>
               </w:rPr>
             </w:pPr>
+            <w:r>
+              <w:rPr>
+                <w:b/>
+                <w:noProof/>
+                <w:sz w:val="22"/>
+                <w:szCs w:val="22"/>
+              </w:rPr>
+              <w:drawing>
+                <wp:anchor distT="0" distB="0" distL="114300" distR="114300" simplePos="0" relativeHeight="251659264" behindDoc="0" locked="0" layoutInCell="1" allowOverlap="1" wp14:anchorId="18CA5F4F" wp14:editId="21B6D5E1">
+                  <wp:simplePos x="0" y="0"/>
+                  <wp:positionH relativeFrom="column">
+                    <wp:posOffset>851535</wp:posOffset>
+                  </wp:positionH>
+                  <wp:positionV relativeFrom="paragraph">
+                    <wp:posOffset>31750</wp:posOffset>
+                  </wp:positionV>
+                  <wp:extent cx="2122170" cy="2171065"/>
+                  <wp:effectExtent l="0" t="0" r="0" b="0"/>
+                  <wp:wrapNone/>
+                  <wp:docPr id="5" name="Рисунок 5"/>
+                  <wp:cNvGraphicFramePr>
+                    <a:graphicFrameLocks xmlns:a="http://schemas.openxmlformats.org/drawingml/2006/main" noChangeAspect="1"/>
+                  </wp:cNvGraphicFramePr>
+                  <a:graphic xmlns:a="http://schemas.openxmlformats.org/drawingml/2006/main">
+                    <a:graphicData uri="http://schemas.openxmlformats.org/drawingml/2006/picture">
+                      <pic:pic xmlns:pic="http://schemas.openxmlformats.org/drawingml/2006/picture">
+                        <pic:nvPicPr>
+                          <pic:cNvPr id="0" name="печать ЮС Про.png"/>
+                          <pic:cNvPicPr/>
+                        </pic:nvPicPr>
+                        <pic:blipFill>
+                          <a:blip r:embed="rId13">
+                            <a:extLst>
+                              <a:ext uri="{28A0092B-C50C-407E-A947-70E740481C1C}">
+                                <a14:useLocalDpi xmlns:a14="http://schemas.microsoft.com/office/drawing/2010/main" val="0"/>
+                              </a:ext>
+                            </a:extLst>
+                          </a:blip>
+                          <a:stretch>
+                            <a:fillRect/>
+                          </a:stretch>
+                        </pic:blipFill>
+                        <pic:spPr>
+                          <a:xfrm>
+                            <a:off x="0" y="0"/>
+                            <a:ext cx="2122170" cy="2171065"/>
+                          </a:xfrm>
+                          <a:prstGeom prst="rect">
+                            <a:avLst/>
+                          </a:prstGeom>
+                        </pic:spPr>
+                      </pic:pic>
+                    </a:graphicData>
+                  </a:graphic>
+                  <wp14:sizeRelH relativeFrom="page">
+                    <wp14:pctWidth>0</wp14:pctWidth>
+                  </wp14:sizeRelH>
+                  <wp14:sizeRelV relativeFrom="page">
+                    <wp14:pctHeight>0</wp14:pctHeight>
+                  </wp14:sizeRelV>
+                </wp:anchor>
+              </w:drawing>
+            </w:r>
             <w:r>
               <w:rPr>
                 <w:b/>
@@ -5339,6 +6258,68 @@
             </w:pPr>
             <w:r>
               <w:rPr>
+                <w:noProof/>
+                <w:sz w:val="22"/>
+                <w:szCs w:val="22"/>
+              </w:rPr>
+              <w:drawing>
+                <wp:anchor distT="0" distB="0" distL="114300" distR="114300" simplePos="0" relativeHeight="251662336" behindDoc="0" locked="0" layoutInCell="1" allowOverlap="1" wp14:anchorId="09DE4A22" wp14:editId="0A30DF6B">
+                  <wp:simplePos x="0" y="0"/>
+                  <wp:positionH relativeFrom="column">
+                    <wp:posOffset>659765</wp:posOffset>
+                  </wp:positionH>
+                  <wp:positionV relativeFrom="paragraph">
+                    <wp:posOffset>19685</wp:posOffset>
+                  </wp:positionV>
+                  <wp:extent cx="1301750" cy="1104900"/>
+                  <wp:effectExtent l="0" t="0" r="0" b="0"/>
+                  <wp:wrapNone/>
+                  <wp:docPr id="4" name="Рисунок 4"/>
+                  <wp:cNvGraphicFramePr>
+                    <a:graphicFrameLocks xmlns:a="http://schemas.openxmlformats.org/drawingml/2006/main" noChangeAspect="1"/>
+                  </wp:cNvGraphicFramePr>
+                  <a:graphic xmlns:a="http://schemas.openxmlformats.org/drawingml/2006/main">
+                    <a:graphicData uri="http://schemas.openxmlformats.org/drawingml/2006/picture">
+                      <pic:pic xmlns:pic="http://schemas.openxmlformats.org/drawingml/2006/picture">
+                        <pic:nvPicPr>
+                          <pic:cNvPr id="0" name="Подпись.png"/>
+                          <pic:cNvPicPr/>
+                        </pic:nvPicPr>
+                        <pic:blipFill>
+                          <a:blip r:embed="rId14">
+                            <a:extLst>
+                              <a:ext uri="{28A0092B-C50C-407E-A947-70E740481C1C}">
+                                <a14:useLocalDpi xmlns:a14="http://schemas.microsoft.com/office/drawing/2010/main" val="0"/>
+                              </a:ext>
+                            </a:extLst>
+                          </a:blip>
+                          <a:stretch>
+                            <a:fillRect/>
+                          </a:stretch>
+                        </pic:blipFill>
+                        <pic:spPr>
+                          <a:xfrm>
+                            <a:off x="0" y="0"/>
+                            <a:ext cx="1301750" cy="1104900"/>
+                          </a:xfrm>
+                          <a:prstGeom prst="rect">
+                            <a:avLst/>
+                          </a:prstGeom>
+                        </pic:spPr>
+                      </pic:pic>
+                    </a:graphicData>
+                  </a:graphic>
+                  <wp14:sizeRelH relativeFrom="page">
+                    <wp14:pctWidth>0</wp14:pctWidth>
+                  </wp14:sizeRelH>
+                  <wp14:sizeRelV relativeFrom="page">
+                    <wp14:pctHeight>0</wp14:pctHeight>
+                  </wp14:sizeRelV>
+                </wp:anchor>
+              </w:drawing>
+            </w:r>
+            <w:r>
+              <w:rPr>
                 <w:b/>
                 <w:bCs/>
                 <w:sz w:val="22"/>
@@ -5392,6 +6373,7 @@
                 <w:lang w:val="en-US"/>
               </w:rPr>
             </w:pPr>
+            <w:commentRangeStart w:id="8"/>
             <w:r>
               <w:rPr>
                 <w:b/>
@@ -5421,6 +6403,15 @@
               </w:rPr>
               <w:t>}</w:t>
             </w:r>
+            <w:commentRangeEnd w:id="8"/>
+            <w:r>
+              <w:rPr>
+                <w:rStyle w:val="ae"/>
+                <w:sz w:val="22"/>
+                <w:szCs w:val="22"/>
+              </w:rPr>
+              <w:commentReference w:id="8"/>
+            </w:r>
           </w:p>
         </w:tc>
       </w:tr>
@@ -5435,9 +6426,9 @@
       </w:pPr>
     </w:p>
     <w:sectPr>
-      <w:headerReference w:type="default" r:id="rId8"/>
-      <w:footerReference w:type="even" r:id="rId9"/>
-      <w:footerReference w:type="default" r:id="rId10"/>
+      <w:headerReference w:type="default" r:id="rId15"/>
+      <w:footerReference w:type="even" r:id="rId16"/>
+      <w:footerReference w:type="default" r:id="rId17"/>
       <w:pgSz w:w="11906" w:h="16838" w:code="9"/>
       <w:pgMar w:top="263" w:right="567" w:bottom="680" w:left="1361" w:header="142" w:footer="709" w:gutter="0"/>
       <w:cols w:space="708"/>
@@ -5447,8 +6438,168 @@
 </w:document>
 </file>
 
+<file path=word/comments.xml><?xml version="1.0" encoding="utf-8"?>
+<w:comments xmlns:wpc="http://schemas.microsoft.com/office/word/2010/wordprocessingCanvas" xmlns:cx="http://schemas.microsoft.com/office/drawing/2014/chartex" xmlns:cx1="http://schemas.microsoft.com/office/drawing/2015/9/8/chartex" xmlns:cx2="http://schemas.microsoft.com/office/drawing/2015/10/21/chartex" xmlns:cx3="http://schemas.microsoft.com/office/drawing/2016/5/9/chartex" xmlns:cx4="http://schemas.microsoft.com/office/drawing/2016/5/10/chartex" xmlns:cx5="http://schemas.microsoft.com/office/drawing/2016/5/11/chartex" xmlns:cx6="http://schemas.microsoft.com/office/drawing/2016/5/12/chartex" xmlns:cx7="http://schemas.microsoft.com/office/drawing/2016/5/13/chartex" xmlns:cx8="http://schemas.microsoft.com/office/drawing/2016/5/14/chartex" xmlns:mc="http://schemas.openxmlformats.org/markup-compatibility/2006" xmlns:aink="http://schemas.microsoft.com/office/drawing/2016/ink" xmlns:am3d="http://schemas.microsoft.com/office/drawing/2017/model3d" xmlns:o="urn:schemas-microsoft-com:office:office" xmlns:oel="http://schemas.microsoft.com/office/2019/extlst" xmlns:r="http://schemas.openxmlformats.org/officeDocument/2006/relationships" xmlns:m="http://schemas.openxmlformats.org/officeDocument/2006/math" xmlns:v="urn:schemas-microsoft-com:vml" xmlns:wp14="http://schemas.microsoft.com/office/word/2010/wordprocessingDrawing" xmlns:wp="http://schemas.openxmlformats.org/drawingml/2006/wordprocessingDrawing" xmlns:w10="urn:schemas-microsoft-com:office:word" xmlns:w="http://schemas.openxmlformats.org/wordprocessingml/2006/main" xmlns:w14="http://schemas.microsoft.com/office/word/2010/wordml" xmlns:w15="http://schemas.microsoft.com/office/word/2012/wordml" xmlns:w16cex="http://schemas.microsoft.com/office/word/2018/wordml/cex" xmlns:w16cid="http://schemas.microsoft.com/office/word/2016/wordml/cid" xmlns:w16="http://schemas.microsoft.com/office/word/2018/wordml" xmlns:w16sdtdh="http://schemas.microsoft.com/office/word/2020/wordml/sdtdatahash" xmlns:w16se="http://schemas.microsoft.com/office/word/2015/wordml/symex" xmlns:wpg="http://schemas.microsoft.com/office/word/2010/wordprocessingGroup" xmlns:wpi="http://schemas.microsoft.com/office/word/2010/wordprocessingInk" xmlns:wne="http://schemas.microsoft.com/office/word/2006/wordml" xmlns:wps="http://schemas.microsoft.com/office/word/2010/wordprocessingShape" mc:Ignorable="w14 w15 w16se w16cid w16 w16cex w16sdtdh wp14">
+  <w:comment w:id="2" w:author="user" w:date="2025-04-18T17:52:00Z" w:initials="u">
+    <w:p>
+      <w:pPr>
+        <w:pStyle w:val="af"/>
+      </w:pPr>
+      <w:r>
+        <w:rPr>
+          <w:rStyle w:val="ae"/>
+        </w:rPr>
+        <w:annotationRef/>
+      </w:r>
+      <w:r>
+        <w:rPr>
+          <w:rStyle w:val="ae"/>
+        </w:rPr>
+        <w:t xml:space="preserve">У ИП убрать </w:t>
+      </w:r>
+    </w:p>
+  </w:comment>
+  <w:comment w:id="3" w:author="user" w:date="2025-08-29T18:53:00Z" w:initials="u">
+    <w:p>
+      <w:pPr>
+        <w:pStyle w:val="af"/>
+      </w:pPr>
+      <w:r>
+        <w:rPr>
+          <w:rStyle w:val="ae"/>
+        </w:rPr>
+        <w:annotationRef/>
+      </w:r>
+      <w:r>
+        <w:t xml:space="preserve">Площадь </w:t>
+      </w:r>
+    </w:p>
+  </w:comment>
+  <w:comment w:id="5" w:author="user" w:date="2025-08-29T18:52:00Z" w:initials="u">
+    <w:p>
+      <w:pPr>
+        <w:pStyle w:val="af"/>
+      </w:pPr>
+      <w:r>
+        <w:rPr>
+          <w:rStyle w:val="ae"/>
+        </w:rPr>
+        <w:annotationRef/>
+      </w:r>
+      <w:r>
+        <w:t xml:space="preserve">Разделы </w:t>
+      </w:r>
+    </w:p>
+  </w:comment>
+  <w:comment w:id="6" w:author="user" w:date="2025-08-29T18:52:00Z" w:initials="u">
+    <w:p>
+      <w:pPr>
+        <w:pStyle w:val="af"/>
+      </w:pPr>
+      <w:r>
+        <w:rPr>
+          <w:rStyle w:val="ae"/>
+        </w:rPr>
+        <w:annotationRef/>
+      </w:r>
+      <w:r>
+        <w:t>Наличие НДС</w:t>
+      </w:r>
+      <w:r>
+        <w:t xml:space="preserve">, если </w:t>
+      </w:r>
+      <w:proofErr w:type="gramStart"/>
+      <w:r>
+        <w:t>ПРОДЕЖКТ</w:t>
+      </w:r>
+      <w:proofErr w:type="gramEnd"/>
+      <w:r>
+        <w:t xml:space="preserve"> то без НДС</w:t>
+      </w:r>
+    </w:p>
+  </w:comment>
+  <w:comment w:id="7" w:author="user" w:date="2025-08-29T18:52:00Z" w:initials="u">
+    <w:p>
+      <w:pPr>
+        <w:pStyle w:val="af"/>
+      </w:pPr>
+      <w:r>
+        <w:rPr>
+          <w:rStyle w:val="ae"/>
+        </w:rPr>
+        <w:annotationRef/>
+      </w:r>
+      <w:r>
+        <w:t>Сроки</w:t>
+      </w:r>
+    </w:p>
+  </w:comment>
+  <w:comment w:id="8" w:author="user" w:date="2025-07-08T10:41:00Z" w:initials="u">
+    <w:p>
+      <w:pPr>
+        <w:pStyle w:val="af"/>
+      </w:pPr>
+      <w:r>
+        <w:rPr>
+          <w:rStyle w:val="ae"/>
+        </w:rPr>
+        <w:annotationRef/>
+      </w:r>
+      <w:r>
+        <w:rPr>
+          <w:lang w:val="en-US"/>
+        </w:rPr>
+        <w:t>E</w:t>
+      </w:r>
+      <w:r>
+        <w:t>-</w:t>
+      </w:r>
+      <w:r>
+        <w:rPr>
+          <w:lang w:val="en-US"/>
+        </w:rPr>
+        <w:t>mail</w:t>
+      </w:r>
+      <w:r>
+        <w:t xml:space="preserve"> </w:t>
+      </w:r>
+      <w:r>
+        <w:t xml:space="preserve">и </w:t>
+      </w:r>
+      <w:proofErr w:type="gramStart"/>
+      <w:r>
+        <w:t>телефон !!!!!!!!!</w:t>
+      </w:r>
+      <w:proofErr w:type="gramEnd"/>
+    </w:p>
+  </w:comment>
+</w:comments>
+</file>
+
+<file path=word/commentsExtended.xml><?xml version="1.0" encoding="utf-8"?>
+<w15:commentsEx xmlns:wpc="http://schemas.microsoft.com/office/word/2010/wordprocessingCanvas" xmlns:cx="http://schemas.microsoft.com/office/drawing/2014/chartex" xmlns:cx1="http://schemas.microsoft.com/office/drawing/2015/9/8/chartex" xmlns:cx2="http://schemas.microsoft.com/office/drawing/2015/10/21/chartex" xmlns:cx3="http://schemas.microsoft.com/office/drawing/2016/5/9/chartex" xmlns:cx4="http://schemas.microsoft.com/office/drawing/2016/5/10/chartex" xmlns:cx5="http://schemas.microsoft.com/office/drawing/2016/5/11/chartex" xmlns:cx6="http://schemas.microsoft.com/office/drawing/2016/5/12/chartex" xmlns:cx7="http://schemas.microsoft.com/office/drawing/2016/5/13/chartex" xmlns:cx8="http://schemas.microsoft.com/office/drawing/2016/5/14/chartex" xmlns:mc="http://schemas.openxmlformats.org/markup-compatibility/2006" xmlns:aink="http://schemas.microsoft.com/office/drawing/2016/ink" xmlns:am3d="http://schemas.microsoft.com/office/drawing/2017/model3d" xmlns:o="urn:schemas-microsoft-com:office:office" xmlns:oel="http://schemas.microsoft.com/office/2019/extlst" xmlns:r="http://schemas.openxmlformats.org/officeDocument/2006/relationships" xmlns:m="http://schemas.openxmlformats.org/officeDocument/2006/math" xmlns:v="urn:schemas-microsoft-com:vml" xmlns:wp14="http://schemas.microsoft.com/office/word/2010/wordprocessingDrawing" xmlns:wp="http://schemas.openxmlformats.org/drawingml/2006/wordprocessingDrawing" xmlns:w10="urn:schemas-microsoft-com:office:word" xmlns:w="http://schemas.openxmlformats.org/wordprocessingml/2006/main" xmlns:w14="http://schemas.microsoft.com/office/word/2010/wordml" xmlns:w15="http://schemas.microsoft.com/office/word/2012/wordml" xmlns:w16cex="http://schemas.microsoft.com/office/word/2018/wordml/cex" xmlns:w16cid="http://schemas.microsoft.com/office/word/2016/wordml/cid" xmlns:w16="http://schemas.microsoft.com/office/word/2018/wordml" xmlns:w16sdtdh="http://schemas.microsoft.com/office/word/2020/wordml/sdtdatahash" xmlns:w16se="http://schemas.microsoft.com/office/word/2015/wordml/symex" xmlns:wpg="http://schemas.microsoft.com/office/word/2010/wordprocessingGroup" xmlns:wpi="http://schemas.microsoft.com/office/word/2010/wordprocessingInk" xmlns:wne="http://schemas.microsoft.com/office/word/2006/wordml" xmlns:wps="http://schemas.microsoft.com/office/word/2010/wordprocessingShape" mc:Ignorable="w14 w15 w16se w16cid w16 w16cex w16sdtdh wp14">
+  <w15:commentEx w15:paraId="545F925F" w15:done="0"/>
+  <w15:commentEx w15:paraId="21E0CB0C" w15:done="0"/>
+  <w15:commentEx w15:paraId="292F03A9" w15:done="0"/>
+  <w15:commentEx w15:paraId="1D5788B6" w15:done="0"/>
+  <w15:commentEx w15:paraId="3F7C8239" w15:done="0"/>
+  <w15:commentEx w15:paraId="06A5FC8A" w15:done="0"/>
+</w15:commentsEx>
+</file>
+
+<file path=word/commentsIds.xml><?xml version="1.0" encoding="utf-8"?>
+<w16cid:commentsIds xmlns:wpc="http://schemas.microsoft.com/office/word/2010/wordprocessingCanvas" xmlns:cx="http://schemas.microsoft.com/office/drawing/2014/chartex" xmlns:cx1="http://schemas.microsoft.com/office/drawing/2015/9/8/chartex" xmlns:cx2="http://schemas.microsoft.com/office/drawing/2015/10/21/chartex" xmlns:cx3="http://schemas.microsoft.com/office/drawing/2016/5/9/chartex" xmlns:cx4="http://schemas.microsoft.com/office/drawing/2016/5/10/chartex" xmlns:cx5="http://schemas.microsoft.com/office/drawing/2016/5/11/chartex" xmlns:cx6="http://schemas.microsoft.com/office/drawing/2016/5/12/chartex" xmlns:cx7="http://schemas.microsoft.com/office/drawing/2016/5/13/chartex" xmlns:cx8="http://schemas.microsoft.com/office/drawing/2016/5/14/chartex" xmlns:mc="http://schemas.openxmlformats.org/markup-compatibility/2006" xmlns:aink="http://schemas.microsoft.com/office/drawing/2016/ink" xmlns:am3d="http://schemas.microsoft.com/office/drawing/2017/model3d" xmlns:o="urn:schemas-microsoft-com:office:office" xmlns:oel="http://schemas.microsoft.com/office/2019/extlst" xmlns:r="http://schemas.openxmlformats.org/officeDocument/2006/relationships" xmlns:m="http://schemas.openxmlformats.org/officeDocument/2006/math" xmlns:v="urn:schemas-microsoft-com:vml" xmlns:wp14="http://schemas.microsoft.com/office/word/2010/wordprocessingDrawing" xmlns:wp="http://schemas.openxmlformats.org/drawingml/2006/wordprocessingDrawing" xmlns:w10="urn:schemas-microsoft-com:office:word" xmlns:w="http://schemas.openxmlformats.org/wordprocessingml/2006/main" xmlns:w14="http://schemas.microsoft.com/office/word/2010/wordml" xmlns:w15="http://schemas.microsoft.com/office/word/2012/wordml" xmlns:w16cex="http://schemas.microsoft.com/office/word/2018/wordml/cex" xmlns:w16cid="http://schemas.microsoft.com/office/word/2016/wordml/cid" xmlns:w16="http://schemas.microsoft.com/office/word/2018/wordml" xmlns:w16sdtdh="http://schemas.microsoft.com/office/word/2020/wordml/sdtdatahash" xmlns:w16se="http://schemas.microsoft.com/office/word/2015/wordml/symex" xmlns:wpg="http://schemas.microsoft.com/office/word/2010/wordprocessingGroup" xmlns:wpi="http://schemas.microsoft.com/office/word/2010/wordprocessingInk" xmlns:wne="http://schemas.microsoft.com/office/word/2006/wordml" xmlns:wps="http://schemas.microsoft.com/office/word/2010/wordprocessingShape" mc:Ignorable="w14 w15 w16se w16cid w16 w16cex w16sdtdh wp14">
+  <w16cid:commentId w16cid:paraId="545F925F" w16cid:durableId="16BE5977"/>
+  <w16cid:commentId w16cid:paraId="21E0CB0C" w16cid:durableId="27879B90"/>
+  <w16cid:commentId w16cid:paraId="292F03A9" w16cid:durableId="20ECDC41"/>
+  <w16cid:commentId w16cid:paraId="1D5788B6" w16cid:durableId="7413DE53"/>
+  <w16cid:commentId w16cid:paraId="3F7C8239" w16cid:durableId="19288A78"/>
+  <w16cid:commentId w16cid:paraId="06A5FC8A" w16cid:durableId="6DF4CF75"/>
+</w16cid:commentsIds>
+</file>
+
 <file path=word/endnotes.xml><?xml version="1.0" encoding="utf-8"?>
-<w:endnotes xmlns:wpc="http://schemas.microsoft.com/office/word/2010/wordprocessingCanvas" xmlns:cx="http://schemas.microsoft.com/office/drawing/2014/chartex" xmlns:cx1="http://schemas.microsoft.com/office/drawing/2015/9/8/chartex" xmlns:cx2="http://schemas.microsoft.com/office/drawing/2015/10/21/chartex" xmlns:cx3="http://schemas.microsoft.com/office/drawing/2016/5/9/chartex" xmlns:cx4="http://schemas.microsoft.com/office/drawing/2016/5/10/chartex" xmlns:cx5="http://schemas.microsoft.com/office/drawing/2016/5/11/chartex" xmlns:cx6="http://schemas.microsoft.com/office/drawing/2016/5/12/chartex" xmlns:cx7="http://schemas.microsoft.com/office/drawing/2016/5/13/chartex" xmlns:cx8="http://schemas.microsoft.com/office/drawing/2016/5/14/chartex" xmlns:mc="http://schemas.openxmlformats.org/markup-compatibility/2006" xmlns:aink="http://schemas.microsoft.com/office/drawing/2016/ink" xmlns:am3d="http://schemas.microsoft.com/office/drawing/2017/model3d" xmlns:o="urn:schemas-microsoft-com:office:office" xmlns:r="http://schemas.openxmlformats.org/officeDocument/2006/relationships" xmlns:m="http://schemas.openxmlformats.org/officeDocument/2006/math" xmlns:v="urn:schemas-microsoft-com:vml" xmlns:wp14="http://schemas.microsoft.com/office/word/2010/wordprocessingDrawing" xmlns:wp="http://schemas.openxmlformats.org/drawingml/2006/wordprocessingDrawing" xmlns:w10="urn:schemas-microsoft-com:office:word" xmlns:w="http://schemas.openxmlformats.org/wordprocessingml/2006/main" xmlns:w14="http://schemas.microsoft.com/office/word/2010/wordml" xmlns:w15="http://schemas.microsoft.com/office/word/2012/wordml" xmlns:w16cex="http://schemas.microsoft.com/office/word/2018/wordml/cex" xmlns:w16cid="http://schemas.microsoft.com/office/word/2016/wordml/cid" xmlns:w16="http://schemas.microsoft.com/office/word/2018/wordml" xmlns:w16sdtdh="http://schemas.microsoft.com/office/word/2020/wordml/sdtdatahash" xmlns:w16se="http://schemas.microsoft.com/office/word/2015/wordml/symex" xmlns:wpg="http://schemas.microsoft.com/office/word/2010/wordprocessingGroup" xmlns:wpi="http://schemas.microsoft.com/office/word/2010/wordprocessingInk" xmlns:wne="http://schemas.microsoft.com/office/word/2006/wordml" xmlns:wps="http://schemas.microsoft.com/office/word/2010/wordprocessingShape" mc:Ignorable="w14 w15 w16se w16cid w16 w16cex w16sdtdh wp14">
+<w:endnotes xmlns:wpc="http://schemas.microsoft.com/office/word/2010/wordprocessingCanvas" xmlns:cx="http://schemas.microsoft.com/office/drawing/2014/chartex" xmlns:cx1="http://schemas.microsoft.com/office/drawing/2015/9/8/chartex" xmlns:cx2="http://schemas.microsoft.com/office/drawing/2015/10/21/chartex" xmlns:cx3="http://schemas.microsoft.com/office/drawing/2016/5/9/chartex" xmlns:cx4="http://schemas.microsoft.com/office/drawing/2016/5/10/chartex" xmlns:cx5="http://schemas.microsoft.com/office/drawing/2016/5/11/chartex" xmlns:cx6="http://schemas.microsoft.com/office/drawing/2016/5/12/chartex" xmlns:cx7="http://schemas.microsoft.com/office/drawing/2016/5/13/chartex" xmlns:cx8="http://schemas.microsoft.com/office/drawing/2016/5/14/chartex" xmlns:mc="http://schemas.openxmlformats.org/markup-compatibility/2006" xmlns:aink="http://schemas.microsoft.com/office/drawing/2016/ink" xmlns:am3d="http://schemas.microsoft.com/office/drawing/2017/model3d" xmlns:o="urn:schemas-microsoft-com:office:office" xmlns:oel="http://schemas.microsoft.com/office/2019/extlst" xmlns:r="http://schemas.openxmlformats.org/officeDocument/2006/relationships" xmlns:m="http://schemas.openxmlformats.org/officeDocument/2006/math" xmlns:v="urn:schemas-microsoft-com:vml" xmlns:wp14="http://schemas.microsoft.com/office/word/2010/wordprocessingDrawing" xmlns:wp="http://schemas.openxmlformats.org/drawingml/2006/wordprocessingDrawing" xmlns:w10="urn:schemas-microsoft-com:office:word" xmlns:w="http://schemas.openxmlformats.org/wordprocessingml/2006/main" xmlns:w14="http://schemas.microsoft.com/office/word/2010/wordml" xmlns:w15="http://schemas.microsoft.com/office/word/2012/wordml" xmlns:w16cex="http://schemas.microsoft.com/office/word/2018/wordml/cex" xmlns:w16cid="http://schemas.microsoft.com/office/word/2016/wordml/cid" xmlns:w16="http://schemas.microsoft.com/office/word/2018/wordml" xmlns:w16sdtdh="http://schemas.microsoft.com/office/word/2020/wordml/sdtdatahash" xmlns:w16se="http://schemas.microsoft.com/office/word/2015/wordml/symex" xmlns:wpg="http://schemas.microsoft.com/office/word/2010/wordprocessingGroup" xmlns:wpi="http://schemas.microsoft.com/office/word/2010/wordprocessingInk" xmlns:wne="http://schemas.microsoft.com/office/word/2006/wordml" xmlns:wps="http://schemas.microsoft.com/office/word/2010/wordprocessingShape" mc:Ignorable="w14 w15 w16se w16cid w16 w16cex w16sdtdh wp14">
   <w:endnote w:type="separator" w:id="-1">
     <w:p>
       <w:r>
@@ -5467,37 +6618,37 @@
 </file>
 
 <file path=word/footer1.xml><?xml version="1.0" encoding="utf-8"?>
-<w:ftr xmlns:wpc="http://schemas.microsoft.com/office/word/2010/wordprocessingCanvas" xmlns:cx="http://schemas.microsoft.com/office/drawing/2014/chartex" xmlns:cx1="http://schemas.microsoft.com/office/drawing/2015/9/8/chartex" xmlns:cx2="http://schemas.microsoft.com/office/drawing/2015/10/21/chartex" xmlns:cx3="http://schemas.microsoft.com/office/drawing/2016/5/9/chartex" xmlns:cx4="http://schemas.microsoft.com/office/drawing/2016/5/10/chartex" xmlns:cx5="http://schemas.microsoft.com/office/drawing/2016/5/11/chartex" xmlns:cx6="http://schemas.microsoft.com/office/drawing/2016/5/12/chartex" xmlns:cx7="http://schemas.microsoft.com/office/drawing/2016/5/13/chartex" xmlns:cx8="http://schemas.microsoft.com/office/drawing/2016/5/14/chartex" xmlns:mc="http://schemas.openxmlformats.org/markup-compatibility/2006" xmlns:aink="http://schemas.microsoft.com/office/drawing/2016/ink" xmlns:am3d="http://schemas.microsoft.com/office/drawing/2017/model3d" xmlns:o="urn:schemas-microsoft-com:office:office" xmlns:r="http://schemas.openxmlformats.org/officeDocument/2006/relationships" xmlns:m="http://schemas.openxmlformats.org/officeDocument/2006/math" xmlns:v="urn:schemas-microsoft-com:vml" xmlns:wp14="http://schemas.microsoft.com/office/word/2010/wordprocessingDrawing" xmlns:wp="http://schemas.openxmlformats.org/drawingml/2006/wordprocessingDrawing" xmlns:w10="urn:schemas-microsoft-com:office:word" xmlns:w="http://schemas.openxmlformats.org/wordprocessingml/2006/main" xmlns:w14="http://schemas.microsoft.com/office/word/2010/wordml" xmlns:w15="http://schemas.microsoft.com/office/word/2012/wordml" xmlns:w16cex="http://schemas.microsoft.com/office/word/2018/wordml/cex" xmlns:w16cid="http://schemas.microsoft.com/office/word/2016/wordml/cid" xmlns:w16="http://schemas.microsoft.com/office/word/2018/wordml" xmlns:w16sdtdh="http://schemas.microsoft.com/office/word/2020/wordml/sdtdatahash" xmlns:w16se="http://schemas.microsoft.com/office/word/2015/wordml/symex" xmlns:wpg="http://schemas.microsoft.com/office/word/2010/wordprocessingGroup" xmlns:wpi="http://schemas.microsoft.com/office/word/2010/wordprocessingInk" xmlns:wne="http://schemas.microsoft.com/office/word/2006/wordml" xmlns:wps="http://schemas.microsoft.com/office/word/2010/wordprocessingShape" mc:Ignorable="w14 w15 w16se w16cid w16 w16cex w16sdtdh wp14">
+<w:ftr xmlns:wpc="http://schemas.microsoft.com/office/word/2010/wordprocessingCanvas" xmlns:cx="http://schemas.microsoft.com/office/drawing/2014/chartex" xmlns:cx1="http://schemas.microsoft.com/office/drawing/2015/9/8/chartex" xmlns:cx2="http://schemas.microsoft.com/office/drawing/2015/10/21/chartex" xmlns:cx3="http://schemas.microsoft.com/office/drawing/2016/5/9/chartex" xmlns:cx4="http://schemas.microsoft.com/office/drawing/2016/5/10/chartex" xmlns:cx5="http://schemas.microsoft.com/office/drawing/2016/5/11/chartex" xmlns:cx6="http://schemas.microsoft.com/office/drawing/2016/5/12/chartex" xmlns:cx7="http://schemas.microsoft.com/office/drawing/2016/5/13/chartex" xmlns:cx8="http://schemas.microsoft.com/office/drawing/2016/5/14/chartex" xmlns:mc="http://schemas.openxmlformats.org/markup-compatibility/2006" xmlns:aink="http://schemas.microsoft.com/office/drawing/2016/ink" xmlns:am3d="http://schemas.microsoft.com/office/drawing/2017/model3d" xmlns:o="urn:schemas-microsoft-com:office:office" xmlns:oel="http://schemas.microsoft.com/office/2019/extlst" xmlns:r="http://schemas.openxmlformats.org/officeDocument/2006/relationships" xmlns:m="http://schemas.openxmlformats.org/officeDocument/2006/math" xmlns:v="urn:schemas-microsoft-com:vml" xmlns:wp14="http://schemas.microsoft.com/office/word/2010/wordprocessingDrawing" xmlns:wp="http://schemas.openxmlformats.org/drawingml/2006/wordprocessingDrawing" xmlns:w10="urn:schemas-microsoft-com:office:word" xmlns:w="http://schemas.openxmlformats.org/wordprocessingml/2006/main" xmlns:w14="http://schemas.microsoft.com/office/word/2010/wordml" xmlns:w15="http://schemas.microsoft.com/office/word/2012/wordml" xmlns:w16cex="http://schemas.microsoft.com/office/word/2018/wordml/cex" xmlns:w16cid="http://schemas.microsoft.com/office/word/2016/wordml/cid" xmlns:w16="http://schemas.microsoft.com/office/word/2018/wordml" xmlns:w16sdtdh="http://schemas.microsoft.com/office/word/2020/wordml/sdtdatahash" xmlns:w16se="http://schemas.microsoft.com/office/word/2015/wordml/symex" xmlns:wpg="http://schemas.microsoft.com/office/word/2010/wordprocessingGroup" xmlns:wpi="http://schemas.microsoft.com/office/word/2010/wordprocessingInk" xmlns:wne="http://schemas.microsoft.com/office/word/2006/wordml" xmlns:wps="http://schemas.microsoft.com/office/word/2010/wordprocessingShape" mc:Ignorable="w14 w15 w16se w16cid w16 w16cex w16sdtdh wp14">
   <w:p>
     <w:pPr>
-      <w:pStyle w:val="a7"/>
+      <w:pStyle w:val="a8"/>
       <w:framePr w:wrap="around" w:vAnchor="text" w:hAnchor="margin" w:xAlign="right" w:y="1"/>
       <w:rPr>
-        <w:rStyle w:val="a8"/>
+        <w:rStyle w:val="a9"/>
       </w:rPr>
     </w:pPr>
     <w:r>
       <w:rPr>
-        <w:rStyle w:val="a8"/>
+        <w:rStyle w:val="a9"/>
       </w:rPr>
       <w:fldChar w:fldCharType="begin"/>
     </w:r>
     <w:r>
       <w:rPr>
-        <w:rStyle w:val="a8"/>
+        <w:rStyle w:val="a9"/>
       </w:rPr>
       <w:instrText xml:space="preserve">PAGE  </w:instrText>
     </w:r>
     <w:r>
       <w:rPr>
-        <w:rStyle w:val="a8"/>
+        <w:rStyle w:val="a9"/>
       </w:rPr>
       <w:fldChar w:fldCharType="end"/>
     </w:r>
   </w:p>
   <w:p>
     <w:pPr>
-      <w:pStyle w:val="a7"/>
+      <w:pStyle w:val="a8"/>
       <w:ind w:right="360"/>
     </w:pPr>
   </w:p>
@@ -5505,7 +6656,7 @@
 </file>
 
 <file path=word/footer2.xml><?xml version="1.0" encoding="utf-8"?>
-<w:ftr xmlns:wpc="http://schemas.microsoft.com/office/word/2010/wordprocessingCanvas" xmlns:cx="http://schemas.microsoft.com/office/drawing/2014/chartex" xmlns:cx1="http://schemas.microsoft.com/office/drawing/2015/9/8/chartex" xmlns:cx2="http://schemas.microsoft.com/office/drawing/2015/10/21/chartex" xmlns:cx3="http://schemas.microsoft.com/office/drawing/2016/5/9/chartex" xmlns:cx4="http://schemas.microsoft.com/office/drawing/2016/5/10/chartex" xmlns:cx5="http://schemas.microsoft.com/office/drawing/2016/5/11/chartex" xmlns:cx6="http://schemas.microsoft.com/office/drawing/2016/5/12/chartex" xmlns:cx7="http://schemas.microsoft.com/office/drawing/2016/5/13/chartex" xmlns:cx8="http://schemas.microsoft.com/office/drawing/2016/5/14/chartex" xmlns:mc="http://schemas.openxmlformats.org/markup-compatibility/2006" xmlns:aink="http://schemas.microsoft.com/office/drawing/2016/ink" xmlns:am3d="http://schemas.microsoft.com/office/drawing/2017/model3d" xmlns:o="urn:schemas-microsoft-com:office:office" xmlns:r="http://schemas.openxmlformats.org/officeDocument/2006/relationships" xmlns:m="http://schemas.openxmlformats.org/officeDocument/2006/math" xmlns:v="urn:schemas-microsoft-com:vml" xmlns:wp14="http://schemas.microsoft.com/office/word/2010/wordprocessingDrawing" xmlns:wp="http://schemas.openxmlformats.org/drawingml/2006/wordprocessingDrawing" xmlns:w10="urn:schemas-microsoft-com:office:word" xmlns:w="http://schemas.openxmlformats.org/wordprocessingml/2006/main" xmlns:w14="http://schemas.microsoft.com/office/word/2010/wordml" xmlns:w15="http://schemas.microsoft.com/office/word/2012/wordml" xmlns:w16cex="http://schemas.microsoft.com/office/word/2018/wordml/cex" xmlns:w16cid="http://schemas.microsoft.com/office/word/2016/wordml/cid" xmlns:w16="http://schemas.microsoft.com/office/word/2018/wordml" xmlns:w16sdtdh="http://schemas.microsoft.com/office/word/2020/wordml/sdtdatahash" xmlns:w16se="http://schemas.microsoft.com/office/word/2015/wordml/symex" xmlns:wpg="http://schemas.microsoft.com/office/word/2010/wordprocessingGroup" xmlns:wpi="http://schemas.microsoft.com/office/word/2010/wordprocessingInk" xmlns:wne="http://schemas.microsoft.com/office/word/2006/wordml" xmlns:wps="http://schemas.microsoft.com/office/word/2010/wordprocessingShape" mc:Ignorable="w14 w15 w16se w16cid w16 w16cex w16sdtdh wp14">
+<w:ftr xmlns:wpc="http://schemas.microsoft.com/office/word/2010/wordprocessingCanvas" xmlns:cx="http://schemas.microsoft.com/office/drawing/2014/chartex" xmlns:cx1="http://schemas.microsoft.com/office/drawing/2015/9/8/chartex" xmlns:cx2="http://schemas.microsoft.com/office/drawing/2015/10/21/chartex" xmlns:cx3="http://schemas.microsoft.com/office/drawing/2016/5/9/chartex" xmlns:cx4="http://schemas.microsoft.com/office/drawing/2016/5/10/chartex" xmlns:cx5="http://schemas.microsoft.com/office/drawing/2016/5/11/chartex" xmlns:cx6="http://schemas.microsoft.com/office/drawing/2016/5/12/chartex" xmlns:cx7="http://schemas.microsoft.com/office/drawing/2016/5/13/chartex" xmlns:cx8="http://schemas.microsoft.com/office/drawing/2016/5/14/chartex" xmlns:mc="http://schemas.openxmlformats.org/markup-compatibility/2006" xmlns:aink="http://schemas.microsoft.com/office/drawing/2016/ink" xmlns:am3d="http://schemas.microsoft.com/office/drawing/2017/model3d" xmlns:o="urn:schemas-microsoft-com:office:office" xmlns:oel="http://schemas.microsoft.com/office/2019/extlst" xmlns:r="http://schemas.openxmlformats.org/officeDocument/2006/relationships" xmlns:m="http://schemas.openxmlformats.org/officeDocument/2006/math" xmlns:v="urn:schemas-microsoft-com:vml" xmlns:wp14="http://schemas.microsoft.com/office/word/2010/wordprocessingDrawing" xmlns:wp="http://schemas.openxmlformats.org/drawingml/2006/wordprocessingDrawing" xmlns:w10="urn:schemas-microsoft-com:office:word" xmlns:w="http://schemas.openxmlformats.org/wordprocessingml/2006/main" xmlns:w14="http://schemas.microsoft.com/office/word/2010/wordml" xmlns:w15="http://schemas.microsoft.com/office/word/2012/wordml" xmlns:w16cex="http://schemas.microsoft.com/office/word/2018/wordml/cex" xmlns:w16cid="http://schemas.microsoft.com/office/word/2016/wordml/cid" xmlns:w16="http://schemas.microsoft.com/office/word/2018/wordml" xmlns:w16sdtdh="http://schemas.microsoft.com/office/word/2020/wordml/sdtdatahash" xmlns:w16se="http://schemas.microsoft.com/office/word/2015/wordml/symex" xmlns:wpg="http://schemas.microsoft.com/office/word/2010/wordprocessingGroup" xmlns:wpi="http://schemas.microsoft.com/office/word/2010/wordprocessingInk" xmlns:wne="http://schemas.microsoft.com/office/word/2006/wordml" xmlns:wps="http://schemas.microsoft.com/office/word/2010/wordprocessingShape" mc:Ignorable="w14 w15 w16se w16cid w16 w16cex w16sdtdh wp14">
   <w:tbl>
     <w:tblPr>
       <w:tblW w:w="10080" w:type="dxa"/>
@@ -5623,7 +6774,7 @@
               <w:szCs w:val="20"/>
             </w:rPr>
           </w:pPr>
-          <w:bookmarkStart w:id="6" w:name="Исполнитель_должность_подпись"/>
+          <w:bookmarkStart w:id="9" w:name="Исполнитель_должность_подпись"/>
           <w:r>
             <w:rPr>
               <w:b/>
@@ -5650,7 +6801,7 @@
             </w:rPr>
             <w:t xml:space="preserve">} </w:t>
           </w:r>
-          <w:bookmarkEnd w:id="6"/>
+          <w:bookmarkEnd w:id="9"/>
           <w:r>
             <w:rPr>
               <w:b/>
@@ -5758,7 +6909,7 @@
               <w:szCs w:val="20"/>
             </w:rPr>
           </w:pPr>
-          <w:bookmarkStart w:id="7" w:name="Заказчик_должность_подпись"/>
+          <w:bookmarkStart w:id="10" w:name="Заказчик_должность_подпись"/>
           <w:r>
             <w:rPr>
               <w:b/>
@@ -5796,7 +6947,7 @@
             </w:rPr>
             <w:t xml:space="preserve"> </w:t>
           </w:r>
-          <w:bookmarkEnd w:id="7"/>
+          <w:bookmarkEnd w:id="10"/>
           <w:r>
             <w:rPr>
               <w:b/>
@@ -5873,47 +7024,47 @@
   </w:tbl>
   <w:p>
     <w:pPr>
-      <w:pStyle w:val="a7"/>
+      <w:pStyle w:val="a8"/>
       <w:framePr w:wrap="around" w:vAnchor="text" w:hAnchor="page" w:x="11171" w:y="418"/>
       <w:rPr>
-        <w:rStyle w:val="a8"/>
+        <w:rStyle w:val="a9"/>
       </w:rPr>
     </w:pPr>
     <w:r>
       <w:rPr>
-        <w:rStyle w:val="a8"/>
+        <w:rStyle w:val="a9"/>
       </w:rPr>
       <w:fldChar w:fldCharType="begin"/>
     </w:r>
     <w:r>
       <w:rPr>
-        <w:rStyle w:val="a8"/>
+        <w:rStyle w:val="a9"/>
       </w:rPr>
       <w:instrText xml:space="preserve">PAGE  </w:instrText>
     </w:r>
     <w:r>
       <w:rPr>
-        <w:rStyle w:val="a8"/>
+        <w:rStyle w:val="a9"/>
       </w:rPr>
       <w:fldChar w:fldCharType="separate"/>
     </w:r>
     <w:r>
       <w:rPr>
-        <w:rStyle w:val="a8"/>
+        <w:rStyle w:val="a9"/>
         <w:noProof/>
       </w:rPr>
-      <w:t>13</w:t>
+      <w:t>1</w:t>
     </w:r>
     <w:r>
       <w:rPr>
-        <w:rStyle w:val="a8"/>
+        <w:rStyle w:val="a9"/>
       </w:rPr>
       <w:fldChar w:fldCharType="end"/>
     </w:r>
   </w:p>
   <w:p>
     <w:pPr>
-      <w:pStyle w:val="a7"/>
+      <w:pStyle w:val="a8"/>
       <w:ind w:right="360"/>
       <w:jc w:val="right"/>
     </w:pPr>
@@ -5922,7 +7073,7 @@
 </file>
 
 <file path=word/footnotes.xml><?xml version="1.0" encoding="utf-8"?>
-<w:footnotes xmlns:wpc="http://schemas.microsoft.com/office/word/2010/wordprocessingCanvas" xmlns:cx="http://schemas.microsoft.com/office/drawing/2014/chartex" xmlns:cx1="http://schemas.microsoft.com/office/drawing/2015/9/8/chartex" xmlns:cx2="http://schemas.microsoft.com/office/drawing/2015/10/21/chartex" xmlns:cx3="http://schemas.microsoft.com/office/drawing/2016/5/9/chartex" xmlns:cx4="http://schemas.microsoft.com/office/drawing/2016/5/10/chartex" xmlns:cx5="http://schemas.microsoft.com/office/drawing/2016/5/11/chartex" xmlns:cx6="http://schemas.microsoft.com/office/drawing/2016/5/12/chartex" xmlns:cx7="http://schemas.microsoft.com/office/drawing/2016/5/13/chartex" xmlns:cx8="http://schemas.microsoft.com/office/drawing/2016/5/14/chartex" xmlns:mc="http://schemas.openxmlformats.org/markup-compatibility/2006" xmlns:aink="http://schemas.microsoft.com/office/drawing/2016/ink" xmlns:am3d="http://schemas.microsoft.com/office/drawing/2017/model3d" xmlns:o="urn:schemas-microsoft-com:office:office" xmlns:r="http://schemas.openxmlformats.org/officeDocument/2006/relationships" xmlns:m="http://schemas.openxmlformats.org/officeDocument/2006/math" xmlns:v="urn:schemas-microsoft-com:vml" xmlns:wp14="http://schemas.microsoft.com/office/word/2010/wordprocessingDrawing" xmlns:wp="http://schemas.openxmlformats.org/drawingml/2006/wordprocessingDrawing" xmlns:w10="urn:schemas-microsoft-com:office:word" xmlns:w="http://schemas.openxmlformats.org/wordprocessingml/2006/main" xmlns:w14="http://schemas.microsoft.com/office/word/2010/wordml" xmlns:w15="http://schemas.microsoft.com/office/word/2012/wordml" xmlns:w16cex="http://schemas.microsoft.com/office/word/2018/wordml/cex" xmlns:w16cid="http://schemas.microsoft.com/office/word/2016/wordml/cid" xmlns:w16="http://schemas.microsoft.com/office/word/2018/wordml" xmlns:w16sdtdh="http://schemas.microsoft.com/office/word/2020/wordml/sdtdatahash" xmlns:w16se="http://schemas.microsoft.com/office/word/2015/wordml/symex" xmlns:wpg="http://schemas.microsoft.com/office/word/2010/wordprocessingGroup" xmlns:wpi="http://schemas.microsoft.com/office/word/2010/wordprocessingInk" xmlns:wne="http://schemas.microsoft.com/office/word/2006/wordml" xmlns:wps="http://schemas.microsoft.com/office/word/2010/wordprocessingShape" mc:Ignorable="w14 w15 w16se w16cid w16 w16cex w16sdtdh wp14">
+<w:footnotes xmlns:wpc="http://schemas.microsoft.com/office/word/2010/wordprocessingCanvas" xmlns:cx="http://schemas.microsoft.com/office/drawing/2014/chartex" xmlns:cx1="http://schemas.microsoft.com/office/drawing/2015/9/8/chartex" xmlns:cx2="http://schemas.microsoft.com/office/drawing/2015/10/21/chartex" xmlns:cx3="http://schemas.microsoft.com/office/drawing/2016/5/9/chartex" xmlns:cx4="http://schemas.microsoft.com/office/drawing/2016/5/10/chartex" xmlns:cx5="http://schemas.microsoft.com/office/drawing/2016/5/11/chartex" xmlns:cx6="http://schemas.microsoft.com/office/drawing/2016/5/12/chartex" xmlns:cx7="http://schemas.microsoft.com/office/drawing/2016/5/13/chartex" xmlns:cx8="http://schemas.microsoft.com/office/drawing/2016/5/14/chartex" xmlns:mc="http://schemas.openxmlformats.org/markup-compatibility/2006" xmlns:aink="http://schemas.microsoft.com/office/drawing/2016/ink" xmlns:am3d="http://schemas.microsoft.com/office/drawing/2017/model3d" xmlns:o="urn:schemas-microsoft-com:office:office" xmlns:oel="http://schemas.microsoft.com/office/2019/extlst" xmlns:r="http://schemas.openxmlformats.org/officeDocument/2006/relationships" xmlns:m="http://schemas.openxmlformats.org/officeDocument/2006/math" xmlns:v="urn:schemas-microsoft-com:vml" xmlns:wp14="http://schemas.microsoft.com/office/word/2010/wordprocessingDrawing" xmlns:wp="http://schemas.openxmlformats.org/drawingml/2006/wordprocessingDrawing" xmlns:w10="urn:schemas-microsoft-com:office:word" xmlns:w="http://schemas.openxmlformats.org/wordprocessingml/2006/main" xmlns:w14="http://schemas.microsoft.com/office/word/2010/wordml" xmlns:w15="http://schemas.microsoft.com/office/word/2012/wordml" xmlns:w16cex="http://schemas.microsoft.com/office/word/2018/wordml/cex" xmlns:w16cid="http://schemas.microsoft.com/office/word/2016/wordml/cid" xmlns:w16="http://schemas.microsoft.com/office/word/2018/wordml" xmlns:w16sdtdh="http://schemas.microsoft.com/office/word/2020/wordml/sdtdatahash" xmlns:w16se="http://schemas.microsoft.com/office/word/2015/wordml/symex" xmlns:wpg="http://schemas.microsoft.com/office/word/2010/wordprocessingGroup" xmlns:wpi="http://schemas.microsoft.com/office/word/2010/wordprocessingInk" xmlns:wne="http://schemas.microsoft.com/office/word/2006/wordml" xmlns:wps="http://schemas.microsoft.com/office/word/2010/wordprocessingShape" mc:Ignorable="w14 w15 w16se w16cid w16 w16cex w16sdtdh wp14">
   <w:footnote w:type="separator" w:id="-1">
     <w:p>
       <w:r>
@@ -5941,10 +7092,10 @@
 </file>
 
 <file path=word/header1.xml><?xml version="1.0" encoding="utf-8"?>
-<w:hdr xmlns:wpc="http://schemas.microsoft.com/office/word/2010/wordprocessingCanvas" xmlns:cx="http://schemas.microsoft.com/office/drawing/2014/chartex" xmlns:cx1="http://schemas.microsoft.com/office/drawing/2015/9/8/chartex" xmlns:cx2="http://schemas.microsoft.com/office/drawing/2015/10/21/chartex" xmlns:cx3="http://schemas.microsoft.com/office/drawing/2016/5/9/chartex" xmlns:cx4="http://schemas.microsoft.com/office/drawing/2016/5/10/chartex" xmlns:cx5="http://schemas.microsoft.com/office/drawing/2016/5/11/chartex" xmlns:cx6="http://schemas.microsoft.com/office/drawing/2016/5/12/chartex" xmlns:cx7="http://schemas.microsoft.com/office/drawing/2016/5/13/chartex" xmlns:cx8="http://schemas.microsoft.com/office/drawing/2016/5/14/chartex" xmlns:mc="http://schemas.openxmlformats.org/markup-compatibility/2006" xmlns:aink="http://schemas.microsoft.com/office/drawing/2016/ink" xmlns:am3d="http://schemas.microsoft.com/office/drawing/2017/model3d" xmlns:o="urn:schemas-microsoft-com:office:office" xmlns:r="http://schemas.openxmlformats.org/officeDocument/2006/relationships" xmlns:m="http://schemas.openxmlformats.org/officeDocument/2006/math" xmlns:v="urn:schemas-microsoft-com:vml" xmlns:wp14="http://schemas.microsoft.com/office/word/2010/wordprocessingDrawing" xmlns:wp="http://schemas.openxmlformats.org/drawingml/2006/wordprocessingDrawing" xmlns:w10="urn:schemas-microsoft-com:office:word" xmlns:w="http://schemas.openxmlformats.org/wordprocessingml/2006/main" xmlns:w14="http://schemas.microsoft.com/office/word/2010/wordml" xmlns:w15="http://schemas.microsoft.com/office/word/2012/wordml" xmlns:w16cex="http://schemas.microsoft.com/office/word/2018/wordml/cex" xmlns:w16cid="http://schemas.microsoft.com/office/word/2016/wordml/cid" xmlns:w16="http://schemas.microsoft.com/office/word/2018/wordml" xmlns:w16sdtdh="http://schemas.microsoft.com/office/word/2020/wordml/sdtdatahash" xmlns:w16se="http://schemas.microsoft.com/office/word/2015/wordml/symex" xmlns:wpg="http://schemas.microsoft.com/office/word/2010/wordprocessingGroup" xmlns:wpi="http://schemas.microsoft.com/office/word/2010/wordprocessingInk" xmlns:wne="http://schemas.microsoft.com/office/word/2006/wordml" xmlns:wps="http://schemas.microsoft.com/office/word/2010/wordprocessingShape" mc:Ignorable="w14 w15 w16se w16cid w16 w16cex w16sdtdh wp14">
+<w:hdr xmlns:wpc="http://schemas.microsoft.com/office/word/2010/wordprocessingCanvas" xmlns:cx="http://schemas.microsoft.com/office/drawing/2014/chartex" xmlns:cx1="http://schemas.microsoft.com/office/drawing/2015/9/8/chartex" xmlns:cx2="http://schemas.microsoft.com/office/drawing/2015/10/21/chartex" xmlns:cx3="http://schemas.microsoft.com/office/drawing/2016/5/9/chartex" xmlns:cx4="http://schemas.microsoft.com/office/drawing/2016/5/10/chartex" xmlns:cx5="http://schemas.microsoft.com/office/drawing/2016/5/11/chartex" xmlns:cx6="http://schemas.microsoft.com/office/drawing/2016/5/12/chartex" xmlns:cx7="http://schemas.microsoft.com/office/drawing/2016/5/13/chartex" xmlns:cx8="http://schemas.microsoft.com/office/drawing/2016/5/14/chartex" xmlns:mc="http://schemas.openxmlformats.org/markup-compatibility/2006" xmlns:aink="http://schemas.microsoft.com/office/drawing/2016/ink" xmlns:am3d="http://schemas.microsoft.com/office/drawing/2017/model3d" xmlns:o="urn:schemas-microsoft-com:office:office" xmlns:oel="http://schemas.microsoft.com/office/2019/extlst" xmlns:r="http://schemas.openxmlformats.org/officeDocument/2006/relationships" xmlns:m="http://schemas.openxmlformats.org/officeDocument/2006/math" xmlns:v="urn:schemas-microsoft-com:vml" xmlns:wp14="http://schemas.microsoft.com/office/word/2010/wordprocessingDrawing" xmlns:wp="http://schemas.openxmlformats.org/drawingml/2006/wordprocessingDrawing" xmlns:w10="urn:schemas-microsoft-com:office:word" xmlns:w="http://schemas.openxmlformats.org/wordprocessingml/2006/main" xmlns:w14="http://schemas.microsoft.com/office/word/2010/wordml" xmlns:w15="http://schemas.microsoft.com/office/word/2012/wordml" xmlns:w16cex="http://schemas.microsoft.com/office/word/2018/wordml/cex" xmlns:w16cid="http://schemas.microsoft.com/office/word/2016/wordml/cid" xmlns:w16="http://schemas.microsoft.com/office/word/2018/wordml" xmlns:w16sdtdh="http://schemas.microsoft.com/office/word/2020/wordml/sdtdatahash" xmlns:w16se="http://schemas.microsoft.com/office/word/2015/wordml/symex" xmlns:wpg="http://schemas.microsoft.com/office/word/2010/wordprocessingGroup" xmlns:wpi="http://schemas.microsoft.com/office/word/2010/wordprocessingInk" xmlns:wne="http://schemas.microsoft.com/office/word/2006/wordml" xmlns:wps="http://schemas.microsoft.com/office/word/2010/wordprocessingShape" mc:Ignorable="w14 w15 w16se w16cid w16 w16cex w16sdtdh wp14">
   <w:p>
     <w:pPr>
-      <w:pStyle w:val="a5"/>
+      <w:pStyle w:val="a6"/>
       <w:jc w:val="center"/>
       <w:rPr>
         <w:lang w:val="en-US"/>
@@ -6023,7 +7174,7 @@
   </w:p>
   <w:p>
     <w:pPr>
-      <w:pStyle w:val="a5"/>
+      <w:pStyle w:val="a6"/>
       <w:jc w:val="center"/>
       <w:rPr>
         <w:sz w:val="18"/>
@@ -6089,14 +7240,23 @@
         <w:szCs w:val="18"/>
         <w:lang w:val="en-US"/>
       </w:rPr>
-      <w:t xml:space="preserve">-83 </w:t>
+      <w:t>-</w:t>
     </w:r>
+    <w:proofErr w:type="gramStart"/>
     <w:r>
       <w:rPr>
         <w:sz w:val="18"/>
         <w:szCs w:val="18"/>
         <w:lang w:val="en-US"/>
       </w:rPr>
+      <w:t xml:space="preserve">83 </w:t>
+    </w:r>
+    <w:r>
+      <w:rPr>
+        <w:sz w:val="18"/>
+        <w:szCs w:val="18"/>
+        <w:lang w:val="en-US"/>
+      </w:rPr>
       <w:t xml:space="preserve"> </w:t>
     </w:r>
     <w:r>
@@ -6107,10 +7267,11 @@
       </w:rPr>
       <w:t>http://usproject.ru</w:t>
     </w:r>
+    <w:proofErr w:type="gramEnd"/>
   </w:p>
   <w:p>
     <w:pPr>
-      <w:pStyle w:val="a5"/>
+      <w:pStyle w:val="a6"/>
       <w:jc w:val="right"/>
       <w:rPr>
         <w:lang w:val="en-US"/>
@@ -6121,7 +7282,7 @@
 </file>
 
 <file path=word/numbering.xml><?xml version="1.0" encoding="utf-8"?>
-<w:numbering xmlns:wpc="http://schemas.microsoft.com/office/word/2010/wordprocessingCanvas" xmlns:cx="http://schemas.microsoft.com/office/drawing/2014/chartex" xmlns:cx1="http://schemas.microsoft.com/office/drawing/2015/9/8/chartex" xmlns:cx2="http://schemas.microsoft.com/office/drawing/2015/10/21/chartex" xmlns:cx3="http://schemas.microsoft.com/office/drawing/2016/5/9/chartex" xmlns:cx4="http://schemas.microsoft.com/office/drawing/2016/5/10/chartex" xmlns:cx5="http://schemas.microsoft.com/office/drawing/2016/5/11/chartex" xmlns:cx6="http://schemas.microsoft.com/office/drawing/2016/5/12/chartex" xmlns:cx7="http://schemas.microsoft.com/office/drawing/2016/5/13/chartex" xmlns:cx8="http://schemas.microsoft.com/office/drawing/2016/5/14/chartex" xmlns:mc="http://schemas.openxmlformats.org/markup-compatibility/2006" xmlns:aink="http://schemas.microsoft.com/office/drawing/2016/ink" xmlns:am3d="http://schemas.microsoft.com/office/drawing/2017/model3d" xmlns:o="urn:schemas-microsoft-com:office:office" xmlns:r="http://schemas.openxmlformats.org/officeDocument/2006/relationships" xmlns:m="http://schemas.openxmlformats.org/officeDocument/2006/math" xmlns:v="urn:schemas-microsoft-com:vml" xmlns:wp14="http://schemas.microsoft.com/office/word/2010/wordprocessingDrawing" xmlns:wp="http://schemas.openxmlformats.org/drawingml/2006/wordprocessingDrawing" xmlns:w10="urn:schemas-microsoft-com:office:word" xmlns:w="http://schemas.openxmlformats.org/wordprocessingml/2006/main" xmlns:w14="http://schemas.microsoft.com/office/word/2010/wordml" xmlns:w15="http://schemas.microsoft.com/office/word/2012/wordml" xmlns:w16cex="http://schemas.microsoft.com/office/word/2018/wordml/cex" xmlns:w16cid="http://schemas.microsoft.com/office/word/2016/wordml/cid" xmlns:w16="http://schemas.microsoft.com/office/word/2018/wordml" xmlns:w16sdtdh="http://schemas.microsoft.com/office/word/2020/wordml/sdtdatahash" xmlns:w16se="http://schemas.microsoft.com/office/word/2015/wordml/symex" xmlns:wpg="http://schemas.microsoft.com/office/word/2010/wordprocessingGroup" xmlns:wpi="http://schemas.microsoft.com/office/word/2010/wordprocessingInk" xmlns:wne="http://schemas.microsoft.com/office/word/2006/wordml" xmlns:wps="http://schemas.microsoft.com/office/word/2010/wordprocessingShape" mc:Ignorable="w14 w15 w16se w16cid w16 w16cex w16sdtdh wp14">
+<w:numbering xmlns:wpc="http://schemas.microsoft.com/office/word/2010/wordprocessingCanvas" xmlns:cx="http://schemas.microsoft.com/office/drawing/2014/chartex" xmlns:cx1="http://schemas.microsoft.com/office/drawing/2015/9/8/chartex" xmlns:cx2="http://schemas.microsoft.com/office/drawing/2015/10/21/chartex" xmlns:cx3="http://schemas.microsoft.com/office/drawing/2016/5/9/chartex" xmlns:cx4="http://schemas.microsoft.com/office/drawing/2016/5/10/chartex" xmlns:cx5="http://schemas.microsoft.com/office/drawing/2016/5/11/chartex" xmlns:cx6="http://schemas.microsoft.com/office/drawing/2016/5/12/chartex" xmlns:cx7="http://schemas.microsoft.com/office/drawing/2016/5/13/chartex" xmlns:cx8="http://schemas.microsoft.com/office/drawing/2016/5/14/chartex" xmlns:mc="http://schemas.openxmlformats.org/markup-compatibility/2006" xmlns:aink="http://schemas.microsoft.com/office/drawing/2016/ink" xmlns:am3d="http://schemas.microsoft.com/office/drawing/2017/model3d" xmlns:o="urn:schemas-microsoft-com:office:office" xmlns:oel="http://schemas.microsoft.com/office/2019/extlst" xmlns:r="http://schemas.openxmlformats.org/officeDocument/2006/relationships" xmlns:m="http://schemas.openxmlformats.org/officeDocument/2006/math" xmlns:v="urn:schemas-microsoft-com:vml" xmlns:wp14="http://schemas.microsoft.com/office/word/2010/wordprocessingDrawing" xmlns:wp="http://schemas.openxmlformats.org/drawingml/2006/wordprocessingDrawing" xmlns:w10="urn:schemas-microsoft-com:office:word" xmlns:w="http://schemas.openxmlformats.org/wordprocessingml/2006/main" xmlns:w14="http://schemas.microsoft.com/office/word/2010/wordml" xmlns:w15="http://schemas.microsoft.com/office/word/2012/wordml" xmlns:w16cex="http://schemas.microsoft.com/office/word/2018/wordml/cex" xmlns:w16cid="http://schemas.microsoft.com/office/word/2016/wordml/cid" xmlns:w16="http://schemas.microsoft.com/office/word/2018/wordml" xmlns:w16sdtdh="http://schemas.microsoft.com/office/word/2020/wordml/sdtdatahash" xmlns:w16se="http://schemas.microsoft.com/office/word/2015/wordml/symex" xmlns:wpg="http://schemas.microsoft.com/office/word/2010/wordprocessingGroup" xmlns:wpi="http://schemas.microsoft.com/office/word/2010/wordprocessingInk" xmlns:wne="http://schemas.microsoft.com/office/word/2006/wordml" xmlns:wps="http://schemas.microsoft.com/office/word/2010/wordprocessingShape" mc:Ignorable="w14 w15 w16se w16cid w16 w16cex w16sdtdh wp14">
   <w:abstractNum w:abstractNumId="0" w15:restartNumberingAfterBreak="0">
     <w:nsid w:val="00000001"/>
     <w:multiLevelType w:val="multilevel"/>
@@ -9312,10 +10473,11 @@
   <w:abstractNum w:abstractNumId="31" w15:restartNumberingAfterBreak="0">
     <w:nsid w:val="5EA77F82"/>
     <w:multiLevelType w:val="hybridMultilevel"/>
-    <w:tmpl w:val="6A34A8F6"/>
-    <w:lvl w:ilvl="0" w:tplc="0419000F">
+    <w:tmpl w:val="7E04C0EA"/>
+    <w:lvl w:ilvl="0" w:tplc="4F8CFD9A">
       <w:start w:val="1"/>
       <w:numFmt w:val="decimal"/>
+      <w:pStyle w:val="2"/>
       <w:lvlText w:val="%1."/>
       <w:lvlJc w:val="left"/>
       <w:pPr>
@@ -9983,118 +11145,118 @@
       </w:pPr>
     </w:lvl>
   </w:abstractNum>
-  <w:num w:numId="1">
+  <w:num w:numId="1" w16cid:durableId="1366712323">
     <w:abstractNumId w:val="27"/>
   </w:num>
-  <w:num w:numId="2">
+  <w:num w:numId="2" w16cid:durableId="941911215">
     <w:abstractNumId w:val="35"/>
   </w:num>
-  <w:num w:numId="3">
+  <w:num w:numId="3" w16cid:durableId="1642151171">
     <w:abstractNumId w:val="11"/>
   </w:num>
-  <w:num w:numId="4">
+  <w:num w:numId="4" w16cid:durableId="1352606582">
     <w:abstractNumId w:val="1"/>
   </w:num>
-  <w:num w:numId="5">
+  <w:num w:numId="5" w16cid:durableId="520047510">
     <w:abstractNumId w:val="2"/>
   </w:num>
-  <w:num w:numId="6">
+  <w:num w:numId="6" w16cid:durableId="338165873">
     <w:abstractNumId w:val="32"/>
   </w:num>
-  <w:num w:numId="7">
+  <w:num w:numId="7" w16cid:durableId="1538466529">
     <w:abstractNumId w:val="0"/>
   </w:num>
-  <w:num w:numId="8">
+  <w:num w:numId="8" w16cid:durableId="1988315940">
     <w:abstractNumId w:val="5"/>
   </w:num>
-  <w:num w:numId="9">
+  <w:num w:numId="9" w16cid:durableId="87895913">
     <w:abstractNumId w:val="21"/>
   </w:num>
-  <w:num w:numId="10">
+  <w:num w:numId="10" w16cid:durableId="730887738">
     <w:abstractNumId w:val="29"/>
   </w:num>
-  <w:num w:numId="11">
+  <w:num w:numId="11" w16cid:durableId="1883516781">
     <w:abstractNumId w:val="31"/>
   </w:num>
-  <w:num w:numId="12">
+  <w:num w:numId="12" w16cid:durableId="98062457">
     <w:abstractNumId w:val="28"/>
   </w:num>
-  <w:num w:numId="13">
+  <w:num w:numId="13" w16cid:durableId="1032457869">
     <w:abstractNumId w:val="12"/>
   </w:num>
-  <w:num w:numId="14">
+  <w:num w:numId="14" w16cid:durableId="2117825238">
     <w:abstractNumId w:val="7"/>
   </w:num>
-  <w:num w:numId="15">
+  <w:num w:numId="15" w16cid:durableId="1751462592">
     <w:abstractNumId w:val="33"/>
   </w:num>
-  <w:num w:numId="16">
+  <w:num w:numId="16" w16cid:durableId="1572427080">
     <w:abstractNumId w:val="9"/>
   </w:num>
-  <w:num w:numId="17">
+  <w:num w:numId="17" w16cid:durableId="612323252">
     <w:abstractNumId w:val="34"/>
   </w:num>
-  <w:num w:numId="18">
+  <w:num w:numId="18" w16cid:durableId="1038821571">
     <w:abstractNumId w:val="18"/>
   </w:num>
-  <w:num w:numId="19">
+  <w:num w:numId="19" w16cid:durableId="70468099">
     <w:abstractNumId w:val="20"/>
   </w:num>
-  <w:num w:numId="20">
+  <w:num w:numId="20" w16cid:durableId="1475294867">
     <w:abstractNumId w:val="23"/>
   </w:num>
-  <w:num w:numId="21">
+  <w:num w:numId="21" w16cid:durableId="511457315">
     <w:abstractNumId w:val="36"/>
   </w:num>
-  <w:num w:numId="22">
+  <w:num w:numId="22" w16cid:durableId="1902252096">
     <w:abstractNumId w:val="24"/>
   </w:num>
-  <w:num w:numId="23">
+  <w:num w:numId="23" w16cid:durableId="1635402871">
     <w:abstractNumId w:val="3"/>
   </w:num>
-  <w:num w:numId="24">
+  <w:num w:numId="24" w16cid:durableId="1516766333">
     <w:abstractNumId w:val="19"/>
   </w:num>
-  <w:num w:numId="25">
+  <w:num w:numId="25" w16cid:durableId="1015155873">
     <w:abstractNumId w:val="37"/>
   </w:num>
-  <w:num w:numId="26">
+  <w:num w:numId="26" w16cid:durableId="497111385">
     <w:abstractNumId w:val="16"/>
   </w:num>
-  <w:num w:numId="27">
+  <w:num w:numId="27" w16cid:durableId="1663508214">
     <w:abstractNumId w:val="17"/>
   </w:num>
-  <w:num w:numId="28">
+  <w:num w:numId="28" w16cid:durableId="1483229779">
     <w:abstractNumId w:val="14"/>
   </w:num>
-  <w:num w:numId="29">
+  <w:num w:numId="29" w16cid:durableId="98648196">
     <w:abstractNumId w:val="8"/>
   </w:num>
-  <w:num w:numId="30">
+  <w:num w:numId="30" w16cid:durableId="76365185">
     <w:abstractNumId w:val="22"/>
   </w:num>
-  <w:num w:numId="31">
+  <w:num w:numId="31" w16cid:durableId="1114907524">
     <w:abstractNumId w:val="15"/>
   </w:num>
-  <w:num w:numId="32">
+  <w:num w:numId="32" w16cid:durableId="679430298">
     <w:abstractNumId w:val="13"/>
   </w:num>
-  <w:num w:numId="33">
+  <w:num w:numId="33" w16cid:durableId="757947100">
     <w:abstractNumId w:val="25"/>
   </w:num>
-  <w:num w:numId="34">
+  <w:num w:numId="34" w16cid:durableId="710419439">
     <w:abstractNumId w:val="30"/>
   </w:num>
-  <w:num w:numId="35">
+  <w:num w:numId="35" w16cid:durableId="712197282">
     <w:abstractNumId w:val="6"/>
   </w:num>
-  <w:num w:numId="36">
+  <w:num w:numId="36" w16cid:durableId="1929970505">
     <w:abstractNumId w:val="10"/>
   </w:num>
-  <w:num w:numId="37">
+  <w:num w:numId="37" w16cid:durableId="2025671488">
     <w:abstractNumId w:val="4"/>
   </w:num>
-  <w:num w:numId="38">
+  <w:num w:numId="38" w16cid:durableId="444076322">
     <w:abstractNumId w:val="26"/>
   </w:num>
   <w:numIdMacAtCleanup w:val="23"/>
@@ -10116,7 +11278,6 @@
     <w:lsdException w:name="Normal" w:qFormat="1"/>
     <w:lsdException w:name="heading 1" w:qFormat="1"/>
     <w:lsdException w:name="heading 2" w:qFormat="1"/>
-    <w:lsdException w:name="heading 3" w:qFormat="1"/>
     <w:lsdException w:name="heading 4" w:semiHidden="1" w:unhideWhenUsed="1" w:qFormat="1"/>
     <w:lsdException w:name="heading 5" w:semiHidden="1" w:unhideWhenUsed="1" w:qFormat="1"/>
     <w:lsdException w:name="heading 6" w:semiHidden="1" w:unhideWhenUsed="1" w:qFormat="1"/>
@@ -10498,32 +11659,37 @@
     <w:next w:val="a"/>
     <w:link w:val="10"/>
     <w:qFormat/>
+    <w:rsid w:val="004C1A99"/>
     <w:pPr>
       <w:keepNext/>
+      <w:ind w:firstLine="360"/>
+      <w:jc w:val="center"/>
       <w:outlineLvl w:val="0"/>
     </w:pPr>
     <w:rPr>
-      <w:rFonts w:ascii="Arial" w:hAnsi="Arial" w:cs="Arial"/>
       <w:b/>
       <w:bCs/>
-      <w:sz w:val="20"/>
+      <w:sz w:val="22"/>
+      <w:szCs w:val="22"/>
     </w:rPr>
   </w:style>
   <w:style w:type="paragraph" w:styleId="2">
     <w:name w:val="heading 2"/>
-    <w:basedOn w:val="a"/>
+    <w:basedOn w:val="a0"/>
     <w:next w:val="a"/>
     <w:qFormat/>
+    <w:rsid w:val="004E0E9C"/>
     <w:pPr>
-      <w:keepNext/>
+      <w:numPr>
+        <w:numId w:val="11"/>
+      </w:numPr>
       <w:jc w:val="center"/>
       <w:outlineLvl w:val="1"/>
     </w:pPr>
     <w:rPr>
-      <w:rFonts w:ascii="Arial" w:hAnsi="Arial" w:cs="Arial"/>
       <w:b/>
-      <w:bCs/>
-      <w:sz w:val="20"/>
+      <w:sz w:val="22"/>
+      <w:szCs w:val="22"/>
     </w:rPr>
   </w:style>
   <w:style w:type="paragraph" w:styleId="3">
@@ -10531,7 +11697,6 @@
     <w:basedOn w:val="a"/>
     <w:next w:val="a"/>
     <w:link w:val="30"/>
-    <w:qFormat/>
     <w:pPr>
       <w:keepNext/>
       <w:ind w:left="360"/>
@@ -10545,13 +11710,13 @@
       <w:sz w:val="20"/>
     </w:rPr>
   </w:style>
-  <w:style w:type="character" w:default="1" w:styleId="a0">
+  <w:style w:type="character" w:default="1" w:styleId="a1">
     <w:name w:val="Default Paragraph Font"/>
     <w:uiPriority w:val="1"/>
     <w:semiHidden/>
     <w:unhideWhenUsed/>
   </w:style>
-  <w:style w:type="table" w:default="1" w:styleId="a1">
+  <w:style w:type="table" w:default="1" w:styleId="a2">
     <w:name w:val="Normal Table"/>
     <w:uiPriority w:val="99"/>
     <w:semiHidden/>
@@ -10566,13 +11731,13 @@
       </w:tblCellMar>
     </w:tblPr>
   </w:style>
-  <w:style w:type="numbering" w:default="1" w:styleId="a2">
+  <w:style w:type="numbering" w:default="1" w:styleId="a3">
     <w:name w:val="No List"/>
     <w:uiPriority w:val="99"/>
     <w:semiHidden/>
     <w:unhideWhenUsed/>
   </w:style>
-  <w:style w:type="paragraph" w:styleId="a3">
+  <w:style w:type="paragraph" w:styleId="a4">
     <w:name w:val="Body Text Indent"/>
     <w:basedOn w:val="a"/>
     <w:pPr>
@@ -10610,7 +11775,7 @@
       <w:sz w:val="20"/>
     </w:rPr>
   </w:style>
-  <w:style w:type="paragraph" w:styleId="a4">
+  <w:style w:type="paragraph" w:styleId="a5">
     <w:name w:val="Body Text"/>
     <w:basedOn w:val="a"/>
     <w:pPr>
@@ -10622,10 +11787,10 @@
       <w:sz w:val="20"/>
     </w:rPr>
   </w:style>
-  <w:style w:type="paragraph" w:styleId="a5">
+  <w:style w:type="paragraph" w:styleId="a6">
     <w:name w:val="header"/>
     <w:basedOn w:val="a"/>
-    <w:link w:val="a6"/>
+    <w:link w:val="a7"/>
     <w:uiPriority w:val="99"/>
     <w:pPr>
       <w:tabs>
@@ -10634,7 +11799,7 @@
       </w:tabs>
     </w:pPr>
   </w:style>
-  <w:style w:type="paragraph" w:styleId="a7">
+  <w:style w:type="paragraph" w:styleId="a8">
     <w:name w:val="footer"/>
     <w:basedOn w:val="a"/>
     <w:pPr>
@@ -10644,9 +11809,9 @@
       </w:tabs>
     </w:pPr>
   </w:style>
-  <w:style w:type="character" w:styleId="a8">
+  <w:style w:type="character" w:styleId="a9">
     <w:name w:val="page number"/>
-    <w:basedOn w:val="a0"/>
+    <w:basedOn w:val="a1"/>
   </w:style>
   <w:style w:type="paragraph" w:styleId="21">
     <w:name w:val="Body Text 2"/>
@@ -10656,7 +11821,7 @@
       <w:sz w:val="20"/>
     </w:rPr>
   </w:style>
-  <w:style w:type="paragraph" w:styleId="a9">
+  <w:style w:type="paragraph" w:styleId="aa">
     <w:name w:val="Balloon Text"/>
     <w:basedOn w:val="a"/>
     <w:semiHidden/>
@@ -10666,7 +11831,7 @@
       <w:szCs w:val="16"/>
     </w:rPr>
   </w:style>
-  <w:style w:type="paragraph" w:styleId="aa">
+  <w:style w:type="paragraph" w:styleId="ab">
     <w:name w:val="Title"/>
     <w:basedOn w:val="a"/>
     <w:qFormat/>
@@ -10678,11 +11843,11 @@
       <w:bCs/>
     </w:rPr>
   </w:style>
-  <w:style w:type="paragraph" w:customStyle="1" w:styleId="ab">
+  <w:style w:type="paragraph" w:customStyle="1" w:styleId="ac">
     <w:name w:val="Îáû÷íûé"/>
     <w:rsid w:val="00E71FA5"/>
   </w:style>
-  <w:style w:type="paragraph" w:customStyle="1" w:styleId="ac">
+  <w:style w:type="paragraph" w:customStyle="1" w:styleId="ad">
     <w:name w:val="Знак"/>
     <w:basedOn w:val="a"/>
     <w:rsid w:val="00BC442E"/>
@@ -10698,24 +11863,24 @@
   </w:style>
   <w:style w:type="character" w:customStyle="1" w:styleId="rvts13">
     <w:name w:val="rvts13"/>
-    <w:basedOn w:val="a0"/>
+    <w:basedOn w:val="a1"/>
     <w:rsid w:val="002B27F3"/>
   </w:style>
   <w:style w:type="character" w:customStyle="1" w:styleId="10">
     <w:name w:val="Заголовок 1 Знак"/>
-    <w:basedOn w:val="a0"/>
+    <w:basedOn w:val="a1"/>
     <w:link w:val="1"/>
-    <w:rsid w:val="00241B65"/>
+    <w:rsid w:val="004C1A99"/>
     <w:rPr>
-      <w:rFonts w:ascii="Arial" w:hAnsi="Arial" w:cs="Arial"/>
       <w:b/>
       <w:bCs/>
-      <w:szCs w:val="24"/>
+      <w:sz w:val="22"/>
+      <w:szCs w:val="22"/>
     </w:rPr>
   </w:style>
   <w:style w:type="character" w:customStyle="1" w:styleId="30">
     <w:name w:val="Заголовок 3 Знак"/>
-    <w:basedOn w:val="a0"/>
+    <w:basedOn w:val="a1"/>
     <w:link w:val="3"/>
     <w:rsid w:val="00241B65"/>
     <w:rPr>
@@ -10725,10 +11890,10 @@
       <w:szCs w:val="24"/>
     </w:rPr>
   </w:style>
-  <w:style w:type="character" w:customStyle="1" w:styleId="a6">
+  <w:style w:type="character" w:customStyle="1" w:styleId="a7">
     <w:name w:val="Верхний колонтитул Знак"/>
-    <w:basedOn w:val="a0"/>
-    <w:link w:val="a5"/>
+    <w:basedOn w:val="a1"/>
+    <w:link w:val="a6"/>
     <w:uiPriority w:val="99"/>
     <w:rsid w:val="005161D7"/>
     <w:rPr>
@@ -10736,7 +11901,7 @@
       <w:szCs w:val="24"/>
     </w:rPr>
   </w:style>
-  <w:style w:type="paragraph" w:styleId="ad">
+  <w:style w:type="paragraph" w:styleId="a0">
     <w:name w:val="List Paragraph"/>
     <w:basedOn w:val="a"/>
     <w:uiPriority w:val="34"/>
@@ -10749,7 +11914,7 @@
   </w:style>
   <w:style w:type="character" w:styleId="ae">
     <w:name w:val="annotation reference"/>
-    <w:basedOn w:val="a0"/>
+    <w:basedOn w:val="a1"/>
     <w:semiHidden/>
     <w:unhideWhenUsed/>
     <w:rsid w:val="002A4629"/>
@@ -10772,7 +11937,7 @@
   </w:style>
   <w:style w:type="character" w:customStyle="1" w:styleId="af0">
     <w:name w:val="Текст примечания Знак"/>
-    <w:basedOn w:val="a0"/>
+    <w:basedOn w:val="a1"/>
     <w:link w:val="af"/>
     <w:semiHidden/>
     <w:rsid w:val="002A4629"/>
@@ -10829,7 +11994,7 @@
   </w:style>
   <w:style w:type="table" w:styleId="af3">
     <w:name w:val="Table Grid"/>
-    <w:basedOn w:val="a1"/>
+    <w:basedOn w:val="a2"/>
     <w:rsid w:val="009923DD"/>
     <w:tblPr>
       <w:tblBorders>
@@ -10849,6 +12014,29 @@
     <w:pPr>
       <w:spacing w:before="100" w:beforeAutospacing="1" w:after="100" w:afterAutospacing="1"/>
     </w:pPr>
+  </w:style>
+  <w:style w:type="paragraph" w:styleId="HTML">
+    <w:name w:val="HTML Preformatted"/>
+    <w:basedOn w:val="a"/>
+    <w:link w:val="HTML0"/>
+    <w:semiHidden/>
+    <w:unhideWhenUsed/>
+    <w:rsid w:val="003745D2"/>
+    <w:rPr>
+      <w:rFonts w:ascii="Consolas" w:hAnsi="Consolas"/>
+      <w:sz w:val="20"/>
+      <w:szCs w:val="20"/>
+    </w:rPr>
+  </w:style>
+  <w:style w:type="character" w:customStyle="1" w:styleId="HTML0">
+    <w:name w:val="Стандартный HTML Знак"/>
+    <w:basedOn w:val="a1"/>
+    <w:link w:val="HTML"/>
+    <w:semiHidden/>
+    <w:rsid w:val="003745D2"/>
+    <w:rPr>
+      <w:rFonts w:ascii="Consolas" w:hAnsi="Consolas"/>
+    </w:rPr>
   </w:style>
 </w:styles>
 </file>
@@ -11141,7 +12329,7 @@
 </file>
 
 <file path=customXml/itemProps1.xml><?xml version="1.0" encoding="utf-8"?>
-<ds:datastoreItem xmlns:ds="http://schemas.openxmlformats.org/officeDocument/2006/customXml" ds:itemID="{21A1796B-84A9-4AB1-ADA5-B6FD9873B436}">
+<ds:datastoreItem xmlns:ds="http://schemas.openxmlformats.org/officeDocument/2006/customXml" ds:itemID="{5135669E-8D13-4801-B382-57FF9CF16385}">
   <ds:schemaRefs>
     <ds:schemaRef ds:uri="http://schemas.openxmlformats.org/officeDocument/2006/bibliography"/>
   </ds:schemaRefs>

--- a/Templates/Contract.docx
+++ b/Templates/Contract.docx
@@ -58,8 +58,8 @@
         <w:tblLook w:val="04A0" w:firstRow="1" w:lastRow="0" w:firstColumn="1" w:lastColumn="0" w:noHBand="0" w:noVBand="1"/>
       </w:tblPr>
       <w:tblGrid>
-        <w:gridCol w:w="5097"/>
-        <w:gridCol w:w="5097"/>
+        <w:gridCol w:w="4940"/>
+        <w:gridCol w:w="4965"/>
       </w:tblGrid>
       <w:tr>
         <w:tc>
@@ -395,6 +395,14 @@
           <w:sz w:val="22"/>
           <w:szCs w:val="22"/>
         </w:rPr>
+        <w:t>,</w:t>
+      </w:r>
+      <w:r>
+        <w:rPr>
+          <w:bCs/>
+          <w:sz w:val="22"/>
+          <w:szCs w:val="22"/>
+        </w:rPr>
         <w:t xml:space="preserve"> </w:t>
       </w:r>
       <w:r>
@@ -2056,7 +2064,6 @@
           <w:sz w:val="22"/>
           <w:szCs w:val="22"/>
         </w:rPr>
-        <w:lastRenderedPageBreak/>
         <w:t>2.3</w:t>
       </w:r>
       <w:r>
@@ -2088,6 +2095,7 @@
           <w:sz w:val="22"/>
           <w:szCs w:val="22"/>
         </w:rPr>
+        <w:lastRenderedPageBreak/>
         <w:t>2.4</w:t>
       </w:r>
       <w:r>
@@ -3305,38 +3313,38 @@
           <w:sz w:val="22"/>
           <w:szCs w:val="22"/>
         </w:rPr>
+        <w:t>3.3. Обязательства Исполнителя по выполнению работ являются встречными по отношению к обязательствам Заказчика по оплате работ. Исполнитель вправе не приступать к работе по этапу, либо приостановить работы, если Заказчик</w:t>
+      </w:r>
+      <w:r>
+        <w:rPr>
+          <w:sz w:val="22"/>
+          <w:szCs w:val="22"/>
+        </w:rPr>
+        <w:t>ом</w:t>
+      </w:r>
+      <w:r>
+        <w:rPr>
+          <w:sz w:val="22"/>
+          <w:szCs w:val="22"/>
+        </w:rPr>
+        <w:t xml:space="preserve"> нарушен порядок оплаты работ. Подобное рассматривается как задержка выполнения работ по вине Заказчика.</w:t>
+      </w:r>
+    </w:p>
+    <w:p>
+      <w:pPr>
+        <w:rPr>
+          <w:b/>
+          <w:sz w:val="22"/>
+          <w:szCs w:val="22"/>
+        </w:rPr>
+      </w:pPr>
+    </w:p>
+    <w:p>
+      <w:pPr>
+        <w:pStyle w:val="2"/>
+      </w:pPr>
+      <w:r>
         <w:lastRenderedPageBreak/>
-        <w:t>3.3. Обязательства Исполнителя по выполнению работ являются встречными по отношению к обязательствам Заказчика по оплате работ. Исполнитель вправе не приступать к работе по этапу, либо приостановить работы, если Заказчик</w:t>
-      </w:r>
-      <w:r>
-        <w:rPr>
-          <w:sz w:val="22"/>
-          <w:szCs w:val="22"/>
-        </w:rPr>
-        <w:t>ом</w:t>
-      </w:r>
-      <w:r>
-        <w:rPr>
-          <w:sz w:val="22"/>
-          <w:szCs w:val="22"/>
-        </w:rPr>
-        <w:t xml:space="preserve"> нарушен порядок оплаты работ. Подобное рассматривается как задержка выполнения работ по вине Заказчика.</w:t>
-      </w:r>
-    </w:p>
-    <w:p>
-      <w:pPr>
-        <w:rPr>
-          <w:b/>
-          <w:sz w:val="22"/>
-          <w:szCs w:val="22"/>
-        </w:rPr>
-      </w:pPr>
-    </w:p>
-    <w:p>
-      <w:pPr>
-        <w:pStyle w:val="2"/>
-      </w:pPr>
-      <w:r>
         <w:t>ЦЕНА ДОГОВОРА И ПОРЯДОК РАСЧЕТОВ</w:t>
       </w:r>
     </w:p>
@@ -3939,7 +3947,6 @@
           <w:sz w:val="22"/>
           <w:szCs w:val="22"/>
         </w:rPr>
-        <w:lastRenderedPageBreak/>
         <w:t>5.6. Если по вине Заказчика происходит существенная задержка работ (на срок от 10 дней и более) – Исполнитель вправе законсервировать (приостановить) работы и далее по своему усмотрению назначить дату продолжения работ (с учетом совмещения данной работы с работой над другими проектами), либо отказаться от исполнения договора в одностороннем порядке.</w:t>
       </w:r>
     </w:p>
@@ -3986,6 +3993,7 @@
           <w:sz w:val="22"/>
           <w:szCs w:val="22"/>
         </w:rPr>
+        <w:lastRenderedPageBreak/>
         <w:t>6.1.</w:t>
       </w:r>
       <w:r>
@@ -4483,7 +4491,6 @@
         <w:pStyle w:val="2"/>
       </w:pPr>
       <w:r>
-        <w:lastRenderedPageBreak/>
         <w:t>ФОРС-МАЖОР</w:t>
       </w:r>
     </w:p>
@@ -4653,7 +4660,16 @@
           <w:sz w:val="22"/>
           <w:szCs w:val="22"/>
         </w:rPr>
-        <w:t xml:space="preserve"> дней с момента их возникновения, Сторона, для которой наступили эти обстоятельства, лишается в дальнейшем права ссылаться на эти обстоятельства, как на причину неисполнения или ненадлежащего исполнения </w:t>
+        <w:t xml:space="preserve"> дней с момента их возникновения, Сторона, для которой наступили эти </w:t>
+      </w:r>
+      <w:r>
+        <w:rPr>
+          <w:rFonts w:ascii="Times New Roman" w:hAnsi="Times New Roman" w:cs="Times New Roman"/>
+          <w:sz w:val="22"/>
+          <w:szCs w:val="22"/>
+        </w:rPr>
+        <w:lastRenderedPageBreak/>
+        <w:t xml:space="preserve">обстоятельства, лишается в дальнейшем права ссылаться на эти обстоятельства, как на причину неисполнения или ненадлежащего исполнения </w:t>
       </w:r>
       <w:r>
         <w:rPr>
@@ -5452,7 +5468,6 @@
           <w:sz w:val="22"/>
           <w:szCs w:val="22"/>
         </w:rPr>
-        <w:lastRenderedPageBreak/>
         <w:t>9.7.4. Все расчеты подтверждаются актом сверки взаимных расчетов, подписанным обеими Сторонами.</w:t>
       </w:r>
     </w:p>
@@ -5604,6 +5619,7 @@
           <w:sz w:val="22"/>
           <w:szCs w:val="22"/>
         </w:rPr>
+        <w:lastRenderedPageBreak/>
         <w:t>10.</w:t>
       </w:r>
       <w:r>
@@ -5955,7 +5971,6 @@
           <w:sz w:val="22"/>
           <w:szCs w:val="22"/>
         </w:rPr>
-        <w:lastRenderedPageBreak/>
         <w:t xml:space="preserve">10.10. Заказчик гарантирует последующее использование Проекта при производстве ремонтно-отделочных работ лишь после приема-передачи полностью разработанного готового Проекта (всех этапов работ) и его полной оплаты. В случае использования </w:t>
       </w:r>
       <w:r>
@@ -5994,6 +6009,9 @@
     <w:p>
       <w:pPr>
         <w:pStyle w:val="a0"/>
+        <w:tabs>
+          <w:tab w:val="left" w:pos="1472"/>
+        </w:tabs>
         <w:ind w:left="360"/>
         <w:rPr>
           <w:b/>
@@ -6003,11 +6021,7 @@
           <w:szCs w:val="22"/>
         </w:rPr>
       </w:pPr>
-    </w:p>
-    <w:p>
-      <w:pPr>
-        <w:ind w:firstLine="360"/>
-        <w:jc w:val="center"/>
+      <w:r>
         <w:rPr>
           <w:b/>
           <w:bCs/>
@@ -6015,27 +6029,39 @@
           <w:sz w:val="22"/>
           <w:szCs w:val="22"/>
         </w:rPr>
+        <w:tab/>
+      </w:r>
+    </w:p>
+    <w:p>
+      <w:pPr>
+        <w:ind w:firstLine="360"/>
+        <w:jc w:val="center"/>
+        <w:rPr>
+          <w:b/>
+          <w:bCs/>
+          <w:caps/>
+          <w:sz w:val="22"/>
+          <w:szCs w:val="22"/>
+        </w:rPr>
       </w:pPr>
       <w:r>
         <w:rPr>
           <w:b/>
           <w:noProof/>
-          <w:sz w:val="22"/>
-          <w:szCs w:val="22"/>
         </w:rPr>
         <w:drawing>
-          <wp:anchor distT="0" distB="0" distL="114300" distR="114300" simplePos="0" relativeHeight="251660288" behindDoc="0" locked="0" layoutInCell="1" allowOverlap="1" wp14:anchorId="57B506B1" wp14:editId="36258B44">
+          <wp:anchor distT="0" distB="0" distL="114300" distR="114300" simplePos="0" relativeHeight="251656704" behindDoc="1" locked="0" layoutInCell="1" allowOverlap="1" wp14:anchorId="18CA5F4F" wp14:editId="760586C7">
             <wp:simplePos x="0" y="0"/>
             <wp:positionH relativeFrom="column">
-              <wp:posOffset>-519430</wp:posOffset>
+              <wp:posOffset>99363</wp:posOffset>
             </wp:positionH>
             <wp:positionV relativeFrom="paragraph">
-              <wp:posOffset>133350</wp:posOffset>
+              <wp:posOffset>34400</wp:posOffset>
             </wp:positionV>
-            <wp:extent cx="1857375" cy="1830705"/>
+            <wp:extent cx="2122170" cy="2171065"/>
             <wp:effectExtent l="0" t="0" r="0" b="0"/>
             <wp:wrapNone/>
-            <wp:docPr id="10" name="Рисунок 10"/>
+            <wp:docPr id="5" name="Рисунок 5" descr="USProStamp"/>
             <wp:cNvGraphicFramePr>
               <a:graphicFrameLocks xmlns:a="http://schemas.openxmlformats.org/drawingml/2006/main" noChangeAspect="1"/>
             </wp:cNvGraphicFramePr>
@@ -6043,24 +6069,12 @@
               <a:graphicData uri="http://schemas.openxmlformats.org/drawingml/2006/picture">
                 <pic:pic xmlns:pic="http://schemas.openxmlformats.org/drawingml/2006/picture">
                   <pic:nvPicPr>
-                    <pic:cNvPr id="0" name="img7.png"/>
+                    <pic:cNvPr id="5" name="Рисунок 5" descr="USProStamp"/>
                     <pic:cNvPicPr/>
                   </pic:nvPicPr>
                   <pic:blipFill>
-                    <a:blip r:embed="rId11" cstate="print">
+                    <a:blip r:embed="rId11">
                       <a:extLst>
-                        <a:ext uri="{BEBA8EAE-BF5A-486C-A8C5-ECC9F3942E4B}">
-                          <a14:imgProps xmlns:a14="http://schemas.microsoft.com/office/drawing/2010/main">
-                            <a14:imgLayer r:embed="rId12">
-                              <a14:imgEffect>
-                                <a14:colorTemperature colorTemp="7200"/>
-                              </a14:imgEffect>
-                              <a14:imgEffect>
-                                <a14:saturation sat="400000"/>
-                              </a14:imgEffect>
-                            </a14:imgLayer>
-                          </a14:imgProps>
-                        </a:ext>
                         <a:ext uri="{28A0092B-C50C-407E-A947-70E740481C1C}">
                           <a14:useLocalDpi xmlns:a14="http://schemas.microsoft.com/office/drawing/2010/main" val="0"/>
                         </a:ext>
@@ -6071,9 +6085,9 @@
                     </a:stretch>
                   </pic:blipFill>
                   <pic:spPr>
-                    <a:xfrm rot="5400000">
+                    <a:xfrm>
                       <a:off x="0" y="0"/>
-                      <a:ext cx="1857375" cy="1830705"/>
+                      <a:ext cx="2122170" cy="2171065"/>
                     </a:xfrm>
                     <a:prstGeom prst="rect">
                       <a:avLst/>
@@ -6130,69 +6144,6 @@
                 <w:szCs w:val="22"/>
               </w:rPr>
             </w:pPr>
-            <w:r>
-              <w:rPr>
-                <w:b/>
-                <w:noProof/>
-                <w:sz w:val="22"/>
-                <w:szCs w:val="22"/>
-              </w:rPr>
-              <w:drawing>
-                <wp:anchor distT="0" distB="0" distL="114300" distR="114300" simplePos="0" relativeHeight="251659264" behindDoc="0" locked="0" layoutInCell="1" allowOverlap="1" wp14:anchorId="18CA5F4F" wp14:editId="21B6D5E1">
-                  <wp:simplePos x="0" y="0"/>
-                  <wp:positionH relativeFrom="column">
-                    <wp:posOffset>851535</wp:posOffset>
-                  </wp:positionH>
-                  <wp:positionV relativeFrom="paragraph">
-                    <wp:posOffset>31750</wp:posOffset>
-                  </wp:positionV>
-                  <wp:extent cx="2122170" cy="2171065"/>
-                  <wp:effectExtent l="0" t="0" r="0" b="0"/>
-                  <wp:wrapNone/>
-                  <wp:docPr id="5" name="Рисунок 5"/>
-                  <wp:cNvGraphicFramePr>
-                    <a:graphicFrameLocks xmlns:a="http://schemas.openxmlformats.org/drawingml/2006/main" noChangeAspect="1"/>
-                  </wp:cNvGraphicFramePr>
-                  <a:graphic xmlns:a="http://schemas.openxmlformats.org/drawingml/2006/main">
-                    <a:graphicData uri="http://schemas.openxmlformats.org/drawingml/2006/picture">
-                      <pic:pic xmlns:pic="http://schemas.openxmlformats.org/drawingml/2006/picture">
-                        <pic:nvPicPr>
-                          <pic:cNvPr id="0" name="печать ЮС Про.png"/>
-                          <pic:cNvPicPr/>
-                        </pic:nvPicPr>
-                        <pic:blipFill>
-                          <a:blip r:embed="rId13">
-                            <a:extLst>
-                              <a:ext uri="{28A0092B-C50C-407E-A947-70E740481C1C}">
-                                <a14:useLocalDpi xmlns:a14="http://schemas.microsoft.com/office/drawing/2010/main" val="0"/>
-                              </a:ext>
-                            </a:extLst>
-                          </a:blip>
-                          <a:stretch>
-                            <a:fillRect/>
-                          </a:stretch>
-                        </pic:blipFill>
-                        <pic:spPr>
-                          <a:xfrm>
-                            <a:off x="0" y="0"/>
-                            <a:ext cx="2122170" cy="2171065"/>
-                          </a:xfrm>
-                          <a:prstGeom prst="rect">
-                            <a:avLst/>
-                          </a:prstGeom>
-                        </pic:spPr>
-                      </pic:pic>
-                    </a:graphicData>
-                  </a:graphic>
-                  <wp14:sizeRelH relativeFrom="page">
-                    <wp14:pctWidth>0</wp14:pctWidth>
-                  </wp14:sizeRelH>
-                  <wp14:sizeRelV relativeFrom="page">
-                    <wp14:pctHeight>0</wp14:pctHeight>
-                  </wp14:sizeRelV>
-                </wp:anchor>
-              </w:drawing>
-            </w:r>
             <w:r>
               <w:rPr>
                 <w:b/>
@@ -6258,23 +6209,24 @@
             </w:pPr>
             <w:r>
               <w:rPr>
+                <w:b/>
                 <w:noProof/>
                 <w:sz w:val="22"/>
                 <w:szCs w:val="22"/>
               </w:rPr>
               <w:drawing>
-                <wp:anchor distT="0" distB="0" distL="114300" distR="114300" simplePos="0" relativeHeight="251662336" behindDoc="0" locked="0" layoutInCell="1" allowOverlap="1" wp14:anchorId="09DE4A22" wp14:editId="0A30DF6B">
+                <wp:anchor distT="0" distB="0" distL="114300" distR="114300" simplePos="0" relativeHeight="251662848" behindDoc="1" locked="0" layoutInCell="1" allowOverlap="1" wp14:anchorId="57B506B1" wp14:editId="547D96AD">
                   <wp:simplePos x="0" y="0"/>
                   <wp:positionH relativeFrom="column">
-                    <wp:posOffset>659765</wp:posOffset>
+                    <wp:posOffset>52760</wp:posOffset>
                   </wp:positionH>
                   <wp:positionV relativeFrom="paragraph">
-                    <wp:posOffset>19685</wp:posOffset>
+                    <wp:posOffset>-615398</wp:posOffset>
                   </wp:positionV>
-                  <wp:extent cx="1301750" cy="1104900"/>
+                  <wp:extent cx="1857375" cy="1830705"/>
                   <wp:effectExtent l="0" t="0" r="0" b="0"/>
                   <wp:wrapNone/>
-                  <wp:docPr id="4" name="Рисунок 4"/>
+                  <wp:docPr id="10" name="Рисунок 10" descr="USProjectStamp"/>
                   <wp:cNvGraphicFramePr>
                     <a:graphicFrameLocks xmlns:a="http://schemas.openxmlformats.org/drawingml/2006/main" noChangeAspect="1"/>
                   </wp:cNvGraphicFramePr>
@@ -6282,7 +6234,81 @@
                     <a:graphicData uri="http://schemas.openxmlformats.org/drawingml/2006/picture">
                       <pic:pic xmlns:pic="http://schemas.openxmlformats.org/drawingml/2006/picture">
                         <pic:nvPicPr>
-                          <pic:cNvPr id="0" name="Подпись.png"/>
+                          <pic:cNvPr id="10" name="Рисунок 10" descr="USProjectStamp"/>
+                          <pic:cNvPicPr/>
+                        </pic:nvPicPr>
+                        <pic:blipFill>
+                          <a:blip r:embed="rId12" cstate="print">
+                            <a:extLst>
+                              <a:ext uri="{BEBA8EAE-BF5A-486C-A8C5-ECC9F3942E4B}">
+                                <a14:imgProps xmlns:a14="http://schemas.microsoft.com/office/drawing/2010/main">
+                                  <a14:imgLayer r:embed="rId13">
+                                    <a14:imgEffect>
+                                      <a14:colorTemperature colorTemp="7200"/>
+                                    </a14:imgEffect>
+                                    <a14:imgEffect>
+                                      <a14:saturation sat="400000"/>
+                                    </a14:imgEffect>
+                                  </a14:imgLayer>
+                                </a14:imgProps>
+                              </a:ext>
+                              <a:ext uri="{28A0092B-C50C-407E-A947-70E740481C1C}">
+                                <a14:useLocalDpi xmlns:a14="http://schemas.microsoft.com/office/drawing/2010/main" val="0"/>
+                              </a:ext>
+                            </a:extLst>
+                          </a:blip>
+                          <a:stretch>
+                            <a:fillRect/>
+                          </a:stretch>
+                        </pic:blipFill>
+                        <pic:spPr>
+                          <a:xfrm rot="5400000">
+                            <a:off x="0" y="0"/>
+                            <a:ext cx="1857375" cy="1830705"/>
+                          </a:xfrm>
+                          <a:prstGeom prst="rect">
+                            <a:avLst/>
+                          </a:prstGeom>
+                        </pic:spPr>
+                      </pic:pic>
+                    </a:graphicData>
+                  </a:graphic>
+                  <wp14:sizeRelH relativeFrom="page">
+                    <wp14:pctWidth>0</wp14:pctWidth>
+                  </wp14:sizeRelH>
+                  <wp14:sizeRelV relativeFrom="page">
+                    <wp14:pctHeight>0</wp14:pctHeight>
+                  </wp14:sizeRelV>
+                </wp:anchor>
+              </w:drawing>
+            </w:r>
+            <w:r>
+              <w:rPr>
+                <w:noProof/>
+                <w:sz w:val="22"/>
+                <w:szCs w:val="22"/>
+              </w:rPr>
+              <w:drawing>
+                <wp:anchor distT="0" distB="0" distL="114300" distR="114300" simplePos="0" relativeHeight="251652608" behindDoc="1" locked="0" layoutInCell="1" allowOverlap="1" wp14:anchorId="09DE4A22" wp14:editId="45FA904E">
+                  <wp:simplePos x="0" y="0"/>
+                  <wp:positionH relativeFrom="column">
+                    <wp:posOffset>170815</wp:posOffset>
+                  </wp:positionH>
+                  <wp:positionV relativeFrom="paragraph">
+                    <wp:posOffset>-497840</wp:posOffset>
+                  </wp:positionV>
+                  <wp:extent cx="1301750" cy="1104900"/>
+                  <wp:effectExtent l="0" t="0" r="0" b="0"/>
+                  <wp:wrapNone/>
+                  <wp:docPr id="4" name="Рисунок 4" descr="USProSignature"/>
+                  <wp:cNvGraphicFramePr>
+                    <a:graphicFrameLocks xmlns:a="http://schemas.openxmlformats.org/drawingml/2006/main" noChangeAspect="1"/>
+                  </wp:cNvGraphicFramePr>
+                  <a:graphic xmlns:a="http://schemas.openxmlformats.org/drawingml/2006/main">
+                    <a:graphicData uri="http://schemas.openxmlformats.org/drawingml/2006/picture">
+                      <pic:pic xmlns:pic="http://schemas.openxmlformats.org/drawingml/2006/picture">
+                        <pic:nvPicPr>
+                          <pic:cNvPr id="4" name="Рисунок 4" descr="USProSignature"/>
                           <pic:cNvPicPr/>
                         </pic:nvPicPr>
                         <pic:blipFill>
@@ -6426,13 +6452,9 @@
       </w:pPr>
     </w:p>
     <w:sectPr>
-      <w:headerReference w:type="default" r:id="rId15"/>
-      <w:footerReference w:type="even" r:id="rId16"/>
-      <w:footerReference w:type="default" r:id="rId17"/>
-      <w:pgSz w:w="11906" w:h="16838" w:code="9"/>
-      <w:pgMar w:top="263" w:right="567" w:bottom="680" w:left="1361" w:header="142" w:footer="709" w:gutter="0"/>
-      <w:cols w:space="708"/>
-      <w:docGrid w:linePitch="360"/>
+      <w:pgSz w:w="12240" w:h="15840"/>
+      <w:pgMar w:top="1134" w:right="850" w:bottom="1134" w:left="1701" w:header="720" w:footer="720" w:gutter="0"/>
+      <w:cols w:space="720"/>
     </w:sectPr>
   </w:body>
 </w:document>
@@ -6617,461 +6639,6 @@
 </w:endnotes>
 </file>
 
-<file path=word/footer1.xml><?xml version="1.0" encoding="utf-8"?>
-<w:ftr xmlns:wpc="http://schemas.microsoft.com/office/word/2010/wordprocessingCanvas" xmlns:cx="http://schemas.microsoft.com/office/drawing/2014/chartex" xmlns:cx1="http://schemas.microsoft.com/office/drawing/2015/9/8/chartex" xmlns:cx2="http://schemas.microsoft.com/office/drawing/2015/10/21/chartex" xmlns:cx3="http://schemas.microsoft.com/office/drawing/2016/5/9/chartex" xmlns:cx4="http://schemas.microsoft.com/office/drawing/2016/5/10/chartex" xmlns:cx5="http://schemas.microsoft.com/office/drawing/2016/5/11/chartex" xmlns:cx6="http://schemas.microsoft.com/office/drawing/2016/5/12/chartex" xmlns:cx7="http://schemas.microsoft.com/office/drawing/2016/5/13/chartex" xmlns:cx8="http://schemas.microsoft.com/office/drawing/2016/5/14/chartex" xmlns:mc="http://schemas.openxmlformats.org/markup-compatibility/2006" xmlns:aink="http://schemas.microsoft.com/office/drawing/2016/ink" xmlns:am3d="http://schemas.microsoft.com/office/drawing/2017/model3d" xmlns:o="urn:schemas-microsoft-com:office:office" xmlns:oel="http://schemas.microsoft.com/office/2019/extlst" xmlns:r="http://schemas.openxmlformats.org/officeDocument/2006/relationships" xmlns:m="http://schemas.openxmlformats.org/officeDocument/2006/math" xmlns:v="urn:schemas-microsoft-com:vml" xmlns:wp14="http://schemas.microsoft.com/office/word/2010/wordprocessingDrawing" xmlns:wp="http://schemas.openxmlformats.org/drawingml/2006/wordprocessingDrawing" xmlns:w10="urn:schemas-microsoft-com:office:word" xmlns:w="http://schemas.openxmlformats.org/wordprocessingml/2006/main" xmlns:w14="http://schemas.microsoft.com/office/word/2010/wordml" xmlns:w15="http://schemas.microsoft.com/office/word/2012/wordml" xmlns:w16cex="http://schemas.microsoft.com/office/word/2018/wordml/cex" xmlns:w16cid="http://schemas.microsoft.com/office/word/2016/wordml/cid" xmlns:w16="http://schemas.microsoft.com/office/word/2018/wordml" xmlns:w16sdtdh="http://schemas.microsoft.com/office/word/2020/wordml/sdtdatahash" xmlns:w16se="http://schemas.microsoft.com/office/word/2015/wordml/symex" xmlns:wpg="http://schemas.microsoft.com/office/word/2010/wordprocessingGroup" xmlns:wpi="http://schemas.microsoft.com/office/word/2010/wordprocessingInk" xmlns:wne="http://schemas.microsoft.com/office/word/2006/wordml" xmlns:wps="http://schemas.microsoft.com/office/word/2010/wordprocessingShape" mc:Ignorable="w14 w15 w16se w16cid w16 w16cex w16sdtdh wp14">
-  <w:p>
-    <w:pPr>
-      <w:pStyle w:val="a8"/>
-      <w:framePr w:wrap="around" w:vAnchor="text" w:hAnchor="margin" w:xAlign="right" w:y="1"/>
-      <w:rPr>
-        <w:rStyle w:val="a9"/>
-      </w:rPr>
-    </w:pPr>
-    <w:r>
-      <w:rPr>
-        <w:rStyle w:val="a9"/>
-      </w:rPr>
-      <w:fldChar w:fldCharType="begin"/>
-    </w:r>
-    <w:r>
-      <w:rPr>
-        <w:rStyle w:val="a9"/>
-      </w:rPr>
-      <w:instrText xml:space="preserve">PAGE  </w:instrText>
-    </w:r>
-    <w:r>
-      <w:rPr>
-        <w:rStyle w:val="a9"/>
-      </w:rPr>
-      <w:fldChar w:fldCharType="end"/>
-    </w:r>
-  </w:p>
-  <w:p>
-    <w:pPr>
-      <w:pStyle w:val="a8"/>
-      <w:ind w:right="360"/>
-    </w:pPr>
-  </w:p>
-</w:ftr>
-</file>
-
-<file path=word/footer2.xml><?xml version="1.0" encoding="utf-8"?>
-<w:ftr xmlns:wpc="http://schemas.microsoft.com/office/word/2010/wordprocessingCanvas" xmlns:cx="http://schemas.microsoft.com/office/drawing/2014/chartex" xmlns:cx1="http://schemas.microsoft.com/office/drawing/2015/9/8/chartex" xmlns:cx2="http://schemas.microsoft.com/office/drawing/2015/10/21/chartex" xmlns:cx3="http://schemas.microsoft.com/office/drawing/2016/5/9/chartex" xmlns:cx4="http://schemas.microsoft.com/office/drawing/2016/5/10/chartex" xmlns:cx5="http://schemas.microsoft.com/office/drawing/2016/5/11/chartex" xmlns:cx6="http://schemas.microsoft.com/office/drawing/2016/5/12/chartex" xmlns:cx7="http://schemas.microsoft.com/office/drawing/2016/5/13/chartex" xmlns:cx8="http://schemas.microsoft.com/office/drawing/2016/5/14/chartex" xmlns:mc="http://schemas.openxmlformats.org/markup-compatibility/2006" xmlns:aink="http://schemas.microsoft.com/office/drawing/2016/ink" xmlns:am3d="http://schemas.microsoft.com/office/drawing/2017/model3d" xmlns:o="urn:schemas-microsoft-com:office:office" xmlns:oel="http://schemas.microsoft.com/office/2019/extlst" xmlns:r="http://schemas.openxmlformats.org/officeDocument/2006/relationships" xmlns:m="http://schemas.openxmlformats.org/officeDocument/2006/math" xmlns:v="urn:schemas-microsoft-com:vml" xmlns:wp14="http://schemas.microsoft.com/office/word/2010/wordprocessingDrawing" xmlns:wp="http://schemas.openxmlformats.org/drawingml/2006/wordprocessingDrawing" xmlns:w10="urn:schemas-microsoft-com:office:word" xmlns:w="http://schemas.openxmlformats.org/wordprocessingml/2006/main" xmlns:w14="http://schemas.microsoft.com/office/word/2010/wordml" xmlns:w15="http://schemas.microsoft.com/office/word/2012/wordml" xmlns:w16cex="http://schemas.microsoft.com/office/word/2018/wordml/cex" xmlns:w16cid="http://schemas.microsoft.com/office/word/2016/wordml/cid" xmlns:w16="http://schemas.microsoft.com/office/word/2018/wordml" xmlns:w16sdtdh="http://schemas.microsoft.com/office/word/2020/wordml/sdtdatahash" xmlns:w16se="http://schemas.microsoft.com/office/word/2015/wordml/symex" xmlns:wpg="http://schemas.microsoft.com/office/word/2010/wordprocessingGroup" xmlns:wpi="http://schemas.microsoft.com/office/word/2010/wordprocessingInk" xmlns:wne="http://schemas.microsoft.com/office/word/2006/wordml" xmlns:wps="http://schemas.microsoft.com/office/word/2010/wordprocessingShape" mc:Ignorable="w14 w15 w16se w16cid w16 w16cex w16sdtdh wp14">
-  <w:tbl>
-    <w:tblPr>
-      <w:tblW w:w="10080" w:type="dxa"/>
-      <w:tblInd w:w="108" w:type="dxa"/>
-      <w:tblBorders>
-        <w:top w:val="single" w:sz="4" w:space="0" w:color="auto"/>
-        <w:left w:val="single" w:sz="4" w:space="0" w:color="auto"/>
-        <w:bottom w:val="single" w:sz="4" w:space="0" w:color="auto"/>
-        <w:right w:val="single" w:sz="4" w:space="0" w:color="auto"/>
-      </w:tblBorders>
-      <w:tblLook w:val="0000" w:firstRow="0" w:lastRow="0" w:firstColumn="0" w:lastColumn="0" w:noHBand="0" w:noVBand="0"/>
-    </w:tblPr>
-    <w:tblGrid>
-      <w:gridCol w:w="4860"/>
-      <w:gridCol w:w="5220"/>
-    </w:tblGrid>
-    <w:tr>
-      <w:trPr>
-        <w:trHeight w:val="60"/>
-      </w:trPr>
-      <w:tc>
-        <w:tcPr>
-          <w:tcW w:w="4860" w:type="dxa"/>
-          <w:tcBorders>
-            <w:top w:val="nil"/>
-            <w:left w:val="nil"/>
-            <w:bottom w:val="nil"/>
-            <w:right w:val="nil"/>
-          </w:tcBorders>
-        </w:tcPr>
-        <w:p>
-          <w:pPr>
-            <w:ind w:firstLine="360"/>
-            <w:jc w:val="center"/>
-            <w:rPr>
-              <w:rFonts w:eastAsia="Arial Unicode MS"/>
-              <w:b/>
-              <w:sz w:val="21"/>
-              <w:szCs w:val="21"/>
-            </w:rPr>
-          </w:pPr>
-          <w:r>
-            <w:rPr>
-              <w:b/>
-              <w:sz w:val="21"/>
-              <w:szCs w:val="21"/>
-            </w:rPr>
-            <w:t>ИСПОЛНИТЕЛЬ</w:t>
-          </w:r>
-        </w:p>
-      </w:tc>
-      <w:tc>
-        <w:tcPr>
-          <w:tcW w:w="5220" w:type="dxa"/>
-          <w:tcBorders>
-            <w:top w:val="nil"/>
-            <w:left w:val="nil"/>
-            <w:bottom w:val="nil"/>
-            <w:right w:val="nil"/>
-          </w:tcBorders>
-        </w:tcPr>
-        <w:p>
-          <w:pPr>
-            <w:ind w:firstLine="360"/>
-            <w:jc w:val="center"/>
-            <w:rPr>
-              <w:b/>
-              <w:bCs/>
-              <w:sz w:val="21"/>
-              <w:szCs w:val="21"/>
-            </w:rPr>
-          </w:pPr>
-          <w:r>
-            <w:rPr>
-              <w:b/>
-              <w:bCs/>
-              <w:sz w:val="21"/>
-              <w:szCs w:val="21"/>
-            </w:rPr>
-            <w:t>ЗАКАЗЧИК</w:t>
-          </w:r>
-        </w:p>
-      </w:tc>
-    </w:tr>
-    <w:tr>
-      <w:trPr>
-        <w:trHeight w:val="470"/>
-      </w:trPr>
-      <w:tc>
-        <w:tcPr>
-          <w:tcW w:w="4860" w:type="dxa"/>
-          <w:tcBorders>
-            <w:top w:val="nil"/>
-            <w:left w:val="nil"/>
-            <w:bottom w:val="nil"/>
-            <w:right w:val="nil"/>
-          </w:tcBorders>
-        </w:tcPr>
-        <w:p>
-          <w:pPr>
-            <w:jc w:val="both"/>
-            <w:rPr>
-              <w:b/>
-              <w:sz w:val="20"/>
-              <w:szCs w:val="20"/>
-            </w:rPr>
-          </w:pPr>
-        </w:p>
-        <w:p>
-          <w:pPr>
-            <w:jc w:val="both"/>
-            <w:rPr>
-              <w:b/>
-              <w:sz w:val="20"/>
-              <w:szCs w:val="20"/>
-            </w:rPr>
-          </w:pPr>
-          <w:bookmarkStart w:id="9" w:name="Исполнитель_должность_подпись"/>
-          <w:r>
-            <w:rPr>
-              <w:b/>
-              <w:sz w:val="20"/>
-              <w:szCs w:val="20"/>
-            </w:rPr>
-            <w:t>{</w:t>
-          </w:r>
-          <w:proofErr w:type="spellStart"/>
-          <w:r>
-            <w:rPr>
-              <w:b/>
-              <w:sz w:val="20"/>
-              <w:szCs w:val="20"/>
-            </w:rPr>
-            <w:t>ExecutorPositionI</w:t>
-          </w:r>
-          <w:proofErr w:type="spellEnd"/>
-          <w:r>
-            <w:rPr>
-              <w:b/>
-              <w:sz w:val="20"/>
-              <w:szCs w:val="20"/>
-            </w:rPr>
-            <w:t xml:space="preserve">} </w:t>
-          </w:r>
-          <w:bookmarkEnd w:id="9"/>
-          <w:r>
-            <w:rPr>
-              <w:b/>
-              <w:sz w:val="20"/>
-              <w:szCs w:val="20"/>
-            </w:rPr>
-            <w:t>/</w:t>
-          </w:r>
-          <w:r>
-            <w:rPr>
-              <w:b/>
-              <w:sz w:val="20"/>
-              <w:szCs w:val="20"/>
-              <w:u w:val="single"/>
-              <w:lang w:val="en-US"/>
-            </w:rPr>
-            <w:t>{</w:t>
-          </w:r>
-          <w:proofErr w:type="spellStart"/>
-          <w:r>
-            <w:rPr>
-              <w:b/>
-              <w:sz w:val="20"/>
-              <w:szCs w:val="20"/>
-              <w:u w:val="single"/>
-              <w:lang w:val="en-US"/>
-            </w:rPr>
-            <w:t>ExecutorShortName</w:t>
-          </w:r>
-          <w:proofErr w:type="spellEnd"/>
-          <w:r>
-            <w:rPr>
-              <w:b/>
-              <w:sz w:val="20"/>
-              <w:szCs w:val="20"/>
-              <w:u w:val="single"/>
-              <w:lang w:val="en-US"/>
-            </w:rPr>
-            <w:t>}</w:t>
-          </w:r>
-          <w:r>
-            <w:rPr>
-              <w:b/>
-              <w:sz w:val="20"/>
-              <w:szCs w:val="20"/>
-            </w:rPr>
-            <w:t>/</w:t>
-          </w:r>
-        </w:p>
-        <w:p>
-          <w:pPr>
-            <w:jc w:val="both"/>
-            <w:rPr>
-              <w:b/>
-              <w:sz w:val="20"/>
-              <w:szCs w:val="20"/>
-              <w:highlight w:val="yellow"/>
-            </w:rPr>
-          </w:pPr>
-        </w:p>
-        <w:p>
-          <w:pPr>
-            <w:jc w:val="both"/>
-            <w:rPr>
-              <w:bCs/>
-              <w:sz w:val="20"/>
-              <w:szCs w:val="20"/>
-              <w:highlight w:val="yellow"/>
-            </w:rPr>
-          </w:pPr>
-        </w:p>
-      </w:tc>
-      <w:tc>
-        <w:tcPr>
-          <w:tcW w:w="5220" w:type="dxa"/>
-          <w:tcBorders>
-            <w:top w:val="nil"/>
-            <w:left w:val="nil"/>
-            <w:bottom w:val="nil"/>
-            <w:right w:val="nil"/>
-          </w:tcBorders>
-        </w:tcPr>
-        <w:p>
-          <w:pPr>
-            <w:autoSpaceDE w:val="0"/>
-            <w:autoSpaceDN w:val="0"/>
-            <w:adjustRightInd w:val="0"/>
-            <w:rPr>
-              <w:b/>
-              <w:sz w:val="20"/>
-              <w:szCs w:val="20"/>
-              <w:highlight w:val="yellow"/>
-            </w:rPr>
-          </w:pPr>
-        </w:p>
-        <w:p>
-          <w:pPr>
-            <w:autoSpaceDE w:val="0"/>
-            <w:autoSpaceDN w:val="0"/>
-            <w:adjustRightInd w:val="0"/>
-            <w:jc w:val="center"/>
-            <w:rPr>
-              <w:b/>
-              <w:sz w:val="20"/>
-              <w:szCs w:val="20"/>
-            </w:rPr>
-          </w:pPr>
-          <w:bookmarkStart w:id="10" w:name="Заказчик_должность_подпись"/>
-          <w:r>
-            <w:rPr>
-              <w:b/>
-              <w:sz w:val="20"/>
-              <w:szCs w:val="20"/>
-              <w:lang w:val="en-US"/>
-            </w:rPr>
-            <w:t>{</w:t>
-          </w:r>
-          <w:proofErr w:type="spellStart"/>
-          <w:r>
-            <w:rPr>
-              <w:b/>
-              <w:sz w:val="20"/>
-              <w:szCs w:val="20"/>
-              <w:lang w:val="en-US"/>
-            </w:rPr>
-            <w:t>ClientPositionI</w:t>
-          </w:r>
-          <w:proofErr w:type="spellEnd"/>
-          <w:r>
-            <w:rPr>
-              <w:b/>
-              <w:sz w:val="20"/>
-              <w:szCs w:val="20"/>
-              <w:lang w:val="en-US"/>
-            </w:rPr>
-            <w:t>}</w:t>
-          </w:r>
-          <w:r>
-            <w:rPr>
-              <w:b/>
-              <w:sz w:val="20"/>
-              <w:szCs w:val="20"/>
-            </w:rPr>
-            <w:t xml:space="preserve"> </w:t>
-          </w:r>
-          <w:bookmarkEnd w:id="10"/>
-          <w:r>
-            <w:rPr>
-              <w:b/>
-              <w:sz w:val="20"/>
-              <w:szCs w:val="20"/>
-            </w:rPr>
-            <w:t>/</w:t>
-          </w:r>
-          <w:r>
-            <w:rPr>
-              <w:b/>
-              <w:sz w:val="20"/>
-              <w:szCs w:val="20"/>
-              <w:u w:val="single"/>
-              <w:lang w:val="en-US"/>
-            </w:rPr>
-            <w:t>{</w:t>
-          </w:r>
-          <w:proofErr w:type="spellStart"/>
-          <w:r>
-            <w:rPr>
-              <w:b/>
-              <w:sz w:val="20"/>
-              <w:szCs w:val="20"/>
-              <w:u w:val="single"/>
-              <w:lang w:val="en-US"/>
-            </w:rPr>
-            <w:t>ClientShortName</w:t>
-          </w:r>
-          <w:proofErr w:type="spellEnd"/>
-          <w:r>
-            <w:rPr>
-              <w:b/>
-              <w:sz w:val="20"/>
-              <w:szCs w:val="20"/>
-              <w:u w:val="single"/>
-              <w:lang w:val="en-US"/>
-            </w:rPr>
-            <w:t>}</w:t>
-          </w:r>
-          <w:r>
-            <w:rPr>
-              <w:b/>
-              <w:sz w:val="20"/>
-              <w:szCs w:val="20"/>
-            </w:rPr>
-            <w:t>/</w:t>
-          </w:r>
-        </w:p>
-        <w:p>
-          <w:pPr>
-            <w:jc w:val="both"/>
-            <w:rPr>
-              <w:b/>
-              <w:sz w:val="20"/>
-              <w:szCs w:val="20"/>
-              <w:highlight w:val="yellow"/>
-            </w:rPr>
-          </w:pPr>
-        </w:p>
-        <w:p>
-          <w:pPr>
-            <w:jc w:val="both"/>
-            <w:rPr>
-              <w:b/>
-              <w:sz w:val="20"/>
-              <w:szCs w:val="20"/>
-              <w:highlight w:val="yellow"/>
-            </w:rPr>
-          </w:pPr>
-        </w:p>
-      </w:tc>
-    </w:tr>
-  </w:tbl>
-  <w:p>
-    <w:pPr>
-      <w:pStyle w:val="a8"/>
-      <w:framePr w:wrap="around" w:vAnchor="text" w:hAnchor="page" w:x="11171" w:y="418"/>
-      <w:rPr>
-        <w:rStyle w:val="a9"/>
-      </w:rPr>
-    </w:pPr>
-    <w:r>
-      <w:rPr>
-        <w:rStyle w:val="a9"/>
-      </w:rPr>
-      <w:fldChar w:fldCharType="begin"/>
-    </w:r>
-    <w:r>
-      <w:rPr>
-        <w:rStyle w:val="a9"/>
-      </w:rPr>
-      <w:instrText xml:space="preserve">PAGE  </w:instrText>
-    </w:r>
-    <w:r>
-      <w:rPr>
-        <w:rStyle w:val="a9"/>
-      </w:rPr>
-      <w:fldChar w:fldCharType="separate"/>
-    </w:r>
-    <w:r>
-      <w:rPr>
-        <w:rStyle w:val="a9"/>
-        <w:noProof/>
-      </w:rPr>
-      <w:t>1</w:t>
-    </w:r>
-    <w:r>
-      <w:rPr>
-        <w:rStyle w:val="a9"/>
-      </w:rPr>
-      <w:fldChar w:fldCharType="end"/>
-    </w:r>
-  </w:p>
-  <w:p>
-    <w:pPr>
-      <w:pStyle w:val="a8"/>
-      <w:ind w:right="360"/>
-      <w:jc w:val="right"/>
-    </w:pPr>
-  </w:p>
-</w:ftr>
-</file>
-
 <file path=word/footnotes.xml><?xml version="1.0" encoding="utf-8"?>
 <w:footnotes xmlns:wpc="http://schemas.microsoft.com/office/word/2010/wordprocessingCanvas" xmlns:cx="http://schemas.microsoft.com/office/drawing/2014/chartex" xmlns:cx1="http://schemas.microsoft.com/office/drawing/2015/9/8/chartex" xmlns:cx2="http://schemas.microsoft.com/office/drawing/2015/10/21/chartex" xmlns:cx3="http://schemas.microsoft.com/office/drawing/2016/5/9/chartex" xmlns:cx4="http://schemas.microsoft.com/office/drawing/2016/5/10/chartex" xmlns:cx5="http://schemas.microsoft.com/office/drawing/2016/5/11/chartex" xmlns:cx6="http://schemas.microsoft.com/office/drawing/2016/5/12/chartex" xmlns:cx7="http://schemas.microsoft.com/office/drawing/2016/5/13/chartex" xmlns:cx8="http://schemas.microsoft.com/office/drawing/2016/5/14/chartex" xmlns:mc="http://schemas.openxmlformats.org/markup-compatibility/2006" xmlns:aink="http://schemas.microsoft.com/office/drawing/2016/ink" xmlns:am3d="http://schemas.microsoft.com/office/drawing/2017/model3d" xmlns:o="urn:schemas-microsoft-com:office:office" xmlns:oel="http://schemas.microsoft.com/office/2019/extlst" xmlns:r="http://schemas.openxmlformats.org/officeDocument/2006/relationships" xmlns:m="http://schemas.openxmlformats.org/officeDocument/2006/math" xmlns:v="urn:schemas-microsoft-com:vml" xmlns:wp14="http://schemas.microsoft.com/office/word/2010/wordprocessingDrawing" xmlns:wp="http://schemas.openxmlformats.org/drawingml/2006/wordprocessingDrawing" xmlns:w10="urn:schemas-microsoft-com:office:word" xmlns:w="http://schemas.openxmlformats.org/wordprocessingml/2006/main" xmlns:w14="http://schemas.microsoft.com/office/word/2010/wordml" xmlns:w15="http://schemas.microsoft.com/office/word/2012/wordml" xmlns:w16cex="http://schemas.microsoft.com/office/word/2018/wordml/cex" xmlns:w16cid="http://schemas.microsoft.com/office/word/2016/wordml/cid" xmlns:w16="http://schemas.microsoft.com/office/word/2018/wordml" xmlns:w16sdtdh="http://schemas.microsoft.com/office/word/2020/wordml/sdtdatahash" xmlns:w16se="http://schemas.microsoft.com/office/word/2015/wordml/symex" xmlns:wpg="http://schemas.microsoft.com/office/word/2010/wordprocessingGroup" xmlns:wpi="http://schemas.microsoft.com/office/word/2010/wordprocessingInk" xmlns:wne="http://schemas.microsoft.com/office/word/2006/wordml" xmlns:wps="http://schemas.microsoft.com/office/word/2010/wordprocessingShape" mc:Ignorable="w14 w15 w16se w16cid w16 w16cex w16sdtdh wp14">
   <w:footnote w:type="separator" w:id="-1">
@@ -7089,196 +6656,6 @@
     </w:p>
   </w:footnote>
 </w:footnotes>
-</file>
-
-<file path=word/header1.xml><?xml version="1.0" encoding="utf-8"?>
-<w:hdr xmlns:wpc="http://schemas.microsoft.com/office/word/2010/wordprocessingCanvas" xmlns:cx="http://schemas.microsoft.com/office/drawing/2014/chartex" xmlns:cx1="http://schemas.microsoft.com/office/drawing/2015/9/8/chartex" xmlns:cx2="http://schemas.microsoft.com/office/drawing/2015/10/21/chartex" xmlns:cx3="http://schemas.microsoft.com/office/drawing/2016/5/9/chartex" xmlns:cx4="http://schemas.microsoft.com/office/drawing/2016/5/10/chartex" xmlns:cx5="http://schemas.microsoft.com/office/drawing/2016/5/11/chartex" xmlns:cx6="http://schemas.microsoft.com/office/drawing/2016/5/12/chartex" xmlns:cx7="http://schemas.microsoft.com/office/drawing/2016/5/13/chartex" xmlns:cx8="http://schemas.microsoft.com/office/drawing/2016/5/14/chartex" xmlns:mc="http://schemas.openxmlformats.org/markup-compatibility/2006" xmlns:aink="http://schemas.microsoft.com/office/drawing/2016/ink" xmlns:am3d="http://schemas.microsoft.com/office/drawing/2017/model3d" xmlns:o="urn:schemas-microsoft-com:office:office" xmlns:oel="http://schemas.microsoft.com/office/2019/extlst" xmlns:r="http://schemas.openxmlformats.org/officeDocument/2006/relationships" xmlns:m="http://schemas.openxmlformats.org/officeDocument/2006/math" xmlns:v="urn:schemas-microsoft-com:vml" xmlns:wp14="http://schemas.microsoft.com/office/word/2010/wordprocessingDrawing" xmlns:wp="http://schemas.openxmlformats.org/drawingml/2006/wordprocessingDrawing" xmlns:w10="urn:schemas-microsoft-com:office:word" xmlns:w="http://schemas.openxmlformats.org/wordprocessingml/2006/main" xmlns:w14="http://schemas.microsoft.com/office/word/2010/wordml" xmlns:w15="http://schemas.microsoft.com/office/word/2012/wordml" xmlns:w16cex="http://schemas.microsoft.com/office/word/2018/wordml/cex" xmlns:w16cid="http://schemas.microsoft.com/office/word/2016/wordml/cid" xmlns:w16="http://schemas.microsoft.com/office/word/2018/wordml" xmlns:w16sdtdh="http://schemas.microsoft.com/office/word/2020/wordml/sdtdatahash" xmlns:w16se="http://schemas.microsoft.com/office/word/2015/wordml/symex" xmlns:wpg="http://schemas.microsoft.com/office/word/2010/wordprocessingGroup" xmlns:wpi="http://schemas.microsoft.com/office/word/2010/wordprocessingInk" xmlns:wne="http://schemas.microsoft.com/office/word/2006/wordml" xmlns:wps="http://schemas.microsoft.com/office/word/2010/wordprocessingShape" mc:Ignorable="w14 w15 w16se w16cid w16 w16cex w16sdtdh wp14">
-  <w:p>
-    <w:pPr>
-      <w:pStyle w:val="a6"/>
-      <w:jc w:val="center"/>
-      <w:rPr>
-        <w:lang w:val="en-US"/>
-      </w:rPr>
-    </w:pPr>
-    <w:r>
-      <w:rPr>
-        <w:noProof/>
-      </w:rPr>
-      <w:drawing>
-        <wp:inline distT="0" distB="0" distL="0" distR="0" wp14:anchorId="71346753" wp14:editId="456C2EA9">
-          <wp:extent cx="1926590" cy="682625"/>
-          <wp:effectExtent l="0" t="0" r="0" b="3175"/>
-          <wp:docPr id="2" name="Рисунок 2"/>
-          <wp:cNvGraphicFramePr>
-            <a:graphicFrameLocks xmlns:a="http://schemas.openxmlformats.org/drawingml/2006/main" noChangeAspect="1"/>
-          </wp:cNvGraphicFramePr>
-          <a:graphic xmlns:a="http://schemas.openxmlformats.org/drawingml/2006/main">
-            <a:graphicData uri="http://schemas.openxmlformats.org/drawingml/2006/picture">
-              <pic:pic xmlns:pic="http://schemas.openxmlformats.org/drawingml/2006/picture">
-                <pic:nvPicPr>
-                  <pic:cNvPr id="0" name="Picture 1"/>
-                  <pic:cNvPicPr>
-                    <a:picLocks noChangeAspect="1" noChangeArrowheads="1"/>
-                  </pic:cNvPicPr>
-                </pic:nvPicPr>
-                <pic:blipFill>
-                  <a:blip r:embed="rId1">
-                    <a:extLst>
-                      <a:ext uri="{28A0092B-C50C-407E-A947-70E740481C1C}">
-                        <a14:useLocalDpi xmlns:a14="http://schemas.microsoft.com/office/drawing/2010/main" val="0"/>
-                      </a:ext>
-                    </a:extLst>
-                  </a:blip>
-                  <a:srcRect/>
-                  <a:stretch>
-                    <a:fillRect/>
-                  </a:stretch>
-                </pic:blipFill>
-                <pic:spPr bwMode="auto">
-                  <a:xfrm>
-                    <a:off x="0" y="0"/>
-                    <a:ext cx="1926590" cy="682625"/>
-                  </a:xfrm>
-                  <a:prstGeom prst="rect">
-                    <a:avLst/>
-                  </a:prstGeom>
-                  <a:noFill/>
-                </pic:spPr>
-              </pic:pic>
-            </a:graphicData>
-          </a:graphic>
-        </wp:inline>
-      </w:drawing>
-    </w:r>
-  </w:p>
-  <w:p>
-    <w:pPr>
-      <w:jc w:val="center"/>
-      <w:rPr>
-        <w:rFonts w:cstheme="minorHAnsi"/>
-        <w:sz w:val="18"/>
-        <w:szCs w:val="18"/>
-        <w:lang w:val="en-US"/>
-      </w:rPr>
-    </w:pPr>
-    <w:r>
-      <w:rPr>
-        <w:rFonts w:cstheme="minorHAnsi"/>
-        <w:sz w:val="18"/>
-        <w:szCs w:val="18"/>
-        <w:lang w:val="en-US"/>
-      </w:rPr>
-      <w:t>_____________________________________________________________________________________________</w:t>
-    </w:r>
-  </w:p>
-  <w:p>
-    <w:pPr>
-      <w:pStyle w:val="a6"/>
-      <w:jc w:val="center"/>
-      <w:rPr>
-        <w:sz w:val="18"/>
-        <w:szCs w:val="18"/>
-        <w:lang w:val="en-US"/>
-      </w:rPr>
-    </w:pPr>
-    <w:r>
-      <w:rPr>
-        <w:sz w:val="18"/>
-        <w:szCs w:val="18"/>
-        <w:lang w:val="en-US"/>
-      </w:rPr>
-      <w:t xml:space="preserve">Russia, Moscow, 38 </w:t>
-    </w:r>
-    <w:proofErr w:type="spellStart"/>
-    <w:r>
-      <w:rPr>
-        <w:sz w:val="18"/>
-        <w:szCs w:val="18"/>
-        <w:lang w:val="en-US"/>
-      </w:rPr>
-      <w:t>Andropova</w:t>
-    </w:r>
-    <w:proofErr w:type="spellEnd"/>
-    <w:r>
-      <w:rPr>
-        <w:sz w:val="18"/>
-        <w:szCs w:val="18"/>
-        <w:lang w:val="en-US"/>
-      </w:rPr>
-      <w:t xml:space="preserve"> </w:t>
-    </w:r>
-    <w:proofErr w:type="spellStart"/>
-    <w:r>
-      <w:rPr>
-        <w:sz w:val="18"/>
-        <w:szCs w:val="18"/>
-        <w:lang w:val="en-US"/>
-      </w:rPr>
-      <w:t>ave.</w:t>
-    </w:r>
-    <w:proofErr w:type="spellEnd"/>
-    <w:r>
-      <w:rPr>
-        <w:sz w:val="18"/>
-        <w:szCs w:val="18"/>
-        <w:lang w:val="en-US"/>
-      </w:rPr>
-      <w:t>, 3-</w:t>
-    </w:r>
-    <w:r>
-      <w:rPr>
-        <w:sz w:val="18"/>
-        <w:szCs w:val="18"/>
-        <w:lang w:val="en-US"/>
-      </w:rPr>
-      <w:t xml:space="preserve"> +7 (495) 640-77</w:t>
-    </w:r>
-    <w:r>
-      <w:rPr>
-        <w:sz w:val="18"/>
-        <w:szCs w:val="18"/>
-        <w:lang w:val="en-US"/>
-      </w:rPr>
-      <w:t>-</w:t>
-    </w:r>
-    <w:proofErr w:type="gramStart"/>
-    <w:r>
-      <w:rPr>
-        <w:sz w:val="18"/>
-        <w:szCs w:val="18"/>
-        <w:lang w:val="en-US"/>
-      </w:rPr>
-      <w:t xml:space="preserve">83 </w:t>
-    </w:r>
-    <w:r>
-      <w:rPr>
-        <w:sz w:val="18"/>
-        <w:szCs w:val="18"/>
-        <w:lang w:val="en-US"/>
-      </w:rPr>
-      <w:t xml:space="preserve"> </w:t>
-    </w:r>
-    <w:r>
-      <w:rPr>
-        <w:sz w:val="18"/>
-        <w:szCs w:val="18"/>
-        <w:lang w:val="en-US"/>
-      </w:rPr>
-      <w:t>http://usproject.ru</w:t>
-    </w:r>
-    <w:proofErr w:type="gramEnd"/>
-  </w:p>
-  <w:p>
-    <w:pPr>
-      <w:pStyle w:val="a6"/>
-      <w:jc w:val="right"/>
-      <w:rPr>
-        <w:lang w:val="en-US"/>
-      </w:rPr>
-    </w:pPr>
-  </w:p>
-</w:hdr>
 </file>
 
 <file path=word/numbering.xml><?xml version="1.0" encoding="utf-8"?>

--- a/Templates/Contract.docx
+++ b/Templates/Contract.docx
@@ -6044,67 +6044,6 @@
           <w:szCs w:val="22"/>
         </w:rPr>
       </w:pPr>
-      <w:r>
-        <w:rPr>
-          <w:b/>
-          <w:noProof/>
-        </w:rPr>
-        <w:drawing>
-          <wp:anchor distT="0" distB="0" distL="114300" distR="114300" simplePos="0" relativeHeight="251656704" behindDoc="1" locked="0" layoutInCell="1" allowOverlap="1" wp14:anchorId="18CA5F4F" wp14:editId="760586C7">
-            <wp:simplePos x="0" y="0"/>
-            <wp:positionH relativeFrom="column">
-              <wp:posOffset>99363</wp:posOffset>
-            </wp:positionH>
-            <wp:positionV relativeFrom="paragraph">
-              <wp:posOffset>34400</wp:posOffset>
-            </wp:positionV>
-            <wp:extent cx="2122170" cy="2171065"/>
-            <wp:effectExtent l="0" t="0" r="0" b="0"/>
-            <wp:wrapNone/>
-            <wp:docPr id="5" name="Рисунок 5" descr="USProStamp"/>
-            <wp:cNvGraphicFramePr>
-              <a:graphicFrameLocks xmlns:a="http://schemas.openxmlformats.org/drawingml/2006/main" noChangeAspect="1"/>
-            </wp:cNvGraphicFramePr>
-            <a:graphic xmlns:a="http://schemas.openxmlformats.org/drawingml/2006/main">
-              <a:graphicData uri="http://schemas.openxmlformats.org/drawingml/2006/picture">
-                <pic:pic xmlns:pic="http://schemas.openxmlformats.org/drawingml/2006/picture">
-                  <pic:nvPicPr>
-                    <pic:cNvPr id="5" name="Рисунок 5" descr="USProStamp"/>
-                    <pic:cNvPicPr/>
-                  </pic:nvPicPr>
-                  <pic:blipFill>
-                    <a:blip r:embed="rId11">
-                      <a:extLst>
-                        <a:ext uri="{28A0092B-C50C-407E-A947-70E740481C1C}">
-                          <a14:useLocalDpi xmlns:a14="http://schemas.microsoft.com/office/drawing/2010/main" val="0"/>
-                        </a:ext>
-                      </a:extLst>
-                    </a:blip>
-                    <a:stretch>
-                      <a:fillRect/>
-                    </a:stretch>
-                  </pic:blipFill>
-                  <pic:spPr>
-                    <a:xfrm>
-                      <a:off x="0" y="0"/>
-                      <a:ext cx="2122170" cy="2171065"/>
-                    </a:xfrm>
-                    <a:prstGeom prst="rect">
-                      <a:avLst/>
-                    </a:prstGeom>
-                  </pic:spPr>
-                </pic:pic>
-              </a:graphicData>
-            </a:graphic>
-            <wp14:sizeRelH relativeFrom="page">
-              <wp14:pctWidth>0</wp14:pctWidth>
-            </wp14:sizeRelH>
-            <wp14:sizeRelV relativeFrom="page">
-              <wp14:pctHeight>0</wp14:pctHeight>
-            </wp14:sizeRelV>
-          </wp:anchor>
-        </w:drawing>
-      </w:r>
     </w:p>
     <w:tbl>
       <w:tblPr>
@@ -6188,6 +6127,9 @@
         </w:tc>
       </w:tr>
       <w:tr>
+        <w:trPr>
+          <w:trHeight w:val="2268"/>
+        </w:trPr>
         <w:tc>
           <w:tcPr>
             <w:tcW w:w="4860" w:type="dxa"/>
@@ -6210,148 +6152,12 @@
             <w:r>
               <w:rPr>
                 <w:b/>
-                <w:noProof/>
-                <w:sz w:val="22"/>
-                <w:szCs w:val="22"/>
-              </w:rPr>
-              <w:drawing>
-                <wp:anchor distT="0" distB="0" distL="114300" distR="114300" simplePos="0" relativeHeight="251662848" behindDoc="1" locked="0" layoutInCell="1" allowOverlap="1" wp14:anchorId="57B506B1" wp14:editId="547D96AD">
-                  <wp:simplePos x="0" y="0"/>
-                  <wp:positionH relativeFrom="column">
-                    <wp:posOffset>52760</wp:posOffset>
-                  </wp:positionH>
-                  <wp:positionV relativeFrom="paragraph">
-                    <wp:posOffset>-615398</wp:posOffset>
-                  </wp:positionV>
-                  <wp:extent cx="1857375" cy="1830705"/>
-                  <wp:effectExtent l="0" t="0" r="0" b="0"/>
-                  <wp:wrapNone/>
-                  <wp:docPr id="10" name="Рисунок 10" descr="USProjectStamp"/>
-                  <wp:cNvGraphicFramePr>
-                    <a:graphicFrameLocks xmlns:a="http://schemas.openxmlformats.org/drawingml/2006/main" noChangeAspect="1"/>
-                  </wp:cNvGraphicFramePr>
-                  <a:graphic xmlns:a="http://schemas.openxmlformats.org/drawingml/2006/main">
-                    <a:graphicData uri="http://schemas.openxmlformats.org/drawingml/2006/picture">
-                      <pic:pic xmlns:pic="http://schemas.openxmlformats.org/drawingml/2006/picture">
-                        <pic:nvPicPr>
-                          <pic:cNvPr id="10" name="Рисунок 10" descr="USProjectStamp"/>
-                          <pic:cNvPicPr/>
-                        </pic:nvPicPr>
-                        <pic:blipFill>
-                          <a:blip r:embed="rId12" cstate="print">
-                            <a:extLst>
-                              <a:ext uri="{BEBA8EAE-BF5A-486C-A8C5-ECC9F3942E4B}">
-                                <a14:imgProps xmlns:a14="http://schemas.microsoft.com/office/drawing/2010/main">
-                                  <a14:imgLayer r:embed="rId13">
-                                    <a14:imgEffect>
-                                      <a14:colorTemperature colorTemp="7200"/>
-                                    </a14:imgEffect>
-                                    <a14:imgEffect>
-                                      <a14:saturation sat="400000"/>
-                                    </a14:imgEffect>
-                                  </a14:imgLayer>
-                                </a14:imgProps>
-                              </a:ext>
-                              <a:ext uri="{28A0092B-C50C-407E-A947-70E740481C1C}">
-                                <a14:useLocalDpi xmlns:a14="http://schemas.microsoft.com/office/drawing/2010/main" val="0"/>
-                              </a:ext>
-                            </a:extLst>
-                          </a:blip>
-                          <a:stretch>
-                            <a:fillRect/>
-                          </a:stretch>
-                        </pic:blipFill>
-                        <pic:spPr>
-                          <a:xfrm rot="5400000">
-                            <a:off x="0" y="0"/>
-                            <a:ext cx="1857375" cy="1830705"/>
-                          </a:xfrm>
-                          <a:prstGeom prst="rect">
-                            <a:avLst/>
-                          </a:prstGeom>
-                        </pic:spPr>
-                      </pic:pic>
-                    </a:graphicData>
-                  </a:graphic>
-                  <wp14:sizeRelH relativeFrom="page">
-                    <wp14:pctWidth>0</wp14:pctWidth>
-                  </wp14:sizeRelH>
-                  <wp14:sizeRelV relativeFrom="page">
-                    <wp14:pctHeight>0</wp14:pctHeight>
-                  </wp14:sizeRelV>
-                </wp:anchor>
-              </w:drawing>
-            </w:r>
-            <w:r>
-              <w:rPr>
-                <w:noProof/>
-                <w:sz w:val="22"/>
-                <w:szCs w:val="22"/>
-              </w:rPr>
-              <w:drawing>
-                <wp:anchor distT="0" distB="0" distL="114300" distR="114300" simplePos="0" relativeHeight="251652608" behindDoc="1" locked="0" layoutInCell="1" allowOverlap="1" wp14:anchorId="09DE4A22" wp14:editId="45FA904E">
-                  <wp:simplePos x="0" y="0"/>
-                  <wp:positionH relativeFrom="column">
-                    <wp:posOffset>170815</wp:posOffset>
-                  </wp:positionH>
-                  <wp:positionV relativeFrom="paragraph">
-                    <wp:posOffset>-497840</wp:posOffset>
-                  </wp:positionV>
-                  <wp:extent cx="1301750" cy="1104900"/>
-                  <wp:effectExtent l="0" t="0" r="0" b="0"/>
-                  <wp:wrapNone/>
-                  <wp:docPr id="4" name="Рисунок 4" descr="USProSignature"/>
-                  <wp:cNvGraphicFramePr>
-                    <a:graphicFrameLocks xmlns:a="http://schemas.openxmlformats.org/drawingml/2006/main" noChangeAspect="1"/>
-                  </wp:cNvGraphicFramePr>
-                  <a:graphic xmlns:a="http://schemas.openxmlformats.org/drawingml/2006/main">
-                    <a:graphicData uri="http://schemas.openxmlformats.org/drawingml/2006/picture">
-                      <pic:pic xmlns:pic="http://schemas.openxmlformats.org/drawingml/2006/picture">
-                        <pic:nvPicPr>
-                          <pic:cNvPr id="4" name="Рисунок 4" descr="USProSignature"/>
-                          <pic:cNvPicPr/>
-                        </pic:nvPicPr>
-                        <pic:blipFill>
-                          <a:blip r:embed="rId14">
-                            <a:extLst>
-                              <a:ext uri="{28A0092B-C50C-407E-A947-70E740481C1C}">
-                                <a14:useLocalDpi xmlns:a14="http://schemas.microsoft.com/office/drawing/2010/main" val="0"/>
-                              </a:ext>
-                            </a:extLst>
-                          </a:blip>
-                          <a:stretch>
-                            <a:fillRect/>
-                          </a:stretch>
-                        </pic:blipFill>
-                        <pic:spPr>
-                          <a:xfrm>
-                            <a:off x="0" y="0"/>
-                            <a:ext cx="1301750" cy="1104900"/>
-                          </a:xfrm>
-                          <a:prstGeom prst="rect">
-                            <a:avLst/>
-                          </a:prstGeom>
-                        </pic:spPr>
-                      </pic:pic>
-                    </a:graphicData>
-                  </a:graphic>
-                  <wp14:sizeRelH relativeFrom="page">
-                    <wp14:pctWidth>0</wp14:pctWidth>
-                  </wp14:sizeRelH>
-                  <wp14:sizeRelV relativeFrom="page">
-                    <wp14:pctHeight>0</wp14:pctHeight>
-                  </wp14:sizeRelV>
-                </wp:anchor>
-              </w:drawing>
-            </w:r>
-            <w:r>
-              <w:rPr>
-                <w:b/>
                 <w:bCs/>
                 <w:sz w:val="22"/>
                 <w:szCs w:val="22"/>
                 <w:lang w:val="en-US"/>
               </w:rPr>
+              <w:lastRenderedPageBreak/>
               <w:t>{</w:t>
             </w:r>
             <w:proofErr w:type="spellStart"/>
@@ -6450,6 +6256,204 @@
           <w:szCs w:val="22"/>
         </w:rPr>
       </w:pPr>
+      <w:r>
+        <w:rPr>
+          <w:noProof/>
+          <w:sz w:val="22"/>
+          <w:szCs w:val="22"/>
+        </w:rPr>
+        <w:drawing>
+          <wp:anchor distT="0" distB="0" distL="114300" distR="114300" simplePos="0" relativeHeight="251658752" behindDoc="1" locked="0" layoutInCell="1" allowOverlap="1" wp14:anchorId="09DE4A22" wp14:editId="7545A29C">
+            <wp:simplePos x="0" y="0"/>
+            <wp:positionH relativeFrom="column">
+              <wp:posOffset>996260</wp:posOffset>
+            </wp:positionH>
+            <wp:positionV relativeFrom="paragraph">
+              <wp:posOffset>-1073040</wp:posOffset>
+            </wp:positionV>
+            <wp:extent cx="1301750" cy="1104900"/>
+            <wp:effectExtent l="0" t="0" r="0" b="0"/>
+            <wp:wrapNone/>
+            <wp:docPr id="4" name="Рисунок 4" descr="USProSignature"/>
+            <wp:cNvGraphicFramePr>
+              <a:graphicFrameLocks xmlns:a="http://schemas.openxmlformats.org/drawingml/2006/main" noChangeAspect="1"/>
+            </wp:cNvGraphicFramePr>
+            <a:graphic xmlns:a="http://schemas.openxmlformats.org/drawingml/2006/main">
+              <a:graphicData uri="http://schemas.openxmlformats.org/drawingml/2006/picture">
+                <pic:pic xmlns:pic="http://schemas.openxmlformats.org/drawingml/2006/picture">
+                  <pic:nvPicPr>
+                    <pic:cNvPr id="4" name="Рисунок 4" descr="USProSignature"/>
+                    <pic:cNvPicPr/>
+                  </pic:nvPicPr>
+                  <pic:blipFill>
+                    <a:blip r:embed="rId11">
+                      <a:extLst>
+                        <a:ext uri="{28A0092B-C50C-407E-A947-70E740481C1C}">
+                          <a14:useLocalDpi xmlns:a14="http://schemas.microsoft.com/office/drawing/2010/main" val="0"/>
+                        </a:ext>
+                      </a:extLst>
+                    </a:blip>
+                    <a:stretch>
+                      <a:fillRect/>
+                    </a:stretch>
+                  </pic:blipFill>
+                  <pic:spPr>
+                    <a:xfrm>
+                      <a:off x="0" y="0"/>
+                      <a:ext cx="1301750" cy="1104900"/>
+                    </a:xfrm>
+                    <a:prstGeom prst="rect">
+                      <a:avLst/>
+                    </a:prstGeom>
+                  </pic:spPr>
+                </pic:pic>
+              </a:graphicData>
+            </a:graphic>
+            <wp14:sizeRelH relativeFrom="page">
+              <wp14:pctWidth>0</wp14:pctWidth>
+            </wp14:sizeRelH>
+            <wp14:sizeRelV relativeFrom="page">
+              <wp14:pctHeight>0</wp14:pctHeight>
+            </wp14:sizeRelV>
+          </wp:anchor>
+        </w:drawing>
+      </w:r>
+      <w:r>
+        <w:rPr>
+          <w:b/>
+          <w:noProof/>
+        </w:rPr>
+        <w:drawing>
+          <wp:anchor distT="0" distB="0" distL="114300" distR="114300" simplePos="0" relativeHeight="251658240" behindDoc="1" locked="0" layoutInCell="1" allowOverlap="1" wp14:anchorId="18CA5F4F" wp14:editId="4BDB38F8">
+            <wp:simplePos x="0" y="0"/>
+            <wp:positionH relativeFrom="column">
+              <wp:posOffset>-450574</wp:posOffset>
+            </wp:positionH>
+            <wp:positionV relativeFrom="paragraph">
+              <wp:posOffset>-1453847</wp:posOffset>
+            </wp:positionV>
+            <wp:extent cx="2122170" cy="2171065"/>
+            <wp:effectExtent l="0" t="0" r="0" b="0"/>
+            <wp:wrapNone/>
+            <wp:docPr id="5" name="Рисунок 5" descr="USProStamp"/>
+            <wp:cNvGraphicFramePr>
+              <a:graphicFrameLocks xmlns:a="http://schemas.openxmlformats.org/drawingml/2006/main" noChangeAspect="1"/>
+            </wp:cNvGraphicFramePr>
+            <a:graphic xmlns:a="http://schemas.openxmlformats.org/drawingml/2006/main">
+              <a:graphicData uri="http://schemas.openxmlformats.org/drawingml/2006/picture">
+                <pic:pic xmlns:pic="http://schemas.openxmlformats.org/drawingml/2006/picture">
+                  <pic:nvPicPr>
+                    <pic:cNvPr id="5" name="Рисунок 5" descr="USProStamp"/>
+                    <pic:cNvPicPr/>
+                  </pic:nvPicPr>
+                  <pic:blipFill>
+                    <a:blip r:embed="rId12">
+                      <a:extLst>
+                        <a:ext uri="{28A0092B-C50C-407E-A947-70E740481C1C}">
+                          <a14:useLocalDpi xmlns:a14="http://schemas.microsoft.com/office/drawing/2010/main" val="0"/>
+                        </a:ext>
+                      </a:extLst>
+                    </a:blip>
+                    <a:stretch>
+                      <a:fillRect/>
+                    </a:stretch>
+                  </pic:blipFill>
+                  <pic:spPr>
+                    <a:xfrm>
+                      <a:off x="0" y="0"/>
+                      <a:ext cx="2122170" cy="2171065"/>
+                    </a:xfrm>
+                    <a:prstGeom prst="rect">
+                      <a:avLst/>
+                    </a:prstGeom>
+                  </pic:spPr>
+                </pic:pic>
+              </a:graphicData>
+            </a:graphic>
+            <wp14:sizeRelH relativeFrom="page">
+              <wp14:pctWidth>0</wp14:pctWidth>
+            </wp14:sizeRelH>
+            <wp14:sizeRelV relativeFrom="page">
+              <wp14:pctHeight>0</wp14:pctHeight>
+            </wp14:sizeRelV>
+          </wp:anchor>
+        </w:drawing>
+      </w:r>
+      <w:r>
+        <w:rPr>
+          <w:b/>
+          <w:noProof/>
+          <w:sz w:val="22"/>
+          <w:szCs w:val="22"/>
+        </w:rPr>
+        <w:drawing>
+          <wp:anchor distT="0" distB="0" distL="114300" distR="114300" simplePos="0" relativeHeight="251660288" behindDoc="1" locked="0" layoutInCell="1" allowOverlap="1" wp14:anchorId="57B506B1" wp14:editId="35634C47">
+            <wp:simplePos x="0" y="0"/>
+            <wp:positionH relativeFrom="column">
+              <wp:posOffset>-278075</wp:posOffset>
+            </wp:positionH>
+            <wp:positionV relativeFrom="paragraph">
+              <wp:posOffset>-1254125</wp:posOffset>
+            </wp:positionV>
+            <wp:extent cx="1857375" cy="1830705"/>
+            <wp:effectExtent l="0" t="0" r="0" b="0"/>
+            <wp:wrapNone/>
+            <wp:docPr id="10" name="Рисунок 10" descr="USProjectStamp"/>
+            <wp:cNvGraphicFramePr>
+              <a:graphicFrameLocks xmlns:a="http://schemas.openxmlformats.org/drawingml/2006/main" noChangeAspect="1"/>
+            </wp:cNvGraphicFramePr>
+            <a:graphic xmlns:a="http://schemas.openxmlformats.org/drawingml/2006/main">
+              <a:graphicData uri="http://schemas.openxmlformats.org/drawingml/2006/picture">
+                <pic:pic xmlns:pic="http://schemas.openxmlformats.org/drawingml/2006/picture">
+                  <pic:nvPicPr>
+                    <pic:cNvPr id="10" name="Рисунок 10" descr="USProjectStamp"/>
+                    <pic:cNvPicPr/>
+                  </pic:nvPicPr>
+                  <pic:blipFill>
+                    <a:blip r:embed="rId13" cstate="print">
+                      <a:extLst>
+                        <a:ext uri="{BEBA8EAE-BF5A-486C-A8C5-ECC9F3942E4B}">
+                          <a14:imgProps xmlns:a14="http://schemas.microsoft.com/office/drawing/2010/main">
+                            <a14:imgLayer r:embed="rId14">
+                              <a14:imgEffect>
+                                <a14:colorTemperature colorTemp="7200"/>
+                              </a14:imgEffect>
+                              <a14:imgEffect>
+                                <a14:saturation sat="400000"/>
+                              </a14:imgEffect>
+                            </a14:imgLayer>
+                          </a14:imgProps>
+                        </a:ext>
+                        <a:ext uri="{28A0092B-C50C-407E-A947-70E740481C1C}">
+                          <a14:useLocalDpi xmlns:a14="http://schemas.microsoft.com/office/drawing/2010/main" val="0"/>
+                        </a:ext>
+                      </a:extLst>
+                    </a:blip>
+                    <a:stretch>
+                      <a:fillRect/>
+                    </a:stretch>
+                  </pic:blipFill>
+                  <pic:spPr>
+                    <a:xfrm rot="5400000">
+                      <a:off x="0" y="0"/>
+                      <a:ext cx="1857375" cy="1830705"/>
+                    </a:xfrm>
+                    <a:prstGeom prst="rect">
+                      <a:avLst/>
+                    </a:prstGeom>
+                  </pic:spPr>
+                </pic:pic>
+              </a:graphicData>
+            </a:graphic>
+            <wp14:sizeRelH relativeFrom="page">
+              <wp14:pctWidth>0</wp14:pctWidth>
+            </wp14:sizeRelH>
+            <wp14:sizeRelV relativeFrom="page">
+              <wp14:pctHeight>0</wp14:pctHeight>
+            </wp14:sizeRelV>
+          </wp:anchor>
+        </w:drawing>
+      </w:r>
     </w:p>
     <w:sectPr>
       <w:pgSz w:w="12240" w:h="15840"/>

--- a/Templates/Contract.docx
+++ b/Templates/Contract.docx
@@ -45,7 +45,7 @@
     </w:p>
     <w:tbl>
       <w:tblPr>
-        <w:tblStyle w:val="af3"/>
+        <w:tblStyle w:val="af4"/>
         <w:tblW w:w="0" w:type="auto"/>
         <w:tblBorders>
           <w:top w:val="none" w:sz="0" w:space="0" w:color="auto"/>
@@ -383,7 +383,7 @@
       <w:commentRangeEnd w:id="2"/>
       <w:r>
         <w:rPr>
-          <w:rStyle w:val="ae"/>
+          <w:rStyle w:val="af"/>
           <w:sz w:val="22"/>
           <w:szCs w:val="22"/>
         </w:rPr>
@@ -773,7 +773,7 @@
       <w:commentRangeEnd w:id="3"/>
       <w:r>
         <w:rPr>
-          <w:rStyle w:val="ae"/>
+          <w:rStyle w:val="af"/>
           <w:sz w:val="22"/>
           <w:szCs w:val="22"/>
         </w:rPr>
@@ -869,7 +869,7 @@
       <w:commentRangeEnd w:id="5"/>
       <w:r>
         <w:rPr>
-          <w:rStyle w:val="ae"/>
+          <w:rStyle w:val="af"/>
           <w:sz w:val="22"/>
           <w:szCs w:val="22"/>
         </w:rPr>
@@ -1333,6 +1333,7 @@
           <w:sz w:val="22"/>
           <w:szCs w:val="22"/>
         </w:rPr>
+        <w:lastRenderedPageBreak/>
         <w:t>1.7. Услуги авторского надзора за ходом ремонта, услуги комплектации Объекта, управления ремонтом, а также иные услуги – не входят в предмет настоящего договора и могут быть оказаны на основании отдельных самостоятельных сделок.</w:t>
       </w:r>
     </w:p>
@@ -1439,7 +1440,6 @@
           <w:sz w:val="22"/>
           <w:szCs w:val="22"/>
         </w:rPr>
-        <w:lastRenderedPageBreak/>
         <w:t xml:space="preserve">- Направить подготовленный комплект проектной </w:t>
       </w:r>
       <w:proofErr w:type="gramStart"/>
@@ -1787,6 +1787,7 @@
           <w:sz w:val="22"/>
           <w:szCs w:val="22"/>
         </w:rPr>
+        <w:lastRenderedPageBreak/>
         <w:t>- В случае задержки согласования по вине Заказчика или Арендодателя срок исполнения Договора продлевается на соответствующий период.</w:t>
       </w:r>
     </w:p>
@@ -2095,7 +2096,6 @@
           <w:sz w:val="22"/>
           <w:szCs w:val="22"/>
         </w:rPr>
-        <w:lastRenderedPageBreak/>
         <w:t>2.4</w:t>
       </w:r>
       <w:r>
@@ -2680,6 +2680,7 @@
           <w:sz w:val="22"/>
           <w:szCs w:val="22"/>
         </w:rPr>
+        <w:lastRenderedPageBreak/>
         <w:t>3.2.</w:t>
       </w:r>
       <w:r>
@@ -3344,7 +3345,6 @@
         <w:pStyle w:val="2"/>
       </w:pPr>
       <w:r>
-        <w:lastRenderedPageBreak/>
         <w:t>ЦЕНА ДОГОВОРА И ПОРЯДОК РАСЧЕТОВ</w:t>
       </w:r>
     </w:p>
@@ -3548,7 +3548,7 @@
       <w:commentRangeEnd w:id="6"/>
       <w:r>
         <w:rPr>
-          <w:rStyle w:val="ae"/>
+          <w:rStyle w:val="af"/>
           <w:sz w:val="22"/>
           <w:szCs w:val="22"/>
         </w:rPr>
@@ -3597,7 +3597,16 @@
           <w:sz w:val="22"/>
           <w:szCs w:val="22"/>
         </w:rPr>
-        <w:t>Стороны договорились, что совершение Заказчиком предварительной оплаты Исполнителю в сумме, указанной в настоящем Договоре, после получения от Исполнителя текста настоящего Договора, подписанного со стороны Исполнителя (в бумажном виде или в электронном виде, в том числе в системе ЭДО), и счёта на оплату, или без счёта на оплату, является полным и безоговорочным акцептом (принятием) Заказчиком условий настоящего Договора, независимо от наличия или отсутствия ссылок на настоящий Договор в назначении платежа платёжного поручения (пункт 3 статьи 438 Гражданского кодекса Российской Федерации). В этом случае Договор считается заключённым и приобретает юридическую силу для Сторон с момента зачисления денежных средств в сумме предварительной оплаты на расчетный счет Исполнителя, указанный в настоящем Договоре, а неполучение Исполнителем подписанного со стороны Заказчика экземпляра Договора на бумажном носителе или в электронном виде не лишает настоящий Договор его юридической силы для Сторон. После вступления Договора в силу, в том числе путем совершения Заказчиком вышеуказанных действий по выполнению условий Договора, внесение правок и изменений в настоящий Договор возможно только по взаимному согласию Сторон путем заключения дополнительного соглашения</w:t>
+        <w:t xml:space="preserve">Стороны договорились, что совершение Заказчиком предварительной оплаты Исполнителю в сумме, указанной в настоящем Договоре, после получения от Исполнителя текста настоящего Договора, подписанного со стороны Исполнителя (в бумажном виде или в электронном виде, в том числе в системе ЭДО), и счёта на оплату, или без счёта на оплату, является полным и безоговорочным акцептом (принятием) Заказчиком условий настоящего Договора, независимо от наличия или отсутствия ссылок на настоящий Договор в назначении платежа платёжного поручения (пункт 3 статьи 438 Гражданского кодекса Российской Федерации). В этом случае Договор считается заключённым и приобретает юридическую силу для Сторон с момента зачисления денежных средств </w:t>
+      </w:r>
+      <w:r>
+        <w:rPr>
+          <w:iCs/>
+          <w:sz w:val="22"/>
+          <w:szCs w:val="22"/>
+        </w:rPr>
+        <w:lastRenderedPageBreak/>
+        <w:t>в сумме предварительной оплаты на расчетный счет Исполнителя, указанный в настоящем Договоре, а неполучение Исполнителем подписанного со стороны Заказчика экземпляра Договора на бумажном носителе или в электронном виде не лишает настоящий Договор его юридической силы для Сторон. После вступления Договора в силу, в том числе путем совершения Заказчиком вышеуказанных действий по выполнению условий Договора, внесение правок и изменений в настоящий Договор возможно только по взаимному согласию Сторон путем заключения дополнительного соглашения</w:t>
       </w:r>
       <w:r>
         <w:rPr>
@@ -3711,7 +3720,7 @@
       <w:commentRangeEnd w:id="7"/>
       <w:r>
         <w:rPr>
-          <w:rStyle w:val="ae"/>
+          <w:rStyle w:val="af"/>
           <w:sz w:val="22"/>
           <w:szCs w:val="22"/>
         </w:rPr>
@@ -3993,7 +4002,6 @@
           <w:sz w:val="22"/>
           <w:szCs w:val="22"/>
         </w:rPr>
-        <w:lastRenderedPageBreak/>
         <w:t>6.1.</w:t>
       </w:r>
       <w:r>
@@ -4073,6 +4081,7 @@
           <w:sz w:val="22"/>
           <w:szCs w:val="22"/>
         </w:rPr>
+        <w:lastRenderedPageBreak/>
         <w:t>6.</w:t>
       </w:r>
       <w:r>
@@ -4604,6 +4613,7 @@
           <w:sz w:val="22"/>
           <w:szCs w:val="22"/>
         </w:rPr>
+        <w:lastRenderedPageBreak/>
         <w:t>8</w:t>
       </w:r>
       <w:r>
@@ -4660,16 +4670,7 @@
           <w:sz w:val="22"/>
           <w:szCs w:val="22"/>
         </w:rPr>
-        <w:t xml:space="preserve"> дней с момента их возникновения, Сторона, для которой наступили эти </w:t>
-      </w:r>
-      <w:r>
-        <w:rPr>
-          <w:rFonts w:ascii="Times New Roman" w:hAnsi="Times New Roman" w:cs="Times New Roman"/>
-          <w:sz w:val="22"/>
-          <w:szCs w:val="22"/>
-        </w:rPr>
-        <w:lastRenderedPageBreak/>
-        <w:t xml:space="preserve">обстоятельства, лишается в дальнейшем права ссылаться на эти обстоятельства, как на причину неисполнения или ненадлежащего исполнения </w:t>
+        <w:t xml:space="preserve"> дней с момента их возникновения, Сторона, для которой наступили эти обстоятельства, лишается в дальнейшем права ссылаться на эти обстоятельства, как на причину неисполнения или ненадлежащего исполнения </w:t>
       </w:r>
       <w:r>
         <w:rPr>
@@ -5487,6 +5488,7 @@
           <w:sz w:val="22"/>
           <w:szCs w:val="22"/>
         </w:rPr>
+        <w:lastRenderedPageBreak/>
         <w:t>9</w:t>
       </w:r>
       <w:r>
@@ -5619,7 +5621,6 @@
           <w:sz w:val="22"/>
           <w:szCs w:val="22"/>
         </w:rPr>
-        <w:lastRenderedPageBreak/>
         <w:t>10.</w:t>
       </w:r>
       <w:r>
@@ -5947,6 +5948,7 @@
           <w:sz w:val="22"/>
           <w:szCs w:val="22"/>
         </w:rPr>
+        <w:lastRenderedPageBreak/>
         <w:t>10</w:t>
       </w:r>
       <w:r>
@@ -6157,7 +6159,6 @@
                 <w:szCs w:val="22"/>
                 <w:lang w:val="en-US"/>
               </w:rPr>
-              <w:lastRenderedPageBreak/>
               <w:t>{</w:t>
             </w:r>
             <w:proofErr w:type="spellStart"/>
@@ -6238,7 +6239,7 @@
             <w:commentRangeEnd w:id="8"/>
             <w:r>
               <w:rPr>
-                <w:rStyle w:val="ae"/>
+                <w:rStyle w:val="af"/>
                 <w:sz w:val="22"/>
                 <w:szCs w:val="22"/>
               </w:rPr>
@@ -6456,9 +6457,16 @@
       </w:r>
     </w:p>
     <w:sectPr>
+      <w:headerReference w:type="even" r:id="rId15"/>
+      <w:headerReference w:type="default" r:id="rId16"/>
+      <w:footerReference w:type="even" r:id="rId17"/>
+      <w:footerReference w:type="default" r:id="rId18"/>
+      <w:headerReference w:type="first" r:id="rId19"/>
+      <w:footerReference w:type="first" r:id="rId20"/>
       <w:pgSz w:w="12240" w:h="15840"/>
-      <w:pgMar w:top="1134" w:right="850" w:bottom="1134" w:left="1701" w:header="720" w:footer="720" w:gutter="0"/>
+      <w:pgMar w:top="1134" w:right="850" w:bottom="1134" w:left="1701" w:header="142" w:footer="709" w:gutter="0"/>
       <w:cols w:space="720"/>
+      <w:docGrid w:linePitch="326"/>
     </w:sectPr>
   </w:body>
 </w:document>
@@ -6469,17 +6477,17 @@
   <w:comment w:id="2" w:author="user" w:date="2025-04-18T17:52:00Z" w:initials="u">
     <w:p>
       <w:pPr>
-        <w:pStyle w:val="af"/>
-      </w:pPr>
-      <w:r>
-        <w:rPr>
-          <w:rStyle w:val="ae"/>
+        <w:pStyle w:val="af0"/>
+      </w:pPr>
+      <w:r>
+        <w:rPr>
+          <w:rStyle w:val="af"/>
         </w:rPr>
         <w:annotationRef/>
       </w:r>
       <w:r>
         <w:rPr>
-          <w:rStyle w:val="ae"/>
+          <w:rStyle w:val="af"/>
         </w:rPr>
         <w:t xml:space="preserve">У ИП убрать </w:t>
       </w:r>
@@ -6488,11 +6496,11 @@
   <w:comment w:id="3" w:author="user" w:date="2025-08-29T18:53:00Z" w:initials="u">
     <w:p>
       <w:pPr>
-        <w:pStyle w:val="af"/>
-      </w:pPr>
-      <w:r>
-        <w:rPr>
-          <w:rStyle w:val="ae"/>
+        <w:pStyle w:val="af0"/>
+      </w:pPr>
+      <w:r>
+        <w:rPr>
+          <w:rStyle w:val="af"/>
         </w:rPr>
         <w:annotationRef/>
       </w:r>
@@ -6504,11 +6512,11 @@
   <w:comment w:id="5" w:author="user" w:date="2025-08-29T18:52:00Z" w:initials="u">
     <w:p>
       <w:pPr>
-        <w:pStyle w:val="af"/>
-      </w:pPr>
-      <w:r>
-        <w:rPr>
-          <w:rStyle w:val="ae"/>
+        <w:pStyle w:val="af0"/>
+      </w:pPr>
+      <w:r>
+        <w:rPr>
+          <w:rStyle w:val="af"/>
         </w:rPr>
         <w:annotationRef/>
       </w:r>
@@ -6520,11 +6528,11 @@
   <w:comment w:id="6" w:author="user" w:date="2025-08-29T18:52:00Z" w:initials="u">
     <w:p>
       <w:pPr>
-        <w:pStyle w:val="af"/>
-      </w:pPr>
-      <w:r>
-        <w:rPr>
-          <w:rStyle w:val="ae"/>
+        <w:pStyle w:val="af0"/>
+      </w:pPr>
+      <w:r>
+        <w:rPr>
+          <w:rStyle w:val="af"/>
         </w:rPr>
         <w:annotationRef/>
       </w:r>
@@ -6547,11 +6555,11 @@
   <w:comment w:id="7" w:author="user" w:date="2025-08-29T18:52:00Z" w:initials="u">
     <w:p>
       <w:pPr>
-        <w:pStyle w:val="af"/>
-      </w:pPr>
-      <w:r>
-        <w:rPr>
-          <w:rStyle w:val="ae"/>
+        <w:pStyle w:val="af0"/>
+      </w:pPr>
+      <w:r>
+        <w:rPr>
+          <w:rStyle w:val="af"/>
         </w:rPr>
         <w:annotationRef/>
       </w:r>
@@ -6563,11 +6571,11 @@
   <w:comment w:id="8" w:author="user" w:date="2025-07-08T10:41:00Z" w:initials="u">
     <w:p>
       <w:pPr>
-        <w:pStyle w:val="af"/>
-      </w:pPr>
-      <w:r>
-        <w:rPr>
-          <w:rStyle w:val="ae"/>
+        <w:pStyle w:val="af0"/>
+      </w:pPr>
+      <w:r>
+        <w:rPr>
+          <w:rStyle w:val="af"/>
         </w:rPr>
         <w:annotationRef/>
       </w:r>
@@ -6643,6 +6651,440 @@
 </w:endnotes>
 </file>
 
+<file path=word/footer1.xml><?xml version="1.0" encoding="utf-8"?>
+<w:ftr xmlns:wpc="http://schemas.microsoft.com/office/word/2010/wordprocessingCanvas" xmlns:cx="http://schemas.microsoft.com/office/drawing/2014/chartex" xmlns:cx1="http://schemas.microsoft.com/office/drawing/2015/9/8/chartex" xmlns:cx2="http://schemas.microsoft.com/office/drawing/2015/10/21/chartex" xmlns:cx3="http://schemas.microsoft.com/office/drawing/2016/5/9/chartex" xmlns:cx4="http://schemas.microsoft.com/office/drawing/2016/5/10/chartex" xmlns:cx5="http://schemas.microsoft.com/office/drawing/2016/5/11/chartex" xmlns:cx6="http://schemas.microsoft.com/office/drawing/2016/5/12/chartex" xmlns:cx7="http://schemas.microsoft.com/office/drawing/2016/5/13/chartex" xmlns:cx8="http://schemas.microsoft.com/office/drawing/2016/5/14/chartex" xmlns:mc="http://schemas.openxmlformats.org/markup-compatibility/2006" xmlns:aink="http://schemas.microsoft.com/office/drawing/2016/ink" xmlns:am3d="http://schemas.microsoft.com/office/drawing/2017/model3d" xmlns:o="urn:schemas-microsoft-com:office:office" xmlns:oel="http://schemas.microsoft.com/office/2019/extlst" xmlns:r="http://schemas.openxmlformats.org/officeDocument/2006/relationships" xmlns:m="http://schemas.openxmlformats.org/officeDocument/2006/math" xmlns:v="urn:schemas-microsoft-com:vml" xmlns:wp14="http://schemas.microsoft.com/office/word/2010/wordprocessingDrawing" xmlns:wp="http://schemas.openxmlformats.org/drawingml/2006/wordprocessingDrawing" xmlns:w10="urn:schemas-microsoft-com:office:word" xmlns:w="http://schemas.openxmlformats.org/wordprocessingml/2006/main" xmlns:w14="http://schemas.microsoft.com/office/word/2010/wordml" xmlns:w15="http://schemas.microsoft.com/office/word/2012/wordml" xmlns:w16cex="http://schemas.microsoft.com/office/word/2018/wordml/cex" xmlns:w16cid="http://schemas.microsoft.com/office/word/2016/wordml/cid" xmlns:w16="http://schemas.microsoft.com/office/word/2018/wordml" xmlns:w16sdtdh="http://schemas.microsoft.com/office/word/2020/wordml/sdtdatahash" xmlns:w16se="http://schemas.microsoft.com/office/word/2015/wordml/symex" xmlns:wpg="http://schemas.microsoft.com/office/word/2010/wordprocessingGroup" xmlns:wpi="http://schemas.microsoft.com/office/word/2010/wordprocessingInk" xmlns:wne="http://schemas.microsoft.com/office/word/2006/wordml" xmlns:wps="http://schemas.microsoft.com/office/word/2010/wordprocessingShape" mc:Ignorable="w14 w15 w16se w16cid w16 w16cex w16sdtdh wp14">
+  <w:p>
+    <w:pPr>
+      <w:pStyle w:val="a8"/>
+    </w:pPr>
+  </w:p>
+</w:ftr>
+</file>
+
+<file path=word/footer2.xml><?xml version="1.0" encoding="utf-8"?>
+<w:ftr xmlns:wpc="http://schemas.microsoft.com/office/word/2010/wordprocessingCanvas" xmlns:cx="http://schemas.microsoft.com/office/drawing/2014/chartex" xmlns:cx1="http://schemas.microsoft.com/office/drawing/2015/9/8/chartex" xmlns:cx2="http://schemas.microsoft.com/office/drawing/2015/10/21/chartex" xmlns:cx3="http://schemas.microsoft.com/office/drawing/2016/5/9/chartex" xmlns:cx4="http://schemas.microsoft.com/office/drawing/2016/5/10/chartex" xmlns:cx5="http://schemas.microsoft.com/office/drawing/2016/5/11/chartex" xmlns:cx6="http://schemas.microsoft.com/office/drawing/2016/5/12/chartex" xmlns:cx7="http://schemas.microsoft.com/office/drawing/2016/5/13/chartex" xmlns:cx8="http://schemas.microsoft.com/office/drawing/2016/5/14/chartex" xmlns:mc="http://schemas.openxmlformats.org/markup-compatibility/2006" xmlns:aink="http://schemas.microsoft.com/office/drawing/2016/ink" xmlns:am3d="http://schemas.microsoft.com/office/drawing/2017/model3d" xmlns:o="urn:schemas-microsoft-com:office:office" xmlns:oel="http://schemas.microsoft.com/office/2019/extlst" xmlns:r="http://schemas.openxmlformats.org/officeDocument/2006/relationships" xmlns:m="http://schemas.openxmlformats.org/officeDocument/2006/math" xmlns:v="urn:schemas-microsoft-com:vml" xmlns:wp14="http://schemas.microsoft.com/office/word/2010/wordprocessingDrawing" xmlns:wp="http://schemas.openxmlformats.org/drawingml/2006/wordprocessingDrawing" xmlns:w10="urn:schemas-microsoft-com:office:word" xmlns:w="http://schemas.openxmlformats.org/wordprocessingml/2006/main" xmlns:w14="http://schemas.microsoft.com/office/word/2010/wordml" xmlns:w15="http://schemas.microsoft.com/office/word/2012/wordml" xmlns:w16cex="http://schemas.microsoft.com/office/word/2018/wordml/cex" xmlns:w16cid="http://schemas.microsoft.com/office/word/2016/wordml/cid" xmlns:w16="http://schemas.microsoft.com/office/word/2018/wordml" xmlns:w16sdtdh="http://schemas.microsoft.com/office/word/2020/wordml/sdtdatahash" xmlns:w16se="http://schemas.microsoft.com/office/word/2015/wordml/symex" xmlns:wpg="http://schemas.microsoft.com/office/word/2010/wordprocessingGroup" xmlns:wpi="http://schemas.microsoft.com/office/word/2010/wordprocessingInk" xmlns:wne="http://schemas.microsoft.com/office/word/2006/wordml" xmlns:wps="http://schemas.microsoft.com/office/word/2010/wordprocessingShape" mc:Ignorable="w14 w15 w16se w16cid w16 w16cex w16sdtdh wp14">
+  <w:tbl>
+    <w:tblPr>
+      <w:tblW w:w="10080" w:type="dxa"/>
+      <w:tblInd w:w="108" w:type="dxa"/>
+      <w:tblBorders>
+        <w:top w:val="single" w:sz="4" w:space="0" w:color="auto"/>
+        <w:left w:val="single" w:sz="4" w:space="0" w:color="auto"/>
+        <w:bottom w:val="single" w:sz="4" w:space="0" w:color="auto"/>
+        <w:right w:val="single" w:sz="4" w:space="0" w:color="auto"/>
+      </w:tblBorders>
+      <w:tblLook w:val="0000" w:firstRow="0" w:lastRow="0" w:firstColumn="0" w:lastColumn="0" w:noHBand="0" w:noVBand="0"/>
+    </w:tblPr>
+    <w:tblGrid>
+      <w:gridCol w:w="4860"/>
+      <w:gridCol w:w="5220"/>
+    </w:tblGrid>
+    <w:tr>
+      <w:trPr>
+        <w:trHeight w:val="60"/>
+      </w:trPr>
+      <w:tc>
+        <w:tcPr>
+          <w:tcW w:w="4860" w:type="dxa"/>
+          <w:tcBorders>
+            <w:top w:val="nil"/>
+            <w:left w:val="nil"/>
+            <w:bottom w:val="nil"/>
+            <w:right w:val="nil"/>
+          </w:tcBorders>
+        </w:tcPr>
+        <w:p>
+          <w:pPr>
+            <w:ind w:firstLine="360"/>
+            <w:jc w:val="center"/>
+            <w:rPr>
+              <w:rFonts w:eastAsia="Arial Unicode MS"/>
+              <w:b/>
+              <w:sz w:val="21"/>
+              <w:szCs w:val="21"/>
+            </w:rPr>
+          </w:pPr>
+          <w:r>
+            <w:rPr>
+              <w:b/>
+              <w:sz w:val="21"/>
+              <w:szCs w:val="21"/>
+            </w:rPr>
+            <w:t>ИСПОЛНИТЕЛЬ</w:t>
+          </w:r>
+        </w:p>
+      </w:tc>
+      <w:tc>
+        <w:tcPr>
+          <w:tcW w:w="5220" w:type="dxa"/>
+          <w:tcBorders>
+            <w:top w:val="nil"/>
+            <w:left w:val="nil"/>
+            <w:bottom w:val="nil"/>
+            <w:right w:val="nil"/>
+          </w:tcBorders>
+        </w:tcPr>
+        <w:p>
+          <w:pPr>
+            <w:ind w:firstLine="360"/>
+            <w:jc w:val="center"/>
+            <w:rPr>
+              <w:b/>
+              <w:bCs/>
+              <w:sz w:val="21"/>
+              <w:szCs w:val="21"/>
+            </w:rPr>
+          </w:pPr>
+          <w:r>
+            <w:rPr>
+              <w:b/>
+              <w:bCs/>
+              <w:sz w:val="21"/>
+              <w:szCs w:val="21"/>
+            </w:rPr>
+            <w:t>ЗАКАЗЧИК</w:t>
+          </w:r>
+        </w:p>
+      </w:tc>
+    </w:tr>
+    <w:tr>
+      <w:trPr>
+        <w:trHeight w:val="470"/>
+      </w:trPr>
+      <w:tc>
+        <w:tcPr>
+          <w:tcW w:w="4860" w:type="dxa"/>
+          <w:tcBorders>
+            <w:top w:val="nil"/>
+            <w:left w:val="nil"/>
+            <w:bottom w:val="nil"/>
+            <w:right w:val="nil"/>
+          </w:tcBorders>
+        </w:tcPr>
+        <w:p>
+          <w:pPr>
+            <w:jc w:val="both"/>
+            <w:rPr>
+              <w:b/>
+              <w:sz w:val="20"/>
+              <w:szCs w:val="20"/>
+            </w:rPr>
+          </w:pPr>
+        </w:p>
+        <w:p>
+          <w:pPr>
+            <w:jc w:val="both"/>
+            <w:rPr>
+              <w:b/>
+              <w:sz w:val="20"/>
+              <w:szCs w:val="20"/>
+            </w:rPr>
+          </w:pPr>
+          <w:bookmarkStart w:id="9" w:name="Исполнитель_должность_подпись"/>
+          <w:r>
+            <w:rPr>
+              <w:b/>
+              <w:sz w:val="20"/>
+              <w:szCs w:val="20"/>
+            </w:rPr>
+            <w:t>{</w:t>
+          </w:r>
+          <w:proofErr w:type="spellStart"/>
+          <w:r>
+            <w:rPr>
+              <w:b/>
+              <w:sz w:val="20"/>
+              <w:szCs w:val="20"/>
+            </w:rPr>
+            <w:t>ExecutorPositionI</w:t>
+          </w:r>
+          <w:proofErr w:type="spellEnd"/>
+          <w:r>
+            <w:rPr>
+              <w:b/>
+              <w:sz w:val="20"/>
+              <w:szCs w:val="20"/>
+            </w:rPr>
+            <w:t xml:space="preserve">} </w:t>
+          </w:r>
+          <w:bookmarkEnd w:id="9"/>
+          <w:r>
+            <w:rPr>
+              <w:b/>
+              <w:sz w:val="20"/>
+              <w:szCs w:val="20"/>
+            </w:rPr>
+            <w:t>/</w:t>
+          </w:r>
+          <w:r>
+            <w:rPr>
+              <w:b/>
+              <w:sz w:val="20"/>
+              <w:szCs w:val="20"/>
+              <w:u w:val="single"/>
+              <w:lang w:val="en-US"/>
+            </w:rPr>
+            <w:t>{</w:t>
+          </w:r>
+          <w:proofErr w:type="spellStart"/>
+          <w:r>
+            <w:rPr>
+              <w:b/>
+              <w:sz w:val="20"/>
+              <w:szCs w:val="20"/>
+              <w:u w:val="single"/>
+              <w:lang w:val="en-US"/>
+            </w:rPr>
+            <w:t>ExecutorShortName</w:t>
+          </w:r>
+          <w:proofErr w:type="spellEnd"/>
+          <w:r>
+            <w:rPr>
+              <w:b/>
+              <w:sz w:val="20"/>
+              <w:szCs w:val="20"/>
+              <w:u w:val="single"/>
+              <w:lang w:val="en-US"/>
+            </w:rPr>
+            <w:t>}</w:t>
+          </w:r>
+          <w:r>
+            <w:rPr>
+              <w:b/>
+              <w:sz w:val="20"/>
+              <w:szCs w:val="20"/>
+            </w:rPr>
+            <w:t>/</w:t>
+          </w:r>
+        </w:p>
+        <w:p>
+          <w:pPr>
+            <w:jc w:val="both"/>
+            <w:rPr>
+              <w:b/>
+              <w:sz w:val="20"/>
+              <w:szCs w:val="20"/>
+              <w:highlight w:val="yellow"/>
+            </w:rPr>
+          </w:pPr>
+        </w:p>
+        <w:p>
+          <w:pPr>
+            <w:jc w:val="both"/>
+            <w:rPr>
+              <w:bCs/>
+              <w:sz w:val="20"/>
+              <w:szCs w:val="20"/>
+              <w:highlight w:val="yellow"/>
+            </w:rPr>
+          </w:pPr>
+        </w:p>
+      </w:tc>
+      <w:tc>
+        <w:tcPr>
+          <w:tcW w:w="5220" w:type="dxa"/>
+          <w:tcBorders>
+            <w:top w:val="nil"/>
+            <w:left w:val="nil"/>
+            <w:bottom w:val="nil"/>
+            <w:right w:val="nil"/>
+          </w:tcBorders>
+        </w:tcPr>
+        <w:p>
+          <w:pPr>
+            <w:autoSpaceDE w:val="0"/>
+            <w:autoSpaceDN w:val="0"/>
+            <w:adjustRightInd w:val="0"/>
+            <w:rPr>
+              <w:b/>
+              <w:sz w:val="20"/>
+              <w:szCs w:val="20"/>
+              <w:highlight w:val="yellow"/>
+            </w:rPr>
+          </w:pPr>
+        </w:p>
+        <w:p>
+          <w:pPr>
+            <w:autoSpaceDE w:val="0"/>
+            <w:autoSpaceDN w:val="0"/>
+            <w:adjustRightInd w:val="0"/>
+            <w:jc w:val="center"/>
+            <w:rPr>
+              <w:b/>
+              <w:sz w:val="20"/>
+              <w:szCs w:val="20"/>
+            </w:rPr>
+          </w:pPr>
+          <w:bookmarkStart w:id="10" w:name="Заказчик_должность_подпись"/>
+          <w:r>
+            <w:rPr>
+              <w:b/>
+              <w:sz w:val="20"/>
+              <w:szCs w:val="20"/>
+              <w:lang w:val="en-US"/>
+            </w:rPr>
+            <w:t>{</w:t>
+          </w:r>
+          <w:proofErr w:type="spellStart"/>
+          <w:r>
+            <w:rPr>
+              <w:b/>
+              <w:sz w:val="20"/>
+              <w:szCs w:val="20"/>
+              <w:lang w:val="en-US"/>
+            </w:rPr>
+            <w:t>ClientPositionI</w:t>
+          </w:r>
+          <w:proofErr w:type="spellEnd"/>
+          <w:r>
+            <w:rPr>
+              <w:b/>
+              <w:sz w:val="20"/>
+              <w:szCs w:val="20"/>
+              <w:lang w:val="en-US"/>
+            </w:rPr>
+            <w:t>}</w:t>
+          </w:r>
+          <w:r>
+            <w:rPr>
+              <w:b/>
+              <w:sz w:val="20"/>
+              <w:szCs w:val="20"/>
+            </w:rPr>
+            <w:t xml:space="preserve"> </w:t>
+          </w:r>
+          <w:bookmarkEnd w:id="10"/>
+          <w:r>
+            <w:rPr>
+              <w:b/>
+              <w:sz w:val="20"/>
+              <w:szCs w:val="20"/>
+            </w:rPr>
+            <w:t>/</w:t>
+          </w:r>
+          <w:r>
+            <w:rPr>
+              <w:b/>
+              <w:sz w:val="20"/>
+              <w:szCs w:val="20"/>
+              <w:u w:val="single"/>
+              <w:lang w:val="en-US"/>
+            </w:rPr>
+            <w:t>{</w:t>
+          </w:r>
+          <w:proofErr w:type="spellStart"/>
+          <w:r>
+            <w:rPr>
+              <w:b/>
+              <w:sz w:val="20"/>
+              <w:szCs w:val="20"/>
+              <w:u w:val="single"/>
+              <w:lang w:val="en-US"/>
+            </w:rPr>
+            <w:t>ClientShortName</w:t>
+          </w:r>
+          <w:proofErr w:type="spellEnd"/>
+          <w:r>
+            <w:rPr>
+              <w:b/>
+              <w:sz w:val="20"/>
+              <w:szCs w:val="20"/>
+              <w:u w:val="single"/>
+              <w:lang w:val="en-US"/>
+            </w:rPr>
+            <w:t>}</w:t>
+          </w:r>
+          <w:r>
+            <w:rPr>
+              <w:b/>
+              <w:sz w:val="20"/>
+              <w:szCs w:val="20"/>
+            </w:rPr>
+            <w:t>/</w:t>
+          </w:r>
+        </w:p>
+        <w:p>
+          <w:pPr>
+            <w:jc w:val="both"/>
+            <w:rPr>
+              <w:b/>
+              <w:sz w:val="20"/>
+              <w:szCs w:val="20"/>
+              <w:highlight w:val="yellow"/>
+            </w:rPr>
+          </w:pPr>
+        </w:p>
+        <w:p>
+          <w:pPr>
+            <w:jc w:val="both"/>
+            <w:rPr>
+              <w:b/>
+              <w:sz w:val="20"/>
+              <w:szCs w:val="20"/>
+              <w:highlight w:val="yellow"/>
+            </w:rPr>
+          </w:pPr>
+        </w:p>
+      </w:tc>
+    </w:tr>
+  </w:tbl>
+  <w:p>
+    <w:pPr>
+      <w:pStyle w:val="a8"/>
+      <w:framePr w:wrap="around" w:vAnchor="text" w:hAnchor="page" w:x="11171" w:y="418"/>
+      <w:rPr>
+        <w:rStyle w:val="aa"/>
+      </w:rPr>
+    </w:pPr>
+    <w:r>
+      <w:rPr>
+        <w:rStyle w:val="aa"/>
+      </w:rPr>
+      <w:fldChar w:fldCharType="begin"/>
+    </w:r>
+    <w:r>
+      <w:rPr>
+        <w:rStyle w:val="aa"/>
+      </w:rPr>
+      <w:instrText xml:space="preserve">PAGE  </w:instrText>
+    </w:r>
+    <w:r>
+      <w:rPr>
+        <w:rStyle w:val="aa"/>
+      </w:rPr>
+      <w:fldChar w:fldCharType="separate"/>
+    </w:r>
+    <w:r>
+      <w:rPr>
+        <w:rStyle w:val="aa"/>
+      </w:rPr>
+      <w:t>1</w:t>
+    </w:r>
+    <w:r>
+      <w:rPr>
+        <w:rStyle w:val="aa"/>
+      </w:rPr>
+      <w:fldChar w:fldCharType="end"/>
+    </w:r>
+  </w:p>
+  <w:p>
+    <w:pPr>
+      <w:pStyle w:val="a8"/>
+    </w:pPr>
+  </w:p>
+</w:ftr>
+</file>
+
+<file path=word/footer3.xml><?xml version="1.0" encoding="utf-8"?>
+<w:ftr xmlns:wpc="http://schemas.microsoft.com/office/word/2010/wordprocessingCanvas" xmlns:cx="http://schemas.microsoft.com/office/drawing/2014/chartex" xmlns:cx1="http://schemas.microsoft.com/office/drawing/2015/9/8/chartex" xmlns:cx2="http://schemas.microsoft.com/office/drawing/2015/10/21/chartex" xmlns:cx3="http://schemas.microsoft.com/office/drawing/2016/5/9/chartex" xmlns:cx4="http://schemas.microsoft.com/office/drawing/2016/5/10/chartex" xmlns:cx5="http://schemas.microsoft.com/office/drawing/2016/5/11/chartex" xmlns:cx6="http://schemas.microsoft.com/office/drawing/2016/5/12/chartex" xmlns:cx7="http://schemas.microsoft.com/office/drawing/2016/5/13/chartex" xmlns:cx8="http://schemas.microsoft.com/office/drawing/2016/5/14/chartex" xmlns:mc="http://schemas.openxmlformats.org/markup-compatibility/2006" xmlns:aink="http://schemas.microsoft.com/office/drawing/2016/ink" xmlns:am3d="http://schemas.microsoft.com/office/drawing/2017/model3d" xmlns:o="urn:schemas-microsoft-com:office:office" xmlns:oel="http://schemas.microsoft.com/office/2019/extlst" xmlns:r="http://schemas.openxmlformats.org/officeDocument/2006/relationships" xmlns:m="http://schemas.openxmlformats.org/officeDocument/2006/math" xmlns:v="urn:schemas-microsoft-com:vml" xmlns:wp14="http://schemas.microsoft.com/office/word/2010/wordprocessingDrawing" xmlns:wp="http://schemas.openxmlformats.org/drawingml/2006/wordprocessingDrawing" xmlns:w10="urn:schemas-microsoft-com:office:word" xmlns:w="http://schemas.openxmlformats.org/wordprocessingml/2006/main" xmlns:w14="http://schemas.microsoft.com/office/word/2010/wordml" xmlns:w15="http://schemas.microsoft.com/office/word/2012/wordml" xmlns:w16cex="http://schemas.microsoft.com/office/word/2018/wordml/cex" xmlns:w16cid="http://schemas.microsoft.com/office/word/2016/wordml/cid" xmlns:w16="http://schemas.microsoft.com/office/word/2018/wordml" xmlns:w16sdtdh="http://schemas.microsoft.com/office/word/2020/wordml/sdtdatahash" xmlns:w16se="http://schemas.microsoft.com/office/word/2015/wordml/symex" xmlns:wpg="http://schemas.microsoft.com/office/word/2010/wordprocessingGroup" xmlns:wpi="http://schemas.microsoft.com/office/word/2010/wordprocessingInk" xmlns:wne="http://schemas.microsoft.com/office/word/2006/wordml" xmlns:wps="http://schemas.microsoft.com/office/word/2010/wordprocessingShape" mc:Ignorable="w14 w15 w16se w16cid w16 w16cex w16sdtdh wp14">
+  <w:p>
+    <w:pPr>
+      <w:pStyle w:val="a8"/>
+    </w:pPr>
+  </w:p>
+</w:ftr>
+</file>
+
 <file path=word/footnotes.xml><?xml version="1.0" encoding="utf-8"?>
 <w:footnotes xmlns:wpc="http://schemas.microsoft.com/office/word/2010/wordprocessingCanvas" xmlns:cx="http://schemas.microsoft.com/office/drawing/2014/chartex" xmlns:cx1="http://schemas.microsoft.com/office/drawing/2015/9/8/chartex" xmlns:cx2="http://schemas.microsoft.com/office/drawing/2015/10/21/chartex" xmlns:cx3="http://schemas.microsoft.com/office/drawing/2016/5/9/chartex" xmlns:cx4="http://schemas.microsoft.com/office/drawing/2016/5/10/chartex" xmlns:cx5="http://schemas.microsoft.com/office/drawing/2016/5/11/chartex" xmlns:cx6="http://schemas.microsoft.com/office/drawing/2016/5/12/chartex" xmlns:cx7="http://schemas.microsoft.com/office/drawing/2016/5/13/chartex" xmlns:cx8="http://schemas.microsoft.com/office/drawing/2016/5/14/chartex" xmlns:mc="http://schemas.openxmlformats.org/markup-compatibility/2006" xmlns:aink="http://schemas.microsoft.com/office/drawing/2016/ink" xmlns:am3d="http://schemas.microsoft.com/office/drawing/2017/model3d" xmlns:o="urn:schemas-microsoft-com:office:office" xmlns:oel="http://schemas.microsoft.com/office/2019/extlst" xmlns:r="http://schemas.openxmlformats.org/officeDocument/2006/relationships" xmlns:m="http://schemas.openxmlformats.org/officeDocument/2006/math" xmlns:v="urn:schemas-microsoft-com:vml" xmlns:wp14="http://schemas.microsoft.com/office/word/2010/wordprocessingDrawing" xmlns:wp="http://schemas.openxmlformats.org/drawingml/2006/wordprocessingDrawing" xmlns:w10="urn:schemas-microsoft-com:office:word" xmlns:w="http://schemas.openxmlformats.org/wordprocessingml/2006/main" xmlns:w14="http://schemas.microsoft.com/office/word/2010/wordml" xmlns:w15="http://schemas.microsoft.com/office/word/2012/wordml" xmlns:w16cex="http://schemas.microsoft.com/office/word/2018/wordml/cex" xmlns:w16cid="http://schemas.microsoft.com/office/word/2016/wordml/cid" xmlns:w16="http://schemas.microsoft.com/office/word/2018/wordml" xmlns:w16sdtdh="http://schemas.microsoft.com/office/word/2020/wordml/sdtdatahash" xmlns:w16se="http://schemas.microsoft.com/office/word/2015/wordml/symex" xmlns:wpg="http://schemas.microsoft.com/office/word/2010/wordprocessingGroup" xmlns:wpi="http://schemas.microsoft.com/office/word/2010/wordprocessingInk" xmlns:wne="http://schemas.microsoft.com/office/word/2006/wordml" xmlns:wps="http://schemas.microsoft.com/office/word/2010/wordprocessingShape" mc:Ignorable="w14 w15 w16se w16cid w16 w16cex w16sdtdh wp14">
   <w:footnote w:type="separator" w:id="-1">
@@ -6660,6 +7102,231 @@
     </w:p>
   </w:footnote>
 </w:footnotes>
+</file>
+
+<file path=word/header1.xml><?xml version="1.0" encoding="utf-8"?>
+<w:hdr xmlns:wpc="http://schemas.microsoft.com/office/word/2010/wordprocessingCanvas" xmlns:cx="http://schemas.microsoft.com/office/drawing/2014/chartex" xmlns:cx1="http://schemas.microsoft.com/office/drawing/2015/9/8/chartex" xmlns:cx2="http://schemas.microsoft.com/office/drawing/2015/10/21/chartex" xmlns:cx3="http://schemas.microsoft.com/office/drawing/2016/5/9/chartex" xmlns:cx4="http://schemas.microsoft.com/office/drawing/2016/5/10/chartex" xmlns:cx5="http://schemas.microsoft.com/office/drawing/2016/5/11/chartex" xmlns:cx6="http://schemas.microsoft.com/office/drawing/2016/5/12/chartex" xmlns:cx7="http://schemas.microsoft.com/office/drawing/2016/5/13/chartex" xmlns:cx8="http://schemas.microsoft.com/office/drawing/2016/5/14/chartex" xmlns:mc="http://schemas.openxmlformats.org/markup-compatibility/2006" xmlns:aink="http://schemas.microsoft.com/office/drawing/2016/ink" xmlns:am3d="http://schemas.microsoft.com/office/drawing/2017/model3d" xmlns:o="urn:schemas-microsoft-com:office:office" xmlns:oel="http://schemas.microsoft.com/office/2019/extlst" xmlns:r="http://schemas.openxmlformats.org/officeDocument/2006/relationships" xmlns:m="http://schemas.openxmlformats.org/officeDocument/2006/math" xmlns:v="urn:schemas-microsoft-com:vml" xmlns:wp14="http://schemas.microsoft.com/office/word/2010/wordprocessingDrawing" xmlns:wp="http://schemas.openxmlformats.org/drawingml/2006/wordprocessingDrawing" xmlns:w10="urn:schemas-microsoft-com:office:word" xmlns:w="http://schemas.openxmlformats.org/wordprocessingml/2006/main" xmlns:w14="http://schemas.microsoft.com/office/word/2010/wordml" xmlns:w15="http://schemas.microsoft.com/office/word/2012/wordml" xmlns:w16cex="http://schemas.microsoft.com/office/word/2018/wordml/cex" xmlns:w16cid="http://schemas.microsoft.com/office/word/2016/wordml/cid" xmlns:w16="http://schemas.microsoft.com/office/word/2018/wordml" xmlns:w16sdtdh="http://schemas.microsoft.com/office/word/2020/wordml/sdtdatahash" xmlns:w16se="http://schemas.microsoft.com/office/word/2015/wordml/symex" xmlns:wpg="http://schemas.microsoft.com/office/word/2010/wordprocessingGroup" xmlns:wpi="http://schemas.microsoft.com/office/word/2010/wordprocessingInk" xmlns:wne="http://schemas.microsoft.com/office/word/2006/wordml" xmlns:wps="http://schemas.microsoft.com/office/word/2010/wordprocessingShape" mc:Ignorable="w14 w15 w16se w16cid w16 w16cex w16sdtdh wp14">
+  <w:p>
+    <w:pPr>
+      <w:pStyle w:val="a6"/>
+    </w:pPr>
+  </w:p>
+</w:hdr>
+</file>
+
+<file path=word/header2.xml><?xml version="1.0" encoding="utf-8"?>
+<w:hdr xmlns:wpc="http://schemas.microsoft.com/office/word/2010/wordprocessingCanvas" xmlns:cx="http://schemas.microsoft.com/office/drawing/2014/chartex" xmlns:cx1="http://schemas.microsoft.com/office/drawing/2015/9/8/chartex" xmlns:cx2="http://schemas.microsoft.com/office/drawing/2015/10/21/chartex" xmlns:cx3="http://schemas.microsoft.com/office/drawing/2016/5/9/chartex" xmlns:cx4="http://schemas.microsoft.com/office/drawing/2016/5/10/chartex" xmlns:cx5="http://schemas.microsoft.com/office/drawing/2016/5/11/chartex" xmlns:cx6="http://schemas.microsoft.com/office/drawing/2016/5/12/chartex" xmlns:cx7="http://schemas.microsoft.com/office/drawing/2016/5/13/chartex" xmlns:cx8="http://schemas.microsoft.com/office/drawing/2016/5/14/chartex" xmlns:mc="http://schemas.openxmlformats.org/markup-compatibility/2006" xmlns:aink="http://schemas.microsoft.com/office/drawing/2016/ink" xmlns:am3d="http://schemas.microsoft.com/office/drawing/2017/model3d" xmlns:o="urn:schemas-microsoft-com:office:office" xmlns:oel="http://schemas.microsoft.com/office/2019/extlst" xmlns:r="http://schemas.openxmlformats.org/officeDocument/2006/relationships" xmlns:m="http://schemas.openxmlformats.org/officeDocument/2006/math" xmlns:v="urn:schemas-microsoft-com:vml" xmlns:wp14="http://schemas.microsoft.com/office/word/2010/wordprocessingDrawing" xmlns:wp="http://schemas.openxmlformats.org/drawingml/2006/wordprocessingDrawing" xmlns:w10="urn:schemas-microsoft-com:office:word" xmlns:w="http://schemas.openxmlformats.org/wordprocessingml/2006/main" xmlns:w14="http://schemas.microsoft.com/office/word/2010/wordml" xmlns:w15="http://schemas.microsoft.com/office/word/2012/wordml" xmlns:w16cex="http://schemas.microsoft.com/office/word/2018/wordml/cex" xmlns:w16cid="http://schemas.microsoft.com/office/word/2016/wordml/cid" xmlns:w16="http://schemas.microsoft.com/office/word/2018/wordml" xmlns:w16sdtdh="http://schemas.microsoft.com/office/word/2020/wordml/sdtdatahash" xmlns:w16se="http://schemas.microsoft.com/office/word/2015/wordml/symex" xmlns:wpg="http://schemas.microsoft.com/office/word/2010/wordprocessingGroup" xmlns:wpi="http://schemas.microsoft.com/office/word/2010/wordprocessingInk" xmlns:wne="http://schemas.microsoft.com/office/word/2006/wordml" xmlns:wps="http://schemas.microsoft.com/office/word/2010/wordprocessingShape" mc:Ignorable="w14 w15 w16se w16cid w16 w16cex w16sdtdh wp14">
+  <w:p>
+    <w:pPr>
+      <w:pStyle w:val="a6"/>
+      <w:jc w:val="center"/>
+      <w:rPr>
+        <w:lang w:val="en-US"/>
+      </w:rPr>
+    </w:pPr>
+    <w:r>
+      <w:rPr>
+        <w:noProof/>
+      </w:rPr>
+      <w:drawing>
+        <wp:inline distT="0" distB="0" distL="0" distR="0" wp14:anchorId="343998AB" wp14:editId="20A2B15D">
+          <wp:extent cx="1926590" cy="682625"/>
+          <wp:effectExtent l="0" t="0" r="0" b="3175"/>
+          <wp:docPr id="2" name="Рисунок 2"/>
+          <wp:cNvGraphicFramePr>
+            <a:graphicFrameLocks xmlns:a="http://schemas.openxmlformats.org/drawingml/2006/main" noChangeAspect="1"/>
+          </wp:cNvGraphicFramePr>
+          <a:graphic xmlns:a="http://schemas.openxmlformats.org/drawingml/2006/main">
+            <a:graphicData uri="http://schemas.openxmlformats.org/drawingml/2006/picture">
+              <pic:pic xmlns:pic="http://schemas.openxmlformats.org/drawingml/2006/picture">
+                <pic:nvPicPr>
+                  <pic:cNvPr id="0" name="Picture 1"/>
+                  <pic:cNvPicPr>
+                    <a:picLocks noChangeAspect="1" noChangeArrowheads="1"/>
+                  </pic:cNvPicPr>
+                </pic:nvPicPr>
+                <pic:blipFill>
+                  <a:blip r:embed="rId1">
+                    <a:extLst>
+                      <a:ext uri="{28A0092B-C50C-407E-A947-70E740481C1C}">
+                        <a14:useLocalDpi xmlns:a14="http://schemas.microsoft.com/office/drawing/2010/main" val="0"/>
+                      </a:ext>
+                    </a:extLst>
+                  </a:blip>
+                  <a:srcRect/>
+                  <a:stretch>
+                    <a:fillRect/>
+                  </a:stretch>
+                </pic:blipFill>
+                <pic:spPr bwMode="auto">
+                  <a:xfrm>
+                    <a:off x="0" y="0"/>
+                    <a:ext cx="1926590" cy="682625"/>
+                  </a:xfrm>
+                  <a:prstGeom prst="rect">
+                    <a:avLst/>
+                  </a:prstGeom>
+                  <a:noFill/>
+                </pic:spPr>
+              </pic:pic>
+            </a:graphicData>
+          </a:graphic>
+        </wp:inline>
+      </w:drawing>
+    </w:r>
+  </w:p>
+  <w:p>
+    <w:pPr>
+      <w:jc w:val="center"/>
+      <w:rPr>
+        <w:rFonts w:cstheme="minorHAnsi"/>
+        <w:sz w:val="18"/>
+        <w:szCs w:val="18"/>
+        <w:lang w:val="en-US"/>
+      </w:rPr>
+    </w:pPr>
+    <w:r>
+      <w:rPr>
+        <w:rFonts w:cstheme="minorHAnsi"/>
+        <w:sz w:val="18"/>
+        <w:szCs w:val="18"/>
+        <w:lang w:val="en-US"/>
+      </w:rPr>
+      <w:t>_____________________________________________________________________________________________</w:t>
+    </w:r>
+  </w:p>
+  <w:p>
+    <w:pPr>
+      <w:pStyle w:val="a6"/>
+      <w:jc w:val="center"/>
+      <w:rPr>
+        <w:sz w:val="18"/>
+        <w:szCs w:val="18"/>
+        <w:lang w:val="en-US"/>
+      </w:rPr>
+    </w:pPr>
+    <w:r>
+      <w:rPr>
+        <w:sz w:val="18"/>
+        <w:szCs w:val="18"/>
+        <w:lang w:val="en-US"/>
+      </w:rPr>
+      <w:t xml:space="preserve">Russia, Moscow, 38 </w:t>
+    </w:r>
+    <w:proofErr w:type="spellStart"/>
+    <w:r>
+      <w:rPr>
+        <w:sz w:val="18"/>
+        <w:szCs w:val="18"/>
+        <w:lang w:val="en-US"/>
+      </w:rPr>
+      <w:t>Andropova</w:t>
+    </w:r>
+    <w:proofErr w:type="spellEnd"/>
+    <w:r>
+      <w:rPr>
+        <w:sz w:val="18"/>
+        <w:szCs w:val="18"/>
+        <w:lang w:val="en-US"/>
+      </w:rPr>
+      <w:t xml:space="preserve"> </w:t>
+    </w:r>
+    <w:proofErr w:type="spellStart"/>
+    <w:r>
+      <w:rPr>
+        <w:sz w:val="18"/>
+        <w:szCs w:val="18"/>
+        <w:lang w:val="en-US"/>
+      </w:rPr>
+      <w:t>ave.</w:t>
+    </w:r>
+    <w:proofErr w:type="spellEnd"/>
+    <w:r>
+      <w:rPr>
+        <w:sz w:val="18"/>
+        <w:szCs w:val="18"/>
+        <w:lang w:val="en-US"/>
+      </w:rPr>
+      <w:t>, 3-</w:t>
+    </w:r>
+    <w:r>
+      <w:rPr>
+        <w:sz w:val="18"/>
+        <w:szCs w:val="18"/>
+        <w:lang w:val="en-US"/>
+      </w:rPr>
+      <w:t xml:space="preserve"> +7 (495) 640-77</w:t>
+    </w:r>
+    <w:r>
+      <w:rPr>
+        <w:sz w:val="18"/>
+        <w:szCs w:val="18"/>
+        <w:lang w:val="en-US"/>
+      </w:rPr>
+      <w:t>-</w:t>
+    </w:r>
+    <w:proofErr w:type="gramStart"/>
+    <w:r>
+      <w:rPr>
+        <w:sz w:val="18"/>
+        <w:szCs w:val="18"/>
+        <w:lang w:val="en-US"/>
+      </w:rPr>
+      <w:t xml:space="preserve">83 </w:t>
+    </w:r>
+    <w:r>
+      <w:rPr>
+        <w:sz w:val="18"/>
+        <w:szCs w:val="18"/>
+        <w:lang w:val="en-US"/>
+      </w:rPr>
+      <w:t xml:space="preserve"> </w:t>
+    </w:r>
+    <w:r>
+      <w:rPr>
+        <w:sz w:val="18"/>
+        <w:szCs w:val="18"/>
+        <w:lang w:val="en-US"/>
+      </w:rPr>
+      <w:t>http://usproject.ru</w:t>
+    </w:r>
+    <w:proofErr w:type="gramEnd"/>
+  </w:p>
+  <w:p>
+    <w:pPr>
+      <w:pStyle w:val="a6"/>
+      <w:jc w:val="right"/>
+      <w:rPr>
+        <w:lang w:val="en-US"/>
+      </w:rPr>
+    </w:pPr>
+  </w:p>
+  <w:p>
+    <w:pPr>
+      <w:rPr>
+        <w:lang w:val="en-US"/>
+      </w:rPr>
+    </w:pPr>
+  </w:p>
+  <w:p>
+    <w:pPr>
+      <w:pStyle w:val="a6"/>
+      <w:rPr>
+        <w:lang w:val="en-US"/>
+      </w:rPr>
+    </w:pPr>
+  </w:p>
+</w:hdr>
+</file>
+
+<file path=word/header3.xml><?xml version="1.0" encoding="utf-8"?>
+<w:hdr xmlns:wpc="http://schemas.microsoft.com/office/word/2010/wordprocessingCanvas" xmlns:cx="http://schemas.microsoft.com/office/drawing/2014/chartex" xmlns:cx1="http://schemas.microsoft.com/office/drawing/2015/9/8/chartex" xmlns:cx2="http://schemas.microsoft.com/office/drawing/2015/10/21/chartex" xmlns:cx3="http://schemas.microsoft.com/office/drawing/2016/5/9/chartex" xmlns:cx4="http://schemas.microsoft.com/office/drawing/2016/5/10/chartex" xmlns:cx5="http://schemas.microsoft.com/office/drawing/2016/5/11/chartex" xmlns:cx6="http://schemas.microsoft.com/office/drawing/2016/5/12/chartex" xmlns:cx7="http://schemas.microsoft.com/office/drawing/2016/5/13/chartex" xmlns:cx8="http://schemas.microsoft.com/office/drawing/2016/5/14/chartex" xmlns:mc="http://schemas.openxmlformats.org/markup-compatibility/2006" xmlns:aink="http://schemas.microsoft.com/office/drawing/2016/ink" xmlns:am3d="http://schemas.microsoft.com/office/drawing/2017/model3d" xmlns:o="urn:schemas-microsoft-com:office:office" xmlns:oel="http://schemas.microsoft.com/office/2019/extlst" xmlns:r="http://schemas.openxmlformats.org/officeDocument/2006/relationships" xmlns:m="http://schemas.openxmlformats.org/officeDocument/2006/math" xmlns:v="urn:schemas-microsoft-com:vml" xmlns:wp14="http://schemas.microsoft.com/office/word/2010/wordprocessingDrawing" xmlns:wp="http://schemas.openxmlformats.org/drawingml/2006/wordprocessingDrawing" xmlns:w10="urn:schemas-microsoft-com:office:word" xmlns:w="http://schemas.openxmlformats.org/wordprocessingml/2006/main" xmlns:w14="http://schemas.microsoft.com/office/word/2010/wordml" xmlns:w15="http://schemas.microsoft.com/office/word/2012/wordml" xmlns:w16cex="http://schemas.microsoft.com/office/word/2018/wordml/cex" xmlns:w16cid="http://schemas.microsoft.com/office/word/2016/wordml/cid" xmlns:w16="http://schemas.microsoft.com/office/word/2018/wordml" xmlns:w16sdtdh="http://schemas.microsoft.com/office/word/2020/wordml/sdtdatahash" xmlns:w16se="http://schemas.microsoft.com/office/word/2015/wordml/symex" xmlns:wpg="http://schemas.microsoft.com/office/word/2010/wordprocessingGroup" xmlns:wpi="http://schemas.microsoft.com/office/word/2010/wordprocessingInk" xmlns:wne="http://schemas.microsoft.com/office/word/2006/wordml" xmlns:wps="http://schemas.microsoft.com/office/word/2010/wordprocessingShape" mc:Ignorable="w14 w15 w16se w16cid w16 w16cex w16sdtdh wp14">
+  <w:p>
+    <w:pPr>
+      <w:pStyle w:val="a6"/>
+    </w:pPr>
+  </w:p>
+</w:hdr>
 </file>
 
 <file path=word/numbering.xml><?xml version="1.0" encoding="utf-8"?>
@@ -10687,7 +11354,7 @@
     <w:lsdException w:name="footnote text" w:semiHidden="1" w:unhideWhenUsed="1"/>
     <w:lsdException w:name="annotation text" w:semiHidden="1" w:unhideWhenUsed="1"/>
     <w:lsdException w:name="header" w:semiHidden="1" w:uiPriority="99" w:unhideWhenUsed="1"/>
-    <w:lsdException w:name="footer" w:semiHidden="1" w:unhideWhenUsed="1"/>
+    <w:lsdException w:name="footer" w:semiHidden="1" w:uiPriority="99" w:unhideWhenUsed="1"/>
     <w:lsdException w:name="index heading" w:semiHidden="1" w:unhideWhenUsed="1"/>
     <w:lsdException w:name="caption" w:semiHidden="1" w:unhideWhenUsed="1" w:qFormat="1"/>
     <w:lsdException w:name="table of figures" w:semiHidden="1" w:unhideWhenUsed="1"/>
@@ -11183,6 +11850,8 @@
   <w:style w:type="paragraph" w:styleId="a8">
     <w:name w:val="footer"/>
     <w:basedOn w:val="a"/>
+    <w:link w:val="a9"/>
+    <w:uiPriority w:val="99"/>
     <w:pPr>
       <w:tabs>
         <w:tab w:val="center" w:pos="4677"/>
@@ -11190,7 +11859,7 @@
       </w:tabs>
     </w:pPr>
   </w:style>
-  <w:style w:type="character" w:styleId="a9">
+  <w:style w:type="character" w:styleId="aa">
     <w:name w:val="page number"/>
     <w:basedOn w:val="a1"/>
   </w:style>
@@ -11202,7 +11871,7 @@
       <w:sz w:val="20"/>
     </w:rPr>
   </w:style>
-  <w:style w:type="paragraph" w:styleId="aa">
+  <w:style w:type="paragraph" w:styleId="ab">
     <w:name w:val="Balloon Text"/>
     <w:basedOn w:val="a"/>
     <w:semiHidden/>
@@ -11212,7 +11881,7 @@
       <w:szCs w:val="16"/>
     </w:rPr>
   </w:style>
-  <w:style w:type="paragraph" w:styleId="ab">
+  <w:style w:type="paragraph" w:styleId="ac">
     <w:name w:val="Title"/>
     <w:basedOn w:val="a"/>
     <w:qFormat/>
@@ -11224,11 +11893,11 @@
       <w:bCs/>
     </w:rPr>
   </w:style>
-  <w:style w:type="paragraph" w:customStyle="1" w:styleId="ac">
+  <w:style w:type="paragraph" w:customStyle="1" w:styleId="ad">
     <w:name w:val="Îáû÷íûé"/>
     <w:rsid w:val="00E71FA5"/>
   </w:style>
-  <w:style w:type="paragraph" w:customStyle="1" w:styleId="ad">
+  <w:style w:type="paragraph" w:customStyle="1" w:styleId="ae">
     <w:name w:val="Знак"/>
     <w:basedOn w:val="a"/>
     <w:rsid w:val="00BC442E"/>
@@ -11293,7 +11962,7 @@
       <w:contextualSpacing/>
     </w:pPr>
   </w:style>
-  <w:style w:type="character" w:styleId="ae">
+  <w:style w:type="character" w:styleId="af">
     <w:name w:val="annotation reference"/>
     <w:basedOn w:val="a1"/>
     <w:semiHidden/>
@@ -11304,10 +11973,10 @@
       <w:szCs w:val="16"/>
     </w:rPr>
   </w:style>
-  <w:style w:type="paragraph" w:styleId="af">
+  <w:style w:type="paragraph" w:styleId="af0">
     <w:name w:val="annotation text"/>
     <w:basedOn w:val="a"/>
-    <w:link w:val="af0"/>
+    <w:link w:val="af1"/>
     <w:semiHidden/>
     <w:unhideWhenUsed/>
     <w:rsid w:val="002A4629"/>
@@ -11316,18 +11985,18 @@
       <w:szCs w:val="20"/>
     </w:rPr>
   </w:style>
-  <w:style w:type="character" w:customStyle="1" w:styleId="af0">
+  <w:style w:type="character" w:customStyle="1" w:styleId="af1">
     <w:name w:val="Текст примечания Знак"/>
     <w:basedOn w:val="a1"/>
-    <w:link w:val="af"/>
+    <w:link w:val="af0"/>
     <w:semiHidden/>
     <w:rsid w:val="002A4629"/>
   </w:style>
-  <w:style w:type="paragraph" w:styleId="af1">
+  <w:style w:type="paragraph" w:styleId="af2">
     <w:name w:val="annotation subject"/>
-    <w:basedOn w:val="af"/>
-    <w:next w:val="af"/>
-    <w:link w:val="af2"/>
+    <w:basedOn w:val="af0"/>
+    <w:next w:val="af0"/>
+    <w:link w:val="af3"/>
     <w:semiHidden/>
     <w:unhideWhenUsed/>
     <w:rsid w:val="002A4629"/>
@@ -11336,10 +12005,10 @@
       <w:bCs/>
     </w:rPr>
   </w:style>
-  <w:style w:type="character" w:customStyle="1" w:styleId="af2">
+  <w:style w:type="character" w:customStyle="1" w:styleId="af3">
     <w:name w:val="Тема примечания Знак"/>
-    <w:basedOn w:val="af0"/>
-    <w:link w:val="af1"/>
+    <w:basedOn w:val="af1"/>
+    <w:link w:val="af2"/>
     <w:semiHidden/>
     <w:rsid w:val="002A4629"/>
     <w:rPr>
@@ -11373,7 +12042,7 @@
       <w:lang w:eastAsia="ar-SA"/>
     </w:rPr>
   </w:style>
-  <w:style w:type="table" w:styleId="af3">
+  <w:style w:type="table" w:styleId="af4">
     <w:name w:val="Table Grid"/>
     <w:basedOn w:val="a2"/>
     <w:rsid w:val="009923DD"/>
@@ -11417,6 +12086,17 @@
     <w:rsid w:val="003745D2"/>
     <w:rPr>
       <w:rFonts w:ascii="Consolas" w:hAnsi="Consolas"/>
+    </w:rPr>
+  </w:style>
+  <w:style w:type="character" w:customStyle="1" w:styleId="a9">
+    <w:name w:val="Нижний колонтитул Знак"/>
+    <w:basedOn w:val="a1"/>
+    <w:link w:val="a8"/>
+    <w:uiPriority w:val="99"/>
+    <w:rsid w:val="00C968CB"/>
+    <w:rPr>
+      <w:sz w:val="24"/>
+      <w:szCs w:val="24"/>
     </w:rPr>
   </w:style>
 </w:styles>
